--- a/cpf-docs/deliverables/기술표준서.docx
+++ b/cpf-docs/deliverables/기술표준서.docx
@@ -2265,6 +2265,14 @@
     </w:p>
     <w:p>
       <w:pPr>
+        <w:pStyle w:val="BodyText"/>
+      </w:pPr>
+      <w:r>
+        <w:t xml:space="preserve">55. 현재 제품 검증 상태와 R6J 사용 경계 </w:t>
+      </w:r>
+    </w:p>
+    <w:p>
+      <w:pPr>
         <w:pStyle w:val="Heading1"/>
         <w:keepNext/>
         <w:bidi w:val="0"/>
@@ -2303,196 +2311,166 @@
         <w:rPr>
           <w:rFonts w:ascii="Noto Sans CJK KR" w:hAnsi="Noto Sans CJK KR" w:eastAsia="Noto Sans CJK KR"/>
         </w:rPr>
-        <w:t xml:space="preserve">기준 </w:t>
-      </w:r>
-      <w:r>
-        <w:rPr>
-          <w:rFonts w:ascii="Noto Sans CJK KR" w:hAnsi="Noto Sans CJK KR" w:eastAsia="Noto Sans CJK KR"/>
-        </w:rPr>
-        <w:t xml:space="preserve">Repository: </w:t>
+        <w:t>기준 Repository: https://github.com/freeangelsun/202412_01_CPF 기준 Branch: master 문서 콘텐츠 기준 Commit: cd5baccb02245a980e5998aa0dc9bac579fc019f (07_04) 기준일: 2026-08-08 Asia/Seoul 기준 Commit: 현재 master 구현 기준 문서. Product Surface·Starter·Tool·EDU 식별자는 아래 기준 Commit의 Source 정본과 대조한다.</w:t>
+      </w:r>
+      <w:r>
+        <w:rPr>
+          <w:rFonts w:ascii="Noto Sans CJK KR" w:hAnsi="Noto Sans CJK KR" w:eastAsia="Noto Sans CJK KR"/>
+        </w:rPr>
       </w:r>
       <w:r>
         <w:rPr>
           <w:rStyle w:val="SourceText"/>
           <w:rFonts w:ascii="Noto Sans CJK KR" w:hAnsi="Noto Sans CJK KR" w:eastAsia="Noto Sans CJK KR"/>
         </w:rPr>
-        <w:t>https://github.com/freeangelsun/202412_01_CPF</w:t>
-      </w:r>
-      <w:r>
-        <w:rPr>
-          <w:rFonts w:ascii="Noto Sans CJK KR" w:hAnsi="Noto Sans CJK KR" w:eastAsia="Noto Sans CJK KR"/>
-        </w:rPr>
-        <w:t xml:space="preserve"> </w:t>
-      </w:r>
-      <w:r>
-        <w:rPr>
-          <w:rFonts w:ascii="Noto Sans CJK KR" w:hAnsi="Noto Sans CJK KR" w:eastAsia="Noto Sans CJK KR"/>
-        </w:rPr>
-        <w:t xml:space="preserve">기준 </w:t>
-      </w:r>
-      <w:r>
-        <w:rPr>
-          <w:rFonts w:ascii="Noto Sans CJK KR" w:hAnsi="Noto Sans CJK KR" w:eastAsia="Noto Sans CJK KR"/>
-        </w:rPr>
-        <w:t xml:space="preserve">Branch: </w:t>
+      </w:r>
+      <w:r>
+        <w:rPr>
+          <w:rFonts w:ascii="Noto Sans CJK KR" w:hAnsi="Noto Sans CJK KR" w:eastAsia="Noto Sans CJK KR"/>
+        </w:rPr>
+      </w:r>
+      <w:r>
+        <w:rPr>
+          <w:rFonts w:ascii="Noto Sans CJK KR" w:hAnsi="Noto Sans CJK KR" w:eastAsia="Noto Sans CJK KR"/>
+        </w:rPr>
+      </w:r>
+      <w:r>
+        <w:rPr>
+          <w:rFonts w:ascii="Noto Sans CJK KR" w:hAnsi="Noto Sans CJK KR" w:eastAsia="Noto Sans CJK KR"/>
+        </w:rPr>
       </w:r>
       <w:r>
         <w:rPr>
           <w:rStyle w:val="SourceText"/>
           <w:rFonts w:ascii="Noto Sans CJK KR" w:hAnsi="Noto Sans CJK KR" w:eastAsia="Noto Sans CJK KR"/>
         </w:rPr>
-        <w:t>master</w:t>
-      </w:r>
-      <w:r>
-        <w:rPr>
-          <w:rFonts w:ascii="Noto Sans CJK KR" w:hAnsi="Noto Sans CJK KR" w:eastAsia="Noto Sans CJK KR"/>
-        </w:rPr>
-        <w:t xml:space="preserve"> </w:t>
-      </w:r>
-      <w:r>
-        <w:rPr>
-          <w:rFonts w:ascii="Noto Sans CJK KR" w:hAnsi="Noto Sans CJK KR" w:eastAsia="Noto Sans CJK KR"/>
-        </w:rPr>
-        <w:t xml:space="preserve">문서 콘텐츠 기준 </w:t>
-      </w:r>
-      <w:r>
-        <w:rPr>
-          <w:rFonts w:ascii="Noto Sans CJK KR" w:hAnsi="Noto Sans CJK KR" w:eastAsia="Noto Sans CJK KR"/>
-        </w:rPr>
-        <w:t xml:space="preserve">Commit: </w:t>
+      </w:r>
+      <w:r>
+        <w:rPr>
+          <w:rFonts w:ascii="Noto Sans CJK KR" w:hAnsi="Noto Sans CJK KR" w:eastAsia="Noto Sans CJK KR"/>
+        </w:rPr>
+      </w:r>
+      <w:r>
+        <w:rPr>
+          <w:rFonts w:ascii="Noto Sans CJK KR" w:hAnsi="Noto Sans CJK KR" w:eastAsia="Noto Sans CJK KR"/>
+        </w:rPr>
+      </w:r>
+      <w:r>
+        <w:rPr>
+          <w:rFonts w:ascii="Noto Sans CJK KR" w:hAnsi="Noto Sans CJK KR" w:eastAsia="Noto Sans CJK KR"/>
+        </w:rPr>
       </w:r>
       <w:r>
         <w:rPr>
           <w:rStyle w:val="SourceText"/>
           <w:rFonts w:ascii="Noto Sans CJK KR" w:hAnsi="Noto Sans CJK KR" w:eastAsia="Noto Sans CJK KR"/>
         </w:rPr>
-        <w:t>3ed676061246c9db3e44f29e254c0393ecca3929</w:t>
-      </w:r>
-      <w:r>
-        <w:rPr>
-          <w:rFonts w:ascii="Noto Sans CJK KR" w:hAnsi="Noto Sans CJK KR" w:eastAsia="Noto Sans CJK KR"/>
-        </w:rPr>
-        <w:t xml:space="preserve"> (</w:t>
+      </w:r>
+      <w:r>
+        <w:rPr>
+          <w:rFonts w:ascii="Noto Sans CJK KR" w:hAnsi="Noto Sans CJK KR" w:eastAsia="Noto Sans CJK KR"/>
+        </w:rPr>
       </w:r>
       <w:r>
         <w:rPr>
           <w:rStyle w:val="SourceText"/>
           <w:rFonts w:ascii="Noto Sans CJK KR" w:hAnsi="Noto Sans CJK KR" w:eastAsia="Noto Sans CJK KR"/>
         </w:rPr>
-        <w:t>07_02</w:t>
-      </w:r>
-      <w:r>
-        <w:rPr>
-          <w:rFonts w:ascii="Noto Sans CJK KR" w:hAnsi="Noto Sans CJK KR" w:eastAsia="Noto Sans CJK KR"/>
-        </w:rPr>
-        <w:t xml:space="preserve">) </w:t>
-      </w:r>
-      <w:r>
-        <w:rPr>
-          <w:rFonts w:ascii="Noto Sans CJK KR" w:hAnsi="Noto Sans CJK KR" w:eastAsia="Noto Sans CJK KR"/>
-        </w:rPr>
-        <w:t>기준일</w:t>
-      </w:r>
-      <w:r>
-        <w:rPr>
-          <w:rFonts w:ascii="Noto Sans CJK KR" w:hAnsi="Noto Sans CJK KR" w:eastAsia="Noto Sans CJK KR"/>
-        </w:rPr>
-        <w:t xml:space="preserve">: </w:t>
+      </w:r>
+      <w:r>
+        <w:rPr>
+          <w:rFonts w:ascii="Noto Sans CJK KR" w:hAnsi="Noto Sans CJK KR" w:eastAsia="Noto Sans CJK KR"/>
+        </w:rPr>
+      </w:r>
+      <w:r>
+        <w:rPr>
+          <w:rFonts w:ascii="Noto Sans CJK KR" w:hAnsi="Noto Sans CJK KR" w:eastAsia="Noto Sans CJK KR"/>
+        </w:rPr>
+      </w:r>
+      <w:r>
+        <w:rPr>
+          <w:rFonts w:ascii="Noto Sans CJK KR" w:hAnsi="Noto Sans CJK KR" w:eastAsia="Noto Sans CJK KR"/>
+        </w:rPr>
       </w:r>
       <w:r>
         <w:rPr>
           <w:rStyle w:val="SourceText"/>
           <w:rFonts w:ascii="Noto Sans CJK KR" w:hAnsi="Noto Sans CJK KR" w:eastAsia="Noto Sans CJK KR"/>
         </w:rPr>
-        <w:t>2026-08-07 Asia/Seoul</w:t>
-      </w:r>
-      <w:r>
-        <w:rPr>
-          <w:rFonts w:ascii="Noto Sans CJK KR" w:hAnsi="Noto Sans CJK KR" w:eastAsia="Noto Sans CJK KR"/>
-        </w:rPr>
-        <w:t xml:space="preserve"> </w:t>
-      </w:r>
-      <w:r>
-        <w:rPr>
-          <w:rFonts w:ascii="Noto Sans CJK KR" w:hAnsi="Noto Sans CJK KR" w:eastAsia="Noto Sans CJK KR"/>
-        </w:rPr>
-        <w:t xml:space="preserve">기준 </w:t>
-      </w:r>
-      <w:r>
-        <w:rPr>
-          <w:rFonts w:ascii="Noto Sans CJK KR" w:hAnsi="Noto Sans CJK KR" w:eastAsia="Noto Sans CJK KR"/>
-        </w:rPr>
-        <w:t xml:space="preserve">Commit: </w:t>
+      </w:r>
+      <w:r>
+        <w:rPr>
+          <w:rFonts w:ascii="Noto Sans CJK KR" w:hAnsi="Noto Sans CJK KR" w:eastAsia="Noto Sans CJK KR"/>
+        </w:rPr>
+      </w:r>
+      <w:r>
+        <w:rPr>
+          <w:rFonts w:ascii="Noto Sans CJK KR" w:hAnsi="Noto Sans CJK KR" w:eastAsia="Noto Sans CJK KR"/>
+        </w:rPr>
+      </w:r>
+      <w:r>
+        <w:rPr>
+          <w:rFonts w:ascii="Noto Sans CJK KR" w:hAnsi="Noto Sans CJK KR" w:eastAsia="Noto Sans CJK KR"/>
+        </w:rPr>
       </w:r>
       <w:r>
         <w:rPr>
           <w:rStyle w:val="Strong"/>
           <w:rFonts w:ascii="Noto Sans CJK KR" w:hAnsi="Noto Sans CJK KR" w:eastAsia="Noto Sans CJK KR"/>
         </w:rPr>
-        <w:t xml:space="preserve">현재 </w:t>
       </w:r>
       <w:r>
         <w:rPr>
           <w:rStyle w:val="SourceText"/>
           <w:rFonts w:ascii="Noto Sans CJK KR" w:hAnsi="Noto Sans CJK KR" w:eastAsia="Noto Sans CJK KR"/>
         </w:rPr>
-        <w:t>master</w:t>
       </w:r>
       <w:r>
         <w:rPr>
           <w:rStyle w:val="Strong"/>
           <w:rFonts w:ascii="Noto Sans CJK KR" w:hAnsi="Noto Sans CJK KR" w:eastAsia="Noto Sans CJK KR"/>
         </w:rPr>
-        <w:t xml:space="preserve"> </w:t>
       </w:r>
       <w:r>
         <w:rPr>
           <w:rStyle w:val="Strong"/>
           <w:rFonts w:ascii="Noto Sans CJK KR" w:hAnsi="Noto Sans CJK KR" w:eastAsia="Noto Sans CJK KR"/>
         </w:rPr>
-        <w:t>구현 기준 문서</w:t>
-      </w:r>
-      <w:r>
-        <w:rPr>
-          <w:rFonts w:ascii="Noto Sans CJK KR" w:hAnsi="Noto Sans CJK KR" w:eastAsia="Noto Sans CJK KR"/>
-        </w:rPr>
-        <w:t xml:space="preserve">. Product Surface·Starter·Tool·EDU </w:t>
-      </w:r>
-      <w:r>
-        <w:rPr>
-          <w:rFonts w:ascii="Noto Sans CJK KR" w:hAnsi="Noto Sans CJK KR" w:eastAsia="Noto Sans CJK KR"/>
-        </w:rPr>
-        <w:t xml:space="preserve">식별자는 아래 기준 </w:t>
-      </w:r>
-      <w:r>
-        <w:rPr>
-          <w:rFonts w:ascii="Noto Sans CJK KR" w:hAnsi="Noto Sans CJK KR" w:eastAsia="Noto Sans CJK KR"/>
-        </w:rPr>
-        <w:t>Commit</w:t>
-      </w:r>
-      <w:r>
-        <w:rPr>
-          <w:rFonts w:ascii="Noto Sans CJK KR" w:hAnsi="Noto Sans CJK KR" w:eastAsia="Noto Sans CJK KR"/>
-        </w:rPr>
-        <w:t xml:space="preserve">의 </w:t>
-      </w:r>
-      <w:r>
-        <w:rPr>
-          <w:rFonts w:ascii="Noto Sans CJK KR" w:hAnsi="Noto Sans CJK KR" w:eastAsia="Noto Sans CJK KR"/>
-        </w:rPr>
-        <w:t xml:space="preserve">Source </w:t>
-      </w:r>
-      <w:r>
-        <w:rPr>
-          <w:rFonts w:ascii="Noto Sans CJK KR" w:hAnsi="Noto Sans CJK KR" w:eastAsia="Noto Sans CJK KR"/>
-        </w:rPr>
-        <w:t>정본과 대조한다</w:t>
-      </w:r>
-      <w:r>
-        <w:rPr>
-          <w:rFonts w:ascii="Noto Sans CJK KR" w:hAnsi="Noto Sans CJK KR" w:eastAsia="Noto Sans CJK KR"/>
-        </w:rPr>
-        <w:t>.</w:t>
+      </w:r>
+      <w:r>
+        <w:rPr>
+          <w:rFonts w:ascii="Noto Sans CJK KR" w:hAnsi="Noto Sans CJK KR" w:eastAsia="Noto Sans CJK KR"/>
+        </w:rPr>
+      </w:r>
+      <w:r>
+        <w:rPr>
+          <w:rFonts w:ascii="Noto Sans CJK KR" w:hAnsi="Noto Sans CJK KR" w:eastAsia="Noto Sans CJK KR"/>
+        </w:rPr>
+      </w:r>
+      <w:r>
+        <w:rPr>
+          <w:rFonts w:ascii="Noto Sans CJK KR" w:hAnsi="Noto Sans CJK KR" w:eastAsia="Noto Sans CJK KR"/>
+        </w:rPr>
+      </w:r>
+      <w:r>
+        <w:rPr>
+          <w:rFonts w:ascii="Noto Sans CJK KR" w:hAnsi="Noto Sans CJK KR" w:eastAsia="Noto Sans CJK KR"/>
+        </w:rPr>
+      </w:r>
+      <w:r>
+        <w:rPr>
+          <w:rFonts w:ascii="Noto Sans CJK KR" w:hAnsi="Noto Sans CJK KR" w:eastAsia="Noto Sans CJK KR"/>
+        </w:rPr>
+      </w:r>
+      <w:r>
+        <w:rPr>
+          <w:rFonts w:ascii="Noto Sans CJK KR" w:hAnsi="Noto Sans CJK KR" w:eastAsia="Noto Sans CJK KR"/>
+        </w:rPr>
+      </w:r>
+      <w:r>
+        <w:rPr>
+          <w:rFonts w:ascii="Noto Sans CJK KR" w:hAnsi="Noto Sans CJK KR" w:eastAsia="Noto Sans CJK KR"/>
+        </w:rPr>
       </w:r>
     </w:p>
     <w:tbl>
@@ -20614,6 +20592,1775 @@
           <w:rFonts w:ascii="Noto Sans CJK KR" w:hAnsi="Noto Sans CJK KR" w:eastAsia="Noto Sans CJK KR"/>
         </w:rPr>
         <w:t>.</w:t>
+      </w:r>
+    </w:p>
+    <w:p>
+      <w:pPr>
+        <w:pStyle w:val="Heading2"/>
+        <w:spacing w:before="0" w:after="40" w:line="228" w:lineRule="auto"/>
+      </w:pPr>
+      <w:r>
+        <w:t>55. 현재 제품 검증 상태와 R6J 사용 경계</w:t>
+      </w:r>
+    </w:p>
+    <w:p>
+      <w:pPr>
+        <w:spacing w:before="0" w:after="40" w:line="228" w:lineRule="auto"/>
+      </w:pPr>
+      <w:r>
+        <w:rPr>
+          <w:b/>
+          <w:sz w:val="18"/>
+        </w:rPr>
+        <w:t xml:space="preserve">판정 기준: </w:t>
+      </w:r>
+      <w:r>
+        <w:rPr>
+          <w:sz w:val="18"/>
+        </w:rPr>
+        <w:t xml:space="preserve">master cd5baccb02245a980e5998aa0dc9bac579fc019f (07_04), R6J QA basis 3ed676061246c9db3e44f29e254c0393ecca3929 (07_02). </w:t>
+      </w:r>
+      <w:r>
+        <w:rPr>
+          <w:sz w:val="18"/>
+        </w:rPr>
+        <w:t>07_04 Commit은 전체 프로젝트 100% Finalization Mandate와 QA Scope 보정을 추가했으며 R6J 검수 대상 Product Source는 07_02와 동일하다.</w:t>
+      </w:r>
+    </w:p>
+    <w:p>
+      <w:pPr>
+        <w:pStyle w:val="Normal"/>
+      </w:pPr>
+      <w:r>
+        <w:t>• 07_04 정책에 따라 34개 직접 Rework는 전체 개발 Scope가 아니다. 중앙 Requirement 93/93, Finding 56/56, 최상위 Requirement 전체, Runtime/GA 전체와 작업 중 자체 발견 결함까지 프로젝트 완료 범위로 본다.</w:t>
+      </w:r>
+    </w:p>
+    <w:p>
+      <w:pPr>
+        <w:pStyle w:val="BodyText"/>
+        <w:spacing w:before="0" w:after="40" w:line="228" w:lineRule="auto"/>
+      </w:pPr>
+      <w:r>
+        <w:rPr>
+          <w:sz w:val="18"/>
+        </w:rPr>
+        <w:t>• R6J 이후 검증 표준은 token/file existence나 self-attested boolean을 PASS 근거로 사용하지 않는다.</w:t>
+      </w:r>
+    </w:p>
+    <w:p>
+      <w:pPr>
+        <w:pStyle w:val="BodyText"/>
+        <w:spacing w:before="0" w:after="40" w:line="228" w:lineRule="auto"/>
+      </w:pPr>
+      <w:r>
+        <w:rPr>
+          <w:sz w:val="18"/>
+        </w:rPr>
+        <w:t>• Permission bypass, semantic mutation, fake telemetry proof를 실제 Gate가 실패시키는지 검증한다.</w:t>
+      </w:r>
+    </w:p>
+    <w:p>
+      <w:pPr>
+        <w:pStyle w:val="BodyText"/>
+        <w:spacing w:before="0" w:after="40" w:line="228" w:lineRule="auto"/>
+      </w:pPr>
+      <w:r>
+        <w:rPr>
+          <w:sz w:val="18"/>
+        </w:rPr>
+        <w:t>• Release Gate는 current exact SHA, clean tree, generated diff 0, runtime evidence hash와 연결한다.</w:t>
+      </w:r>
+    </w:p>
+    <w:p>
+      <w:pPr>
+        <w:pStyle w:val="BodyText"/>
+        <w:spacing w:before="0" w:after="40" w:line="228" w:lineRule="auto"/>
+      </w:pPr>
+      <w:r>
+        <w:rPr>
+          <w:sz w:val="18"/>
+        </w:rPr>
+        <w:t>• EDU는 authenticated security context와 실제 Public Consumer 계약을 사용하고 caller-provided role/scope나 parent environment 전체 상속을 신뢰하지 않는다.</w:t>
+      </w:r>
+    </w:p>
+    <w:p>
+      <w:pPr>
+        <w:spacing w:before="0" w:after="40" w:line="228" w:lineRule="auto"/>
+      </w:pPr>
+      <w:r>
+        <w:rPr>
+          <w:sz w:val="18"/>
+        </w:rPr>
+        <w:t>이 문서에 직접 영향을 주는 R6J 재개발 항목: 17개. 아래 항목이 후속 exact SHA에서 닫히기 전에는 해당 기능을 Release 승인 근거로 사용하지 않는다.</w:t>
+      </w:r>
+      <w:r>
+        <w:t xml:space="preserve"> 이 표는 문서 영향 매핑이며 전체 프로젝트 Scope를 제한하지 않는다.</w:t>
+      </w:r>
+    </w:p>
+    <w:tbl>
+      <w:tblPr>
+        <w:tblW w:type="pct" w:w="5000"/>
+        <w:jc w:val="center"/>
+        <w:tblLook w:firstColumn="1" w:firstRow="1" w:lastColumn="0" w:lastRow="0" w:noHBand="0" w:noVBand="1" w:val="04A0"/>
+      </w:tblPr>
+      <w:tblGrid>
+        <w:gridCol w:w="2551"/>
+        <w:gridCol w:w="2551"/>
+        <w:gridCol w:w="2551"/>
+        <w:gridCol w:w="2551"/>
+      </w:tblGrid>
+      <w:tr>
+        <w:trPr/>
+        <w:tc>
+          <w:tcPr>
+            <w:tcW w:type="dxa" w:w="2551"/>
+            <w:tcMar>
+              <w:top w:w="25" w:type="dxa"/>
+              <w:start w:w="35" w:type="dxa"/>
+              <w:bottom w:w="25" w:type="dxa"/>
+              <w:end w:w="35" w:type="dxa"/>
+            </w:tcMar>
+          </w:tcPr>
+          <w:p>
+            <w:pPr>
+              <w:spacing w:before="0" w:after="0" w:line="216" w:lineRule="auto"/>
+            </w:pPr>
+            <w:r>
+              <w:rPr>
+                <w:b/>
+                <w:sz w:val="15"/>
+              </w:rPr>
+              <w:t>ID</w:t>
+            </w:r>
+          </w:p>
+        </w:tc>
+        <w:tc>
+          <w:tcPr>
+            <w:tcW w:type="dxa" w:w="2551"/>
+            <w:tcMar>
+              <w:top w:w="25" w:type="dxa"/>
+              <w:start w:w="35" w:type="dxa"/>
+              <w:bottom w:w="25" w:type="dxa"/>
+              <w:end w:w="35" w:type="dxa"/>
+            </w:tcMar>
+          </w:tcPr>
+          <w:p>
+            <w:pPr>
+              <w:spacing w:before="0" w:after="0" w:line="216" w:lineRule="auto"/>
+            </w:pPr>
+            <w:r>
+              <w:rPr>
+                <w:b/>
+                <w:sz w:val="15"/>
+              </w:rPr>
+              <w:t>우선순위</w:t>
+            </w:r>
+          </w:p>
+        </w:tc>
+        <w:tc>
+          <w:tcPr>
+            <w:tcW w:type="dxa" w:w="2551"/>
+            <w:tcMar>
+              <w:top w:w="25" w:type="dxa"/>
+              <w:start w:w="35" w:type="dxa"/>
+              <w:bottom w:w="25" w:type="dxa"/>
+              <w:end w:w="35" w:type="dxa"/>
+            </w:tcMar>
+          </w:tcPr>
+          <w:p>
+            <w:pPr>
+              <w:spacing w:before="0" w:after="0" w:line="216" w:lineRule="auto"/>
+            </w:pPr>
+            <w:r>
+              <w:rPr>
+                <w:b/>
+                <w:sz w:val="15"/>
+              </w:rPr>
+              <w:t>영역</w:t>
+            </w:r>
+          </w:p>
+        </w:tc>
+        <w:tc>
+          <w:tcPr>
+            <w:tcW w:type="dxa" w:w="2551"/>
+            <w:tcMar>
+              <w:top w:w="25" w:type="dxa"/>
+              <w:start w:w="35" w:type="dxa"/>
+              <w:bottom w:w="25" w:type="dxa"/>
+              <w:end w:w="35" w:type="dxa"/>
+            </w:tcMar>
+          </w:tcPr>
+          <w:p>
+            <w:pPr>
+              <w:spacing w:before="0" w:after="0" w:line="216" w:lineRule="auto"/>
+            </w:pPr>
+            <w:r>
+              <w:rPr>
+                <w:b/>
+                <w:sz w:val="15"/>
+              </w:rPr>
+              <w:t>현재 조치 기준</w:t>
+            </w:r>
+          </w:p>
+        </w:tc>
+      </w:tr>
+      <w:tr>
+        <w:trPr/>
+        <w:tc>
+          <w:tcPr>
+            <w:tcW w:type="dxa" w:w="2551"/>
+            <w:tcMar>
+              <w:top w:w="25" w:type="dxa"/>
+              <w:start w:w="35" w:type="dxa"/>
+              <w:bottom w:w="25" w:type="dxa"/>
+              <w:end w:w="35" w:type="dxa"/>
+            </w:tcMar>
+          </w:tcPr>
+          <w:p>
+            <w:pPr>
+              <w:spacing w:before="0" w:after="0" w:line="216" w:lineRule="auto"/>
+            </w:pPr>
+            <w:r>
+              <w:rPr>
+                <w:sz w:val="15"/>
+              </w:rPr>
+              <w:t>AB-R6-001</w:t>
+            </w:r>
+          </w:p>
+        </w:tc>
+        <w:tc>
+          <w:tcPr>
+            <w:tcW w:type="dxa" w:w="2551"/>
+            <w:tcMar>
+              <w:top w:w="25" w:type="dxa"/>
+              <w:start w:w="35" w:type="dxa"/>
+              <w:bottom w:w="25" w:type="dxa"/>
+              <w:end w:w="35" w:type="dxa"/>
+            </w:tcMar>
+          </w:tcPr>
+          <w:p>
+            <w:pPr>
+              <w:spacing w:before="0" w:after="0" w:line="216" w:lineRule="auto"/>
+            </w:pPr>
+            <w:r>
+              <w:rPr>
+                <w:sz w:val="15"/>
+              </w:rPr>
+              <w:t>P0</w:t>
+            </w:r>
+          </w:p>
+        </w:tc>
+        <w:tc>
+          <w:tcPr>
+            <w:tcW w:type="dxa" w:w="2551"/>
+            <w:tcMar>
+              <w:top w:w="25" w:type="dxa"/>
+              <w:start w:w="35" w:type="dxa"/>
+              <w:bottom w:w="25" w:type="dxa"/>
+              <w:end w:w="35" w:type="dxa"/>
+            </w:tcMar>
+          </w:tcPr>
+          <w:p>
+            <w:pPr>
+              <w:spacing w:before="0" w:after="0" w:line="216" w:lineRule="auto"/>
+            </w:pPr>
+            <w:r>
+              <w:rPr>
+                <w:sz w:val="15"/>
+              </w:rPr>
+              <w:t>Management/Quality</w:t>
+            </w:r>
+          </w:p>
+        </w:tc>
+        <w:tc>
+          <w:tcPr>
+            <w:tcW w:type="dxa" w:w="2551"/>
+            <w:tcMar>
+              <w:top w:w="25" w:type="dxa"/>
+              <w:start w:w="35" w:type="dxa"/>
+              <w:bottom w:w="25" w:type="dxa"/>
+              <w:end w:w="35" w:type="dxa"/>
+            </w:tcMar>
+          </w:tcPr>
+          <w:p>
+            <w:pPr>
+              <w:spacing w:before="0" w:after="0" w:line="216" w:lineRule="auto"/>
+            </w:pPr>
+            <w:r>
+              <w:rPr>
+                <w:sz w:val="15"/>
+              </w:rPr>
+              <w:t>Current result SHA와 execution Evidence provenance 미결속</w:t>
+            </w:r>
+          </w:p>
+        </w:tc>
+      </w:tr>
+      <w:tr>
+        <w:trPr/>
+        <w:tc>
+          <w:tcPr>
+            <w:tcW w:type="dxa" w:w="2551"/>
+            <w:tcMar>
+              <w:top w:w="25" w:type="dxa"/>
+              <w:start w:w="35" w:type="dxa"/>
+              <w:bottom w:w="25" w:type="dxa"/>
+              <w:end w:w="35" w:type="dxa"/>
+            </w:tcMar>
+          </w:tcPr>
+          <w:p>
+            <w:pPr>
+              <w:spacing w:before="0" w:after="0" w:line="216" w:lineRule="auto"/>
+            </w:pPr>
+            <w:r>
+              <w:rPr>
+                <w:sz w:val="15"/>
+              </w:rPr>
+              <w:t>AB-R6-002</w:t>
+            </w:r>
+          </w:p>
+        </w:tc>
+        <w:tc>
+          <w:tcPr>
+            <w:tcW w:type="dxa" w:w="2551"/>
+            <w:tcMar>
+              <w:top w:w="25" w:type="dxa"/>
+              <w:start w:w="35" w:type="dxa"/>
+              <w:bottom w:w="25" w:type="dxa"/>
+              <w:end w:w="35" w:type="dxa"/>
+            </w:tcMar>
+          </w:tcPr>
+          <w:p>
+            <w:pPr>
+              <w:spacing w:before="0" w:after="0" w:line="216" w:lineRule="auto"/>
+            </w:pPr>
+            <w:r>
+              <w:rPr>
+                <w:sz w:val="15"/>
+              </w:rPr>
+              <w:t>P0</w:t>
+            </w:r>
+          </w:p>
+        </w:tc>
+        <w:tc>
+          <w:tcPr>
+            <w:tcW w:type="dxa" w:w="2551"/>
+            <w:tcMar>
+              <w:top w:w="25" w:type="dxa"/>
+              <w:start w:w="35" w:type="dxa"/>
+              <w:bottom w:w="25" w:type="dxa"/>
+              <w:end w:w="35" w:type="dxa"/>
+            </w:tcMar>
+          </w:tcPr>
+          <w:p>
+            <w:pPr>
+              <w:spacing w:before="0" w:after="0" w:line="216" w:lineRule="auto"/>
+            </w:pPr>
+            <w:r>
+              <w:rPr>
+                <w:sz w:val="15"/>
+              </w:rPr>
+              <w:t>Runtime/Release</w:t>
+            </w:r>
+          </w:p>
+        </w:tc>
+        <w:tc>
+          <w:tcPr>
+            <w:tcW w:type="dxa" w:w="2551"/>
+            <w:tcMar>
+              <w:top w:w="25" w:type="dxa"/>
+              <w:start w:w="35" w:type="dxa"/>
+              <w:bottom w:w="25" w:type="dxa"/>
+              <w:end w:w="35" w:type="dxa"/>
+            </w:tcMar>
+          </w:tcPr>
+          <w:p>
+            <w:pPr>
+              <w:spacing w:before="0" w:after="0" w:line="216" w:lineRule="auto"/>
+            </w:pPr>
+            <w:r>
+              <w:rPr>
+                <w:sz w:val="15"/>
+              </w:rPr>
+              <w:t>Current master Push에 Release Workflow 실행 근거 없음</w:t>
+            </w:r>
+          </w:p>
+        </w:tc>
+      </w:tr>
+      <w:tr>
+        <w:trPr/>
+        <w:tc>
+          <w:tcPr>
+            <w:tcW w:type="dxa" w:w="2551"/>
+            <w:tcMar>
+              <w:top w:w="25" w:type="dxa"/>
+              <w:start w:w="35" w:type="dxa"/>
+              <w:bottom w:w="25" w:type="dxa"/>
+              <w:end w:w="35" w:type="dxa"/>
+            </w:tcMar>
+          </w:tcPr>
+          <w:p>
+            <w:pPr>
+              <w:spacing w:before="0" w:after="0" w:line="216" w:lineRule="auto"/>
+            </w:pPr>
+            <w:r>
+              <w:rPr>
+                <w:sz w:val="15"/>
+              </w:rPr>
+              <w:t>AB-R6-010</w:t>
+            </w:r>
+          </w:p>
+        </w:tc>
+        <w:tc>
+          <w:tcPr>
+            <w:tcW w:type="dxa" w:w="2551"/>
+            <w:tcMar>
+              <w:top w:w="25" w:type="dxa"/>
+              <w:start w:w="35" w:type="dxa"/>
+              <w:bottom w:w="25" w:type="dxa"/>
+              <w:end w:w="35" w:type="dxa"/>
+            </w:tcMar>
+          </w:tcPr>
+          <w:p>
+            <w:pPr>
+              <w:spacing w:before="0" w:after="0" w:line="216" w:lineRule="auto"/>
+            </w:pPr>
+            <w:r>
+              <w:rPr>
+                <w:sz w:val="15"/>
+              </w:rPr>
+              <w:t>P0</w:t>
+            </w:r>
+          </w:p>
+        </w:tc>
+        <w:tc>
+          <w:tcPr>
+            <w:tcW w:type="dxa" w:w="2551"/>
+            <w:tcMar>
+              <w:top w:w="25" w:type="dxa"/>
+              <w:start w:w="35" w:type="dxa"/>
+              <w:bottom w:w="25" w:type="dxa"/>
+              <w:end w:w="35" w:type="dxa"/>
+            </w:tcMar>
+          </w:tcPr>
+          <w:p>
+            <w:pPr>
+              <w:spacing w:before="0" w:after="0" w:line="216" w:lineRule="auto"/>
+            </w:pPr>
+            <w:r>
+              <w:rPr>
+                <w:sz w:val="15"/>
+              </w:rPr>
+              <w:t>ADM/Frontend/Contract</w:t>
+            </w:r>
+          </w:p>
+        </w:tc>
+        <w:tc>
+          <w:tcPr>
+            <w:tcW w:type="dxa" w:w="2551"/>
+            <w:tcMar>
+              <w:top w:w="25" w:type="dxa"/>
+              <w:start w:w="35" w:type="dxa"/>
+              <w:bottom w:w="25" w:type="dxa"/>
+              <w:end w:w="35" w:type="dxa"/>
+            </w:tcMar>
+          </w:tcPr>
+          <w:p>
+            <w:pPr>
+              <w:spacing w:before="0" w:after="0" w:line="216" w:lineRule="auto"/>
+            </w:pPr>
+            <w:r>
+              <w:rPr>
+                <w:sz w:val="15"/>
+              </w:rPr>
+              <w:t>Backend validation과 ADM OpenAPI/Generated artifact drift</w:t>
+            </w:r>
+          </w:p>
+        </w:tc>
+      </w:tr>
+      <w:tr>
+        <w:trPr/>
+        <w:tc>
+          <w:tcPr>
+            <w:tcW w:type="dxa" w:w="2551"/>
+            <w:tcMar>
+              <w:top w:w="25" w:type="dxa"/>
+              <w:start w:w="35" w:type="dxa"/>
+              <w:bottom w:w="25" w:type="dxa"/>
+              <w:end w:w="35" w:type="dxa"/>
+            </w:tcMar>
+          </w:tcPr>
+          <w:p>
+            <w:pPr>
+              <w:spacing w:before="0" w:after="0" w:line="216" w:lineRule="auto"/>
+            </w:pPr>
+            <w:r>
+              <w:rPr>
+                <w:sz w:val="15"/>
+              </w:rPr>
+              <w:t>AB-R6-012</w:t>
+            </w:r>
+          </w:p>
+        </w:tc>
+        <w:tc>
+          <w:tcPr>
+            <w:tcW w:type="dxa" w:w="2551"/>
+            <w:tcMar>
+              <w:top w:w="25" w:type="dxa"/>
+              <w:start w:w="35" w:type="dxa"/>
+              <w:bottom w:w="25" w:type="dxa"/>
+              <w:end w:w="35" w:type="dxa"/>
+            </w:tcMar>
+          </w:tcPr>
+          <w:p>
+            <w:pPr>
+              <w:spacing w:before="0" w:after="0" w:line="216" w:lineRule="auto"/>
+            </w:pPr>
+            <w:r>
+              <w:rPr>
+                <w:sz w:val="15"/>
+              </w:rPr>
+              <w:t>P1</w:t>
+            </w:r>
+          </w:p>
+        </w:tc>
+        <w:tc>
+          <w:tcPr>
+            <w:tcW w:type="dxa" w:w="2551"/>
+            <w:tcMar>
+              <w:top w:w="25" w:type="dxa"/>
+              <w:start w:w="35" w:type="dxa"/>
+              <w:bottom w:w="25" w:type="dxa"/>
+              <w:end w:w="35" w:type="dxa"/>
+            </w:tcMar>
+          </w:tcPr>
+          <w:p>
+            <w:pPr>
+              <w:spacing w:before="0" w:after="0" w:line="216" w:lineRule="auto"/>
+            </w:pPr>
+            <w:r>
+              <w:rPr>
+                <w:sz w:val="15"/>
+              </w:rPr>
+              <w:t>ADM/Frontend/Contract</w:t>
+            </w:r>
+          </w:p>
+        </w:tc>
+        <w:tc>
+          <w:tcPr>
+            <w:tcW w:type="dxa" w:w="2551"/>
+            <w:tcMar>
+              <w:top w:w="25" w:type="dxa"/>
+              <w:start w:w="35" w:type="dxa"/>
+              <w:bottom w:w="25" w:type="dxa"/>
+              <w:end w:w="35" w:type="dxa"/>
+            </w:tcMar>
+          </w:tcPr>
+          <w:p>
+            <w:pPr>
+              <w:spacing w:before="0" w:after="0" w:line="216" w:lineRule="auto"/>
+            </w:pPr>
+            <w:r>
+              <w:rPr>
+                <w:sz w:val="15"/>
+              </w:rPr>
+              <w:t>Generated Client가 high-risk 실제 Consumer를 충분히 구속하지 못함</w:t>
+            </w:r>
+          </w:p>
+        </w:tc>
+      </w:tr>
+      <w:tr>
+        <w:trPr/>
+        <w:tc>
+          <w:tcPr>
+            <w:tcW w:type="dxa" w:w="2551"/>
+            <w:tcMar>
+              <w:top w:w="25" w:type="dxa"/>
+              <w:start w:w="35" w:type="dxa"/>
+              <w:bottom w:w="25" w:type="dxa"/>
+              <w:end w:w="35" w:type="dxa"/>
+            </w:tcMar>
+          </w:tcPr>
+          <w:p>
+            <w:pPr>
+              <w:spacing w:before="0" w:after="0" w:line="216" w:lineRule="auto"/>
+            </w:pPr>
+            <w:r>
+              <w:rPr>
+                <w:sz w:val="15"/>
+              </w:rPr>
+              <w:t>AB-R6-013</w:t>
+            </w:r>
+          </w:p>
+        </w:tc>
+        <w:tc>
+          <w:tcPr>
+            <w:tcW w:type="dxa" w:w="2551"/>
+            <w:tcMar>
+              <w:top w:w="25" w:type="dxa"/>
+              <w:start w:w="35" w:type="dxa"/>
+              <w:bottom w:w="25" w:type="dxa"/>
+              <w:end w:w="35" w:type="dxa"/>
+            </w:tcMar>
+          </w:tcPr>
+          <w:p>
+            <w:pPr>
+              <w:spacing w:before="0" w:after="0" w:line="216" w:lineRule="auto"/>
+            </w:pPr>
+            <w:r>
+              <w:rPr>
+                <w:sz w:val="15"/>
+              </w:rPr>
+              <w:t>P0</w:t>
+            </w:r>
+          </w:p>
+        </w:tc>
+        <w:tc>
+          <w:tcPr>
+            <w:tcW w:type="dxa" w:w="2551"/>
+            <w:tcMar>
+              <w:top w:w="25" w:type="dxa"/>
+              <w:start w:w="35" w:type="dxa"/>
+              <w:bottom w:w="25" w:type="dxa"/>
+              <w:end w:w="35" w:type="dxa"/>
+            </w:tcMar>
+          </w:tcPr>
+          <w:p>
+            <w:pPr>
+              <w:spacing w:before="0" w:after="0" w:line="216" w:lineRule="auto"/>
+            </w:pPr>
+            <w:r>
+              <w:rPr>
+                <w:sz w:val="15"/>
+              </w:rPr>
+              <w:t>Management/Quality</w:t>
+            </w:r>
+          </w:p>
+        </w:tc>
+        <w:tc>
+          <w:tcPr>
+            <w:tcW w:type="dxa" w:w="2551"/>
+            <w:tcMar>
+              <w:top w:w="25" w:type="dxa"/>
+              <w:start w:w="35" w:type="dxa"/>
+              <w:bottom w:w="25" w:type="dxa"/>
+              <w:end w:w="35" w:type="dxa"/>
+            </w:tcMar>
+          </w:tcPr>
+          <w:p>
+            <w:pPr>
+              <w:spacing w:before="0" w:after="0" w:line="216" w:lineRule="auto"/>
+            </w:pPr>
+            <w:r>
+              <w:rPr>
+                <w:sz w:val="15"/>
+              </w:rPr>
+              <w:t>Operation consumer Gate false-green</w:t>
+            </w:r>
+          </w:p>
+        </w:tc>
+      </w:tr>
+      <w:tr>
+        <w:trPr/>
+        <w:tc>
+          <w:tcPr>
+            <w:tcW w:type="dxa" w:w="2551"/>
+            <w:tcMar>
+              <w:top w:w="25" w:type="dxa"/>
+              <w:start w:w="35" w:type="dxa"/>
+              <w:bottom w:w="25" w:type="dxa"/>
+              <w:end w:w="35" w:type="dxa"/>
+            </w:tcMar>
+          </w:tcPr>
+          <w:p>
+            <w:pPr>
+              <w:spacing w:before="0" w:after="0" w:line="216" w:lineRule="auto"/>
+            </w:pPr>
+            <w:r>
+              <w:rPr>
+                <w:sz w:val="15"/>
+              </w:rPr>
+              <w:t>AB-R6-014</w:t>
+            </w:r>
+          </w:p>
+        </w:tc>
+        <w:tc>
+          <w:tcPr>
+            <w:tcW w:type="dxa" w:w="2551"/>
+            <w:tcMar>
+              <w:top w:w="25" w:type="dxa"/>
+              <w:start w:w="35" w:type="dxa"/>
+              <w:bottom w:w="25" w:type="dxa"/>
+              <w:end w:w="35" w:type="dxa"/>
+            </w:tcMar>
+          </w:tcPr>
+          <w:p>
+            <w:pPr>
+              <w:spacing w:before="0" w:after="0" w:line="216" w:lineRule="auto"/>
+            </w:pPr>
+            <w:r>
+              <w:rPr>
+                <w:sz w:val="15"/>
+              </w:rPr>
+              <w:t>P0</w:t>
+            </w:r>
+          </w:p>
+        </w:tc>
+        <w:tc>
+          <w:tcPr>
+            <w:tcW w:type="dxa" w:w="2551"/>
+            <w:tcMar>
+              <w:top w:w="25" w:type="dxa"/>
+              <w:start w:w="35" w:type="dxa"/>
+              <w:bottom w:w="25" w:type="dxa"/>
+              <w:end w:w="35" w:type="dxa"/>
+            </w:tcMar>
+          </w:tcPr>
+          <w:p>
+            <w:pPr>
+              <w:spacing w:before="0" w:after="0" w:line="216" w:lineRule="auto"/>
+            </w:pPr>
+            <w:r>
+              <w:rPr>
+                <w:sz w:val="15"/>
+              </w:rPr>
+              <w:t>Management/Quality</w:t>
+            </w:r>
+          </w:p>
+        </w:tc>
+        <w:tc>
+          <w:tcPr>
+            <w:tcW w:type="dxa" w:w="2551"/>
+            <w:tcMar>
+              <w:top w:w="25" w:type="dxa"/>
+              <w:start w:w="35" w:type="dxa"/>
+              <w:bottom w:w="25" w:type="dxa"/>
+              <w:end w:w="35" w:type="dxa"/>
+            </w:tcMar>
+          </w:tcPr>
+          <w:p>
+            <w:pPr>
+              <w:spacing w:before="0" w:after="0" w:line="216" w:lineRule="auto"/>
+            </w:pPr>
+            <w:r>
+              <w:rPr>
+                <w:sz w:val="15"/>
+              </w:rPr>
+              <w:t>R6 behavior mutation Gate의 semantic 검출력 부족</w:t>
+            </w:r>
+          </w:p>
+        </w:tc>
+      </w:tr>
+      <w:tr>
+        <w:trPr/>
+        <w:tc>
+          <w:tcPr>
+            <w:tcW w:type="dxa" w:w="2551"/>
+            <w:tcMar>
+              <w:top w:w="25" w:type="dxa"/>
+              <w:start w:w="35" w:type="dxa"/>
+              <w:bottom w:w="25" w:type="dxa"/>
+              <w:end w:w="35" w:type="dxa"/>
+            </w:tcMar>
+          </w:tcPr>
+          <w:p>
+            <w:pPr>
+              <w:spacing w:before="0" w:after="0" w:line="216" w:lineRule="auto"/>
+            </w:pPr>
+            <w:r>
+              <w:rPr>
+                <w:sz w:val="15"/>
+              </w:rPr>
+              <w:t>AB-R6-038</w:t>
+            </w:r>
+          </w:p>
+        </w:tc>
+        <w:tc>
+          <w:tcPr>
+            <w:tcW w:type="dxa" w:w="2551"/>
+            <w:tcMar>
+              <w:top w:w="25" w:type="dxa"/>
+              <w:start w:w="35" w:type="dxa"/>
+              <w:bottom w:w="25" w:type="dxa"/>
+              <w:end w:w="35" w:type="dxa"/>
+            </w:tcMar>
+          </w:tcPr>
+          <w:p>
+            <w:pPr>
+              <w:spacing w:before="0" w:after="0" w:line="216" w:lineRule="auto"/>
+            </w:pPr>
+            <w:r>
+              <w:rPr>
+                <w:sz w:val="15"/>
+              </w:rPr>
+              <w:t>P0</w:t>
+            </w:r>
+          </w:p>
+        </w:tc>
+        <w:tc>
+          <w:tcPr>
+            <w:tcW w:type="dxa" w:w="2551"/>
+            <w:tcMar>
+              <w:top w:w="25" w:type="dxa"/>
+              <w:start w:w="35" w:type="dxa"/>
+              <w:bottom w:w="25" w:type="dxa"/>
+              <w:end w:w="35" w:type="dxa"/>
+            </w:tcMar>
+          </w:tcPr>
+          <w:p>
+            <w:pPr>
+              <w:spacing w:before="0" w:after="0" w:line="216" w:lineRule="auto"/>
+            </w:pPr>
+            <w:r>
+              <w:rPr>
+                <w:sz w:val="15"/>
+              </w:rPr>
+              <w:t>EDU/Sample</w:t>
+            </w:r>
+          </w:p>
+        </w:tc>
+        <w:tc>
+          <w:tcPr>
+            <w:tcW w:type="dxa" w:w="2551"/>
+            <w:tcMar>
+              <w:top w:w="25" w:type="dxa"/>
+              <w:start w:w="35" w:type="dxa"/>
+              <w:bottom w:w="25" w:type="dxa"/>
+              <w:end w:w="35" w:type="dxa"/>
+            </w:tcMar>
+          </w:tcPr>
+          <w:p>
+            <w:pPr>
+              <w:spacing w:before="0" w:after="0" w:line="216" w:lineRule="auto"/>
+            </w:pPr>
+            <w:r>
+              <w:rPr>
+                <w:sz w:val="15"/>
+              </w:rPr>
+              <w:t>QA37 EDU closure Gate가 semantic drift를 탐지하지 못함</w:t>
+            </w:r>
+          </w:p>
+        </w:tc>
+      </w:tr>
+      <w:tr>
+        <w:trPr/>
+        <w:tc>
+          <w:tcPr>
+            <w:tcW w:type="dxa" w:w="2551"/>
+            <w:tcMar>
+              <w:top w:w="25" w:type="dxa"/>
+              <w:start w:w="35" w:type="dxa"/>
+              <w:bottom w:w="25" w:type="dxa"/>
+              <w:end w:w="35" w:type="dxa"/>
+            </w:tcMar>
+          </w:tcPr>
+          <w:p>
+            <w:pPr>
+              <w:spacing w:before="0" w:after="0" w:line="216" w:lineRule="auto"/>
+            </w:pPr>
+            <w:r>
+              <w:rPr>
+                <w:sz w:val="15"/>
+              </w:rPr>
+              <w:t>R6J-CENTRAL-NEW-002</w:t>
+            </w:r>
+          </w:p>
+        </w:tc>
+        <w:tc>
+          <w:tcPr>
+            <w:tcW w:type="dxa" w:w="2551"/>
+            <w:tcMar>
+              <w:top w:w="25" w:type="dxa"/>
+              <w:start w:w="35" w:type="dxa"/>
+              <w:bottom w:w="25" w:type="dxa"/>
+              <w:end w:w="35" w:type="dxa"/>
+            </w:tcMar>
+          </w:tcPr>
+          <w:p>
+            <w:pPr>
+              <w:spacing w:before="0" w:after="0" w:line="216" w:lineRule="auto"/>
+            </w:pPr>
+            <w:r>
+              <w:rPr>
+                <w:sz w:val="15"/>
+              </w:rPr>
+              <w:t>P0</w:t>
+            </w:r>
+          </w:p>
+        </w:tc>
+        <w:tc>
+          <w:tcPr>
+            <w:tcW w:type="dxa" w:w="2551"/>
+            <w:tcMar>
+              <w:top w:w="25" w:type="dxa"/>
+              <w:start w:w="35" w:type="dxa"/>
+              <w:bottom w:w="25" w:type="dxa"/>
+              <w:end w:w="35" w:type="dxa"/>
+            </w:tcMar>
+          </w:tcPr>
+          <w:p>
+            <w:pPr>
+              <w:spacing w:before="0" w:after="0" w:line="216" w:lineRule="auto"/>
+            </w:pPr>
+            <w:r>
+              <w:rPr>
+                <w:sz w:val="15"/>
+              </w:rPr>
+              <w:t>Runtime/Release</w:t>
+            </w:r>
+          </w:p>
+        </w:tc>
+        <w:tc>
+          <w:tcPr>
+            <w:tcW w:type="dxa" w:w="2551"/>
+            <w:tcMar>
+              <w:top w:w="25" w:type="dxa"/>
+              <w:start w:w="35" w:type="dxa"/>
+              <w:bottom w:w="25" w:type="dxa"/>
+              <w:end w:w="35" w:type="dxa"/>
+            </w:tcMar>
+          </w:tcPr>
+          <w:p>
+            <w:pPr>
+              <w:spacing w:before="0" w:after="0" w:line="216" w:lineRule="auto"/>
+            </w:pPr>
+            <w:r>
+              <w:rPr>
+                <w:sz w:val="15"/>
+              </w:rPr>
+              <w:t>Release Workflow ADM frontend URL preflight 변수명 불일치</w:t>
+            </w:r>
+          </w:p>
+        </w:tc>
+      </w:tr>
+      <w:tr>
+        <w:trPr/>
+        <w:tc>
+          <w:tcPr>
+            <w:tcW w:type="dxa" w:w="2551"/>
+            <w:tcMar>
+              <w:top w:w="25" w:type="dxa"/>
+              <w:start w:w="35" w:type="dxa"/>
+              <w:bottom w:w="25" w:type="dxa"/>
+              <w:end w:w="35" w:type="dxa"/>
+            </w:tcMar>
+          </w:tcPr>
+          <w:p>
+            <w:pPr>
+              <w:spacing w:before="0" w:after="0" w:line="216" w:lineRule="auto"/>
+            </w:pPr>
+            <w:r>
+              <w:rPr>
+                <w:sz w:val="15"/>
+              </w:rPr>
+              <w:t>R6J-CENTRAL-NEW-003</w:t>
+            </w:r>
+          </w:p>
+        </w:tc>
+        <w:tc>
+          <w:tcPr>
+            <w:tcW w:type="dxa" w:w="2551"/>
+            <w:tcMar>
+              <w:top w:w="25" w:type="dxa"/>
+              <w:start w:w="35" w:type="dxa"/>
+              <w:bottom w:w="25" w:type="dxa"/>
+              <w:end w:w="35" w:type="dxa"/>
+            </w:tcMar>
+          </w:tcPr>
+          <w:p>
+            <w:pPr>
+              <w:spacing w:before="0" w:after="0" w:line="216" w:lineRule="auto"/>
+            </w:pPr>
+            <w:r>
+              <w:rPr>
+                <w:sz w:val="15"/>
+              </w:rPr>
+              <w:t>P0</w:t>
+            </w:r>
+          </w:p>
+        </w:tc>
+        <w:tc>
+          <w:tcPr>
+            <w:tcW w:type="dxa" w:w="2551"/>
+            <w:tcMar>
+              <w:top w:w="25" w:type="dxa"/>
+              <w:start w:w="35" w:type="dxa"/>
+              <w:bottom w:w="25" w:type="dxa"/>
+              <w:end w:w="35" w:type="dxa"/>
+            </w:tcMar>
+          </w:tcPr>
+          <w:p>
+            <w:pPr>
+              <w:spacing w:before="0" w:after="0" w:line="216" w:lineRule="auto"/>
+            </w:pPr>
+            <w:r>
+              <w:rPr>
+                <w:sz w:val="15"/>
+              </w:rPr>
+              <w:t>Verification Tool/Frontend</w:t>
+            </w:r>
+          </w:p>
+        </w:tc>
+        <w:tc>
+          <w:tcPr>
+            <w:tcW w:type="dxa" w:w="2551"/>
+            <w:tcMar>
+              <w:top w:w="25" w:type="dxa"/>
+              <w:start w:w="35" w:type="dxa"/>
+              <w:bottom w:w="25" w:type="dxa"/>
+              <w:end w:w="35" w:type="dxa"/>
+            </w:tcMar>
+          </w:tcPr>
+          <w:p>
+            <w:pPr>
+              <w:spacing w:before="0" w:after="0" w:line="216" w:lineRule="auto"/>
+            </w:pPr>
+            <w:r>
+              <w:rPr>
+                <w:sz w:val="15"/>
+              </w:rPr>
+              <w:t>Frontend permission bypass mutation을 검출하지 못함</w:t>
+            </w:r>
+          </w:p>
+        </w:tc>
+      </w:tr>
+      <w:tr>
+        <w:trPr/>
+        <w:tc>
+          <w:tcPr>
+            <w:tcW w:type="dxa" w:w="2551"/>
+            <w:tcMar>
+              <w:top w:w="25" w:type="dxa"/>
+              <w:start w:w="35" w:type="dxa"/>
+              <w:bottom w:w="25" w:type="dxa"/>
+              <w:end w:w="35" w:type="dxa"/>
+            </w:tcMar>
+          </w:tcPr>
+          <w:p>
+            <w:pPr>
+              <w:spacing w:before="0" w:after="0" w:line="216" w:lineRule="auto"/>
+            </w:pPr>
+            <w:r>
+              <w:rPr>
+                <w:sz w:val="15"/>
+              </w:rPr>
+              <w:t>R6J-CENTRAL-NEW-004</w:t>
+            </w:r>
+          </w:p>
+        </w:tc>
+        <w:tc>
+          <w:tcPr>
+            <w:tcW w:type="dxa" w:w="2551"/>
+            <w:tcMar>
+              <w:top w:w="25" w:type="dxa"/>
+              <w:start w:w="35" w:type="dxa"/>
+              <w:bottom w:w="25" w:type="dxa"/>
+              <w:end w:w="35" w:type="dxa"/>
+            </w:tcMar>
+          </w:tcPr>
+          <w:p>
+            <w:pPr>
+              <w:spacing w:before="0" w:after="0" w:line="216" w:lineRule="auto"/>
+            </w:pPr>
+            <w:r>
+              <w:rPr>
+                <w:sz w:val="15"/>
+              </w:rPr>
+              <w:t>P0</w:t>
+            </w:r>
+          </w:p>
+        </w:tc>
+        <w:tc>
+          <w:tcPr>
+            <w:tcW w:type="dxa" w:w="2551"/>
+            <w:tcMar>
+              <w:top w:w="25" w:type="dxa"/>
+              <w:start w:w="35" w:type="dxa"/>
+              <w:bottom w:w="25" w:type="dxa"/>
+              <w:end w:w="35" w:type="dxa"/>
+            </w:tcMar>
+          </w:tcPr>
+          <w:p>
+            <w:pPr>
+              <w:spacing w:before="0" w:after="0" w:line="216" w:lineRule="auto"/>
+            </w:pPr>
+            <w:r>
+              <w:rPr>
+                <w:sz w:val="15"/>
+              </w:rPr>
+              <w:t>Verification Tool/Observability</w:t>
+            </w:r>
+          </w:p>
+        </w:tc>
+        <w:tc>
+          <w:tcPr>
+            <w:tcW w:type="dxa" w:w="2551"/>
+            <w:tcMar>
+              <w:top w:w="25" w:type="dxa"/>
+              <w:start w:w="35" w:type="dxa"/>
+              <w:bottom w:w="25" w:type="dxa"/>
+              <w:end w:w="35" w:type="dxa"/>
+            </w:tcMar>
+          </w:tcPr>
+          <w:p>
+            <w:pPr>
+              <w:spacing w:before="0" w:after="0" w:line="216" w:lineRule="auto"/>
+            </w:pPr>
+            <w:r>
+              <w:rPr>
+                <w:sz w:val="15"/>
+              </w:rPr>
+              <w:t>Observability qualification이 self-attested proof로 false-green 가능</w:t>
+            </w:r>
+          </w:p>
+        </w:tc>
+      </w:tr>
+      <w:tr>
+        <w:trPr/>
+        <w:tc>
+          <w:tcPr>
+            <w:tcW w:type="dxa" w:w="2551"/>
+            <w:tcMar>
+              <w:top w:w="25" w:type="dxa"/>
+              <w:start w:w="35" w:type="dxa"/>
+              <w:bottom w:w="25" w:type="dxa"/>
+              <w:end w:w="35" w:type="dxa"/>
+            </w:tcMar>
+          </w:tcPr>
+          <w:p>
+            <w:pPr>
+              <w:spacing w:before="0" w:after="0" w:line="216" w:lineRule="auto"/>
+            </w:pPr>
+            <w:r>
+              <w:rPr>
+                <w:sz w:val="15"/>
+              </w:rPr>
+              <w:t>R6J-CENTRAL-NEW-005</w:t>
+            </w:r>
+          </w:p>
+        </w:tc>
+        <w:tc>
+          <w:tcPr>
+            <w:tcW w:type="dxa" w:w="2551"/>
+            <w:tcMar>
+              <w:top w:w="25" w:type="dxa"/>
+              <w:start w:w="35" w:type="dxa"/>
+              <w:bottom w:w="25" w:type="dxa"/>
+              <w:end w:w="35" w:type="dxa"/>
+            </w:tcMar>
+          </w:tcPr>
+          <w:p>
+            <w:pPr>
+              <w:spacing w:before="0" w:after="0" w:line="216" w:lineRule="auto"/>
+            </w:pPr>
+            <w:r>
+              <w:rPr>
+                <w:sz w:val="15"/>
+              </w:rPr>
+              <w:t>P0</w:t>
+            </w:r>
+          </w:p>
+        </w:tc>
+        <w:tc>
+          <w:tcPr>
+            <w:tcW w:type="dxa" w:w="2551"/>
+            <w:tcMar>
+              <w:top w:w="25" w:type="dxa"/>
+              <w:start w:w="35" w:type="dxa"/>
+              <w:bottom w:w="25" w:type="dxa"/>
+              <w:end w:w="35" w:type="dxa"/>
+            </w:tcMar>
+          </w:tcPr>
+          <w:p>
+            <w:pPr>
+              <w:spacing w:before="0" w:after="0" w:line="216" w:lineRule="auto"/>
+            </w:pPr>
+            <w:r>
+              <w:rPr>
+                <w:sz w:val="15"/>
+              </w:rPr>
+              <w:t>Management/Requirement</w:t>
+            </w:r>
+          </w:p>
+        </w:tc>
+        <w:tc>
+          <w:tcPr>
+            <w:tcW w:type="dxa" w:w="2551"/>
+            <w:tcMar>
+              <w:top w:w="25" w:type="dxa"/>
+              <w:start w:w="35" w:type="dxa"/>
+              <w:bottom w:w="25" w:type="dxa"/>
+              <w:end w:w="35" w:type="dxa"/>
+            </w:tcMar>
+          </w:tcPr>
+          <w:p>
+            <w:pPr>
+              <w:spacing w:before="0" w:after="0" w:line="216" w:lineRule="auto"/>
+            </w:pPr>
+            <w:r>
+              <w:rPr>
+                <w:sz w:val="15"/>
+              </w:rPr>
+              <w:t>거래/File/DB Logging 신규 정본이 이전 개발원장에 미반영</w:t>
+            </w:r>
+          </w:p>
+        </w:tc>
+      </w:tr>
+      <w:tr>
+        <w:trPr/>
+        <w:tc>
+          <w:tcPr>
+            <w:tcW w:type="dxa" w:w="2551"/>
+            <w:tcMar>
+              <w:top w:w="25" w:type="dxa"/>
+              <w:start w:w="35" w:type="dxa"/>
+              <w:bottom w:w="25" w:type="dxa"/>
+              <w:end w:w="35" w:type="dxa"/>
+            </w:tcMar>
+          </w:tcPr>
+          <w:p>
+            <w:pPr>
+              <w:spacing w:before="0" w:after="0" w:line="216" w:lineRule="auto"/>
+            </w:pPr>
+            <w:r>
+              <w:rPr>
+                <w:sz w:val="15"/>
+              </w:rPr>
+              <w:t>R6J-CENTRAL-NEW-008</w:t>
+            </w:r>
+          </w:p>
+        </w:tc>
+        <w:tc>
+          <w:tcPr>
+            <w:tcW w:type="dxa" w:w="2551"/>
+            <w:tcMar>
+              <w:top w:w="25" w:type="dxa"/>
+              <w:start w:w="35" w:type="dxa"/>
+              <w:bottom w:w="25" w:type="dxa"/>
+              <w:end w:w="35" w:type="dxa"/>
+            </w:tcMar>
+          </w:tcPr>
+          <w:p>
+            <w:pPr>
+              <w:spacing w:before="0" w:after="0" w:line="216" w:lineRule="auto"/>
+            </w:pPr>
+            <w:r>
+              <w:rPr>
+                <w:sz w:val="15"/>
+              </w:rPr>
+              <w:t>P0</w:t>
+            </w:r>
+          </w:p>
+        </w:tc>
+        <w:tc>
+          <w:tcPr>
+            <w:tcW w:type="dxa" w:w="2551"/>
+            <w:tcMar>
+              <w:top w:w="25" w:type="dxa"/>
+              <w:start w:w="35" w:type="dxa"/>
+              <w:bottom w:w="25" w:type="dxa"/>
+              <w:end w:w="35" w:type="dxa"/>
+            </w:tcMar>
+          </w:tcPr>
+          <w:p>
+            <w:pPr>
+              <w:spacing w:before="0" w:after="0" w:line="216" w:lineRule="auto"/>
+            </w:pPr>
+            <w:r>
+              <w:rPr>
+                <w:sz w:val="15"/>
+              </w:rPr>
+              <w:t>EDU/Security</w:t>
+            </w:r>
+          </w:p>
+        </w:tc>
+        <w:tc>
+          <w:tcPr>
+            <w:tcW w:type="dxa" w:w="2551"/>
+            <w:tcMar>
+              <w:top w:w="25" w:type="dxa"/>
+              <w:start w:w="35" w:type="dxa"/>
+              <w:bottom w:w="25" w:type="dxa"/>
+              <w:end w:w="35" w:type="dxa"/>
+            </w:tcMar>
+          </w:tcPr>
+          <w:p>
+            <w:pPr>
+              <w:spacing w:before="0" w:after="0" w:line="216" w:lineRule="auto"/>
+            </w:pPr>
+            <w:r>
+              <w:rPr>
+                <w:sz w:val="15"/>
+              </w:rPr>
+              <w:t>EDU authorization이 caller-provided actor/role/scope header를 신뢰</w:t>
+            </w:r>
+          </w:p>
+        </w:tc>
+      </w:tr>
+      <w:tr>
+        <w:trPr/>
+        <w:tc>
+          <w:tcPr>
+            <w:tcW w:type="dxa" w:w="2551"/>
+            <w:tcMar>
+              <w:top w:w="25" w:type="dxa"/>
+              <w:start w:w="35" w:type="dxa"/>
+              <w:bottom w:w="25" w:type="dxa"/>
+              <w:end w:w="35" w:type="dxa"/>
+            </w:tcMar>
+          </w:tcPr>
+          <w:p>
+            <w:pPr>
+              <w:spacing w:before="0" w:after="0" w:line="216" w:lineRule="auto"/>
+            </w:pPr>
+            <w:r>
+              <w:rPr>
+                <w:sz w:val="15"/>
+              </w:rPr>
+              <w:t>R6J-CENTRAL-NEW-009</w:t>
+            </w:r>
+          </w:p>
+        </w:tc>
+        <w:tc>
+          <w:tcPr>
+            <w:tcW w:type="dxa" w:w="2551"/>
+            <w:tcMar>
+              <w:top w:w="25" w:type="dxa"/>
+              <w:start w:w="35" w:type="dxa"/>
+              <w:bottom w:w="25" w:type="dxa"/>
+              <w:end w:w="35" w:type="dxa"/>
+            </w:tcMar>
+          </w:tcPr>
+          <w:p>
+            <w:pPr>
+              <w:spacing w:before="0" w:after="0" w:line="216" w:lineRule="auto"/>
+            </w:pPr>
+            <w:r>
+              <w:rPr>
+                <w:sz w:val="15"/>
+              </w:rPr>
+              <w:t>P0</w:t>
+            </w:r>
+          </w:p>
+        </w:tc>
+        <w:tc>
+          <w:tcPr>
+            <w:tcW w:type="dxa" w:w="2551"/>
+            <w:tcMar>
+              <w:top w:w="25" w:type="dxa"/>
+              <w:start w:w="35" w:type="dxa"/>
+              <w:bottom w:w="25" w:type="dxa"/>
+              <w:end w:w="35" w:type="dxa"/>
+            </w:tcMar>
+          </w:tcPr>
+          <w:p>
+            <w:pPr>
+              <w:spacing w:before="0" w:after="0" w:line="216" w:lineRule="auto"/>
+            </w:pPr>
+            <w:r>
+              <w:rPr>
+                <w:sz w:val="15"/>
+              </w:rPr>
+              <w:t>EDU/Process Security</w:t>
+            </w:r>
+          </w:p>
+        </w:tc>
+        <w:tc>
+          <w:tcPr>
+            <w:tcW w:type="dxa" w:w="2551"/>
+            <w:tcMar>
+              <w:top w:w="25" w:type="dxa"/>
+              <w:start w:w="35" w:type="dxa"/>
+              <w:bottom w:w="25" w:type="dxa"/>
+              <w:end w:w="35" w:type="dxa"/>
+            </w:tcMar>
+          </w:tcPr>
+          <w:p>
+            <w:pPr>
+              <w:spacing w:before="0" w:after="0" w:line="216" w:lineRule="auto"/>
+            </w:pPr>
+            <w:r>
+              <w:rPr>
+                <w:sz w:val="15"/>
+              </w:rPr>
+              <w:t>PROCESS EDU가 parent environment와 payload temp file을 과도하게 상속/기록</w:t>
+            </w:r>
+          </w:p>
+        </w:tc>
+      </w:tr>
+      <w:tr>
+        <w:trPr/>
+        <w:tc>
+          <w:tcPr>
+            <w:tcW w:type="dxa" w:w="2551"/>
+            <w:tcMar>
+              <w:top w:w="25" w:type="dxa"/>
+              <w:start w:w="35" w:type="dxa"/>
+              <w:bottom w:w="25" w:type="dxa"/>
+              <w:end w:w="35" w:type="dxa"/>
+            </w:tcMar>
+          </w:tcPr>
+          <w:p>
+            <w:pPr>
+              <w:spacing w:before="0" w:after="0" w:line="216" w:lineRule="auto"/>
+            </w:pPr>
+            <w:r>
+              <w:rPr>
+                <w:sz w:val="15"/>
+              </w:rPr>
+              <w:t>R6J-CENTRAL-NEW-010</w:t>
+            </w:r>
+          </w:p>
+        </w:tc>
+        <w:tc>
+          <w:tcPr>
+            <w:tcW w:type="dxa" w:w="2551"/>
+            <w:tcMar>
+              <w:top w:w="25" w:type="dxa"/>
+              <w:start w:w="35" w:type="dxa"/>
+              <w:bottom w:w="25" w:type="dxa"/>
+              <w:end w:w="35" w:type="dxa"/>
+            </w:tcMar>
+          </w:tcPr>
+          <w:p>
+            <w:pPr>
+              <w:spacing w:before="0" w:after="0" w:line="216" w:lineRule="auto"/>
+            </w:pPr>
+            <w:r>
+              <w:rPr>
+                <w:sz w:val="15"/>
+              </w:rPr>
+              <w:t>P1</w:t>
+            </w:r>
+          </w:p>
+        </w:tc>
+        <w:tc>
+          <w:tcPr>
+            <w:tcW w:type="dxa" w:w="2551"/>
+            <w:tcMar>
+              <w:top w:w="25" w:type="dxa"/>
+              <w:start w:w="35" w:type="dxa"/>
+              <w:bottom w:w="25" w:type="dxa"/>
+              <w:end w:w="35" w:type="dxa"/>
+            </w:tcMar>
+          </w:tcPr>
+          <w:p>
+            <w:pPr>
+              <w:spacing w:before="0" w:after="0" w:line="216" w:lineRule="auto"/>
+            </w:pPr>
+            <w:r>
+              <w:rPr>
+                <w:sz w:val="15"/>
+              </w:rPr>
+              <w:t>OpenAPI/Frontend</w:t>
+            </w:r>
+          </w:p>
+        </w:tc>
+        <w:tc>
+          <w:tcPr>
+            <w:tcW w:type="dxa" w:w="2551"/>
+            <w:tcMar>
+              <w:top w:w="25" w:type="dxa"/>
+              <w:start w:w="35" w:type="dxa"/>
+              <w:bottom w:w="25" w:type="dxa"/>
+              <w:end w:w="35" w:type="dxa"/>
+            </w:tcMar>
+          </w:tcPr>
+          <w:p>
+            <w:pPr>
+              <w:spacing w:before="0" w:after="0" w:line="216" w:lineRule="auto"/>
+            </w:pPr>
+            <w:r>
+              <w:rPr>
+                <w:sz w:val="15"/>
+              </w:rPr>
+              <w:t>Approval backend 422와 OpenAPI/generated/UI error taxonomy drift</w:t>
+            </w:r>
+          </w:p>
+        </w:tc>
+      </w:tr>
+      <w:tr>
+        <w:trPr/>
+        <w:tc>
+          <w:tcPr>
+            <w:tcW w:type="dxa" w:w="2551"/>
+            <w:tcMar>
+              <w:top w:w="25" w:type="dxa"/>
+              <w:start w:w="35" w:type="dxa"/>
+              <w:bottom w:w="25" w:type="dxa"/>
+              <w:end w:w="35" w:type="dxa"/>
+            </w:tcMar>
+          </w:tcPr>
+          <w:p>
+            <w:pPr>
+              <w:spacing w:before="0" w:after="0" w:line="216" w:lineRule="auto"/>
+            </w:pPr>
+            <w:r>
+              <w:rPr>
+                <w:sz w:val="15"/>
+              </w:rPr>
+              <w:t>R6J-CENTRAL-NEW-014</w:t>
+            </w:r>
+          </w:p>
+        </w:tc>
+        <w:tc>
+          <w:tcPr>
+            <w:tcW w:type="dxa" w:w="2551"/>
+            <w:tcMar>
+              <w:top w:w="25" w:type="dxa"/>
+              <w:start w:w="35" w:type="dxa"/>
+              <w:bottom w:w="25" w:type="dxa"/>
+              <w:end w:w="35" w:type="dxa"/>
+            </w:tcMar>
+          </w:tcPr>
+          <w:p>
+            <w:pPr>
+              <w:spacing w:before="0" w:after="0" w:line="216" w:lineRule="auto"/>
+            </w:pPr>
+            <w:r>
+              <w:rPr>
+                <w:sz w:val="15"/>
+              </w:rPr>
+              <w:t>P0</w:t>
+            </w:r>
+          </w:p>
+        </w:tc>
+        <w:tc>
+          <w:tcPr>
+            <w:tcW w:type="dxa" w:w="2551"/>
+            <w:tcMar>
+              <w:top w:w="25" w:type="dxa"/>
+              <w:start w:w="35" w:type="dxa"/>
+              <w:bottom w:w="25" w:type="dxa"/>
+              <w:end w:w="35" w:type="dxa"/>
+            </w:tcMar>
+          </w:tcPr>
+          <w:p>
+            <w:pPr>
+              <w:spacing w:before="0" w:after="0" w:line="216" w:lineRule="auto"/>
+            </w:pPr>
+            <w:r>
+              <w:rPr>
+                <w:sz w:val="15"/>
+              </w:rPr>
+              <w:t>Core/Logging</w:t>
+            </w:r>
+          </w:p>
+        </w:tc>
+        <w:tc>
+          <w:tcPr>
+            <w:tcW w:type="dxa" w:w="2551"/>
+            <w:tcMar>
+              <w:top w:w="25" w:type="dxa"/>
+              <w:start w:w="35" w:type="dxa"/>
+              <w:bottom w:w="25" w:type="dxa"/>
+              <w:end w:w="35" w:type="dxa"/>
+            </w:tcMar>
+          </w:tcPr>
+          <w:p>
+            <w:pPr>
+              <w:spacing w:before="0" w:after="0" w:line="216" w:lineRule="auto"/>
+            </w:pPr>
+            <w:r>
+              <w:rPr>
+                <w:sz w:val="15"/>
+              </w:rPr>
+              <w:t>CPF-LOGFAIL durable spool/retry/dedup/loss recovery Owner 부재</w:t>
+            </w:r>
+          </w:p>
+        </w:tc>
+      </w:tr>
+      <w:tr>
+        <w:trPr/>
+        <w:tc>
+          <w:tcPr>
+            <w:tcW w:type="dxa" w:w="2551"/>
+            <w:tcMar>
+              <w:top w:w="25" w:type="dxa"/>
+              <w:start w:w="35" w:type="dxa"/>
+              <w:bottom w:w="25" w:type="dxa"/>
+              <w:end w:w="35" w:type="dxa"/>
+            </w:tcMar>
+          </w:tcPr>
+          <w:p>
+            <w:pPr>
+              <w:spacing w:before="0" w:after="0" w:line="216" w:lineRule="auto"/>
+            </w:pPr>
+            <w:r>
+              <w:rPr>
+                <w:sz w:val="15"/>
+              </w:rPr>
+              <w:t>R6J-CENTRAL-NEW-015</w:t>
+            </w:r>
+          </w:p>
+        </w:tc>
+        <w:tc>
+          <w:tcPr>
+            <w:tcW w:type="dxa" w:w="2551"/>
+            <w:tcMar>
+              <w:top w:w="25" w:type="dxa"/>
+              <w:start w:w="35" w:type="dxa"/>
+              <w:bottom w:w="25" w:type="dxa"/>
+              <w:end w:w="35" w:type="dxa"/>
+            </w:tcMar>
+          </w:tcPr>
+          <w:p>
+            <w:pPr>
+              <w:spacing w:before="0" w:after="0" w:line="216" w:lineRule="auto"/>
+            </w:pPr>
+            <w:r>
+              <w:rPr>
+                <w:sz w:val="15"/>
+              </w:rPr>
+              <w:t>P1</w:t>
+            </w:r>
+          </w:p>
+        </w:tc>
+        <w:tc>
+          <w:tcPr>
+            <w:tcW w:type="dxa" w:w="2551"/>
+            <w:tcMar>
+              <w:top w:w="25" w:type="dxa"/>
+              <w:start w:w="35" w:type="dxa"/>
+              <w:bottom w:w="25" w:type="dxa"/>
+              <w:end w:w="35" w:type="dxa"/>
+            </w:tcMar>
+          </w:tcPr>
+          <w:p>
+            <w:pPr>
+              <w:spacing w:before="0" w:after="0" w:line="216" w:lineRule="auto"/>
+            </w:pPr>
+            <w:r>
+              <w:rPr>
+                <w:sz w:val="15"/>
+              </w:rPr>
+              <w:t>ADM/Frontend/Security</w:t>
+            </w:r>
+          </w:p>
+        </w:tc>
+        <w:tc>
+          <w:tcPr>
+            <w:tcW w:type="dxa" w:w="2551"/>
+            <w:tcMar>
+              <w:top w:w="25" w:type="dxa"/>
+              <w:start w:w="35" w:type="dxa"/>
+              <w:bottom w:w="25" w:type="dxa"/>
+              <w:end w:w="35" w:type="dxa"/>
+            </w:tcMar>
+          </w:tcPr>
+          <w:p>
+            <w:pPr>
+              <w:spacing w:before="0" w:after="0" w:line="216" w:lineRule="auto"/>
+            </w:pPr>
+            <w:r>
+              <w:rPr>
+                <w:sz w:val="15"/>
+              </w:rPr>
+              <w:t>HIGH/CRITICAL ADM 화면 action-level permission projection 불균일</w:t>
+            </w:r>
+          </w:p>
+        </w:tc>
+      </w:tr>
+      <w:tr>
+        <w:trPr/>
+        <w:tc>
+          <w:tcPr>
+            <w:tcW w:type="dxa" w:w="2551"/>
+            <w:tcMar>
+              <w:top w:w="25" w:type="dxa"/>
+              <w:start w:w="35" w:type="dxa"/>
+              <w:bottom w:w="25" w:type="dxa"/>
+              <w:end w:w="35" w:type="dxa"/>
+            </w:tcMar>
+          </w:tcPr>
+          <w:p>
+            <w:pPr>
+              <w:spacing w:before="0" w:after="0" w:line="216" w:lineRule="auto"/>
+            </w:pPr>
+            <w:r>
+              <w:rPr>
+                <w:sz w:val="15"/>
+              </w:rPr>
+              <w:t>R6J-CENTRAL-NEW-016</w:t>
+            </w:r>
+          </w:p>
+        </w:tc>
+        <w:tc>
+          <w:tcPr>
+            <w:tcW w:type="dxa" w:w="2551"/>
+            <w:tcMar>
+              <w:top w:w="25" w:type="dxa"/>
+              <w:start w:w="35" w:type="dxa"/>
+              <w:bottom w:w="25" w:type="dxa"/>
+              <w:end w:w="35" w:type="dxa"/>
+            </w:tcMar>
+          </w:tcPr>
+          <w:p>
+            <w:pPr>
+              <w:spacing w:before="0" w:after="0" w:line="216" w:lineRule="auto"/>
+            </w:pPr>
+            <w:r>
+              <w:rPr>
+                <w:sz w:val="15"/>
+              </w:rPr>
+              <w:t>P1</w:t>
+            </w:r>
+          </w:p>
+        </w:tc>
+        <w:tc>
+          <w:tcPr>
+            <w:tcW w:type="dxa" w:w="2551"/>
+            <w:tcMar>
+              <w:top w:w="25" w:type="dxa"/>
+              <w:start w:w="35" w:type="dxa"/>
+              <w:bottom w:w="25" w:type="dxa"/>
+              <w:end w:w="35" w:type="dxa"/>
+            </w:tcMar>
+          </w:tcPr>
+          <w:p>
+            <w:pPr>
+              <w:spacing w:before="0" w:after="0" w:line="216" w:lineRule="auto"/>
+            </w:pPr>
+            <w:r>
+              <w:rPr>
+                <w:sz w:val="15"/>
+              </w:rPr>
+              <w:t>BZA/Frontend/Security</w:t>
+            </w:r>
+          </w:p>
+        </w:tc>
+        <w:tc>
+          <w:tcPr>
+            <w:tcW w:type="dxa" w:w="2551"/>
+            <w:tcMar>
+              <w:top w:w="25" w:type="dxa"/>
+              <w:start w:w="35" w:type="dxa"/>
+              <w:bottom w:w="25" w:type="dxa"/>
+              <w:end w:w="35" w:type="dxa"/>
+            </w:tcMar>
+          </w:tcPr>
+          <w:p>
+            <w:pPr>
+              <w:spacing w:before="0" w:after="0" w:line="216" w:lineRule="auto"/>
+            </w:pPr>
+            <w:r>
+              <w:rPr>
+                <w:sz w:val="15"/>
+              </w:rPr>
+              <w:t>BZA Approval mutation action-level permission projection 누락</w:t>
+            </w:r>
+          </w:p>
+        </w:tc>
+      </w:tr>
+    </w:tbl>
+    <w:p>
+      <w:pPr>
+        <w:spacing w:before="0" w:after="40" w:line="228" w:lineRule="auto"/>
+      </w:pPr>
+      <w:r>
+        <w:rPr>
+          <w:sz w:val="18"/>
+        </w:rPr>
+        <w:t>정상화 판정은 Source 존재가 아니라 실제 Consumer·권한·실패·동시성·복구가 current exact SHA에서 실행되고, generated diff 0과 Evidence hash가 결속된 결과로 한다.</w:t>
       </w:r>
     </w:p>
     <w:sectPr>

--- a/cpf-docs/deliverables/기술표준서.docx
+++ b/cpf-docs/deliverables/기술표준서.docx
@@ -369,11 +369,8 @@
             </w:tcMar>
           </w:tcPr>
           <w:p>
-            <w:pPr>
-              <w:jc w:val="center"/>
-            </w:pPr>
-            <w:r>
-              <w:t>4870b2073387 · 07_06</w:t>
+            <w:r>
+              <w:t>b4b6b18b43e9 · 07_09</w:t>
             </w:r>
           </w:p>
         </w:tc>
@@ -389,11 +386,8 @@
             </w:tcMar>
           </w:tcPr>
           <w:p>
-            <w:pPr>
-              <w:jc w:val="center"/>
-            </w:pPr>
-            <w:r>
-              <w:t>34/34 반영 · 신규 31 Action</w:t>
+            <w:r>
+              <w:t>07_08 Product Source rework · QA 재검수 대기</w:t>
             </w:r>
           </w:p>
         </w:tc>
@@ -451,7 +445,7 @@
         <w:spacing w:before="200" w:after="80"/>
       </w:pPr>
       <w:r>
-        <w:t>07_06 Final QA 반영</w:t>
+        <w:t>07_09 문서 기준 · 07_08 Product Source rework 반영</w:t>
       </w:r>
     </w:p>
     <w:tbl>
@@ -1463,6 +1457,654 @@
     <w:p>
       <w:pPr>
         <w:pStyle w:val="Heading2"/>
+      </w:pPr>
+      <w:r>
+        <w:t>0. 개발 표준 바로 찾기</w:t>
+      </w:r>
+    </w:p>
+    <w:tbl>
+      <w:tblPr>
+        <w:tblW w:type="auto" w:w="0"/>
+        <w:tblLook w:firstColumn="1" w:firstRow="1" w:lastColumn="0" w:lastRow="0" w:noHBand="0" w:noVBand="1" w:val="04A0"/>
+        <w:jc w:val="center"/>
+        <w:tblBorders>
+          <w:top w:val="single" w:sz="6" w:space="0" w:color="B7C9D6"/>
+          <w:left w:val="single" w:sz="6" w:space="0" w:color="B7C9D6"/>
+          <w:bottom w:val="single" w:sz="6" w:space="0" w:color="B7C9D6"/>
+          <w:right w:val="single" w:sz="6" w:space="0" w:color="B7C9D6"/>
+          <w:insideH w:val="single" w:sz="6" w:space="0" w:color="B7C9D6"/>
+          <w:insideV w:val="single" w:sz="6" w:space="0" w:color="B7C9D6"/>
+        </w:tblBorders>
+      </w:tblPr>
+      <w:tblGrid>
+        <w:gridCol w:w="3307"/>
+        <w:gridCol w:w="3307"/>
+        <w:gridCol w:w="3307"/>
+      </w:tblGrid>
+      <w:tr>
+        <w:trPr>
+          <w:cantSplit/>
+          <w:tblHeader w:val="true"/>
+          <w:cantSplit/>
+          <w:tblHeader w:val="true"/>
+        </w:trPr>
+        <w:tc>
+          <w:tcPr>
+            <w:tcW w:type="dxa" w:w="2880"/>
+            <w:vAlign w:val="center"/>
+            <w:tcMar>
+              <w:top w:w="90" w:type="dxa"/>
+              <w:start w:w="110" w:type="dxa"/>
+              <w:bottom w:w="90" w:type="dxa"/>
+              <w:end w:w="110" w:type="dxa"/>
+            </w:tcMar>
+            <w:shd w:fill="DCE6F1"/>
+          </w:tcPr>
+          <w:p>
+            <w:pPr>
+              <w:spacing w:after="20" w:before="20"/>
+            </w:pPr>
+            <w:r>
+              <w:rPr>
+                <w:b/>
+                <w:color w:val="1F374F"/>
+                <w:sz w:val="16"/>
+              </w:rPr>
+              <w:t>상황</w:t>
+            </w:r>
+          </w:p>
+        </w:tc>
+        <w:tc>
+          <w:tcPr>
+            <w:tcW w:type="dxa" w:w="4968"/>
+            <w:vAlign w:val="center"/>
+            <w:tcMar>
+              <w:top w:w="90" w:type="dxa"/>
+              <w:start w:w="110" w:type="dxa"/>
+              <w:bottom w:w="90" w:type="dxa"/>
+              <w:end w:w="110" w:type="dxa"/>
+            </w:tcMar>
+            <w:shd w:fill="DCE6F1"/>
+          </w:tcPr>
+          <w:p>
+            <w:pPr>
+              <w:spacing w:after="20" w:before="20"/>
+            </w:pPr>
+            <w:r>
+              <w:rPr>
+                <w:b/>
+                <w:color w:val="1F374F"/>
+                <w:sz w:val="16"/>
+              </w:rPr>
+              <w:t>적용 표준</w:t>
+            </w:r>
+          </w:p>
+        </w:tc>
+        <w:tc>
+          <w:tcPr>
+            <w:tcW w:type="dxa" w:w="3816"/>
+            <w:vAlign w:val="center"/>
+            <w:tcMar>
+              <w:top w:w="90" w:type="dxa"/>
+              <w:start w:w="110" w:type="dxa"/>
+              <w:bottom w:w="90" w:type="dxa"/>
+              <w:end w:w="110" w:type="dxa"/>
+            </w:tcMar>
+            <w:shd w:fill="DCE6F1"/>
+          </w:tcPr>
+          <w:p>
+            <w:pPr>
+              <w:spacing w:after="20" w:before="20"/>
+            </w:pPr>
+            <w:r>
+              <w:rPr>
+                <w:b/>
+                <w:color w:val="1F374F"/>
+                <w:sz w:val="16"/>
+              </w:rPr>
+              <w:t>금지</w:t>
+            </w:r>
+          </w:p>
+        </w:tc>
+      </w:tr>
+      <w:tr>
+        <w:trPr>
+          <w:cantSplit/>
+          <w:cantSplit/>
+        </w:trPr>
+        <w:tc>
+          <w:tcPr>
+            <w:tcW w:type="dxa" w:w="2880"/>
+            <w:vAlign w:val="center"/>
+            <w:tcMar>
+              <w:top w:w="90" w:type="dxa"/>
+              <w:start w:w="110" w:type="dxa"/>
+              <w:bottom w:w="90" w:type="dxa"/>
+              <w:end w:w="110" w:type="dxa"/>
+            </w:tcMar>
+          </w:tcPr>
+          <w:p>
+            <w:pPr>
+              <w:spacing w:after="20" w:before="20"/>
+            </w:pPr>
+            <w:r>
+              <w:rPr>
+                <w:sz w:val="16"/>
+              </w:rPr>
+              <w:t>목록/Paging</w:t>
+            </w:r>
+          </w:p>
+        </w:tc>
+        <w:tc>
+          <w:tcPr>
+            <w:tcW w:type="dxa" w:w="4968"/>
+            <w:vAlign w:val="center"/>
+            <w:tcMar>
+              <w:top w:w="90" w:type="dxa"/>
+              <w:start w:w="110" w:type="dxa"/>
+              <w:bottom w:w="90" w:type="dxa"/>
+              <w:end w:w="110" w:type="dxa"/>
+            </w:tcMar>
+          </w:tcPr>
+          <w:p>
+            <w:pPr>
+              <w:spacing w:before="20" w:after="20"/>
+            </w:pPr>
+            <w:r>
+              <w:rPr>
+                <w:sz w:val="16"/>
+              </w:rPr>
+              <w:t>CpfPageRequest/CpfPage + CpfSort; 대량은 CpfCursorPage/CpfCursorCodec</w:t>
+            </w:r>
+          </w:p>
+        </w:tc>
+        <w:tc>
+          <w:tcPr>
+            <w:tcW w:type="dxa" w:w="3816"/>
+            <w:vAlign w:val="center"/>
+            <w:tcMar>
+              <w:top w:w="90" w:type="dxa"/>
+              <w:start w:w="110" w:type="dxa"/>
+              <w:bottom w:w="90" w:type="dxa"/>
+              <w:end w:w="110" w:type="dxa"/>
+            </w:tcMar>
+          </w:tcPr>
+          <w:p>
+            <w:pPr>
+              <w:spacing w:before="20" w:after="20"/>
+            </w:pPr>
+            <w:r>
+              <w:rPr>
+                <w:sz w:val="16"/>
+              </w:rPr>
+              <w:t>size&gt;200, raw ORDER BY field 연결, 외부 Cursor 단순 Base64/PK 노출</w:t>
+            </w:r>
+          </w:p>
+        </w:tc>
+      </w:tr>
+      <w:tr>
+        <w:trPr>
+          <w:cantSplit/>
+          <w:cantSplit/>
+        </w:trPr>
+        <w:tc>
+          <w:tcPr>
+            <w:tcW w:type="dxa" w:w="2880"/>
+            <w:vAlign w:val="center"/>
+            <w:tcMar>
+              <w:top w:w="90" w:type="dxa"/>
+              <w:start w:w="110" w:type="dxa"/>
+              <w:bottom w:w="90" w:type="dxa"/>
+              <w:end w:w="110" w:type="dxa"/>
+            </w:tcMar>
+            <w:shd w:fill="F7F9FC"/>
+          </w:tcPr>
+          <w:p>
+            <w:pPr>
+              <w:spacing w:after="20" w:before="20"/>
+            </w:pPr>
+            <w:r>
+              <w:rPr>
+                <w:sz w:val="16"/>
+              </w:rPr>
+              <w:t>DB write</w:t>
+            </w:r>
+          </w:p>
+        </w:tc>
+        <w:tc>
+          <w:tcPr>
+            <w:tcW w:type="dxa" w:w="4968"/>
+            <w:vAlign w:val="center"/>
+            <w:tcMar>
+              <w:top w:w="90" w:type="dxa"/>
+              <w:start w:w="110" w:type="dxa"/>
+              <w:bottom w:w="90" w:type="dxa"/>
+              <w:end w:w="110" w:type="dxa"/>
+            </w:tcMar>
+            <w:shd w:fill="F7F9FC"/>
+          </w:tcPr>
+          <w:p>
+            <w:pPr>
+              <w:spacing w:after="20" w:before="20"/>
+            </w:pPr>
+            <w:r>
+              <w:rPr>
+                <w:sz w:val="16"/>
+              </w:rPr>
+              <w:t>한 Owner Local TX + Version/Idempotency</w:t>
+            </w:r>
+          </w:p>
+        </w:tc>
+        <w:tc>
+          <w:tcPr>
+            <w:tcW w:type="dxa" w:w="3816"/>
+            <w:vAlign w:val="center"/>
+            <w:tcMar>
+              <w:top w:w="90" w:type="dxa"/>
+              <w:start w:w="110" w:type="dxa"/>
+              <w:bottom w:w="90" w:type="dxa"/>
+              <w:end w:w="110" w:type="dxa"/>
+            </w:tcMar>
+            <w:shd w:fill="F7F9FC"/>
+          </w:tcPr>
+          <w:p>
+            <w:pPr>
+              <w:spacing w:after="20" w:before="20"/>
+            </w:pPr>
+            <w:r>
+              <w:rPr>
+                <w:sz w:val="16"/>
+              </w:rPr>
+              <w:t>다른 서비스 DB까지 Local TX로 간주</w:t>
+            </w:r>
+          </w:p>
+        </w:tc>
+      </w:tr>
+      <w:tr>
+        <w:trPr>
+          <w:cantSplit/>
+          <w:cantSplit/>
+        </w:trPr>
+        <w:tc>
+          <w:tcPr>
+            <w:tcW w:type="dxa" w:w="2880"/>
+            <w:vAlign w:val="center"/>
+            <w:tcMar>
+              <w:top w:w="90" w:type="dxa"/>
+              <w:start w:w="110" w:type="dxa"/>
+              <w:bottom w:w="90" w:type="dxa"/>
+              <w:end w:w="110" w:type="dxa"/>
+            </w:tcMar>
+          </w:tcPr>
+          <w:p>
+            <w:pPr>
+              <w:spacing w:after="20" w:before="20"/>
+            </w:pPr>
+            <w:r>
+              <w:rPr>
+                <w:sz w:val="16"/>
+              </w:rPr>
+              <w:t>원격 write</w:t>
+            </w:r>
+          </w:p>
+        </w:tc>
+        <w:tc>
+          <w:tcPr>
+            <w:tcW w:type="dxa" w:w="4968"/>
+            <w:vAlign w:val="center"/>
+            <w:tcMar>
+              <w:top w:w="90" w:type="dxa"/>
+              <w:start w:w="110" w:type="dxa"/>
+              <w:bottom w:w="90" w:type="dxa"/>
+              <w:end w:w="110" w:type="dxa"/>
+            </w:tcMar>
+          </w:tcPr>
+          <w:p>
+            <w:pPr>
+              <w:spacing w:after="20" w:before="20"/>
+            </w:pPr>
+            <w:r>
+              <w:rPr>
+                <w:sz w:val="16"/>
+              </w:rPr>
+              <w:t>Attempt + timeout + UNKNOWN/Reconcile</w:t>
+            </w:r>
+          </w:p>
+        </w:tc>
+        <w:tc>
+          <w:tcPr>
+            <w:tcW w:type="dxa" w:w="3816"/>
+            <w:vAlign w:val="center"/>
+            <w:tcMar>
+              <w:top w:w="90" w:type="dxa"/>
+              <w:start w:w="110" w:type="dxa"/>
+              <w:bottom w:w="90" w:type="dxa"/>
+              <w:end w:w="110" w:type="dxa"/>
+            </w:tcMar>
+          </w:tcPr>
+          <w:p>
+            <w:pPr>
+              <w:spacing w:after="20" w:before="20"/>
+            </w:pPr>
+            <w:r>
+              <w:rPr>
+                <w:sz w:val="16"/>
+              </w:rPr>
+              <w:t>응답 유실을 FAILED로 단정 후 blind retry</w:t>
+            </w:r>
+          </w:p>
+        </w:tc>
+      </w:tr>
+      <w:tr>
+        <w:trPr>
+          <w:cantSplit/>
+          <w:cantSplit/>
+        </w:trPr>
+        <w:tc>
+          <w:tcPr>
+            <w:tcW w:type="dxa" w:w="2880"/>
+            <w:vAlign w:val="center"/>
+            <w:tcMar>
+              <w:top w:w="90" w:type="dxa"/>
+              <w:start w:w="110" w:type="dxa"/>
+              <w:bottom w:w="90" w:type="dxa"/>
+              <w:end w:w="110" w:type="dxa"/>
+            </w:tcMar>
+            <w:shd w:fill="F7F9FC"/>
+          </w:tcPr>
+          <w:p>
+            <w:pPr>
+              <w:spacing w:after="20" w:before="20"/>
+            </w:pPr>
+            <w:r>
+              <w:rPr>
+                <w:sz w:val="16"/>
+              </w:rPr>
+              <w:t>다중 Owner 업무</w:t>
+            </w:r>
+          </w:p>
+        </w:tc>
+        <w:tc>
+          <w:tcPr>
+            <w:tcW w:type="dxa" w:w="4968"/>
+            <w:vAlign w:val="center"/>
+            <w:tcMar>
+              <w:top w:w="90" w:type="dxa"/>
+              <w:start w:w="110" w:type="dxa"/>
+              <w:bottom w:w="90" w:type="dxa"/>
+              <w:end w:w="110" w:type="dxa"/>
+            </w:tcMar>
+            <w:shd w:fill="F7F9FC"/>
+          </w:tcPr>
+          <w:p>
+            <w:pPr>
+              <w:spacing w:after="20" w:before="20"/>
+            </w:pPr>
+            <w:r>
+              <w:rPr>
+                <w:sz w:val="16"/>
+              </w:rPr>
+              <w:t>Saga state + Compensation</w:t>
+            </w:r>
+          </w:p>
+        </w:tc>
+        <w:tc>
+          <w:tcPr>
+            <w:tcW w:type="dxa" w:w="3816"/>
+            <w:vAlign w:val="center"/>
+            <w:tcMar>
+              <w:top w:w="90" w:type="dxa"/>
+              <w:start w:w="110" w:type="dxa"/>
+              <w:bottom w:w="90" w:type="dxa"/>
+              <w:end w:w="110" w:type="dxa"/>
+            </w:tcMar>
+            <w:shd w:fill="F7F9FC"/>
+          </w:tcPr>
+          <w:p>
+            <w:pPr>
+              <w:spacing w:after="20" w:before="20"/>
+            </w:pPr>
+            <w:r>
+              <w:rPr>
+                <w:sz w:val="16"/>
+              </w:rPr>
+              <w:t>분산 DB rollback을 전제</w:t>
+            </w:r>
+          </w:p>
+        </w:tc>
+      </w:tr>
+      <w:tr>
+        <w:trPr>
+          <w:cantSplit/>
+          <w:cantSplit/>
+        </w:trPr>
+        <w:tc>
+          <w:tcPr>
+            <w:tcW w:type="dxa" w:w="2880"/>
+            <w:vAlign w:val="center"/>
+            <w:tcMar>
+              <w:top w:w="90" w:type="dxa"/>
+              <w:start w:w="110" w:type="dxa"/>
+              <w:bottom w:w="90" w:type="dxa"/>
+              <w:end w:w="110" w:type="dxa"/>
+            </w:tcMar>
+          </w:tcPr>
+          <w:p>
+            <w:pPr>
+              <w:spacing w:after="20" w:before="20"/>
+            </w:pPr>
+            <w:r>
+              <w:rPr>
+                <w:sz w:val="16"/>
+              </w:rPr>
+              <w:t>로그</w:t>
+            </w:r>
+          </w:p>
+        </w:tc>
+        <w:tc>
+          <w:tcPr>
+            <w:tcW w:type="dxa" w:w="4968"/>
+            <w:vAlign w:val="center"/>
+            <w:tcMar>
+              <w:top w:w="90" w:type="dxa"/>
+              <w:start w:w="110" w:type="dxa"/>
+              <w:bottom w:w="90" w:type="dxa"/>
+              <w:end w:w="110" w:type="dxa"/>
+            </w:tcMar>
+          </w:tcPr>
+          <w:p>
+            <w:pPr>
+              <w:spacing w:after="20" w:before="20"/>
+            </w:pPr>
+            <w:r>
+              <w:rPr>
+                <w:sz w:val="16"/>
+              </w:rPr>
+              <w:t>root transactionId + segment/attempt/instance/trace + masked business context</w:t>
+            </w:r>
+          </w:p>
+        </w:tc>
+        <w:tc>
+          <w:tcPr>
+            <w:tcW w:type="dxa" w:w="3816"/>
+            <w:vAlign w:val="center"/>
+            <w:tcMar>
+              <w:top w:w="90" w:type="dxa"/>
+              <w:start w:w="110" w:type="dxa"/>
+              <w:bottom w:w="90" w:type="dxa"/>
+              <w:end w:w="110" w:type="dxa"/>
+            </w:tcMar>
+          </w:tcPr>
+          <w:p>
+            <w:pPr>
+              <w:spacing w:after="20" w:before="20"/>
+            </w:pPr>
+            <w:r>
+              <w:rPr>
+                <w:sz w:val="16"/>
+              </w:rPr>
+              <w:t>Raw Secret/Token/PII/Payload 기록</w:t>
+            </w:r>
+          </w:p>
+        </w:tc>
+      </w:tr>
+      <w:tr>
+        <w:trPr>
+          <w:cantSplit/>
+          <w:cantSplit/>
+        </w:trPr>
+        <w:tc>
+          <w:tcPr>
+            <w:tcW w:type="dxa" w:w="2880"/>
+            <w:vAlign w:val="center"/>
+            <w:tcMar>
+              <w:top w:w="90" w:type="dxa"/>
+              <w:start w:w="110" w:type="dxa"/>
+              <w:bottom w:w="90" w:type="dxa"/>
+              <w:end w:w="110" w:type="dxa"/>
+            </w:tcMar>
+            <w:shd w:fill="F7F9FC"/>
+          </w:tcPr>
+          <w:p>
+            <w:pPr>
+              <w:spacing w:after="20" w:before="20"/>
+            </w:pPr>
+            <w:r>
+              <w:rPr>
+                <w:sz w:val="16"/>
+              </w:rPr>
+              <w:t>FileLog 실패</w:t>
+            </w:r>
+          </w:p>
+        </w:tc>
+        <w:tc>
+          <w:tcPr>
+            <w:tcW w:type="dxa" w:w="4968"/>
+            <w:vAlign w:val="center"/>
+            <w:tcMar>
+              <w:top w:w="90" w:type="dxa"/>
+              <w:start w:w="110" w:type="dxa"/>
+              <w:bottom w:w="90" w:type="dxa"/>
+              <w:end w:w="110" w:type="dxa"/>
+            </w:tcMar>
+            <w:shd w:fill="F7F9FC"/>
+          </w:tcPr>
+          <w:p>
+            <w:pPr>
+              <w:spacing w:after="20" w:before="20"/>
+            </w:pPr>
+            <w:r>
+              <w:rPr>
+                <w:sz w:val="16"/>
+              </w:rPr>
+              <w:t>runtime status + recovery/alert</w:t>
+            </w:r>
+          </w:p>
+        </w:tc>
+        <w:tc>
+          <w:tcPr>
+            <w:tcW w:type="dxa" w:w="3816"/>
+            <w:vAlign w:val="center"/>
+            <w:tcMar>
+              <w:top w:w="90" w:type="dxa"/>
+              <w:start w:w="110" w:type="dxa"/>
+              <w:bottom w:w="90" w:type="dxa"/>
+              <w:end w:w="110" w:type="dxa"/>
+            </w:tcMar>
+            <w:shd w:fill="F7F9FC"/>
+          </w:tcPr>
+          <w:p>
+            <w:pPr>
+              <w:spacing w:after="20" w:before="20"/>
+            </w:pPr>
+            <w:r>
+              <w:rPr>
+                <w:sz w:val="16"/>
+              </w:rPr>
+              <w:t>업무 DB Commit을 함께 rollback했다고 가정</w:t>
+            </w:r>
+          </w:p>
+        </w:tc>
+      </w:tr>
+      <w:tr>
+        <w:trPr>
+          <w:cantSplit/>
+          <w:cantSplit/>
+        </w:trPr>
+        <w:tc>
+          <w:tcPr>
+            <w:tcW w:type="dxa" w:w="2880"/>
+            <w:vAlign w:val="center"/>
+            <w:tcMar>
+              <w:top w:w="90" w:type="dxa"/>
+              <w:start w:w="110" w:type="dxa"/>
+              <w:bottom w:w="90" w:type="dxa"/>
+              <w:end w:w="110" w:type="dxa"/>
+            </w:tcMar>
+          </w:tcPr>
+          <w:p>
+            <w:pPr>
+              <w:spacing w:after="20" w:before="20"/>
+            </w:pPr>
+            <w:r>
+              <w:rPr>
+                <w:sz w:val="16"/>
+              </w:rPr>
+              <w:t>Batch</w:t>
+            </w:r>
+          </w:p>
+        </w:tc>
+        <w:tc>
+          <w:tcPr>
+            <w:tcW w:type="dxa" w:w="4968"/>
+            <w:vAlign w:val="center"/>
+            <w:tcMar>
+              <w:top w:w="90" w:type="dxa"/>
+              <w:start w:w="110" w:type="dxa"/>
+              <w:bottom w:w="90" w:type="dxa"/>
+              <w:end w:w="110" w:type="dxa"/>
+            </w:tcMar>
+          </w:tcPr>
+          <w:p>
+            <w:pPr>
+              <w:spacing w:after="20" w:before="20"/>
+            </w:pPr>
+            <w:r>
+              <w:rPr>
+                <w:sz w:val="16"/>
+              </w:rPr>
+              <w:t>Chunk/Tasklet/Partition별 경계 + checkpoint/idempotency</w:t>
+            </w:r>
+          </w:p>
+        </w:tc>
+        <w:tc>
+          <w:tcPr>
+            <w:tcW w:type="dxa" w:w="3816"/>
+            <w:vAlign w:val="center"/>
+            <w:tcMar>
+              <w:top w:w="90" w:type="dxa"/>
+              <w:start w:w="110" w:type="dxa"/>
+              <w:bottom w:w="90" w:type="dxa"/>
+              <w:end w:w="110" w:type="dxa"/>
+            </w:tcMar>
+          </w:tcPr>
+          <w:p>
+            <w:pPr>
+              <w:spacing w:after="20" w:before="20"/>
+            </w:pPr>
+            <w:r>
+              <w:rPr>
+                <w:sz w:val="16"/>
+              </w:rPr>
+              <w:t>전체 Job을 하나의 거대한 TX로 유지</w:t>
+            </w:r>
+          </w:p>
+        </w:tc>
+      </w:tr>
+    </w:tbl>
+    <w:p>
+      <w:pPr>
+        <w:pStyle w:val="Heading2"/>
         <w:keepNext/>
         <w:bidi w:val="0"/>
         <w:ind w:hanging="0" w:left="0" w:right="0"/>
@@ -23221,7 +23863,7 @@
               <w:rPr/>
             </w:pPr>
             <w:r>
-              <w:t>4870b2073387…</w:t>
+              <w:t>b4b6b18b43e9…</w:t>
             </w:r>
           </w:p>
         </w:tc>
@@ -23378,7 +24020,7 @@
               <w:rPr/>
             </w:pPr>
             <w:r>
-              <w:t>4870b2073387…</w:t>
+              <w:t>b4b6b18b43e9…</w:t>
             </w:r>
           </w:p>
         </w:tc>
@@ -23535,7 +24177,7 @@
               <w:rPr/>
             </w:pPr>
             <w:r>
-              <w:t>4870b2073387…</w:t>
+              <w:t>b4b6b18b43e9…</w:t>
             </w:r>
           </w:p>
         </w:tc>
@@ -23692,7 +24334,7 @@
               <w:rPr/>
             </w:pPr>
             <w:r>
-              <w:t>4870b2073387…</w:t>
+              <w:t>b4b6b18b43e9…</w:t>
             </w:r>
           </w:p>
         </w:tc>
@@ -23849,7 +24491,7 @@
               <w:rPr/>
             </w:pPr>
             <w:r>
-              <w:t>4870b2073387…</w:t>
+              <w:t>b4b6b18b43e9…</w:t>
             </w:r>
           </w:p>
         </w:tc>
@@ -24006,7 +24648,7 @@
               <w:rPr/>
             </w:pPr>
             <w:r>
-              <w:t>4870b2073387…</w:t>
+              <w:t>b4b6b18b43e9…</w:t>
             </w:r>
           </w:p>
         </w:tc>
@@ -24163,7 +24805,7 @@
               <w:rPr/>
             </w:pPr>
             <w:r>
-              <w:t>4870b2073387…</w:t>
+              <w:t>b4b6b18b43e9…</w:t>
             </w:r>
           </w:p>
         </w:tc>
@@ -24320,7 +24962,7 @@
               <w:rPr/>
             </w:pPr>
             <w:r>
-              <w:t>4870b2073387…</w:t>
+              <w:t>b4b6b18b43e9…</w:t>
             </w:r>
           </w:p>
         </w:tc>
@@ -24477,7 +25119,7 @@
               <w:rPr/>
             </w:pPr>
             <w:r>
-              <w:t>4870b2073387…</w:t>
+              <w:t>b4b6b18b43e9…</w:t>
             </w:r>
           </w:p>
         </w:tc>
@@ -24634,7 +25276,7 @@
               <w:rPr/>
             </w:pPr>
             <w:r>
-              <w:t>4870b2073387…</w:t>
+              <w:t>b4b6b18b43e9…</w:t>
             </w:r>
           </w:p>
         </w:tc>
@@ -24791,7 +25433,7 @@
               <w:rPr/>
             </w:pPr>
             <w:r>
-              <w:t>4870b2073387…</w:t>
+              <w:t>b4b6b18b43e9…</w:t>
             </w:r>
           </w:p>
         </w:tc>
@@ -24948,7 +25590,7 @@
               <w:rPr/>
             </w:pPr>
             <w:r>
-              <w:t>4870b2073387…</w:t>
+              <w:t>b4b6b18b43e9…</w:t>
             </w:r>
           </w:p>
         </w:tc>
@@ -25105,7 +25747,7 @@
               <w:rPr/>
             </w:pPr>
             <w:r>
-              <w:t>4870b2073387…</w:t>
+              <w:t>b4b6b18b43e9…</w:t>
             </w:r>
           </w:p>
         </w:tc>
@@ -25262,7 +25904,7 @@
               <w:rPr/>
             </w:pPr>
             <w:r>
-              <w:t>4870b2073387…</w:t>
+              <w:t>b4b6b18b43e9…</w:t>
             </w:r>
           </w:p>
         </w:tc>
@@ -25419,7 +26061,7 @@
               <w:rPr/>
             </w:pPr>
             <w:r>
-              <w:t>4870b2073387…</w:t>
+              <w:t>b4b6b18b43e9…</w:t>
             </w:r>
           </w:p>
         </w:tc>
@@ -25576,7 +26218,7 @@
               <w:rPr/>
             </w:pPr>
             <w:r>
-              <w:t>4870b2073387…</w:t>
+              <w:t>b4b6b18b43e9…</w:t>
             </w:r>
           </w:p>
         </w:tc>
@@ -25600,7 +26242,7 @@
           <w:color w:val="2F6FEB"/>
           <w:sz w:val="18"/>
         </w:rPr>
-        <w:t>53. Product/EDU 분류 표준 - 07_06 현행 기준</w:t>
+        <w:t>53. Product/EDU 분류 표준 - 07_08 Product Source 현행 기준</w:t>
       </w:r>
     </w:p>
     <w:p>
@@ -25960,7 +26602,7 @@
         <w:pStyle w:val="CPFCallout"/>
       </w:pPr>
       <w:r>
-        <w:t>07_06 Final QA 중앙 Merge: 현재 master는 07_05 제품 Source 위에 QA/Control 산출물을 추가한 Commit이며 Product Source 변경은 없다. Final verdict는 FAIL / REDEVELOPMENT REQUIRED + UNVERIFIED / RELEASE_BLOCKED다. Canonical 완료 분모는 169 Requirement이고, 신규 독립 개발 Action은 31개(P0 22 / P1 9)다. 전체 Scope는 169 Requirement + 기존 56 Finding + 신규 31 + self-found + Runtime 13 + 개발 중 추가 발견 전체이며, 34/34 direct rework 구현 사실만으로 완료 판정하지 않는다.</w:t>
+        <w:t>현재 master 기준은 b4b6b18b43e9(07_09)이며 실제 Product Source 변경 기준은 f0aa49f29cba(07_08)이다. Developer current-state 보고에서는 Canonical 169, 중앙 Action 31, 기존 Finding 56에 대한 Source 구현/재점검을 마쳤다고 기록한다. 중앙 Release 판단은 UNVERIFIED / RELEASE_BLOCKED이며 Java 25·Gradle 9.1 exact-SHA clean build, live Oracle/PostgreSQL/MariaDB, 인증 Browser, 2+ instance/process-kill, Broker/Network/DB fault, 성능·보안·DR, Generator fresh-consumer, ADM 전체 Runtime consumer, 독립 Codex, multi-system Transaction/Logging E2E와 QA A/B·Special Review 재검수가 남아 있다.</w:t>
       </w:r>
     </w:p>
     <w:p>
@@ -25969,6 +26611,14 @@
       </w:pPr>
       <w:r>
         <w:t>표준 적용 시 Final QA의 current-source defect를 예외로 정상 취급하지 않는다. 특히 current-HEAD evidence provenance, DB masking fail-closed, generated typed client, trust boundary, independent verification semantics를 후속 Source/Test/Gate에서 강제해야 한다.</w:t>
+      </w:r>
+    </w:p>
+    <w:p>
+      <w:pPr>
+        <w:pStyle w:val="CPFCaption"/>
+      </w:pPr>
+      <w:r>
+        <w:t>문서 기준: master b4b6b18b43e9 (07_09). Product Source 기준은 f0aa49f29cba (07_08)이며 중앙 Release 상태는 UNVERIFIED / RELEASE_BLOCKED이다.</w:t>
       </w:r>
     </w:p>
     <w:sectPr>
@@ -26138,7 +26788,7 @@
       </w:pBdr>
     </w:pPr>
     <w:r>
-      <w:t>CPF 기술표준서   |   Master 07_06 · 4870b2073387</w:t>
+      <w:t>CPF 기술표준서   |   Master 07_09 · b4b6b18b43e9</w:t>
     </w:r>
   </w:p>
 </w:hdr>

--- a/cpf-docs/deliverables/기술표준서.docx
+++ b/cpf-docs/deliverables/기술표준서.docx
@@ -139,7 +139,7 @@
           <w:color w:val="5F6368"/>
           <w:sz w:val="19"/>
         </w:rPr>
-        <w:t xml:space="preserve">Harness v1.1.3 / </w:t>
+        <w:t xml:space="preserve">Harness v1.2.5 / </w:t>
       </w:r>
       <w:r>
         <w:rPr>
@@ -155,7 +155,7 @@
           <w:color w:val="5F6368"/>
           <w:sz w:val="19"/>
         </w:rPr>
-        <w:t>Rev. 1</w:t>
+        <w:t>Rev. 2</w:t>
       </w:r>
       <w:r>
         <w:rPr>
@@ -214,7 +214,7 @@
           <w:color w:val="5F6368"/>
           <w:sz w:val="19"/>
         </w:rPr>
-        <w:t>2026-08-25</w:t>
+        <w:t>2026-08-26</w:t>
       </w:r>
     </w:p>
     <w:p>
@@ -234,817 +234,1036 @@
         <w:t>목차</w:t>
       </w:r>
     </w:p>
-    <w:sdt>
-      <w:sdtPr>
-        <w:docPartObj>
-          <w:docPartGallery w:val="Table of Contents"/>
-          <w:docPartUnique w:val="true"/>
-        </w:docPartObj>
-      </w:sdtPr>
-      <w:sdtContent>
-        <w:p>
-          <w:pPr>
-            <w:pStyle w:val="TOC1"/>
-            <w:tabs>
-              <w:tab w:val="clear" w:pos="10772"/>
-              <w:tab w:val="right" w:pos="10771" w:leader="dot"/>
-            </w:tabs>
-            <w:rPr/>
-          </w:pPr>
-          <w:r>
-            <w:fldChar w:fldCharType="begin"/>
-          </w:r>
-          <w:r>
-            <w:rPr>
-              <w:webHidden/>
-              <w:rStyle w:val="IndexLink"/>
-            </w:rPr>
-            <w:instrText xml:space="preserve"> TOC \z \o "1-2" \u \h</w:instrText>
-          </w:r>
-          <w:r>
-            <w:rPr>
-              <w:webHidden/>
-              <w:rStyle w:val="IndexLink"/>
-            </w:rPr>
-            <w:fldChar w:fldCharType="separate"/>
-          </w:r>
-          <w:hyperlink w:anchor="__RefHeading___Toc10352_1069379125">
-            <w:r>
-              <w:rPr>
-                <w:webHidden/>
-                <w:rStyle w:val="IndexLink"/>
-              </w:rPr>
-              <w:t>1. Naming·Directory·Package</w:t>
-              <w:tab/>
-              <w:t>3</w:t>
-            </w:r>
-          </w:hyperlink>
-        </w:p>
-        <w:p>
-          <w:pPr>
-            <w:pStyle w:val="TOC2"/>
-            <w:tabs>
-              <w:tab w:val="clear" w:pos="10489"/>
-              <w:tab w:val="right" w:pos="10771" w:leader="dot"/>
-            </w:tabs>
-            <w:rPr/>
-          </w:pPr>
-          <w:hyperlink w:anchor="__RefHeading___Toc10354_1069379125">
-            <w:r>
-              <w:rPr>
-                <w:webHidden/>
-                <w:rStyle w:val="IndexLink"/>
-              </w:rPr>
-              <w:t>1.1 Naming</w:t>
-              <w:tab/>
-              <w:t>3</w:t>
-            </w:r>
-          </w:hyperlink>
-        </w:p>
-        <w:p>
-          <w:pPr>
-            <w:pStyle w:val="TOC2"/>
-            <w:tabs>
-              <w:tab w:val="clear" w:pos="10489"/>
-              <w:tab w:val="right" w:pos="10771" w:leader="dot"/>
-            </w:tabs>
-            <w:rPr/>
-          </w:pPr>
-          <w:hyperlink w:anchor="__RefHeading___Toc10356_1069379125">
-            <w:r>
-              <w:rPr>
-                <w:webHidden/>
-                <w:rStyle w:val="IndexLink"/>
-              </w:rPr>
-              <w:t>1.2 Directory</w:t>
-              <w:tab/>
-              <w:t>3</w:t>
-            </w:r>
-          </w:hyperlink>
-        </w:p>
-        <w:p>
-          <w:pPr>
-            <w:pStyle w:val="TOC2"/>
-            <w:tabs>
-              <w:tab w:val="clear" w:pos="10489"/>
-              <w:tab w:val="right" w:pos="10771" w:leader="dot"/>
-            </w:tabs>
-            <w:rPr/>
-          </w:pPr>
-          <w:hyperlink w:anchor="__RefHeading___Toc10358_1069379125">
-            <w:r>
-              <w:rPr>
-                <w:webHidden/>
-                <w:rStyle w:val="IndexLink"/>
-              </w:rPr>
-              <w:t>1.3 Java Package</w:t>
-              <w:tab/>
-              <w:t>3</w:t>
-            </w:r>
-          </w:hyperlink>
-        </w:p>
-        <w:p>
-          <w:pPr>
-            <w:pStyle w:val="TOC1"/>
-            <w:tabs>
-              <w:tab w:val="clear" w:pos="10772"/>
-              <w:tab w:val="right" w:pos="10771" w:leader="dot"/>
-            </w:tabs>
-            <w:rPr/>
-          </w:pPr>
-          <w:hyperlink w:anchor="__RefHeading___Toc10360_1069379125">
-            <w:r>
-              <w:rPr>
-                <w:webHidden/>
-                <w:rStyle w:val="IndexLink"/>
-              </w:rPr>
-              <w:t>2. Module Ownership·Dependency·API</w:t>
-              <w:tab/>
-              <w:t>3</w:t>
-            </w:r>
-          </w:hyperlink>
-        </w:p>
-        <w:p>
-          <w:pPr>
-            <w:pStyle w:val="TOC2"/>
-            <w:tabs>
-              <w:tab w:val="clear" w:pos="10489"/>
-              <w:tab w:val="right" w:pos="10771" w:leader="dot"/>
-            </w:tabs>
-            <w:rPr/>
-          </w:pPr>
-          <w:hyperlink w:anchor="__RefHeading___Toc10362_1069379125">
-            <w:r>
-              <w:rPr>
-                <w:webHidden/>
-                <w:rStyle w:val="IndexLink"/>
-              </w:rPr>
-              <w:t>2.1 Module Ownership</w:t>
-              <w:tab/>
-              <w:t>3</w:t>
-            </w:r>
-          </w:hyperlink>
-        </w:p>
-        <w:p>
-          <w:pPr>
-            <w:pStyle w:val="TOC2"/>
-            <w:tabs>
-              <w:tab w:val="clear" w:pos="10489"/>
-              <w:tab w:val="right" w:pos="10771" w:leader="dot"/>
-            </w:tabs>
-            <w:rPr/>
-          </w:pPr>
-          <w:hyperlink w:anchor="__RefHeading___Toc10364_1069379125">
-            <w:r>
-              <w:rPr>
-                <w:webHidden/>
-                <w:rStyle w:val="IndexLink"/>
-              </w:rPr>
-              <w:t>2.2 Dependency</w:t>
-              <w:tab/>
-              <w:t>3</w:t>
-            </w:r>
-          </w:hyperlink>
-        </w:p>
-        <w:p>
-          <w:pPr>
-            <w:pStyle w:val="TOC2"/>
-            <w:tabs>
-              <w:tab w:val="clear" w:pos="10489"/>
-              <w:tab w:val="right" w:pos="10771" w:leader="dot"/>
-            </w:tabs>
-            <w:rPr/>
-          </w:pPr>
-          <w:hyperlink w:anchor="__RefHeading___Toc10366_1069379125">
-            <w:r>
-              <w:rPr>
-                <w:webHidden/>
-                <w:rStyle w:val="IndexLink"/>
-              </w:rPr>
-              <w:t>2.3 Public/Internal API</w:t>
-              <w:tab/>
-              <w:t>4</w:t>
-            </w:r>
-          </w:hyperlink>
-        </w:p>
-        <w:p>
-          <w:pPr>
-            <w:pStyle w:val="TOC1"/>
-            <w:tabs>
-              <w:tab w:val="clear" w:pos="10772"/>
-              <w:tab w:val="right" w:pos="10771" w:leader="dot"/>
-            </w:tabs>
-            <w:rPr/>
-          </w:pPr>
-          <w:hyperlink w:anchor="__RefHeading___Toc10368_1069379125">
-            <w:r>
-              <w:rPr>
-                <w:webHidden/>
-                <w:rStyle w:val="IndexLink"/>
-              </w:rPr>
-              <w:t>3. Controller·Service·Repository</w:t>
-              <w:tab/>
-              <w:t>4</w:t>
-            </w:r>
-          </w:hyperlink>
-        </w:p>
-        <w:p>
-          <w:pPr>
-            <w:pStyle w:val="TOC2"/>
-            <w:tabs>
-              <w:tab w:val="clear" w:pos="10489"/>
-              <w:tab w:val="right" w:pos="10771" w:leader="dot"/>
-            </w:tabs>
-            <w:rPr/>
-          </w:pPr>
-          <w:hyperlink w:anchor="__RefHeading___Toc10370_1069379125">
-            <w:r>
-              <w:rPr>
-                <w:webHidden/>
-                <w:rStyle w:val="IndexLink"/>
-              </w:rPr>
-              <w:t>3.1 Controller</w:t>
-              <w:tab/>
-              <w:t>4</w:t>
-            </w:r>
-          </w:hyperlink>
-        </w:p>
-        <w:p>
-          <w:pPr>
-            <w:pStyle w:val="TOC2"/>
-            <w:tabs>
-              <w:tab w:val="clear" w:pos="10489"/>
-              <w:tab w:val="right" w:pos="10771" w:leader="dot"/>
-            </w:tabs>
-            <w:rPr/>
-          </w:pPr>
-          <w:hyperlink w:anchor="__RefHeading___Toc10372_1069379125">
-            <w:r>
-              <w:rPr>
-                <w:webHidden/>
-                <w:rStyle w:val="IndexLink"/>
-              </w:rPr>
-              <w:t>3.2 Service</w:t>
-              <w:tab/>
-              <w:t>4</w:t>
-            </w:r>
-          </w:hyperlink>
-        </w:p>
-        <w:p>
-          <w:pPr>
-            <w:pStyle w:val="TOC2"/>
-            <w:tabs>
-              <w:tab w:val="clear" w:pos="10489"/>
-              <w:tab w:val="right" w:pos="10771" w:leader="dot"/>
-            </w:tabs>
-            <w:rPr/>
-          </w:pPr>
-          <w:hyperlink w:anchor="__RefHeading___Toc10374_1069379125">
-            <w:r>
-              <w:rPr>
-                <w:webHidden/>
-                <w:rStyle w:val="IndexLink"/>
-              </w:rPr>
-              <w:t>3.3 Repository</w:t>
-              <w:tab/>
-              <w:t>4</w:t>
-            </w:r>
-          </w:hyperlink>
-        </w:p>
-        <w:p>
-          <w:pPr>
-            <w:pStyle w:val="TOC1"/>
-            <w:tabs>
-              <w:tab w:val="clear" w:pos="10772"/>
-              <w:tab w:val="right" w:pos="10771" w:leader="dot"/>
-            </w:tabs>
-            <w:rPr/>
-          </w:pPr>
-          <w:hyperlink w:anchor="__RefHeading___Toc10376_1069379125">
-            <w:r>
-              <w:rPr>
-                <w:webHidden/>
-                <w:rStyle w:val="IndexLink"/>
-              </w:rPr>
-              <w:t>4. Context·Transaction·Error·Retry</w:t>
-              <w:tab/>
-              <w:t>5</w:t>
-            </w:r>
-          </w:hyperlink>
-        </w:p>
-        <w:p>
-          <w:pPr>
-            <w:pStyle w:val="TOC2"/>
-            <w:tabs>
-              <w:tab w:val="clear" w:pos="10489"/>
-              <w:tab w:val="right" w:pos="10771" w:leader="dot"/>
-            </w:tabs>
-            <w:rPr/>
-          </w:pPr>
-          <w:hyperlink w:anchor="__RefHeading___Toc10378_1069379125">
-            <w:r>
-              <w:rPr>
-                <w:webHidden/>
-                <w:rStyle w:val="IndexLink"/>
-              </w:rPr>
-              <w:t>4.1 Header/Context</w:t>
-              <w:tab/>
-              <w:t>5</w:t>
-            </w:r>
-          </w:hyperlink>
-        </w:p>
-        <w:p>
-          <w:pPr>
-            <w:pStyle w:val="TOC2"/>
-            <w:tabs>
-              <w:tab w:val="clear" w:pos="10489"/>
-              <w:tab w:val="right" w:pos="10771" w:leader="dot"/>
-            </w:tabs>
-            <w:rPr/>
-          </w:pPr>
-          <w:hyperlink w:anchor="__RefHeading___Toc10380_1069379125">
-            <w:r>
-              <w:rPr>
-                <w:webHidden/>
-                <w:rStyle w:val="IndexLink"/>
-              </w:rPr>
-              <w:t>4.2 Transaction</w:t>
-              <w:tab/>
-              <w:t>5</w:t>
-            </w:r>
-          </w:hyperlink>
-        </w:p>
-        <w:p>
-          <w:pPr>
-            <w:pStyle w:val="TOC2"/>
-            <w:tabs>
-              <w:tab w:val="clear" w:pos="10489"/>
-              <w:tab w:val="right" w:pos="10771" w:leader="dot"/>
-            </w:tabs>
-            <w:rPr/>
-          </w:pPr>
-          <w:hyperlink w:anchor="__RefHeading___Toc10382_1069379125">
-            <w:r>
-              <w:rPr>
-                <w:webHidden/>
-                <w:rStyle w:val="IndexLink"/>
-              </w:rPr>
-              <w:t>4.3 Error</w:t>
-              <w:tab/>
-              <w:t>5</w:t>
-            </w:r>
-          </w:hyperlink>
-        </w:p>
-        <w:p>
-          <w:pPr>
-            <w:pStyle w:val="TOC2"/>
-            <w:tabs>
-              <w:tab w:val="clear" w:pos="10489"/>
-              <w:tab w:val="right" w:pos="10771" w:leader="dot"/>
-            </w:tabs>
-            <w:rPr/>
-          </w:pPr>
-          <w:hyperlink w:anchor="__RefHeading___Toc10384_1069379125">
-            <w:r>
-              <w:rPr>
-                <w:webHidden/>
-                <w:rStyle w:val="IndexLink"/>
-              </w:rPr>
-              <w:t>4.4 Retry/Idempotency</w:t>
-              <w:tab/>
-              <w:t>5</w:t>
-            </w:r>
-          </w:hyperlink>
-        </w:p>
-        <w:p>
-          <w:pPr>
-            <w:pStyle w:val="TOC1"/>
-            <w:tabs>
-              <w:tab w:val="clear" w:pos="10772"/>
-              <w:tab w:val="right" w:pos="10771" w:leader="dot"/>
-            </w:tabs>
-            <w:rPr/>
-          </w:pPr>
-          <w:hyperlink w:anchor="__RefHeading___Toc10386_1069379125">
-            <w:r>
-              <w:rPr>
-                <w:webHidden/>
-                <w:rStyle w:val="IndexLink"/>
-              </w:rPr>
-              <w:t>5. Security·Audit·Logging</w:t>
-              <w:tab/>
-              <w:t>6</w:t>
-            </w:r>
-          </w:hyperlink>
-        </w:p>
-        <w:p>
-          <w:pPr>
-            <w:pStyle w:val="TOC2"/>
-            <w:tabs>
-              <w:tab w:val="clear" w:pos="10489"/>
-              <w:tab w:val="right" w:pos="10771" w:leader="dot"/>
-            </w:tabs>
-            <w:rPr/>
-          </w:pPr>
-          <w:hyperlink w:anchor="__RefHeading___Toc10388_1069379125">
-            <w:r>
-              <w:rPr>
-                <w:webHidden/>
-                <w:rStyle w:val="IndexLink"/>
-              </w:rPr>
-              <w:t>5.1 Security</w:t>
-              <w:tab/>
-              <w:t>6</w:t>
-            </w:r>
-          </w:hyperlink>
-        </w:p>
-        <w:p>
-          <w:pPr>
-            <w:pStyle w:val="TOC2"/>
-            <w:tabs>
-              <w:tab w:val="clear" w:pos="10489"/>
-              <w:tab w:val="right" w:pos="10771" w:leader="dot"/>
-            </w:tabs>
-            <w:rPr/>
-          </w:pPr>
-          <w:hyperlink w:anchor="__RefHeading___Toc10390_1069379125">
-            <w:r>
-              <w:rPr>
-                <w:webHidden/>
-                <w:rStyle w:val="IndexLink"/>
-              </w:rPr>
-              <w:t>5.2 Audit/Approval</w:t>
-              <w:tab/>
-              <w:t>6</w:t>
-            </w:r>
-          </w:hyperlink>
-        </w:p>
-        <w:p>
-          <w:pPr>
-            <w:pStyle w:val="TOC2"/>
-            <w:tabs>
-              <w:tab w:val="clear" w:pos="10489"/>
-              <w:tab w:val="right" w:pos="10771" w:leader="dot"/>
-            </w:tabs>
-            <w:rPr/>
-          </w:pPr>
-          <w:hyperlink w:anchor="__RefHeading___Toc10392_1069379125">
-            <w:r>
-              <w:rPr>
-                <w:webHidden/>
-                <w:rStyle w:val="IndexLink"/>
-              </w:rPr>
-              <w:t>5.3 Logging/Trace</w:t>
-              <w:tab/>
-              <w:t>6</w:t>
-            </w:r>
-          </w:hyperlink>
-        </w:p>
-        <w:p>
-          <w:pPr>
-            <w:pStyle w:val="TOC1"/>
-            <w:tabs>
-              <w:tab w:val="clear" w:pos="10772"/>
-              <w:tab w:val="right" w:pos="10771" w:leader="dot"/>
-            </w:tabs>
-            <w:rPr/>
-          </w:pPr>
-          <w:hyperlink w:anchor="__RefHeading___Toc10394_1069379125">
-            <w:r>
-              <w:rPr>
-                <w:webHidden/>
-                <w:rStyle w:val="IndexLink"/>
-              </w:rPr>
-              <w:t>6. Batch·Database</w:t>
-              <w:tab/>
-              <w:t>6</w:t>
-            </w:r>
-          </w:hyperlink>
-        </w:p>
-        <w:p>
-          <w:pPr>
-            <w:pStyle w:val="TOC2"/>
-            <w:tabs>
-              <w:tab w:val="clear" w:pos="10489"/>
-              <w:tab w:val="right" w:pos="10771" w:leader="dot"/>
-            </w:tabs>
-            <w:rPr/>
-          </w:pPr>
-          <w:hyperlink w:anchor="__RefHeading___Toc10396_1069379125">
-            <w:r>
-              <w:rPr>
-                <w:webHidden/>
-                <w:rStyle w:val="IndexLink"/>
-              </w:rPr>
-              <w:t>6.1 Batch</w:t>
-              <w:tab/>
-              <w:t>6</w:t>
-            </w:r>
-          </w:hyperlink>
-        </w:p>
-        <w:p>
-          <w:pPr>
-            <w:pStyle w:val="TOC2"/>
-            <w:tabs>
-              <w:tab w:val="clear" w:pos="10489"/>
-              <w:tab w:val="right" w:pos="10771" w:leader="dot"/>
-            </w:tabs>
-            <w:rPr/>
-          </w:pPr>
-          <w:hyperlink w:anchor="__RefHeading___Toc10398_1069379125">
-            <w:r>
-              <w:rPr>
-                <w:webHidden/>
-                <w:rStyle w:val="IndexLink"/>
-              </w:rPr>
-              <w:t>6.2 Database</w:t>
-              <w:tab/>
-              <w:t>6</w:t>
-            </w:r>
-          </w:hyperlink>
-        </w:p>
-        <w:p>
-          <w:pPr>
-            <w:pStyle w:val="TOC1"/>
-            <w:tabs>
-              <w:tab w:val="clear" w:pos="10772"/>
-              <w:tab w:val="right" w:pos="10771" w:leader="dot"/>
-            </w:tabs>
-            <w:rPr/>
-          </w:pPr>
-          <w:hyperlink w:anchor="__RefHeading___Toc10400_1069379125">
-            <w:r>
-              <w:rPr>
-                <w:webHidden/>
-                <w:rStyle w:val="IndexLink"/>
-              </w:rPr>
-              <w:t>7. Generator·Generated Domain·Configuration</w:t>
-              <w:tab/>
-              <w:t>7</w:t>
-            </w:r>
-          </w:hyperlink>
-        </w:p>
-        <w:p>
-          <w:pPr>
-            <w:pStyle w:val="TOC2"/>
-            <w:tabs>
-              <w:tab w:val="clear" w:pos="10489"/>
-              <w:tab w:val="right" w:pos="10771" w:leader="dot"/>
-            </w:tabs>
-            <w:rPr/>
-          </w:pPr>
-          <w:hyperlink w:anchor="__RefHeading___Toc10402_1069379125">
-            <w:r>
-              <w:rPr>
-                <w:webHidden/>
-                <w:rStyle w:val="IndexLink"/>
-              </w:rPr>
-              <w:t>7.1 Generator</w:t>
-              <w:tab/>
-              <w:t>7</w:t>
-            </w:r>
-          </w:hyperlink>
-        </w:p>
-        <w:p>
-          <w:pPr>
-            <w:pStyle w:val="TOC2"/>
-            <w:tabs>
-              <w:tab w:val="clear" w:pos="10489"/>
-              <w:tab w:val="right" w:pos="10771" w:leader="dot"/>
-            </w:tabs>
-            <w:rPr/>
-          </w:pPr>
-          <w:hyperlink w:anchor="__RefHeading___Toc10404_1069379125">
-            <w:r>
-              <w:rPr>
-                <w:webHidden/>
-                <w:rStyle w:val="IndexLink"/>
-              </w:rPr>
-              <w:t>7.2 Generated Domain</w:t>
-              <w:tab/>
-              <w:t>7</w:t>
-            </w:r>
-          </w:hyperlink>
-        </w:p>
-        <w:p>
-          <w:pPr>
-            <w:pStyle w:val="TOC2"/>
-            <w:tabs>
-              <w:tab w:val="clear" w:pos="10489"/>
-              <w:tab w:val="right" w:pos="10771" w:leader="dot"/>
-            </w:tabs>
-            <w:rPr/>
-          </w:pPr>
-          <w:hyperlink w:anchor="__RefHeading___Toc10406_1069379125">
-            <w:r>
-              <w:rPr>
-                <w:webHidden/>
-                <w:rStyle w:val="IndexLink"/>
-              </w:rPr>
-              <w:t>7.3 Configuration</w:t>
-              <w:tab/>
-              <w:t>7</w:t>
-            </w:r>
-          </w:hyperlink>
-        </w:p>
-        <w:p>
-          <w:pPr>
-            <w:pStyle w:val="TOC1"/>
-            <w:tabs>
-              <w:tab w:val="clear" w:pos="10772"/>
-              <w:tab w:val="right" w:pos="10771" w:leader="dot"/>
-            </w:tabs>
-            <w:rPr/>
-          </w:pPr>
-          <w:hyperlink w:anchor="__RefHeading___Toc10408_1069379125">
-            <w:r>
-              <w:rPr>
-                <w:webHidden/>
-                <w:rStyle w:val="IndexLink"/>
-              </w:rPr>
-              <w:t>8. Integration·Messaging·File·OpenAPI</w:t>
-              <w:tab/>
-              <w:t>7</w:t>
-            </w:r>
-          </w:hyperlink>
-        </w:p>
-        <w:p>
-          <w:pPr>
-            <w:pStyle w:val="TOC2"/>
-            <w:tabs>
-              <w:tab w:val="clear" w:pos="10489"/>
-              <w:tab w:val="right" w:pos="10771" w:leader="dot"/>
-            </w:tabs>
-            <w:rPr/>
-          </w:pPr>
-          <w:hyperlink w:anchor="__RefHeading___Toc10410_1069379125">
-            <w:r>
-              <w:rPr>
-                <w:webHidden/>
-                <w:rStyle w:val="IndexLink"/>
-              </w:rPr>
-              <w:t>8.1 Integration/Messaging/Notification</w:t>
-              <w:tab/>
-              <w:t>8</w:t>
-            </w:r>
-          </w:hyperlink>
-        </w:p>
-        <w:p>
-          <w:pPr>
-            <w:pStyle w:val="TOC2"/>
-            <w:tabs>
-              <w:tab w:val="clear" w:pos="10489"/>
-              <w:tab w:val="right" w:pos="10771" w:leader="dot"/>
-            </w:tabs>
-            <w:rPr/>
-          </w:pPr>
-          <w:hyperlink w:anchor="__RefHeading___Toc10412_1069379125">
-            <w:r>
-              <w:rPr>
-                <w:webHidden/>
-                <w:rStyle w:val="IndexLink"/>
-              </w:rPr>
-              <w:t>8.2 File/Archive/Object Storage</w:t>
-              <w:tab/>
-              <w:t>8</w:t>
-            </w:r>
-          </w:hyperlink>
-        </w:p>
-        <w:p>
-          <w:pPr>
-            <w:pStyle w:val="TOC2"/>
-            <w:tabs>
-              <w:tab w:val="clear" w:pos="10489"/>
-              <w:tab w:val="right" w:pos="10771" w:leader="dot"/>
-            </w:tabs>
-            <w:rPr/>
-          </w:pPr>
-          <w:hyperlink w:anchor="__RefHeading___Toc10414_1069379125">
-            <w:r>
-              <w:rPr>
-                <w:webHidden/>
-                <w:rStyle w:val="IndexLink"/>
-              </w:rPr>
-              <w:t>8.3 OpenAPI/Frontend</w:t>
-              <w:tab/>
-              <w:t>8</w:t>
-            </w:r>
-          </w:hyperlink>
-        </w:p>
-        <w:p>
-          <w:pPr>
-            <w:pStyle w:val="TOC1"/>
-            <w:tabs>
-              <w:tab w:val="clear" w:pos="10772"/>
-              <w:tab w:val="right" w:pos="10771" w:leader="dot"/>
-            </w:tabs>
-            <w:rPr/>
-          </w:pPr>
-          <w:hyperlink w:anchor="__RefHeading___Toc10416_1069379125">
-            <w:r>
-              <w:rPr>
-                <w:webHidden/>
-                <w:rStyle w:val="IndexLink"/>
-              </w:rPr>
-              <w:t>9. Test·Code Review·</w:t>
-            </w:r>
-            <w:r>
-              <w:rPr>
-                <w:rStyle w:val="IndexLink"/>
-              </w:rPr>
-              <w:t>금지 패턴</w:t>
-            </w:r>
-            <w:r>
-              <w:rPr>
-                <w:rStyle w:val="IndexLink"/>
-              </w:rPr>
-              <w:tab/>
-              <w:t>8</w:t>
-            </w:r>
-          </w:hyperlink>
-        </w:p>
-        <w:p>
-          <w:pPr>
-            <w:pStyle w:val="TOC2"/>
-            <w:tabs>
-              <w:tab w:val="clear" w:pos="10489"/>
-              <w:tab w:val="right" w:pos="10771" w:leader="dot"/>
-            </w:tabs>
-            <w:rPr/>
-          </w:pPr>
-          <w:hyperlink w:anchor="__RefHeading___Toc10418_1069379125">
-            <w:r>
-              <w:rPr>
-                <w:webHidden/>
-                <w:rStyle w:val="IndexLink"/>
-              </w:rPr>
-              <w:t>9.1 Test</w:t>
-              <w:tab/>
-              <w:t>8</w:t>
-            </w:r>
-          </w:hyperlink>
-        </w:p>
-        <w:p>
-          <w:pPr>
-            <w:pStyle w:val="TOC2"/>
-            <w:tabs>
-              <w:tab w:val="clear" w:pos="10489"/>
-              <w:tab w:val="right" w:pos="10771" w:leader="dot"/>
-            </w:tabs>
-            <w:rPr/>
-          </w:pPr>
-          <w:hyperlink w:anchor="__RefHeading___Toc10420_1069379125">
-            <w:r>
-              <w:rPr>
-                <w:webHidden/>
-                <w:rStyle w:val="IndexLink"/>
-              </w:rPr>
-              <w:t>9.2 Code Review Gate</w:t>
-              <w:tab/>
-              <w:t>8</w:t>
-            </w:r>
-          </w:hyperlink>
-        </w:p>
-        <w:p>
-          <w:pPr>
-            <w:pStyle w:val="TOC2"/>
-            <w:tabs>
-              <w:tab w:val="clear" w:pos="10489"/>
-              <w:tab w:val="right" w:pos="10771" w:leader="dot"/>
-            </w:tabs>
-            <w:rPr/>
-          </w:pPr>
-          <w:hyperlink w:anchor="__RefHeading___Toc10422_1069379125">
-            <w:r>
-              <w:rPr>
-                <w:webHidden/>
-                <w:rStyle w:val="IndexLink"/>
-              </w:rPr>
-              <w:t xml:space="preserve">9.3 </w:t>
-            </w:r>
-            <w:r>
-              <w:rPr>
-                <w:rStyle w:val="IndexLink"/>
-              </w:rPr>
-              <w:t>금지 패턴</w:t>
-            </w:r>
-            <w:r>
-              <w:rPr>
-                <w:rStyle w:val="IndexLink"/>
-              </w:rPr>
-              <w:tab/>
-              <w:t>9</w:t>
-            </w:r>
-          </w:hyperlink>
-          <w:r>
-            <w:rPr>
-              <w:rStyle w:val="IndexLink"/>
-            </w:rPr>
-            <w:fldChar w:fldCharType="end"/>
-          </w:r>
-        </w:p>
-      </w:sdtContent>
-    </w:sdt>
+    <w:tbl>
+      <w:tblPr>
+        <w:tblW w:type="auto" w:w="0"/>
+        <w:tblLayout w:type="fixed"/>
+        <w:tblLook w:firstColumn="1" w:firstRow="1" w:lastColumn="0" w:lastRow="0" w:noHBand="0" w:noVBand="1" w:val="04A0"/>
+        <w:tblBorders>
+          <w:top w:val="nil"/>
+          <w:left w:val="nil"/>
+          <w:bottom w:val="nil"/>
+          <w:right w:val="nil"/>
+          <w:insideH w:val="nil"/>
+          <w:insideV w:val="nil"/>
+        </w:tblBorders>
+      </w:tblPr>
+      <w:tblGrid>
+        <w:gridCol w:w="4535"/>
+        <w:gridCol w:w="4535"/>
+      </w:tblGrid>
+      <w:tr>
+        <w:trPr>
+          <w:tblHeader w:val="true"/>
+        </w:trPr>
+        <w:tc>
+          <w:tcPr>
+            <w:tcW w:type="dxa" w:w="5386"/>
+            <w:vAlign w:val="top"/>
+            <w:tcMar>
+              <w:top w:w="60" w:type="dxa"/>
+              <w:start w:w="80" w:type="dxa"/>
+              <w:bottom w:w="60" w:type="dxa"/>
+              <w:end w:w="80" w:type="dxa"/>
+            </w:tcMar>
+          </w:tcPr>
+          <w:p>
+            <w:pPr>
+              <w:spacing w:before="0" w:after="20" w:line="240" w:lineRule="auto"/>
+              <w:jc w:val="left"/>
+            </w:pPr>
+            <w:r>
+              <w:rPr>
+                <w:rFonts w:ascii="Noto Sans CJK KR" w:hAnsi="Noto Sans CJK KR"/>
+                <w:b/>
+                <w:color w:val="17324D"/>
+                <w:sz w:val="16"/>
+              </w:rPr>
+              <w:t>1. Naming·Directory·Package  ·  p.2</w:t>
+            </w:r>
+          </w:p>
+        </w:tc>
+        <w:tc>
+          <w:tcPr>
+            <w:tcW w:type="dxa" w:w="5386"/>
+            <w:vAlign w:val="top"/>
+            <w:tcMar>
+              <w:top w:w="60" w:type="dxa"/>
+              <w:start w:w="80" w:type="dxa"/>
+              <w:bottom w:w="60" w:type="dxa"/>
+              <w:end w:w="80" w:type="dxa"/>
+            </w:tcMar>
+          </w:tcPr>
+          <w:p>
+            <w:pPr>
+              <w:spacing w:before="0" w:after="20" w:line="240" w:lineRule="auto"/>
+              <w:jc w:val="left"/>
+            </w:pPr>
+            <w:r>
+              <w:rPr>
+                <w:rFonts w:ascii="Noto Sans CJK KR" w:hAnsi="Noto Sans CJK KR"/>
+                <w:b w:val="0"/>
+                <w:color w:val="52667A"/>
+                <w:sz w:val="15"/>
+              </w:rPr>
+              <w:t xml:space="preserve">   5.1 Security  ·  p.5</w:t>
+            </w:r>
+          </w:p>
+        </w:tc>
+      </w:tr>
+      <w:tr>
+        <w:tc>
+          <w:tcPr>
+            <w:tcW w:type="dxa" w:w="5386"/>
+            <w:vAlign w:val="top"/>
+            <w:tcMar>
+              <w:top w:w="60" w:type="dxa"/>
+              <w:start w:w="80" w:type="dxa"/>
+              <w:bottom w:w="60" w:type="dxa"/>
+              <w:end w:w="80" w:type="dxa"/>
+            </w:tcMar>
+          </w:tcPr>
+          <w:p>
+            <w:pPr>
+              <w:spacing w:before="0" w:after="20" w:line="240" w:lineRule="auto"/>
+              <w:jc w:val="left"/>
+            </w:pPr>
+            <w:r>
+              <w:rPr>
+                <w:rFonts w:ascii="Noto Sans CJK KR" w:hAnsi="Noto Sans CJK KR"/>
+                <w:b w:val="0"/>
+                <w:color w:val="52667A"/>
+                <w:sz w:val="15"/>
+              </w:rPr>
+              <w:t xml:space="preserve">   1.1 Naming  ·  p.2</w:t>
+            </w:r>
+          </w:p>
+        </w:tc>
+        <w:tc>
+          <w:tcPr>
+            <w:tcW w:type="dxa" w:w="5386"/>
+            <w:vAlign w:val="top"/>
+            <w:tcMar>
+              <w:top w:w="60" w:type="dxa"/>
+              <w:start w:w="80" w:type="dxa"/>
+              <w:bottom w:w="60" w:type="dxa"/>
+              <w:end w:w="80" w:type="dxa"/>
+            </w:tcMar>
+          </w:tcPr>
+          <w:p>
+            <w:pPr>
+              <w:spacing w:before="0" w:after="20" w:line="240" w:lineRule="auto"/>
+              <w:jc w:val="left"/>
+            </w:pPr>
+            <w:r>
+              <w:rPr>
+                <w:rFonts w:ascii="Noto Sans CJK KR" w:hAnsi="Noto Sans CJK KR"/>
+                <w:b w:val="0"/>
+                <w:color w:val="52667A"/>
+                <w:sz w:val="15"/>
+              </w:rPr>
+              <w:t xml:space="preserve">   5.2 Audit/Approval  ·  p.5</w:t>
+            </w:r>
+          </w:p>
+        </w:tc>
+      </w:tr>
+      <w:tr>
+        <w:tc>
+          <w:tcPr>
+            <w:tcW w:type="dxa" w:w="5386"/>
+            <w:vAlign w:val="top"/>
+            <w:tcMar>
+              <w:top w:w="60" w:type="dxa"/>
+              <w:start w:w="80" w:type="dxa"/>
+              <w:bottom w:w="60" w:type="dxa"/>
+              <w:end w:w="80" w:type="dxa"/>
+            </w:tcMar>
+          </w:tcPr>
+          <w:p>
+            <w:pPr>
+              <w:spacing w:before="0" w:after="20" w:line="240" w:lineRule="auto"/>
+              <w:jc w:val="left"/>
+            </w:pPr>
+            <w:r>
+              <w:rPr>
+                <w:rFonts w:ascii="Noto Sans CJK KR" w:hAnsi="Noto Sans CJK KR"/>
+                <w:b w:val="0"/>
+                <w:color w:val="52667A"/>
+                <w:sz w:val="15"/>
+              </w:rPr>
+              <w:t xml:space="preserve">   1.2 Directory  ·  p.2</w:t>
+            </w:r>
+          </w:p>
+        </w:tc>
+        <w:tc>
+          <w:tcPr>
+            <w:tcW w:type="dxa" w:w="5386"/>
+            <w:vAlign w:val="top"/>
+            <w:tcMar>
+              <w:top w:w="60" w:type="dxa"/>
+              <w:start w:w="80" w:type="dxa"/>
+              <w:bottom w:w="60" w:type="dxa"/>
+              <w:end w:w="80" w:type="dxa"/>
+            </w:tcMar>
+          </w:tcPr>
+          <w:p>
+            <w:pPr>
+              <w:spacing w:before="0" w:after="20" w:line="240" w:lineRule="auto"/>
+              <w:jc w:val="left"/>
+            </w:pPr>
+            <w:r>
+              <w:rPr>
+                <w:rFonts w:ascii="Noto Sans CJK KR" w:hAnsi="Noto Sans CJK KR"/>
+                <w:b w:val="0"/>
+                <w:color w:val="52667A"/>
+                <w:sz w:val="15"/>
+              </w:rPr>
+              <w:t xml:space="preserve">   5.3 Logging/Trace  ·  p.5</w:t>
+            </w:r>
+          </w:p>
+        </w:tc>
+      </w:tr>
+      <w:tr>
+        <w:tc>
+          <w:tcPr>
+            <w:tcW w:type="dxa" w:w="5386"/>
+            <w:vAlign w:val="top"/>
+            <w:tcMar>
+              <w:top w:w="60" w:type="dxa"/>
+              <w:start w:w="80" w:type="dxa"/>
+              <w:bottom w:w="60" w:type="dxa"/>
+              <w:end w:w="80" w:type="dxa"/>
+            </w:tcMar>
+          </w:tcPr>
+          <w:p>
+            <w:pPr>
+              <w:spacing w:before="0" w:after="20" w:line="240" w:lineRule="auto"/>
+              <w:jc w:val="left"/>
+            </w:pPr>
+            <w:r>
+              <w:rPr>
+                <w:rFonts w:ascii="Noto Sans CJK KR" w:hAnsi="Noto Sans CJK KR"/>
+                <w:b w:val="0"/>
+                <w:color w:val="52667A"/>
+                <w:sz w:val="15"/>
+              </w:rPr>
+              <w:t xml:space="preserve">   1.3 Java Package  ·  p.2</w:t>
+            </w:r>
+          </w:p>
+        </w:tc>
+        <w:tc>
+          <w:tcPr>
+            <w:tcW w:type="dxa" w:w="5386"/>
+            <w:vAlign w:val="top"/>
+            <w:tcMar>
+              <w:top w:w="60" w:type="dxa"/>
+              <w:start w:w="80" w:type="dxa"/>
+              <w:bottom w:w="60" w:type="dxa"/>
+              <w:end w:w="80" w:type="dxa"/>
+            </w:tcMar>
+          </w:tcPr>
+          <w:p>
+            <w:pPr>
+              <w:spacing w:before="0" w:after="20" w:line="240" w:lineRule="auto"/>
+              <w:jc w:val="left"/>
+            </w:pPr>
+            <w:r>
+              <w:rPr>
+                <w:rFonts w:ascii="Noto Sans CJK KR" w:hAnsi="Noto Sans CJK KR"/>
+                <w:b/>
+                <w:color w:val="17324D"/>
+                <w:sz w:val="16"/>
+              </w:rPr>
+              <w:t>6. Batch·Database  ·  p.6</w:t>
+            </w:r>
+          </w:p>
+        </w:tc>
+      </w:tr>
+      <w:tr>
+        <w:tc>
+          <w:tcPr>
+            <w:tcW w:type="dxa" w:w="5386"/>
+            <w:vAlign w:val="top"/>
+            <w:tcMar>
+              <w:top w:w="60" w:type="dxa"/>
+              <w:start w:w="80" w:type="dxa"/>
+              <w:bottom w:w="60" w:type="dxa"/>
+              <w:end w:w="80" w:type="dxa"/>
+            </w:tcMar>
+          </w:tcPr>
+          <w:p>
+            <w:pPr>
+              <w:spacing w:before="0" w:after="20" w:line="240" w:lineRule="auto"/>
+              <w:jc w:val="left"/>
+            </w:pPr>
+            <w:r>
+              <w:rPr>
+                <w:rFonts w:ascii="Noto Sans CJK KR" w:hAnsi="Noto Sans CJK KR"/>
+                <w:b/>
+                <w:color w:val="17324D"/>
+                <w:sz w:val="16"/>
+              </w:rPr>
+              <w:t>2. Module Ownership·Dependency·API  ·  p.3</w:t>
+            </w:r>
+          </w:p>
+        </w:tc>
+        <w:tc>
+          <w:tcPr>
+            <w:tcW w:type="dxa" w:w="5386"/>
+            <w:vAlign w:val="top"/>
+            <w:tcMar>
+              <w:top w:w="60" w:type="dxa"/>
+              <w:start w:w="80" w:type="dxa"/>
+              <w:bottom w:w="60" w:type="dxa"/>
+              <w:end w:w="80" w:type="dxa"/>
+            </w:tcMar>
+          </w:tcPr>
+          <w:p>
+            <w:pPr>
+              <w:spacing w:before="0" w:after="20" w:line="240" w:lineRule="auto"/>
+              <w:jc w:val="left"/>
+            </w:pPr>
+            <w:r>
+              <w:rPr>
+                <w:rFonts w:ascii="Noto Sans CJK KR" w:hAnsi="Noto Sans CJK KR"/>
+                <w:b w:val="0"/>
+                <w:color w:val="52667A"/>
+                <w:sz w:val="15"/>
+              </w:rPr>
+              <w:t xml:space="preserve">   6.1 Batch  ·  p.6</w:t>
+            </w:r>
+          </w:p>
+        </w:tc>
+      </w:tr>
+      <w:tr>
+        <w:tc>
+          <w:tcPr>
+            <w:tcW w:type="dxa" w:w="5386"/>
+            <w:vAlign w:val="top"/>
+            <w:tcMar>
+              <w:top w:w="60" w:type="dxa"/>
+              <w:start w:w="80" w:type="dxa"/>
+              <w:bottom w:w="60" w:type="dxa"/>
+              <w:end w:w="80" w:type="dxa"/>
+            </w:tcMar>
+          </w:tcPr>
+          <w:p>
+            <w:pPr>
+              <w:spacing w:before="0" w:after="20" w:line="240" w:lineRule="auto"/>
+              <w:jc w:val="left"/>
+            </w:pPr>
+            <w:r>
+              <w:rPr>
+                <w:rFonts w:ascii="Noto Sans CJK KR" w:hAnsi="Noto Sans CJK KR"/>
+                <w:b w:val="0"/>
+                <w:color w:val="52667A"/>
+                <w:sz w:val="15"/>
+              </w:rPr>
+              <w:t xml:space="preserve">   2.1 Module Ownership  ·  p.3</w:t>
+            </w:r>
+          </w:p>
+        </w:tc>
+        <w:tc>
+          <w:tcPr>
+            <w:tcW w:type="dxa" w:w="5386"/>
+            <w:vAlign w:val="top"/>
+            <w:tcMar>
+              <w:top w:w="60" w:type="dxa"/>
+              <w:start w:w="80" w:type="dxa"/>
+              <w:bottom w:w="60" w:type="dxa"/>
+              <w:end w:w="80" w:type="dxa"/>
+            </w:tcMar>
+          </w:tcPr>
+          <w:p>
+            <w:pPr>
+              <w:spacing w:before="0" w:after="20" w:line="240" w:lineRule="auto"/>
+              <w:jc w:val="left"/>
+            </w:pPr>
+            <w:r>
+              <w:rPr>
+                <w:rFonts w:ascii="Noto Sans CJK KR" w:hAnsi="Noto Sans CJK KR"/>
+                <w:b w:val="0"/>
+                <w:color w:val="52667A"/>
+                <w:sz w:val="15"/>
+              </w:rPr>
+              <w:t xml:space="preserve">   6.2 Database  ·  p.6</w:t>
+            </w:r>
+          </w:p>
+        </w:tc>
+      </w:tr>
+      <w:tr>
+        <w:tc>
+          <w:tcPr>
+            <w:tcW w:type="dxa" w:w="5386"/>
+            <w:vAlign w:val="top"/>
+            <w:tcMar>
+              <w:top w:w="60" w:type="dxa"/>
+              <w:start w:w="80" w:type="dxa"/>
+              <w:bottom w:w="60" w:type="dxa"/>
+              <w:end w:w="80" w:type="dxa"/>
+            </w:tcMar>
+          </w:tcPr>
+          <w:p>
+            <w:pPr>
+              <w:spacing w:before="0" w:after="20" w:line="240" w:lineRule="auto"/>
+              <w:jc w:val="left"/>
+            </w:pPr>
+            <w:r>
+              <w:rPr>
+                <w:rFonts w:ascii="Noto Sans CJK KR" w:hAnsi="Noto Sans CJK KR"/>
+                <w:b w:val="0"/>
+                <w:color w:val="52667A"/>
+                <w:sz w:val="15"/>
+              </w:rPr>
+              <w:t xml:space="preserve">   2.2 Dependency  ·  p.3</w:t>
+            </w:r>
+          </w:p>
+        </w:tc>
+        <w:tc>
+          <w:tcPr>
+            <w:tcW w:type="dxa" w:w="5386"/>
+            <w:vAlign w:val="top"/>
+            <w:tcMar>
+              <w:top w:w="60" w:type="dxa"/>
+              <w:start w:w="80" w:type="dxa"/>
+              <w:bottom w:w="60" w:type="dxa"/>
+              <w:end w:w="80" w:type="dxa"/>
+            </w:tcMar>
+          </w:tcPr>
+          <w:p>
+            <w:pPr>
+              <w:spacing w:before="0" w:after="20" w:line="240" w:lineRule="auto"/>
+              <w:jc w:val="left"/>
+            </w:pPr>
+            <w:r>
+              <w:rPr>
+                <w:rFonts w:ascii="Noto Sans CJK KR" w:hAnsi="Noto Sans CJK KR"/>
+                <w:b/>
+                <w:color w:val="17324D"/>
+                <w:sz w:val="16"/>
+              </w:rPr>
+              <w:t>7. Generator·Generated Domain·Configuration  ·  p.6</w:t>
+            </w:r>
+          </w:p>
+        </w:tc>
+      </w:tr>
+      <w:tr>
+        <w:tc>
+          <w:tcPr>
+            <w:tcW w:type="dxa" w:w="5386"/>
+            <w:vAlign w:val="top"/>
+            <w:tcMar>
+              <w:top w:w="60" w:type="dxa"/>
+              <w:start w:w="80" w:type="dxa"/>
+              <w:bottom w:w="60" w:type="dxa"/>
+              <w:end w:w="80" w:type="dxa"/>
+            </w:tcMar>
+          </w:tcPr>
+          <w:p>
+            <w:pPr>
+              <w:spacing w:before="0" w:after="20" w:line="240" w:lineRule="auto"/>
+              <w:jc w:val="left"/>
+            </w:pPr>
+            <w:r>
+              <w:rPr>
+                <w:rFonts w:ascii="Noto Sans CJK KR" w:hAnsi="Noto Sans CJK KR"/>
+                <w:b w:val="0"/>
+                <w:color w:val="52667A"/>
+                <w:sz w:val="15"/>
+              </w:rPr>
+              <w:t xml:space="preserve">   2.3 Public/Internal API  ·  p.3</w:t>
+            </w:r>
+          </w:p>
+        </w:tc>
+        <w:tc>
+          <w:tcPr>
+            <w:tcW w:type="dxa" w:w="5386"/>
+            <w:vAlign w:val="top"/>
+            <w:tcMar>
+              <w:top w:w="60" w:type="dxa"/>
+              <w:start w:w="80" w:type="dxa"/>
+              <w:bottom w:w="60" w:type="dxa"/>
+              <w:end w:w="80" w:type="dxa"/>
+            </w:tcMar>
+          </w:tcPr>
+          <w:p>
+            <w:pPr>
+              <w:spacing w:before="0" w:after="20" w:line="240" w:lineRule="auto"/>
+              <w:jc w:val="left"/>
+            </w:pPr>
+            <w:r>
+              <w:rPr>
+                <w:rFonts w:ascii="Noto Sans CJK KR" w:hAnsi="Noto Sans CJK KR"/>
+                <w:b w:val="0"/>
+                <w:color w:val="52667A"/>
+                <w:sz w:val="15"/>
+              </w:rPr>
+              <w:t xml:space="preserve">   7.1 Generator  ·  p.6</w:t>
+            </w:r>
+          </w:p>
+        </w:tc>
+      </w:tr>
+      <w:tr>
+        <w:tc>
+          <w:tcPr>
+            <w:tcW w:type="dxa" w:w="5386"/>
+            <w:vAlign w:val="top"/>
+            <w:tcMar>
+              <w:top w:w="60" w:type="dxa"/>
+              <w:start w:w="80" w:type="dxa"/>
+              <w:bottom w:w="60" w:type="dxa"/>
+              <w:end w:w="80" w:type="dxa"/>
+            </w:tcMar>
+          </w:tcPr>
+          <w:p>
+            <w:pPr>
+              <w:spacing w:before="0" w:after="20" w:line="240" w:lineRule="auto"/>
+              <w:jc w:val="left"/>
+            </w:pPr>
+            <w:r>
+              <w:rPr>
+                <w:rFonts w:ascii="Noto Sans CJK KR" w:hAnsi="Noto Sans CJK KR"/>
+                <w:b/>
+                <w:color w:val="17324D"/>
+                <w:sz w:val="16"/>
+              </w:rPr>
+              <w:t>3. Controller·Service·Repository  ·  p.4</w:t>
+            </w:r>
+          </w:p>
+        </w:tc>
+        <w:tc>
+          <w:tcPr>
+            <w:tcW w:type="dxa" w:w="5386"/>
+            <w:vAlign w:val="top"/>
+            <w:tcMar>
+              <w:top w:w="60" w:type="dxa"/>
+              <w:start w:w="80" w:type="dxa"/>
+              <w:bottom w:w="60" w:type="dxa"/>
+              <w:end w:w="80" w:type="dxa"/>
+            </w:tcMar>
+          </w:tcPr>
+          <w:p>
+            <w:pPr>
+              <w:spacing w:before="0" w:after="20" w:line="240" w:lineRule="auto"/>
+              <w:jc w:val="left"/>
+            </w:pPr>
+            <w:r>
+              <w:rPr>
+                <w:rFonts w:ascii="Noto Sans CJK KR" w:hAnsi="Noto Sans CJK KR"/>
+                <w:b w:val="0"/>
+                <w:color w:val="52667A"/>
+                <w:sz w:val="15"/>
+              </w:rPr>
+              <w:t xml:space="preserve">   7.2 Generated Domain  ·  p.6</w:t>
+            </w:r>
+          </w:p>
+        </w:tc>
+      </w:tr>
+      <w:tr>
+        <w:tc>
+          <w:tcPr>
+            <w:tcW w:type="dxa" w:w="5386"/>
+            <w:vAlign w:val="top"/>
+            <w:tcMar>
+              <w:top w:w="60" w:type="dxa"/>
+              <w:start w:w="80" w:type="dxa"/>
+              <w:bottom w:w="60" w:type="dxa"/>
+              <w:end w:w="80" w:type="dxa"/>
+            </w:tcMar>
+          </w:tcPr>
+          <w:p>
+            <w:pPr>
+              <w:spacing w:before="0" w:after="20" w:line="240" w:lineRule="auto"/>
+              <w:jc w:val="left"/>
+            </w:pPr>
+            <w:r>
+              <w:rPr>
+                <w:rFonts w:ascii="Noto Sans CJK KR" w:hAnsi="Noto Sans CJK KR"/>
+                <w:b w:val="0"/>
+                <w:color w:val="52667A"/>
+                <w:sz w:val="15"/>
+              </w:rPr>
+              <w:t xml:space="preserve">   3.1 Controller  ·  p.4</w:t>
+            </w:r>
+          </w:p>
+        </w:tc>
+        <w:tc>
+          <w:tcPr>
+            <w:tcW w:type="dxa" w:w="5386"/>
+            <w:vAlign w:val="top"/>
+            <w:tcMar>
+              <w:top w:w="60" w:type="dxa"/>
+              <w:start w:w="80" w:type="dxa"/>
+              <w:bottom w:w="60" w:type="dxa"/>
+              <w:end w:w="80" w:type="dxa"/>
+            </w:tcMar>
+          </w:tcPr>
+          <w:p>
+            <w:pPr>
+              <w:spacing w:before="0" w:after="20" w:line="240" w:lineRule="auto"/>
+              <w:jc w:val="left"/>
+            </w:pPr>
+            <w:r>
+              <w:rPr>
+                <w:rFonts w:ascii="Noto Sans CJK KR" w:hAnsi="Noto Sans CJK KR"/>
+                <w:b w:val="0"/>
+                <w:color w:val="52667A"/>
+                <w:sz w:val="15"/>
+              </w:rPr>
+              <w:t xml:space="preserve">   7.3 Configuration  ·  p.7</w:t>
+            </w:r>
+          </w:p>
+        </w:tc>
+      </w:tr>
+      <w:tr>
+        <w:tc>
+          <w:tcPr>
+            <w:tcW w:type="dxa" w:w="5386"/>
+            <w:vAlign w:val="top"/>
+            <w:tcMar>
+              <w:top w:w="60" w:type="dxa"/>
+              <w:start w:w="80" w:type="dxa"/>
+              <w:bottom w:w="60" w:type="dxa"/>
+              <w:end w:w="80" w:type="dxa"/>
+            </w:tcMar>
+          </w:tcPr>
+          <w:p>
+            <w:pPr>
+              <w:spacing w:before="0" w:after="20" w:line="240" w:lineRule="auto"/>
+              <w:jc w:val="left"/>
+            </w:pPr>
+            <w:r>
+              <w:rPr>
+                <w:rFonts w:ascii="Noto Sans CJK KR" w:hAnsi="Noto Sans CJK KR"/>
+                <w:b w:val="0"/>
+                <w:color w:val="52667A"/>
+                <w:sz w:val="15"/>
+              </w:rPr>
+              <w:t xml:space="preserve">   3.2 Service  ·  p.4</w:t>
+            </w:r>
+          </w:p>
+        </w:tc>
+        <w:tc>
+          <w:tcPr>
+            <w:tcW w:type="dxa" w:w="5386"/>
+            <w:vAlign w:val="top"/>
+            <w:tcMar>
+              <w:top w:w="60" w:type="dxa"/>
+              <w:start w:w="80" w:type="dxa"/>
+              <w:bottom w:w="60" w:type="dxa"/>
+              <w:end w:w="80" w:type="dxa"/>
+            </w:tcMar>
+          </w:tcPr>
+          <w:p>
+            <w:pPr>
+              <w:spacing w:before="0" w:after="20" w:line="240" w:lineRule="auto"/>
+              <w:jc w:val="left"/>
+            </w:pPr>
+            <w:r>
+              <w:rPr>
+                <w:rFonts w:ascii="Noto Sans CJK KR" w:hAnsi="Noto Sans CJK KR"/>
+                <w:b/>
+                <w:color w:val="17324D"/>
+                <w:sz w:val="16"/>
+              </w:rPr>
+              <w:t>8. Integration·Messaging·File·OpenAPI  ·  p.7</w:t>
+            </w:r>
+          </w:p>
+        </w:tc>
+      </w:tr>
+      <w:tr>
+        <w:tc>
+          <w:tcPr>
+            <w:tcW w:type="dxa" w:w="5386"/>
+            <w:vAlign w:val="top"/>
+            <w:tcMar>
+              <w:top w:w="60" w:type="dxa"/>
+              <w:start w:w="80" w:type="dxa"/>
+              <w:bottom w:w="60" w:type="dxa"/>
+              <w:end w:w="80" w:type="dxa"/>
+            </w:tcMar>
+          </w:tcPr>
+          <w:p>
+            <w:pPr>
+              <w:spacing w:before="0" w:after="20" w:line="240" w:lineRule="auto"/>
+              <w:jc w:val="left"/>
+            </w:pPr>
+            <w:r>
+              <w:rPr>
+                <w:rFonts w:ascii="Noto Sans CJK KR" w:hAnsi="Noto Sans CJK KR"/>
+                <w:b w:val="0"/>
+                <w:color w:val="52667A"/>
+                <w:sz w:val="15"/>
+              </w:rPr>
+              <w:t xml:space="preserve">   3.3 Repository  ·  p.4</w:t>
+            </w:r>
+          </w:p>
+        </w:tc>
+        <w:tc>
+          <w:tcPr>
+            <w:tcW w:type="dxa" w:w="5386"/>
+            <w:vAlign w:val="top"/>
+            <w:tcMar>
+              <w:top w:w="60" w:type="dxa"/>
+              <w:start w:w="80" w:type="dxa"/>
+              <w:bottom w:w="60" w:type="dxa"/>
+              <w:end w:w="80" w:type="dxa"/>
+            </w:tcMar>
+          </w:tcPr>
+          <w:p>
+            <w:pPr>
+              <w:spacing w:before="0" w:after="20" w:line="240" w:lineRule="auto"/>
+              <w:jc w:val="left"/>
+            </w:pPr>
+            <w:r>
+              <w:rPr>
+                <w:rFonts w:ascii="Noto Sans CJK KR" w:hAnsi="Noto Sans CJK KR"/>
+                <w:b w:val="0"/>
+                <w:color w:val="52667A"/>
+                <w:sz w:val="15"/>
+              </w:rPr>
+              <w:t xml:space="preserve">   8.1 Integration/Messaging/Notification  ·  p.7</w:t>
+            </w:r>
+          </w:p>
+        </w:tc>
+      </w:tr>
+      <w:tr>
+        <w:tc>
+          <w:tcPr>
+            <w:tcW w:type="dxa" w:w="5386"/>
+            <w:vAlign w:val="top"/>
+            <w:tcMar>
+              <w:top w:w="60" w:type="dxa"/>
+              <w:start w:w="80" w:type="dxa"/>
+              <w:bottom w:w="60" w:type="dxa"/>
+              <w:end w:w="80" w:type="dxa"/>
+            </w:tcMar>
+          </w:tcPr>
+          <w:p>
+            <w:pPr>
+              <w:spacing w:before="0" w:after="20" w:line="240" w:lineRule="auto"/>
+              <w:jc w:val="left"/>
+            </w:pPr>
+            <w:r>
+              <w:rPr>
+                <w:rFonts w:ascii="Noto Sans CJK KR" w:hAnsi="Noto Sans CJK KR"/>
+                <w:b/>
+                <w:color w:val="17324D"/>
+                <w:sz w:val="16"/>
+              </w:rPr>
+              <w:t>4. Context·Transaction·Error·Retry  ·  p.4</w:t>
+            </w:r>
+          </w:p>
+        </w:tc>
+        <w:tc>
+          <w:tcPr>
+            <w:tcW w:type="dxa" w:w="5386"/>
+            <w:vAlign w:val="top"/>
+            <w:tcMar>
+              <w:top w:w="60" w:type="dxa"/>
+              <w:start w:w="80" w:type="dxa"/>
+              <w:bottom w:w="60" w:type="dxa"/>
+              <w:end w:w="80" w:type="dxa"/>
+            </w:tcMar>
+          </w:tcPr>
+          <w:p>
+            <w:pPr>
+              <w:spacing w:before="0" w:after="20" w:line="240" w:lineRule="auto"/>
+              <w:jc w:val="left"/>
+            </w:pPr>
+            <w:r>
+              <w:rPr>
+                <w:rFonts w:ascii="Noto Sans CJK KR" w:hAnsi="Noto Sans CJK KR"/>
+                <w:b w:val="0"/>
+                <w:color w:val="52667A"/>
+                <w:sz w:val="15"/>
+              </w:rPr>
+              <w:t xml:space="preserve">   8.2 File/Archive/Object Storage  ·  p.7</w:t>
+            </w:r>
+          </w:p>
+        </w:tc>
+      </w:tr>
+      <w:tr>
+        <w:tc>
+          <w:tcPr>
+            <w:tcW w:type="dxa" w:w="5386"/>
+            <w:vAlign w:val="top"/>
+            <w:tcMar>
+              <w:top w:w="60" w:type="dxa"/>
+              <w:start w:w="80" w:type="dxa"/>
+              <w:bottom w:w="60" w:type="dxa"/>
+              <w:end w:w="80" w:type="dxa"/>
+            </w:tcMar>
+          </w:tcPr>
+          <w:p>
+            <w:pPr>
+              <w:spacing w:before="0" w:after="20" w:line="240" w:lineRule="auto"/>
+              <w:jc w:val="left"/>
+            </w:pPr>
+            <w:r>
+              <w:rPr>
+                <w:rFonts w:ascii="Noto Sans CJK KR" w:hAnsi="Noto Sans CJK KR"/>
+                <w:b w:val="0"/>
+                <w:color w:val="52667A"/>
+                <w:sz w:val="15"/>
+              </w:rPr>
+              <w:t xml:space="preserve">   4.1 Header/Context  ·  p.4</w:t>
+            </w:r>
+          </w:p>
+        </w:tc>
+        <w:tc>
+          <w:tcPr>
+            <w:tcW w:type="dxa" w:w="5386"/>
+            <w:vAlign w:val="top"/>
+            <w:tcMar>
+              <w:top w:w="60" w:type="dxa"/>
+              <w:start w:w="80" w:type="dxa"/>
+              <w:bottom w:w="60" w:type="dxa"/>
+              <w:end w:w="80" w:type="dxa"/>
+            </w:tcMar>
+          </w:tcPr>
+          <w:p>
+            <w:pPr>
+              <w:spacing w:before="0" w:after="20" w:line="240" w:lineRule="auto"/>
+              <w:jc w:val="left"/>
+            </w:pPr>
+            <w:r>
+              <w:rPr>
+                <w:rFonts w:ascii="Noto Sans CJK KR" w:hAnsi="Noto Sans CJK KR"/>
+                <w:b w:val="0"/>
+                <w:color w:val="52667A"/>
+                <w:sz w:val="15"/>
+              </w:rPr>
+              <w:t xml:space="preserve">   8.3 OpenAPI/Frontend  ·  p.7</w:t>
+            </w:r>
+          </w:p>
+        </w:tc>
+      </w:tr>
+      <w:tr>
+        <w:tc>
+          <w:tcPr>
+            <w:tcW w:type="dxa" w:w="5386"/>
+            <w:vAlign w:val="top"/>
+            <w:tcMar>
+              <w:top w:w="60" w:type="dxa"/>
+              <w:start w:w="80" w:type="dxa"/>
+              <w:bottom w:w="60" w:type="dxa"/>
+              <w:end w:w="80" w:type="dxa"/>
+            </w:tcMar>
+          </w:tcPr>
+          <w:p>
+            <w:pPr>
+              <w:spacing w:before="0" w:after="20" w:line="240" w:lineRule="auto"/>
+              <w:jc w:val="left"/>
+            </w:pPr>
+            <w:r>
+              <w:rPr>
+                <w:rFonts w:ascii="Noto Sans CJK KR" w:hAnsi="Noto Sans CJK KR"/>
+                <w:b w:val="0"/>
+                <w:color w:val="52667A"/>
+                <w:sz w:val="15"/>
+              </w:rPr>
+              <w:t xml:space="preserve">   4.2 Transaction  ·  p.4</w:t>
+            </w:r>
+          </w:p>
+        </w:tc>
+        <w:tc>
+          <w:tcPr>
+            <w:tcW w:type="dxa" w:w="5386"/>
+            <w:vAlign w:val="top"/>
+            <w:tcMar>
+              <w:top w:w="60" w:type="dxa"/>
+              <w:start w:w="80" w:type="dxa"/>
+              <w:bottom w:w="60" w:type="dxa"/>
+              <w:end w:w="80" w:type="dxa"/>
+            </w:tcMar>
+          </w:tcPr>
+          <w:p>
+            <w:pPr>
+              <w:spacing w:before="0" w:after="20" w:line="240" w:lineRule="auto"/>
+              <w:jc w:val="left"/>
+            </w:pPr>
+            <w:r>
+              <w:rPr>
+                <w:rFonts w:ascii="Noto Sans CJK KR" w:hAnsi="Noto Sans CJK KR"/>
+                <w:b/>
+                <w:color w:val="17324D"/>
+                <w:sz w:val="16"/>
+              </w:rPr>
+              <w:t>9. Test·Code Review·금지 패턴  ·  p.8</w:t>
+            </w:r>
+          </w:p>
+        </w:tc>
+      </w:tr>
+      <w:tr>
+        <w:tc>
+          <w:tcPr>
+            <w:tcW w:type="dxa" w:w="5386"/>
+            <w:vAlign w:val="top"/>
+            <w:tcMar>
+              <w:top w:w="60" w:type="dxa"/>
+              <w:start w:w="80" w:type="dxa"/>
+              <w:bottom w:w="60" w:type="dxa"/>
+              <w:end w:w="80" w:type="dxa"/>
+            </w:tcMar>
+          </w:tcPr>
+          <w:p>
+            <w:pPr>
+              <w:spacing w:before="0" w:after="20" w:line="240" w:lineRule="auto"/>
+              <w:jc w:val="left"/>
+            </w:pPr>
+            <w:r>
+              <w:rPr>
+                <w:rFonts w:ascii="Noto Sans CJK KR" w:hAnsi="Noto Sans CJK KR"/>
+                <w:b w:val="0"/>
+                <w:color w:val="52667A"/>
+                <w:sz w:val="15"/>
+              </w:rPr>
+              <w:t xml:space="preserve">   4.3 Error  ·  p.5</w:t>
+            </w:r>
+          </w:p>
+        </w:tc>
+        <w:tc>
+          <w:tcPr>
+            <w:tcW w:type="dxa" w:w="5386"/>
+            <w:vAlign w:val="top"/>
+            <w:tcMar>
+              <w:top w:w="60" w:type="dxa"/>
+              <w:start w:w="80" w:type="dxa"/>
+              <w:bottom w:w="60" w:type="dxa"/>
+              <w:end w:w="80" w:type="dxa"/>
+            </w:tcMar>
+          </w:tcPr>
+          <w:p>
+            <w:pPr>
+              <w:spacing w:before="0" w:after="20" w:line="240" w:lineRule="auto"/>
+              <w:jc w:val="left"/>
+            </w:pPr>
+            <w:r>
+              <w:rPr>
+                <w:rFonts w:ascii="Noto Sans CJK KR" w:hAnsi="Noto Sans CJK KR"/>
+                <w:b w:val="0"/>
+                <w:color w:val="52667A"/>
+                <w:sz w:val="15"/>
+              </w:rPr>
+              <w:t xml:space="preserve">   9.1 Test  ·  p.8</w:t>
+            </w:r>
+          </w:p>
+        </w:tc>
+      </w:tr>
+      <w:tr>
+        <w:tc>
+          <w:tcPr>
+            <w:tcW w:type="dxa" w:w="5386"/>
+            <w:vAlign w:val="top"/>
+            <w:tcMar>
+              <w:top w:w="60" w:type="dxa"/>
+              <w:start w:w="80" w:type="dxa"/>
+              <w:bottom w:w="60" w:type="dxa"/>
+              <w:end w:w="80" w:type="dxa"/>
+            </w:tcMar>
+          </w:tcPr>
+          <w:p>
+            <w:pPr>
+              <w:spacing w:before="0" w:after="20" w:line="240" w:lineRule="auto"/>
+              <w:jc w:val="left"/>
+            </w:pPr>
+            <w:r>
+              <w:rPr>
+                <w:rFonts w:ascii="Noto Sans CJK KR" w:hAnsi="Noto Sans CJK KR"/>
+                <w:b w:val="0"/>
+                <w:color w:val="52667A"/>
+                <w:sz w:val="15"/>
+              </w:rPr>
+              <w:t xml:space="preserve">   4.4 Retry/Idempotency  ·  p.5</w:t>
+            </w:r>
+          </w:p>
+        </w:tc>
+        <w:tc>
+          <w:tcPr>
+            <w:tcW w:type="dxa" w:w="5386"/>
+            <w:vAlign w:val="top"/>
+            <w:tcMar>
+              <w:top w:w="60" w:type="dxa"/>
+              <w:start w:w="80" w:type="dxa"/>
+              <w:bottom w:w="60" w:type="dxa"/>
+              <w:end w:w="80" w:type="dxa"/>
+            </w:tcMar>
+          </w:tcPr>
+          <w:p>
+            <w:pPr>
+              <w:spacing w:before="0" w:after="20" w:line="240" w:lineRule="auto"/>
+              <w:jc w:val="left"/>
+            </w:pPr>
+            <w:r>
+              <w:rPr>
+                <w:rFonts w:ascii="Noto Sans CJK KR" w:hAnsi="Noto Sans CJK KR"/>
+                <w:b w:val="0"/>
+                <w:color w:val="52667A"/>
+                <w:sz w:val="15"/>
+              </w:rPr>
+              <w:t xml:space="preserve">   9.2 Code Review Gate  ·  p.8</w:t>
+            </w:r>
+          </w:p>
+        </w:tc>
+      </w:tr>
+      <w:tr>
+        <w:tc>
+          <w:tcPr>
+            <w:tcW w:type="dxa" w:w="5386"/>
+            <w:vAlign w:val="top"/>
+            <w:tcMar>
+              <w:top w:w="60" w:type="dxa"/>
+              <w:start w:w="80" w:type="dxa"/>
+              <w:bottom w:w="60" w:type="dxa"/>
+              <w:end w:w="80" w:type="dxa"/>
+            </w:tcMar>
+          </w:tcPr>
+          <w:p>
+            <w:pPr>
+              <w:spacing w:before="0" w:after="20" w:line="240" w:lineRule="auto"/>
+              <w:jc w:val="left"/>
+            </w:pPr>
+            <w:r>
+              <w:rPr>
+                <w:rFonts w:ascii="Noto Sans CJK KR" w:hAnsi="Noto Sans CJK KR"/>
+                <w:b/>
+                <w:color w:val="17324D"/>
+                <w:sz w:val="16"/>
+              </w:rPr>
+              <w:t>5. Security·Audit·Logging  ·  p.5</w:t>
+            </w:r>
+          </w:p>
+        </w:tc>
+        <w:tc>
+          <w:tcPr>
+            <w:tcW w:type="dxa" w:w="5386"/>
+            <w:vAlign w:val="top"/>
+            <w:tcMar>
+              <w:top w:w="60" w:type="dxa"/>
+              <w:start w:w="80" w:type="dxa"/>
+              <w:bottom w:w="60" w:type="dxa"/>
+              <w:end w:w="80" w:type="dxa"/>
+            </w:tcMar>
+          </w:tcPr>
+          <w:p>
+            <w:pPr>
+              <w:spacing w:before="0" w:after="20" w:line="240" w:lineRule="auto"/>
+              <w:jc w:val="left"/>
+            </w:pPr>
+            <w:r>
+              <w:rPr>
+                <w:rFonts w:ascii="Noto Sans CJK KR" w:hAnsi="Noto Sans CJK KR"/>
+                <w:b w:val="0"/>
+                <w:color w:val="52667A"/>
+                <w:sz w:val="15"/>
+              </w:rPr>
+              <w:t xml:space="preserve">   9.3 금지 패턴  ·  p.8</w:t>
+            </w:r>
+          </w:p>
+        </w:tc>
+      </w:tr>
+    </w:tbl>
     <w:p>
       <w:pPr>
         <w:pStyle w:val="Heading1"/>
@@ -1055,9 +1274,7 @@
         <w:spacing w:before="0" w:after="160"/>
         <w:rPr/>
       </w:pPr>
-      <w:r>
-        <w:br w:type="page"/>
-      </w:r>
+      <w:r/>
       <w:bookmarkStart w:id="0" w:name="__RefHeading___Toc10352_1069379125"/>
       <w:bookmarkEnd w:id="0"/>
       <w:r>
@@ -11129,10 +11346,49 @@
   <w:p>
     <w:pPr>
       <w:pStyle w:val="Footer"/>
+      <w:tabs>
+        <w:tab w:pos="9354" w:val="right"/>
+      </w:tabs>
       <w:rPr/>
     </w:pPr>
     <w:r>
-      <w:rPr/>
+      <w:rPr>
+        <w:rFonts w:ascii="Noto Sans CJK KR" w:hAnsi="Noto Sans CJK KR"/>
+        <w:color w:val="5F6368"/>
+        <w:sz w:val="16"/>
+      </w:rPr>
+      <w:t>Core Platform Framework</w:t>
+    </w:r>
+    <w:r>
+      <w:tab/>
+    </w:r>
+    <w:r>
+      <w:rPr>
+        <w:rFonts w:ascii="Noto Sans CJK KR" w:hAnsi="Noto Sans CJK KR"/>
+        <w:color w:val="5F6368"/>
+        <w:sz w:val="16"/>
+      </w:rPr>
+      <w:t xml:space="preserve">p. </w:t>
+    </w:r>
+    <w:r>
+      <w:fldChar w:fldCharType="begin"/>
+    </w:r>
+    <w:r>
+      <w:instrText xml:space="preserve"> PAGE </w:instrText>
+    </w:r>
+    <w:r>
+      <w:fldChar w:fldCharType="separate"/>
+    </w:r>
+    <w:r>
+      <w:rPr>
+        <w:rFonts w:ascii="Noto Sans CJK KR" w:hAnsi="Noto Sans CJK KR"/>
+        <w:color w:val="5F6368"/>
+        <w:sz w:val="16"/>
+      </w:rPr>
+      <w:t>1</w:t>
+    </w:r>
+    <w:r>
+      <w:fldChar w:fldCharType="end"/>
     </w:r>
   </w:p>
 </w:ftr>
@@ -11171,46 +11427,48 @@
   <w:p>
     <w:pPr>
       <w:pStyle w:val="Footer"/>
+      <w:tabs>
+        <w:tab w:pos="9354" w:val="right"/>
+      </w:tabs>
       <w:rPr/>
     </w:pPr>
     <w:r>
       <w:rPr>
-        <w:rFonts w:eastAsia="Noto Sans CJK KR"/>
+        <w:rFonts w:ascii="Noto Sans CJK KR" w:hAnsi="Noto Sans CJK KR"/>
         <w:color w:val="5F6368"/>
         <w:sz w:val="16"/>
       </w:rPr>
       <w:t>Core Platform Framework</w:t>
     </w:r>
     <w:r>
-      <w:rPr/>
-      <w:t xml:space="preserve">            </w:t>
+      <w:tab/>
     </w:r>
     <w:r>
       <w:rPr>
-        <w:rFonts w:eastAsia="Noto Sans CJK KR"/>
+        <w:rFonts w:ascii="Noto Sans CJK KR" w:hAnsi="Noto Sans CJK KR"/>
         <w:color w:val="5F6368"/>
         <w:sz w:val="16"/>
       </w:rPr>
       <w:t xml:space="preserve">p. </w:t>
     </w:r>
     <w:r>
-      <w:rPr/>
       <w:fldChar w:fldCharType="begin"/>
     </w:r>
     <w:r>
-      <w:rPr/>
       <w:instrText xml:space="preserve"> PAGE </w:instrText>
     </w:r>
     <w:r>
-      <w:rPr/>
       <w:fldChar w:fldCharType="separate"/>
     </w:r>
     <w:r>
-      <w:rPr/>
-      <w:t>9</w:t>
+      <w:rPr>
+        <w:rFonts w:ascii="Noto Sans CJK KR" w:hAnsi="Noto Sans CJK KR"/>
+        <w:color w:val="5F6368"/>
+        <w:sz w:val="16"/>
+      </w:rPr>
+      <w:t>1</w:t>
     </w:r>
     <w:r>
-      <w:rPr/>
       <w:fldChar w:fldCharType="end"/>
     </w:r>
   </w:p>
@@ -11355,7 +11613,7 @@
         <w:color w:val="5F6368"/>
         <w:sz w:val="16"/>
       </w:rPr>
-      <w:t xml:space="preserve">Harness v1.1.3 / </w:t>
+      <w:t xml:space="preserve">Harness v1.2.5 / </w:t>
     </w:r>
     <w:r>
       <w:rPr>
@@ -11371,7 +11629,7 @@
         <w:color w:val="5F6368"/>
         <w:sz w:val="16"/>
       </w:rPr>
-      <w:t>Rev. 1</w:t>
+      <w:t>Rev. 2</w:t>
     </w:r>
   </w:p>
 </w:hdr>
@@ -11408,7 +11666,7 @@
         <w:color w:val="5F6368"/>
         <w:sz w:val="16"/>
       </w:rPr>
-      <w:t xml:space="preserve">Harness v1.1.3 / </w:t>
+      <w:t xml:space="preserve">Harness v1.2.5 / </w:t>
     </w:r>
     <w:r>
       <w:rPr>

--- a/cpf-docs/deliverables/기술표준서.docx
+++ b/cpf-docs/deliverables/기술표준서.docx
@@ -2,73 +2,239 @@
 <file path=word/document.xml><?xml version="1.0" encoding="utf-8"?>
 <w:document xmlns:wpc="http://schemas.microsoft.com/office/word/2010/wordprocessingCanvas" xmlns:mo="http://schemas.microsoft.com/office/mac/office/2008/main" xmlns:mc="http://schemas.openxmlformats.org/markup-compatibility/2006" xmlns:mv="urn:schemas-microsoft-com:mac:vml" xmlns:o="urn:schemas-microsoft-com:office:office" xmlns:r="http://schemas.openxmlformats.org/officeDocument/2006/relationships" xmlns:m="http://schemas.openxmlformats.org/officeDocument/2006/math" xmlns:v="urn:schemas-microsoft-com:vml" xmlns:wp14="http://schemas.microsoft.com/office/word/2010/wordprocessingDrawing" xmlns:wp="http://schemas.openxmlformats.org/drawingml/2006/wordprocessingDrawing" xmlns:w10="urn:schemas-microsoft-com:office:word" xmlns:w="http://schemas.openxmlformats.org/wordprocessingml/2006/main" xmlns:w14="http://schemas.microsoft.com/office/word/2010/wordml" xmlns:wpg="http://schemas.microsoft.com/office/word/2010/wordprocessingGroup" xmlns:wpi="http://schemas.microsoft.com/office/word/2010/wordprocessingInk" xmlns:wne="http://schemas.microsoft.com/office/word/2006/wordml" xmlns:wps="http://schemas.microsoft.com/office/word/2010/wordprocessingShape" mc:Ignorable="w14 wp14">
   <w:body>
+    <w:p>
+      <w:pPr>
+        <w:spacing w:before="600"/>
+      </w:pPr>
+      <w:r>
+        <w:rPr>
+          <w:rFonts w:ascii="Noto Sans KR" w:hAnsi="Noto Sans KR"/>
+          <w:b/>
+          <w:color w:val="00B882"/>
+          <w:sz w:val="22"/>
+        </w:rPr>
+        <w:t>CORE PLATFORM FRAMEWORK</w:t>
+      </w:r>
+    </w:p>
+    <w:p>
+      <w:pPr>
+        <w:pStyle w:val="Title"/>
+      </w:pPr>
+      <w:r>
+        <w:t>기술표준서</w:t>
+      </w:r>
+    </w:p>
+    <w:p>
+      <w:pPr>
+        <w:pStyle w:val="Subtitle"/>
+      </w:pPr>
+      <w:r>
+        <w:t>CPF 개발·보안·패키지·검증의 MUST/MUST NOT</w:t>
+      </w:r>
+    </w:p>
+    <w:p>
+      <w:pPr>
+        <w:spacing w:before="240" w:after="160"/>
+      </w:pPr>
+    </w:p>
     <w:tbl>
       <w:tblPr>
         <w:tblW w:type="auto" w:w="0"/>
         <w:jc w:val="left"/>
+        <w:tblLayout w:type="fixed"/>
         <w:tblLook w:firstColumn="1" w:firstRow="1" w:lastColumn="0" w:lastRow="0" w:noHBand="0" w:noVBand="1" w:val="04A0"/>
       </w:tblPr>
       <w:tblGrid>
-        <w:gridCol w:w="10880"/>
+        <w:gridCol w:w="4933"/>
+        <w:gridCol w:w="4933"/>
       </w:tblGrid>
       <w:tr>
+        <w:trPr>
+          <w:tblHeader w:val="true"/>
+        </w:trPr>
         <w:tc>
           <w:tcPr>
-            <w:tcW w:type="dxa" w:w="10880"/>
-            <w:shd w:fill="0B2137"/>
+            <w:tcW w:type="dxa" w:w="4933"/>
             <w:tcMar>
-              <w:top w:w="220" w:type="dxa"/>
-              <w:start w:w="260" w:type="dxa"/>
-              <w:bottom w:w="220" w:type="dxa"/>
-              <w:end w:w="260" w:type="dxa"/>
+              <w:top w:w="100" w:type="dxa"/>
+              <w:start w:w="150" w:type="dxa"/>
+              <w:bottom w:w="100" w:type="dxa"/>
+              <w:end w:w="150" w:type="dxa"/>
+            </w:tcMar>
+            <w:shd w:fill="17324D"/>
+          </w:tcPr>
+          <w:p>
+            <w:r>
+              <w:rPr>
+                <w:b/>
+                <w:color w:val="FFFFFF"/>
+                <w:sz w:val="18"/>
+              </w:rPr>
+              <w:t>누가 보는가</w:t>
+            </w:r>
+          </w:p>
+        </w:tc>
+        <w:tc>
+          <w:tcPr>
+            <w:tcW w:type="dxa" w:w="4933"/>
+            <w:tcMar>
+              <w:top w:w="100" w:type="dxa"/>
+              <w:start w:w="150" w:type="dxa"/>
+              <w:bottom w:w="100" w:type="dxa"/>
+              <w:end w:w="150" w:type="dxa"/>
             </w:tcMar>
           </w:tcPr>
           <w:p>
             <w:r>
               <w:rPr>
-                <w:rFonts w:ascii="Noto Sans CJK KR" w:hAnsi="Noto Sans CJK KR"/>
-                <w:b/>
-                <w:color w:val="FFFFFF"/>
-                <w:sz w:val="28"/>
+                <w:sz w:val="18"/>
               </w:rPr>
-              <w:t>CPF  |  Core Platform Framework</w:t>
-            </w:r>
-          </w:p>
-          <w:p>
-            <w:pPr>
-              <w:spacing w:before="80" w:after="0"/>
-            </w:pPr>
-            <w:r>
-              <w:rPr>
-                <w:rFonts w:ascii="Noto Sans CJK KR" w:hAnsi="Noto Sans CJK KR"/>
-                <w:color w:val="CFE2F5"/>
-                <w:sz w:val="19"/>
-              </w:rPr>
-              <w:t>Business Platform Documentation</w:t>
+              <w:t>전체 개발자·리뷰어</w:t>
             </w:r>
           </w:p>
         </w:tc>
-        <w:trPr>
-          <w:tblHeader/>
-        </w:trPr>
+      </w:tr>
+      <w:tr>
+        <w:tc>
+          <w:tcPr>
+            <w:tcW w:type="dxa" w:w="4933"/>
+            <w:tcMar>
+              <w:top w:w="100" w:type="dxa"/>
+              <w:start w:w="150" w:type="dxa"/>
+              <w:bottom w:w="100" w:type="dxa"/>
+              <w:end w:w="150" w:type="dxa"/>
+            </w:tcMar>
+            <w:shd w:fill="17324D"/>
+          </w:tcPr>
+          <w:p>
+            <w:r>
+              <w:rPr>
+                <w:b/>
+                <w:color w:val="FFFFFF"/>
+                <w:sz w:val="18"/>
+              </w:rPr>
+              <w:t>이 문서로 끝낼 일</w:t>
+            </w:r>
+          </w:p>
+        </w:tc>
+        <w:tc>
+          <w:tcPr>
+            <w:tcW w:type="dxa" w:w="4933"/>
+            <w:tcMar>
+              <w:top w:w="100" w:type="dxa"/>
+              <w:start w:w="150" w:type="dxa"/>
+              <w:bottom w:w="100" w:type="dxa"/>
+              <w:end w:w="150" w:type="dxa"/>
+            </w:tcMar>
+          </w:tcPr>
+          <w:p>
+            <w:r>
+              <w:rPr>
+                <w:sz w:val="18"/>
+              </w:rPr>
+              <w:t>코드 리뷰에서 허용/금지 경계를 빠르게 판정한다</w:t>
+            </w:r>
+          </w:p>
+        </w:tc>
+      </w:tr>
+      <w:tr>
+        <w:tc>
+          <w:tcPr>
+            <w:tcW w:type="dxa" w:w="4933"/>
+            <w:tcMar>
+              <w:top w:w="100" w:type="dxa"/>
+              <w:start w:w="150" w:type="dxa"/>
+              <w:bottom w:w="100" w:type="dxa"/>
+              <w:end w:w="150" w:type="dxa"/>
+            </w:tcMar>
+            <w:shd w:fill="17324D"/>
+          </w:tcPr>
+          <w:p>
+            <w:r>
+              <w:rPr>
+                <w:b/>
+                <w:color w:val="FFFFFF"/>
+                <w:sz w:val="18"/>
+              </w:rPr>
+              <w:t>기준</w:t>
+            </w:r>
+          </w:p>
+        </w:tc>
+        <w:tc>
+          <w:tcPr>
+            <w:tcW w:type="dxa" w:w="4933"/>
+            <w:tcMar>
+              <w:top w:w="100" w:type="dxa"/>
+              <w:start w:w="150" w:type="dxa"/>
+              <w:bottom w:w="100" w:type="dxa"/>
+              <w:end w:w="150" w:type="dxa"/>
+            </w:tcMar>
+          </w:tcPr>
+          <w:p>
+            <w:r>
+              <w:rPr>
+                <w:sz w:val="18"/>
+              </w:rPr>
+              <w:t>Harness 2.2.0 · Source 054d894b47f4 · Oracle/PostgreSQL/MariaDB</w:t>
+            </w:r>
+          </w:p>
+        </w:tc>
       </w:tr>
     </w:tbl>
     <w:p>
       <w:pPr>
-        <w:pStyle w:val="Title"/>
-        <w:spacing w:before="680"/>
+        <w:spacing w:before="200"/>
+      </w:pPr>
+    </w:p>
+    <w:p>
+      <w:pPr>
+        <w:pStyle w:val="ListBullet"/>
+        <w:spacing w:after="60"/>
+        <w:ind w:left="283"/>
       </w:pPr>
       <w:r>
-        <w:t>CPF 기술표준서</w:t>
+        <w:t>Owner와 Public/Internal 경계를 지킵니다.</w:t>
       </w:r>
     </w:p>
     <w:p>
       <w:pPr>
-        <w:pStyle w:val="Subtitle"/>
-        <w:spacing w:after="440"/>
+        <w:pStyle w:val="ListBullet"/>
+        <w:spacing w:after="60"/>
+        <w:ind w:left="283"/>
       </w:pPr>
       <w:r>
-        <w:t>Naming, Ownership, API, Context, Security, DB, Generator, Test 표준을 Review 기준으로 제시합니다.</w:t>
+        <w:t>UNKNOWN·Security·Secret 규칙을 지킵니다.</w:t>
+      </w:r>
+    </w:p>
+    <w:p>
+      <w:pPr>
+        <w:pStyle w:val="ListBullet"/>
+        <w:spacing w:after="60"/>
+        <w:ind w:left="283"/>
+      </w:pPr>
+      <w:r>
+        <w:t>FAST/TARGETED/FULL 검증을 단계적으로 수행합니다.</w:t>
+      </w:r>
+    </w:p>
+    <w:p>
+      <w:r>
+        <w:br w:type="page"/>
+      </w:r>
+    </w:p>
+    <w:p>
+      <w:pPr>
+        <w:pStyle w:val="Heading1"/>
+      </w:pPr>
+      <w:r>
+        <w:t>찾아보기</w:t>
+      </w:r>
+    </w:p>
+    <w:p>
+      <w:pPr>
+        <w:spacing w:after="100"/>
+      </w:pPr>
+      <w:r>
+        <w:t>필요한 작업을 먼저 찾고 해당 장으로 이동합니다. 페이지 번호는 최종 PDF 기준입니다.</w:t>
       </w:r>
     </w:p>
     <w:tbl>
@@ -79,153 +245,349 @@
         <w:tblLook w:firstColumn="1" w:firstRow="1" w:lastColumn="0" w:lastRow="0" w:noHBand="0" w:noVBand="1" w:val="04A0"/>
       </w:tblPr>
       <w:tblGrid>
-        <w:gridCol w:w="5440"/>
-        <w:gridCol w:w="5440"/>
+        <w:gridCol w:w="3289"/>
+        <w:gridCol w:w="3289"/>
+        <w:gridCol w:w="3289"/>
       </w:tblGrid>
       <w:tr>
+        <w:trPr>
+          <w:tblHeader w:val="true"/>
+        </w:trPr>
         <w:tc>
           <w:tcPr>
-            <w:tcW w:type="dxa" w:w="2154"/>
-            <w:shd w:fill="F4F7FA"/>
+            <w:tcW w:type="dxa" w:w="1247"/>
+            <w:shd w:fill="17324D"/>
+          </w:tcPr>
+          <w:p>
+            <w:r>
+              <w:rPr>
+                <w:b/>
+                <w:color w:val="FFFFFF"/>
+                <w:sz w:val="17"/>
+              </w:rPr>
+              <w:t>구분</w:t>
+            </w:r>
+          </w:p>
+        </w:tc>
+        <w:tc>
+          <w:tcPr>
+            <w:tcW w:type="dxa" w:w="7087"/>
+            <w:shd w:fill="17324D"/>
+          </w:tcPr>
+          <w:p>
+            <w:r>
+              <w:rPr>
+                <w:b/>
+                <w:color w:val="FFFFFF"/>
+                <w:sz w:val="17"/>
+              </w:rPr>
+              <w:t>내용</w:t>
+            </w:r>
+          </w:p>
+        </w:tc>
+        <w:tc>
+          <w:tcPr>
+            <w:tcW w:type="dxa" w:w="1020"/>
+            <w:shd w:fill="17324D"/>
+          </w:tcPr>
+          <w:p>
+            <w:r>
+              <w:rPr>
+                <w:b/>
+                <w:color w:val="FFFFFF"/>
+                <w:sz w:val="17"/>
+              </w:rPr>
+              <w:t>쪽</w:t>
+            </w:r>
+          </w:p>
+        </w:tc>
+      </w:tr>
+      <w:tr>
+        <w:trPr>
+          <w:cantSplit/>
+        </w:trPr>
+        <w:tc>
+          <w:tcPr>
+            <w:tcW w:type="dxa" w:w="1247"/>
+            <w:shd w:fill="E9F6F2"/>
             <w:tcMar>
-              <w:top w:w="80" w:type="dxa"/>
-              <w:start w:w="90" w:type="dxa"/>
-              <w:bottom w:w="80" w:type="dxa"/>
-              <w:end w:w="90" w:type="dxa"/>
+              <w:top w:w="70" w:type="dxa"/>
+              <w:start w:w="100" w:type="dxa"/>
+              <w:bottom w:w="70" w:type="dxa"/>
+              <w:end w:w="100" w:type="dxa"/>
+            </w:tcMar>
+          </w:tcPr>
+          <w:p>
+            <w:r>
+              <w:t>대메뉴</w:t>
+            </w:r>
+          </w:p>
+        </w:tc>
+        <w:tc>
+          <w:tcPr>
+            <w:tcW w:type="dxa" w:w="7087"/>
+            <w:tcMar>
+              <w:top w:w="70" w:type="dxa"/>
+              <w:start w:w="100" w:type="dxa"/>
+              <w:bottom w:w="70" w:type="dxa"/>
+              <w:end w:w="100" w:type="dxa"/>
             </w:tcMar>
           </w:tcPr>
           <w:p>
             <w:r>
               <w:rPr>
-                <w:rFonts w:ascii="Noto Sans CJK KR" w:hAnsi="Noto Sans CJK KR"/>
                 <w:b/>
-                <w:sz w:val="18"/>
               </w:rPr>
-              <w:t>문서 기준</w:t>
+              <w:t>1 개발자가 반드시 지킬 경계</w:t>
             </w:r>
           </w:p>
         </w:tc>
         <w:tc>
           <w:tcPr>
-            <w:tcW w:type="dxa" w:w="7370"/>
+            <w:tcW w:type="dxa" w:w="1020"/>
             <w:tcMar>
-              <w:top w:w="80" w:type="dxa"/>
-              <w:start w:w="90" w:type="dxa"/>
-              <w:bottom w:w="80" w:type="dxa"/>
-              <w:end w:w="90" w:type="dxa"/>
+              <w:top w:w="70" w:type="dxa"/>
+              <w:start w:w="100" w:type="dxa"/>
+              <w:bottom w:w="70" w:type="dxa"/>
+              <w:end w:w="100" w:type="dxa"/>
+            </w:tcMar>
+          </w:tcPr>
+          <w:p>
+            <w:r>
+              <w:t>3</w:t>
+            </w:r>
+          </w:p>
+        </w:tc>
+      </w:tr>
+      <w:tr>
+        <w:trPr>
+          <w:cantSplit/>
+        </w:trPr>
+        <w:tc>
+          <w:tcPr>
+            <w:tcW w:type="dxa" w:w="1247"/>
+            <w:shd w:fill="E9F6F2"/>
+            <w:tcMar>
+              <w:top w:w="70" w:type="dxa"/>
+              <w:start w:w="100" w:type="dxa"/>
+              <w:bottom w:w="70" w:type="dxa"/>
+              <w:end w:w="100" w:type="dxa"/>
+            </w:tcMar>
+          </w:tcPr>
+          <w:p>
+            <w:r>
+              <w:t>대메뉴</w:t>
+            </w:r>
+          </w:p>
+        </w:tc>
+        <w:tc>
+          <w:tcPr>
+            <w:tcW w:type="dxa" w:w="7087"/>
+            <w:tcMar>
+              <w:top w:w="70" w:type="dxa"/>
+              <w:start w:w="100" w:type="dxa"/>
+              <w:bottom w:w="70" w:type="dxa"/>
+              <w:end w:w="100" w:type="dxa"/>
             </w:tcMar>
           </w:tcPr>
           <w:p>
             <w:r>
               <w:rPr>
-                <w:rFonts w:ascii="Noto Sans CJK KR" w:hAnsi="Noto Sans CJK KR"/>
-                <w:sz w:val="18"/>
+                <w:b/>
               </w:rPr>
-              <w:t>Documentation Harness v2.1.0</w:t>
+              <w:t>2 패키지와 Generated Domain</w:t>
             </w:r>
           </w:p>
         </w:tc>
-        <w:trPr>
-          <w:tblHeader/>
-        </w:trPr>
+        <w:tc>
+          <w:tcPr>
+            <w:tcW w:type="dxa" w:w="1020"/>
+            <w:tcMar>
+              <w:top w:w="70" w:type="dxa"/>
+              <w:start w:w="100" w:type="dxa"/>
+              <w:bottom w:w="70" w:type="dxa"/>
+              <w:end w:w="100" w:type="dxa"/>
+            </w:tcMar>
+          </w:tcPr>
+          <w:p>
+            <w:r>
+              <w:t>3</w:t>
+            </w:r>
+          </w:p>
+        </w:tc>
       </w:tr>
       <w:tr>
+        <w:trPr>
+          <w:cantSplit/>
+        </w:trPr>
         <w:tc>
           <w:tcPr>
-            <w:tcW w:type="dxa" w:w="2154"/>
-            <w:shd w:fill="F4F7FA"/>
+            <w:tcW w:type="dxa" w:w="1247"/>
+            <w:shd w:fill="E9F6F2"/>
             <w:tcMar>
-              <w:top w:w="80" w:type="dxa"/>
-              <w:start w:w="90" w:type="dxa"/>
-              <w:bottom w:w="80" w:type="dxa"/>
-              <w:end w:w="90" w:type="dxa"/>
+              <w:top w:w="70" w:type="dxa"/>
+              <w:start w:w="100" w:type="dxa"/>
+              <w:bottom w:w="70" w:type="dxa"/>
+              <w:end w:w="100" w:type="dxa"/>
+            </w:tcMar>
+          </w:tcPr>
+          <w:p>
+            <w:r>
+              <w:t>대메뉴</w:t>
+            </w:r>
+          </w:p>
+        </w:tc>
+        <w:tc>
+          <w:tcPr>
+            <w:tcW w:type="dxa" w:w="7087"/>
+            <w:tcMar>
+              <w:top w:w="70" w:type="dxa"/>
+              <w:start w:w="100" w:type="dxa"/>
+              <w:bottom w:w="70" w:type="dxa"/>
+              <w:end w:w="100" w:type="dxa"/>
             </w:tcMar>
           </w:tcPr>
           <w:p>
             <w:r>
               <w:rPr>
-                <w:rFonts w:ascii="Noto Sans CJK KR" w:hAnsi="Noto Sans CJK KR"/>
                 <w:b/>
-                <w:sz w:val="18"/>
               </w:rPr>
-              <w:t>기준 Source</w:t>
+              <w:t>3 API와 Error</w:t>
             </w:r>
           </w:p>
         </w:tc>
         <w:tc>
           <w:tcPr>
-            <w:tcW w:type="dxa" w:w="7370"/>
+            <w:tcW w:type="dxa" w:w="1020"/>
             <w:tcMar>
-              <w:top w:w="80" w:type="dxa"/>
-              <w:start w:w="90" w:type="dxa"/>
-              <w:bottom w:w="80" w:type="dxa"/>
-              <w:end w:w="90" w:type="dxa"/>
+              <w:top w:w="70" w:type="dxa"/>
+              <w:start w:w="100" w:type="dxa"/>
+              <w:bottom w:w="70" w:type="dxa"/>
+              <w:end w:w="100" w:type="dxa"/>
+            </w:tcMar>
+          </w:tcPr>
+          <w:p>
+            <w:r>
+              <w:t>3</w:t>
+            </w:r>
+          </w:p>
+        </w:tc>
+      </w:tr>
+      <w:tr>
+        <w:trPr>
+          <w:cantSplit/>
+        </w:trPr>
+        <w:tc>
+          <w:tcPr>
+            <w:tcW w:type="dxa" w:w="1247"/>
+            <w:shd w:fill="E9F6F2"/>
+            <w:tcMar>
+              <w:top w:w="70" w:type="dxa"/>
+              <w:start w:w="100" w:type="dxa"/>
+              <w:bottom w:w="70" w:type="dxa"/>
+              <w:end w:w="100" w:type="dxa"/>
+            </w:tcMar>
+          </w:tcPr>
+          <w:p>
+            <w:r>
+              <w:t>대메뉴</w:t>
+            </w:r>
+          </w:p>
+        </w:tc>
+        <w:tc>
+          <w:tcPr>
+            <w:tcW w:type="dxa" w:w="7087"/>
+            <w:tcMar>
+              <w:top w:w="70" w:type="dxa"/>
+              <w:start w:w="100" w:type="dxa"/>
+              <w:bottom w:w="70" w:type="dxa"/>
+              <w:end w:w="100" w:type="dxa"/>
             </w:tcMar>
           </w:tcPr>
           <w:p>
             <w:r>
               <w:rPr>
-                <w:rFonts w:ascii="Noto Sans CJK KR" w:hAnsi="Noto Sans CJK KR"/>
-                <w:sz w:val="18"/>
+                <w:b/>
               </w:rPr>
-              <w:t>master 054d894b47f4be8323439dc6f9e58b7d8b60fe54</w:t>
+              <w:t>4 보안과 운영</w:t>
+            </w:r>
+          </w:p>
+        </w:tc>
+        <w:tc>
+          <w:tcPr>
+            <w:tcW w:type="dxa" w:w="1020"/>
+            <w:tcMar>
+              <w:top w:w="70" w:type="dxa"/>
+              <w:start w:w="100" w:type="dxa"/>
+              <w:bottom w:w="70" w:type="dxa"/>
+              <w:end w:w="100" w:type="dxa"/>
+            </w:tcMar>
+          </w:tcPr>
+          <w:p>
+            <w:r>
+              <w:t>3</w:t>
             </w:r>
           </w:p>
         </w:tc>
       </w:tr>
       <w:tr>
+        <w:trPr>
+          <w:cantSplit/>
+        </w:trPr>
         <w:tc>
           <w:tcPr>
-            <w:tcW w:type="dxa" w:w="2154"/>
-            <w:shd w:fill="F4F7FA"/>
+            <w:tcW w:type="dxa" w:w="1247"/>
+            <w:shd w:fill="E9F6F2"/>
             <w:tcMar>
-              <w:top w:w="80" w:type="dxa"/>
-              <w:start w:w="90" w:type="dxa"/>
-              <w:bottom w:w="80" w:type="dxa"/>
-              <w:end w:w="90" w:type="dxa"/>
+              <w:top w:w="70" w:type="dxa"/>
+              <w:start w:w="100" w:type="dxa"/>
+              <w:bottom w:w="70" w:type="dxa"/>
+              <w:end w:w="100" w:type="dxa"/>
+            </w:tcMar>
+          </w:tcPr>
+          <w:p>
+            <w:r>
+              <w:t>대메뉴</w:t>
+            </w:r>
+          </w:p>
+        </w:tc>
+        <w:tc>
+          <w:tcPr>
+            <w:tcW w:type="dxa" w:w="7087"/>
+            <w:tcMar>
+              <w:top w:w="70" w:type="dxa"/>
+              <w:start w:w="100" w:type="dxa"/>
+              <w:bottom w:w="70" w:type="dxa"/>
+              <w:end w:w="100" w:type="dxa"/>
             </w:tcMar>
           </w:tcPr>
           <w:p>
             <w:r>
               <w:rPr>
-                <w:rFonts w:ascii="Noto Sans CJK KR" w:hAnsi="Noto Sans CJK KR"/>
                 <w:b/>
-                <w:sz w:val="18"/>
               </w:rPr>
-              <w:t>기준일</w:t>
+              <w:t>5 검증</w:t>
             </w:r>
           </w:p>
         </w:tc>
         <w:tc>
           <w:tcPr>
-            <w:tcW w:type="dxa" w:w="7370"/>
+            <w:tcW w:type="dxa" w:w="1020"/>
             <w:tcMar>
-              <w:top w:w="80" w:type="dxa"/>
-              <w:start w:w="90" w:type="dxa"/>
-              <w:bottom w:w="80" w:type="dxa"/>
-              <w:end w:w="90" w:type="dxa"/>
+              <w:top w:w="70" w:type="dxa"/>
+              <w:start w:w="100" w:type="dxa"/>
+              <w:bottom w:w="70" w:type="dxa"/>
+              <w:end w:w="100" w:type="dxa"/>
             </w:tcMar>
           </w:tcPr>
           <w:p>
             <w:r>
-              <w:rPr>
-                <w:rFonts w:ascii="Noto Sans CJK KR" w:hAnsi="Noto Sans CJK KR"/>
-                <w:sz w:val="18"/>
-              </w:rPr>
-              <w:t>2026-08-26</w:t>
+              <w:t>4</w:t>
             </w:r>
           </w:p>
         </w:tc>
       </w:tr>
     </w:tbl>
-    <w:p>
-      <w:pPr>
-        <w:pStyle w:val="Subtitle"/>
-      </w:pPr>
-      <w:r>
-        <w:t>이 문서는 최신 Source의 공개 계약과 운영 경계를 기준으로 작성하며, 실행하지 않은 검증을 성공으로 기록하지 않습니다.</w:t>
-      </w:r>
-    </w:p>
     <w:p>
       <w:r>
         <w:br w:type="page"/>
@@ -233,18 +595,10 @@
     </w:p>
     <w:p>
       <w:pPr>
-        <w:pStyle w:val="Title"/>
+        <w:pStyle w:val="Heading1"/>
       </w:pPr>
       <w:r>
-        <w:t>목차</w:t>
-      </w:r>
-    </w:p>
-    <w:p>
-      <w:pPr>
-        <w:pStyle w:val="Subtitle"/>
-      </w:pPr>
-      <w:r>
-        <w:t>역할과 질문을 기준으로 필요한 절을 빠르게 찾습니다.</w:t>
+        <w:t>1 개발자가 반드시 지킬 경계</w:t>
       </w:r>
     </w:p>
     <w:tbl>
@@ -255,1506 +609,1352 @@
         <w:tblLook w:firstColumn="1" w:firstRow="1" w:lastColumn="0" w:lastRow="0" w:noHBand="0" w:noVBand="1" w:val="04A0"/>
       </w:tblPr>
       <w:tblGrid>
-        <w:gridCol w:w="5440"/>
-        <w:gridCol w:w="5440"/>
+        <w:gridCol w:w="4933"/>
+        <w:gridCol w:w="4933"/>
       </w:tblGrid>
       <w:tr>
+        <w:trPr>
+          <w:tblHeader w:val="true"/>
+        </w:trPr>
         <w:tc>
           <w:tcPr>
-            <w:tcW w:type="dxa" w:w="5440"/>
+            <w:tcW w:type="dxa" w:w="1927"/>
+            <w:shd w:fill="17324D"/>
             <w:tcMar>
-              <w:top w:w="0" w:type="dxa"/>
-              <w:start w:w="0" w:type="dxa"/>
-              <w:bottom w:w="0" w:type="dxa"/>
-              <w:end w:w="130" w:type="dxa"/>
+              <w:top w:w="110" w:type="dxa"/>
+              <w:start w:w="140" w:type="dxa"/>
+              <w:bottom w:w="110" w:type="dxa"/>
+              <w:end w:w="140" w:type="dxa"/>
             </w:tcMar>
-            <w:tcBorders>
-              <w:top w:val="nil"/>
-              <w:left w:val="nil"/>
-              <w:bottom w:val="nil"/>
-              <w:right w:val="nil"/>
-              <w:insideH w:val="nil"/>
-              <w:insideV w:val="nil"/>
-            </w:tcBorders>
           </w:tcPr>
           <w:p>
-            <w:pPr>
-              <w:pStyle w:val="TOC1"/>
-              <w:spacing w:after="28"/>
-            </w:pPr>
-            <w:r/>
             <w:r>
-              <w:t>1. Naming·Directory·Package</w:t>
-            </w:r>
-          </w:p>
-          <w:p>
-            <w:pPr>
-              <w:pStyle w:val="TOC2"/>
-              <w:spacing w:after="12"/>
-            </w:pPr>
-            <w:r>
-              <w:t>1.1 Naming</w:t>
-            </w:r>
-          </w:p>
-          <w:p>
-            <w:pPr>
-              <w:pStyle w:val="TOC2"/>
-              <w:spacing w:after="12"/>
-            </w:pPr>
-            <w:r>
-              <w:t>1.2 Directory</w:t>
-            </w:r>
-          </w:p>
-          <w:p>
-            <w:pPr>
-              <w:pStyle w:val="TOC2"/>
-              <w:spacing w:after="12"/>
-            </w:pPr>
-            <w:r>
-              <w:t>1.3 Java Package</w:t>
-            </w:r>
-          </w:p>
-          <w:p>
-            <w:pPr>
-              <w:pStyle w:val="TOC1"/>
-              <w:spacing w:after="28"/>
-            </w:pPr>
-            <w:r>
-              <w:t>2. Module Ownership·Dependency·API</w:t>
-            </w:r>
-          </w:p>
-          <w:p>
-            <w:pPr>
-              <w:pStyle w:val="TOC2"/>
-              <w:spacing w:after="12"/>
-            </w:pPr>
-            <w:r>
-              <w:t>2.1 Module Ownership</w:t>
-            </w:r>
-          </w:p>
-          <w:p>
-            <w:pPr>
-              <w:pStyle w:val="TOC2"/>
-              <w:spacing w:after="12"/>
-            </w:pPr>
-            <w:r>
-              <w:t>2.2 Dependency</w:t>
-            </w:r>
-          </w:p>
-          <w:p>
-            <w:pPr>
-              <w:pStyle w:val="TOC2"/>
-              <w:spacing w:after="12"/>
-            </w:pPr>
-            <w:r>
-              <w:t>2.3 Public/Internal API</w:t>
-            </w:r>
-          </w:p>
-          <w:p>
-            <w:pPr>
-              <w:pStyle w:val="TOC1"/>
-              <w:spacing w:after="28"/>
-            </w:pPr>
-            <w:r>
-              <w:t>3. Controller·Service·Repository</w:t>
-            </w:r>
-          </w:p>
-          <w:p>
-            <w:pPr>
-              <w:pStyle w:val="TOC2"/>
-              <w:spacing w:after="12"/>
-            </w:pPr>
-            <w:r>
-              <w:t>3.1 Controller</w:t>
-            </w:r>
-          </w:p>
-          <w:p>
-            <w:pPr>
-              <w:pStyle w:val="TOC2"/>
-              <w:spacing w:after="12"/>
-            </w:pPr>
-            <w:r>
-              <w:t>3.2 Service</w:t>
-            </w:r>
-          </w:p>
-          <w:p>
-            <w:pPr>
-              <w:pStyle w:val="TOC2"/>
-              <w:spacing w:after="12"/>
-            </w:pPr>
-            <w:r>
-              <w:t>3.3 Repository</w:t>
-            </w:r>
-          </w:p>
-          <w:p>
-            <w:pPr>
-              <w:pStyle w:val="TOC1"/>
-              <w:spacing w:after="28"/>
-            </w:pPr>
-            <w:r>
-              <w:t>4. Context·Transaction·Error·Retry</w:t>
-            </w:r>
-          </w:p>
-          <w:p>
-            <w:pPr>
-              <w:pStyle w:val="TOC2"/>
-              <w:spacing w:after="12"/>
-            </w:pPr>
-            <w:r>
-              <w:t>4.1 Header/Context</w:t>
-            </w:r>
-          </w:p>
-          <w:p>
-            <w:pPr>
-              <w:pStyle w:val="TOC2"/>
-              <w:spacing w:after="12"/>
-            </w:pPr>
-            <w:r>
-              <w:t>4.2 Transaction</w:t>
-            </w:r>
-          </w:p>
-          <w:p>
-            <w:pPr>
-              <w:pStyle w:val="TOC2"/>
-              <w:spacing w:after="12"/>
-            </w:pPr>
-            <w:r>
-              <w:t>4.3 Error</w:t>
-            </w:r>
-          </w:p>
-          <w:p>
-            <w:pPr>
-              <w:pStyle w:val="TOC2"/>
-              <w:spacing w:after="12"/>
-            </w:pPr>
-            <w:r>
-              <w:t>4.4 Retry/Idempotency</w:t>
-            </w:r>
-          </w:p>
-          <w:p>
-            <w:pPr>
-              <w:pStyle w:val="TOC1"/>
-              <w:spacing w:after="28"/>
-            </w:pPr>
-            <w:r>
-              <w:t>5. Security·Audit·Logging</w:t>
+              <w:rPr>
+                <w:b/>
+                <w:color w:val="FFFFFF"/>
+              </w:rPr>
+              <w:t>이 장을 보는 이유</w:t>
             </w:r>
           </w:p>
         </w:tc>
         <w:tc>
           <w:tcPr>
-            <w:tcW w:type="dxa" w:w="5440"/>
+            <w:tcW w:type="dxa" w:w="7371"/>
             <w:tcMar>
-              <w:top w:w="0" w:type="dxa"/>
-              <w:start w:w="0" w:type="dxa"/>
-              <w:bottom w:w="0" w:type="dxa"/>
-              <w:end w:w="130" w:type="dxa"/>
+              <w:top w:w="110" w:type="dxa"/>
+              <w:start w:w="140" w:type="dxa"/>
+              <w:bottom w:w="110" w:type="dxa"/>
+              <w:end w:w="140" w:type="dxa"/>
             </w:tcMar>
-            <w:tcBorders>
-              <w:top w:val="nil"/>
-              <w:left w:val="nil"/>
-              <w:bottom w:val="nil"/>
-              <w:right w:val="nil"/>
-              <w:insideH w:val="nil"/>
-              <w:insideV w:val="nil"/>
-            </w:tcBorders>
+          </w:tcPr>
+          <w:p>
+            <w:r>
+              <w:t>코드를 어디에 둘지와 어떤 API를 사용할지 결정할 때 적용합니다.</w:t>
+            </w:r>
+          </w:p>
+        </w:tc>
+      </w:tr>
+    </w:tbl>
+    <w:p>
+      <w:pPr>
+        <w:pStyle w:val="CPFLabel"/>
+      </w:pPr>
+      <w:r>
+        <w:t>MUST / MUST NOT</w:t>
+      </w:r>
+    </w:p>
+    <w:tbl>
+      <w:tblPr>
+        <w:tblW w:type="auto" w:w="0"/>
+        <w:jc w:val="left"/>
+        <w:tblLayout w:type="fixed"/>
+        <w:tblLook w:firstColumn="1" w:firstRow="1" w:lastColumn="0" w:lastRow="0" w:noHBand="0" w:noVBand="1" w:val="04A0"/>
+      </w:tblPr>
+      <w:tblGrid>
+        <w:gridCol w:w="4933"/>
+        <w:gridCol w:w="4933"/>
+      </w:tblGrid>
+      <w:tr>
+        <w:trPr>
+          <w:tblHeader w:val="true"/>
+        </w:trPr>
+        <w:tc>
+          <w:tcPr>
+            <w:tcW w:type="dxa" w:w="1961"/>
+            <w:shd w:fill="17324D"/>
+            <w:tcMar>
+              <w:top w:w="90" w:type="dxa"/>
+              <w:start w:w="110" w:type="dxa"/>
+              <w:bottom w:w="90" w:type="dxa"/>
+              <w:end w:w="110" w:type="dxa"/>
+            </w:tcMar>
+          </w:tcPr>
+          <w:p>
+            <w:r>
+              <w:rPr>
+                <w:b/>
+                <w:color w:val="FFFFFF"/>
+                <w:sz w:val="16"/>
+              </w:rPr>
+              <w:t>구분</w:t>
+            </w:r>
+          </w:p>
+        </w:tc>
+        <w:tc>
+          <w:tcPr>
+            <w:tcW w:type="dxa" w:w="7564"/>
+            <w:shd w:fill="17324D"/>
+            <w:tcMar>
+              <w:top w:w="90" w:type="dxa"/>
+              <w:start w:w="110" w:type="dxa"/>
+              <w:bottom w:w="90" w:type="dxa"/>
+              <w:end w:w="110" w:type="dxa"/>
+            </w:tcMar>
+          </w:tcPr>
+          <w:p>
+            <w:r>
+              <w:rPr>
+                <w:b/>
+                <w:color w:val="FFFFFF"/>
+                <w:sz w:val="16"/>
+              </w:rPr>
+              <w:t>규칙</w:t>
+            </w:r>
+          </w:p>
+        </w:tc>
+      </w:tr>
+      <w:tr>
+        <w:trPr>
+          <w:cantSplit/>
+        </w:trPr>
+        <w:tc>
+          <w:tcPr>
+            <w:tcW w:type="dxa" w:w="1961"/>
+            <w:tcMar>
+              <w:top w:w="80" w:type="dxa"/>
+              <w:start w:w="100" w:type="dxa"/>
+              <w:bottom w:w="80" w:type="dxa"/>
+              <w:end w:w="100" w:type="dxa"/>
+            </w:tcMar>
+            <w:vAlign w:val="center"/>
           </w:tcPr>
           <w:p>
             <w:pPr>
-              <w:pStyle w:val="TOC2"/>
-              <w:spacing w:after="12"/>
-            </w:pPr>
-            <w:r/>
-            <w:r>
-              <w:t>5.1 Security</w:t>
-            </w:r>
-          </w:p>
-          <w:p>
-            <w:pPr>
-              <w:pStyle w:val="TOC2"/>
-              <w:spacing w:after="12"/>
+              <w:spacing w:after="0" w:line="252" w:lineRule="auto"/>
             </w:pPr>
             <w:r>
-              <w:t>5.2 Audit/Approval</w:t>
-            </w:r>
-          </w:p>
-          <w:p>
-            <w:pPr>
-              <w:pStyle w:val="TOC2"/>
-              <w:spacing w:after="12"/>
-            </w:pPr>
-            <w:r>
-              <w:t>5.3 Logging/Trace</w:t>
-            </w:r>
-          </w:p>
-          <w:p>
-            <w:pPr>
-              <w:pStyle w:val="TOC1"/>
-              <w:spacing w:after="28"/>
-            </w:pPr>
-            <w:r>
-              <w:t>6. Batch·Database</w:t>
-            </w:r>
-          </w:p>
-          <w:p>
-            <w:pPr>
-              <w:pStyle w:val="TOC2"/>
-              <w:spacing w:after="12"/>
-            </w:pPr>
-            <w:r>
-              <w:t>6.1 Batch</w:t>
-            </w:r>
-          </w:p>
-          <w:p>
-            <w:pPr>
-              <w:pStyle w:val="TOC2"/>
-              <w:spacing w:after="12"/>
-            </w:pPr>
-            <w:r>
-              <w:t>6.2 Database</w:t>
-            </w:r>
-          </w:p>
-          <w:p>
-            <w:pPr>
-              <w:pStyle w:val="TOC1"/>
-              <w:spacing w:after="28"/>
-            </w:pPr>
-            <w:r>
-              <w:t>7. Generator·Generated Domain·Configuration</w:t>
-            </w:r>
-          </w:p>
-          <w:p>
-            <w:pPr>
-              <w:pStyle w:val="TOC2"/>
-              <w:spacing w:after="12"/>
-            </w:pPr>
-            <w:r>
-              <w:t>7.1 Generator</w:t>
-            </w:r>
-          </w:p>
-          <w:p>
-            <w:pPr>
-              <w:pStyle w:val="TOC2"/>
-              <w:spacing w:after="12"/>
-            </w:pPr>
-            <w:r>
-              <w:t>7.2 Generated Domain</w:t>
-            </w:r>
-          </w:p>
-          <w:p>
-            <w:pPr>
-              <w:pStyle w:val="TOC2"/>
-              <w:spacing w:after="12"/>
-            </w:pPr>
-            <w:r>
-              <w:t>7.3 Configuration</w:t>
-            </w:r>
-          </w:p>
-          <w:p>
-            <w:pPr>
-              <w:pStyle w:val="TOC1"/>
-              <w:spacing w:after="28"/>
-            </w:pPr>
-            <w:r>
-              <w:t>8. Integration·Messaging·File·OpenAPI</w:t>
-            </w:r>
-          </w:p>
-          <w:p>
-            <w:pPr>
-              <w:pStyle w:val="TOC2"/>
-              <w:spacing w:after="12"/>
-            </w:pPr>
-            <w:r>
-              <w:t>8.1 Integration/Messaging/Notification</w:t>
-            </w:r>
-          </w:p>
-          <w:p>
-            <w:pPr>
-              <w:pStyle w:val="TOC2"/>
-              <w:spacing w:after="12"/>
-            </w:pPr>
-            <w:r>
-              <w:t>8.2 File/Archive/Object Storage</w:t>
-            </w:r>
-          </w:p>
-          <w:p>
-            <w:pPr>
-              <w:pStyle w:val="TOC2"/>
-              <w:spacing w:after="12"/>
-            </w:pPr>
-            <w:r>
-              <w:t>8.3 OpenAPI/Frontend</w:t>
-            </w:r>
-          </w:p>
-          <w:p>
-            <w:pPr>
-              <w:pStyle w:val="TOC1"/>
-              <w:spacing w:after="28"/>
-            </w:pPr>
-            <w:r>
-              <w:t>9. Test·Code Review·금지 패턴</w:t>
-            </w:r>
-          </w:p>
-          <w:p>
-            <w:pPr>
-              <w:pStyle w:val="TOC2"/>
-              <w:spacing w:after="12"/>
-            </w:pPr>
-            <w:r>
-              <w:t>9.1 Test</w:t>
-            </w:r>
-          </w:p>
-          <w:p>
-            <w:pPr>
-              <w:pStyle w:val="TOC2"/>
-              <w:spacing w:after="12"/>
-            </w:pPr>
-            <w:r>
-              <w:t>9.2 Code Review Gate</w:t>
-            </w:r>
-          </w:p>
-          <w:p>
-            <w:pPr>
-              <w:pStyle w:val="TOC2"/>
-              <w:spacing w:after="12"/>
-            </w:pPr>
-            <w:r>
-              <w:t>9.3 금지 패턴</w:t>
+              <w:rPr>
+                <w:rFonts w:ascii="Noto Sans KR" w:hAnsi="Noto Sans KR" w:eastAsia="Noto Sans KR"/>
+                <w:sz w:val="16"/>
+              </w:rPr>
+              <w:t>MUST</w:t>
             </w:r>
           </w:p>
         </w:tc>
+        <w:tc>
+          <w:tcPr>
+            <w:tcW w:type="dxa" w:w="7564"/>
+            <w:tcMar>
+              <w:top w:w="80" w:type="dxa"/>
+              <w:start w:w="100" w:type="dxa"/>
+              <w:bottom w:w="80" w:type="dxa"/>
+              <w:end w:w="100" w:type="dxa"/>
+            </w:tcMar>
+            <w:vAlign w:val="center"/>
+          </w:tcPr>
+          <w:p>
+            <w:pPr>
+              <w:spacing w:after="0" w:line="252" w:lineRule="auto"/>
+            </w:pPr>
+            <w:r>
+              <w:rPr>
+                <w:rFonts w:ascii="Noto Sans KR" w:hAnsi="Noto Sans KR" w:eastAsia="Noto Sans KR"/>
+                <w:sz w:val="16"/>
+              </w:rPr>
+              <w:t>업무 Domain은 Owner DB만 접근</w:t>
+            </w:r>
+          </w:p>
+        </w:tc>
+      </w:tr>
+      <w:tr>
         <w:trPr>
-          <w:tblHeader/>
+          <w:cantSplit/>
         </w:trPr>
+        <w:tc>
+          <w:tcPr>
+            <w:tcW w:type="dxa" w:w="1961"/>
+            <w:tcMar>
+              <w:top w:w="80" w:type="dxa"/>
+              <w:start w:w="100" w:type="dxa"/>
+              <w:bottom w:w="80" w:type="dxa"/>
+              <w:end w:w="100" w:type="dxa"/>
+            </w:tcMar>
+            <w:vAlign w:val="center"/>
+            <w:shd w:fill="F7FAFC"/>
+          </w:tcPr>
+          <w:p>
+            <w:pPr>
+              <w:spacing w:after="0" w:line="252" w:lineRule="auto"/>
+            </w:pPr>
+            <w:r>
+              <w:rPr>
+                <w:rFonts w:ascii="Noto Sans KR" w:hAnsi="Noto Sans KR" w:eastAsia="Noto Sans KR"/>
+                <w:sz w:val="16"/>
+              </w:rPr>
+              <w:t>MUST</w:t>
+            </w:r>
+          </w:p>
+        </w:tc>
+        <w:tc>
+          <w:tcPr>
+            <w:tcW w:type="dxa" w:w="7564"/>
+            <w:tcMar>
+              <w:top w:w="80" w:type="dxa"/>
+              <w:start w:w="100" w:type="dxa"/>
+              <w:bottom w:w="80" w:type="dxa"/>
+              <w:end w:w="100" w:type="dxa"/>
+            </w:tcMar>
+            <w:vAlign w:val="center"/>
+            <w:shd w:fill="F7FAFC"/>
+          </w:tcPr>
+          <w:p>
+            <w:pPr>
+              <w:spacing w:after="0" w:line="252" w:lineRule="auto"/>
+            </w:pPr>
+            <w:r>
+              <w:rPr>
+                <w:rFonts w:ascii="Noto Sans KR" w:hAnsi="Noto Sans KR" w:eastAsia="Noto Sans KR"/>
+                <w:sz w:val="16"/>
+              </w:rPr>
+              <w:t>Public API/Starter를 사용하고 Internal leaf 직접 참조 금지</w:t>
+            </w:r>
+          </w:p>
+        </w:tc>
+      </w:tr>
+      <w:tr>
+        <w:trPr>
+          <w:cantSplit/>
+        </w:trPr>
+        <w:tc>
+          <w:tcPr>
+            <w:tcW w:type="dxa" w:w="1961"/>
+            <w:tcMar>
+              <w:top w:w="80" w:type="dxa"/>
+              <w:start w:w="100" w:type="dxa"/>
+              <w:bottom w:w="80" w:type="dxa"/>
+              <w:end w:w="100" w:type="dxa"/>
+            </w:tcMar>
+            <w:vAlign w:val="center"/>
+          </w:tcPr>
+          <w:p>
+            <w:pPr>
+              <w:spacing w:after="0" w:line="252" w:lineRule="auto"/>
+            </w:pPr>
+            <w:r>
+              <w:rPr>
+                <w:rFonts w:ascii="Noto Sans KR" w:hAnsi="Noto Sans KR" w:eastAsia="Noto Sans KR"/>
+                <w:sz w:val="16"/>
+              </w:rPr>
+              <w:t>MUST</w:t>
+            </w:r>
+          </w:p>
+        </w:tc>
+        <w:tc>
+          <w:tcPr>
+            <w:tcW w:type="dxa" w:w="7564"/>
+            <w:tcMar>
+              <w:top w:w="80" w:type="dxa"/>
+              <w:start w:w="100" w:type="dxa"/>
+              <w:bottom w:w="80" w:type="dxa"/>
+              <w:end w:w="100" w:type="dxa"/>
+            </w:tcMar>
+            <w:vAlign w:val="center"/>
+          </w:tcPr>
+          <w:p>
+            <w:pPr>
+              <w:spacing w:after="0" w:line="252" w:lineRule="auto"/>
+            </w:pPr>
+            <w:r>
+              <w:rPr>
+                <w:rFonts w:ascii="Noto Sans KR" w:hAnsi="Noto Sans KR" w:eastAsia="Noto Sans KR"/>
+                <w:sz w:val="16"/>
+              </w:rPr>
+              <w:t>Same JVM Domain 호출은 in-process, self-HTTP 금지</w:t>
+            </w:r>
+          </w:p>
+        </w:tc>
+      </w:tr>
+      <w:tr>
+        <w:trPr>
+          <w:cantSplit/>
+        </w:trPr>
+        <w:tc>
+          <w:tcPr>
+            <w:tcW w:type="dxa" w:w="1961"/>
+            <w:tcMar>
+              <w:top w:w="80" w:type="dxa"/>
+              <w:start w:w="100" w:type="dxa"/>
+              <w:bottom w:w="80" w:type="dxa"/>
+              <w:end w:w="100" w:type="dxa"/>
+            </w:tcMar>
+            <w:vAlign w:val="center"/>
+            <w:shd w:fill="F7FAFC"/>
+          </w:tcPr>
+          <w:p>
+            <w:pPr>
+              <w:spacing w:after="0" w:line="252" w:lineRule="auto"/>
+            </w:pPr>
+            <w:r>
+              <w:rPr>
+                <w:rFonts w:ascii="Noto Sans KR" w:hAnsi="Noto Sans KR" w:eastAsia="Noto Sans KR"/>
+                <w:sz w:val="16"/>
+              </w:rPr>
+              <w:t>MUST</w:t>
+            </w:r>
+          </w:p>
+        </w:tc>
+        <w:tc>
+          <w:tcPr>
+            <w:tcW w:type="dxa" w:w="7564"/>
+            <w:tcMar>
+              <w:top w:w="80" w:type="dxa"/>
+              <w:start w:w="100" w:type="dxa"/>
+              <w:bottom w:w="80" w:type="dxa"/>
+              <w:end w:w="100" w:type="dxa"/>
+            </w:tcMar>
+            <w:vAlign w:val="center"/>
+            <w:shd w:fill="F7FAFC"/>
+          </w:tcPr>
+          <w:p>
+            <w:pPr>
+              <w:spacing w:after="0" w:line="252" w:lineRule="auto"/>
+            </w:pPr>
+            <w:r>
+              <w:rPr>
+                <w:rFonts w:ascii="Noto Sans KR" w:hAnsi="Noto Sans KR" w:eastAsia="Noto Sans KR"/>
+                <w:sz w:val="16"/>
+              </w:rPr>
+              <w:t>Remote Side Effect UNKNOWN을 보존하고 reconcile</w:t>
+            </w:r>
+          </w:p>
+        </w:tc>
+      </w:tr>
+      <w:tr>
+        <w:trPr>
+          <w:cantSplit/>
+        </w:trPr>
+        <w:tc>
+          <w:tcPr>
+            <w:tcW w:type="dxa" w:w="1961"/>
+            <w:tcMar>
+              <w:top w:w="80" w:type="dxa"/>
+              <w:start w:w="100" w:type="dxa"/>
+              <w:bottom w:w="80" w:type="dxa"/>
+              <w:end w:w="100" w:type="dxa"/>
+            </w:tcMar>
+            <w:vAlign w:val="center"/>
+          </w:tcPr>
+          <w:p>
+            <w:pPr>
+              <w:spacing w:after="0" w:line="252" w:lineRule="auto"/>
+            </w:pPr>
+            <w:r>
+              <w:rPr>
+                <w:rFonts w:ascii="Noto Sans KR" w:hAnsi="Noto Sans KR" w:eastAsia="Noto Sans KR"/>
+                <w:sz w:val="16"/>
+              </w:rPr>
+              <w:t>MUST</w:t>
+            </w:r>
+          </w:p>
+        </w:tc>
+        <w:tc>
+          <w:tcPr>
+            <w:tcW w:type="dxa" w:w="7564"/>
+            <w:tcMar>
+              <w:top w:w="80" w:type="dxa"/>
+              <w:start w:w="100" w:type="dxa"/>
+              <w:bottom w:w="80" w:type="dxa"/>
+              <w:end w:w="100" w:type="dxa"/>
+            </w:tcMar>
+            <w:vAlign w:val="center"/>
+          </w:tcPr>
+          <w:p>
+            <w:pPr>
+              <w:spacing w:after="0" w:line="252" w:lineRule="auto"/>
+            </w:pPr>
+            <w:r>
+              <w:rPr>
+                <w:rFonts w:ascii="Noto Sans KR" w:hAnsi="Noto Sans KR" w:eastAsia="Noto Sans KR"/>
+                <w:sz w:val="16"/>
+              </w:rPr>
+              <w:t>DB 변경은 DB3 lifecycle 전체 검증</w:t>
+            </w:r>
+          </w:p>
+        </w:tc>
+      </w:tr>
+      <w:tr>
+        <w:trPr>
+          <w:cantSplit/>
+        </w:trPr>
+        <w:tc>
+          <w:tcPr>
+            <w:tcW w:type="dxa" w:w="1961"/>
+            <w:tcMar>
+              <w:top w:w="80" w:type="dxa"/>
+              <w:start w:w="100" w:type="dxa"/>
+              <w:bottom w:w="80" w:type="dxa"/>
+              <w:end w:w="100" w:type="dxa"/>
+            </w:tcMar>
+            <w:vAlign w:val="center"/>
+            <w:shd w:fill="F7FAFC"/>
+          </w:tcPr>
+          <w:p>
+            <w:pPr>
+              <w:spacing w:after="0" w:line="252" w:lineRule="auto"/>
+            </w:pPr>
+            <w:r>
+              <w:rPr>
+                <w:rFonts w:ascii="Noto Sans KR" w:hAnsi="Noto Sans KR" w:eastAsia="Noto Sans KR"/>
+                <w:sz w:val="16"/>
+              </w:rPr>
+              <w:t>MUST NOT</w:t>
+            </w:r>
+          </w:p>
+        </w:tc>
+        <w:tc>
+          <w:tcPr>
+            <w:tcW w:type="dxa" w:w="7564"/>
+            <w:tcMar>
+              <w:top w:w="80" w:type="dxa"/>
+              <w:start w:w="100" w:type="dxa"/>
+              <w:bottom w:w="80" w:type="dxa"/>
+              <w:end w:w="100" w:type="dxa"/>
+            </w:tcMar>
+            <w:vAlign w:val="center"/>
+            <w:shd w:fill="F7FAFC"/>
+          </w:tcPr>
+          <w:p>
+            <w:pPr>
+              <w:spacing w:after="0" w:line="252" w:lineRule="auto"/>
+            </w:pPr>
+            <w:r>
+              <w:rPr>
+                <w:rFonts w:ascii="Noto Sans KR" w:hAnsi="Noto Sans KR" w:eastAsia="Noto Sans KR"/>
+                <w:sz w:val="16"/>
+              </w:rPr>
+              <w:t>cpf-core에 Admin/Batch Runtime/특정 업무 적치</w:t>
+            </w:r>
+          </w:p>
+        </w:tc>
+      </w:tr>
+      <w:tr>
+        <w:trPr>
+          <w:cantSplit/>
+        </w:trPr>
+        <w:tc>
+          <w:tcPr>
+            <w:tcW w:type="dxa" w:w="1961"/>
+            <w:tcMar>
+              <w:top w:w="80" w:type="dxa"/>
+              <w:start w:w="100" w:type="dxa"/>
+              <w:bottom w:w="80" w:type="dxa"/>
+              <w:end w:w="100" w:type="dxa"/>
+            </w:tcMar>
+            <w:vAlign w:val="center"/>
+          </w:tcPr>
+          <w:p>
+            <w:pPr>
+              <w:spacing w:after="0" w:line="252" w:lineRule="auto"/>
+            </w:pPr>
+            <w:r>
+              <w:rPr>
+                <w:rFonts w:ascii="Noto Sans KR" w:hAnsi="Noto Sans KR" w:eastAsia="Noto Sans KR"/>
+                <w:sz w:val="16"/>
+              </w:rPr>
+              <w:t>MUST NOT</w:t>
+            </w:r>
+          </w:p>
+        </w:tc>
+        <w:tc>
+          <w:tcPr>
+            <w:tcW w:type="dxa" w:w="7564"/>
+            <w:tcMar>
+              <w:top w:w="80" w:type="dxa"/>
+              <w:start w:w="100" w:type="dxa"/>
+              <w:bottom w:w="80" w:type="dxa"/>
+              <w:end w:w="100" w:type="dxa"/>
+            </w:tcMar>
+            <w:vAlign w:val="center"/>
+          </w:tcPr>
+          <w:p>
+            <w:pPr>
+              <w:spacing w:after="0" w:line="252" w:lineRule="auto"/>
+            </w:pPr>
+            <w:r>
+              <w:rPr>
+                <w:rFonts w:ascii="Noto Sans KR" w:hAnsi="Noto Sans KR" w:eastAsia="Noto Sans KR"/>
+                <w:sz w:val="16"/>
+              </w:rPr>
+              <w:t>Header6를 업무 개발자가 직접 조립</w:t>
+            </w:r>
+          </w:p>
+        </w:tc>
+      </w:tr>
+      <w:tr>
+        <w:trPr>
+          <w:cantSplit/>
+        </w:trPr>
+        <w:tc>
+          <w:tcPr>
+            <w:tcW w:type="dxa" w:w="1961"/>
+            <w:tcMar>
+              <w:top w:w="80" w:type="dxa"/>
+              <w:start w:w="100" w:type="dxa"/>
+              <w:bottom w:w="80" w:type="dxa"/>
+              <w:end w:w="100" w:type="dxa"/>
+            </w:tcMar>
+            <w:vAlign w:val="center"/>
+            <w:shd w:fill="F7FAFC"/>
+          </w:tcPr>
+          <w:p>
+            <w:pPr>
+              <w:spacing w:after="0" w:line="252" w:lineRule="auto"/>
+            </w:pPr>
+            <w:r>
+              <w:rPr>
+                <w:rFonts w:ascii="Noto Sans KR" w:hAnsi="Noto Sans KR" w:eastAsia="Noto Sans KR"/>
+                <w:sz w:val="16"/>
+              </w:rPr>
+              <w:t>MUST NOT</w:t>
+            </w:r>
+          </w:p>
+        </w:tc>
+        <w:tc>
+          <w:tcPr>
+            <w:tcW w:type="dxa" w:w="7564"/>
+            <w:tcMar>
+              <w:top w:w="80" w:type="dxa"/>
+              <w:start w:w="100" w:type="dxa"/>
+              <w:bottom w:w="80" w:type="dxa"/>
+              <w:end w:w="100" w:type="dxa"/>
+            </w:tcMar>
+            <w:vAlign w:val="center"/>
+            <w:shd w:fill="F7FAFC"/>
+          </w:tcPr>
+          <w:p>
+            <w:pPr>
+              <w:spacing w:after="0" w:line="252" w:lineRule="auto"/>
+            </w:pPr>
+            <w:r>
+              <w:rPr>
+                <w:rFonts w:ascii="Noto Sans KR" w:hAnsi="Noto Sans KR" w:eastAsia="Noto Sans KR"/>
+                <w:sz w:val="16"/>
+              </w:rPr>
+              <w:t>Secret/PII 원문을 로그/Evidence에 기록</w:t>
+            </w:r>
+          </w:p>
+        </w:tc>
       </w:tr>
     </w:tbl>
     <w:p>
+      <w:pPr>
+        <w:pStyle w:val="Heading1"/>
+      </w:pPr>
       <w:r>
-        <w:br w:type="page"/>
+        <w:t>2 패키지와 Generated Domain</w:t>
+      </w:r>
+    </w:p>
+    <w:tbl>
+      <w:tblPr>
+        <w:tblW w:type="auto" w:w="0"/>
+        <w:jc w:val="left"/>
+        <w:tblLayout w:type="fixed"/>
+        <w:tblLook w:firstColumn="1" w:firstRow="1" w:lastColumn="0" w:lastRow="0" w:noHBand="0" w:noVBand="1" w:val="04A0"/>
+      </w:tblPr>
+      <w:tblGrid>
+        <w:gridCol w:w="4933"/>
+        <w:gridCol w:w="4933"/>
+      </w:tblGrid>
+      <w:tr>
+        <w:trPr>
+          <w:tblHeader w:val="true"/>
+        </w:trPr>
+        <w:tc>
+          <w:tcPr>
+            <w:tcW w:type="dxa" w:w="1927"/>
+            <w:shd w:fill="17324D"/>
+            <w:tcMar>
+              <w:top w:w="110" w:type="dxa"/>
+              <w:start w:w="140" w:type="dxa"/>
+              <w:bottom w:w="110" w:type="dxa"/>
+              <w:end w:w="140" w:type="dxa"/>
+            </w:tcMar>
+          </w:tcPr>
+          <w:p>
+            <w:r>
+              <w:rPr>
+                <w:b/>
+                <w:color w:val="FFFFFF"/>
+              </w:rPr>
+              <w:t>이 장을 보는 이유</w:t>
+            </w:r>
+          </w:p>
+        </w:tc>
+        <w:tc>
+          <w:tcPr>
+            <w:tcW w:type="dxa" w:w="7371"/>
+            <w:tcMar>
+              <w:top w:w="110" w:type="dxa"/>
+              <w:start w:w="140" w:type="dxa"/>
+              <w:bottom w:w="110" w:type="dxa"/>
+              <w:end w:w="140" w:type="dxa"/>
+            </w:tcMar>
+          </w:tcPr>
+          <w:p>
+            <w:r>
+              <w:t>업무 feature와 technical role을 분리해 찾기 쉬운 Source 구조를 유지합니다.</w:t>
+            </w:r>
+          </w:p>
+        </w:tc>
+      </w:tr>
+    </w:tbl>
+    <w:p>
+      <w:pPr>
+        <w:pStyle w:val="CPFLabel"/>
+      </w:pPr>
+      <w:r>
+        <w:t>Canonical Generated Domain IA</w:t>
+      </w:r>
+    </w:p>
+    <w:tbl>
+      <w:tblPr>
+        <w:tblW w:type="auto" w:w="0"/>
+        <w:jc w:val="left"/>
+        <w:tblLook w:firstColumn="1" w:firstRow="1" w:lastColumn="0" w:lastRow="0" w:noHBand="0" w:noVBand="1" w:val="04A0"/>
+      </w:tblPr>
+      <w:tblGrid>
+        <w:gridCol w:w="9866"/>
+      </w:tblGrid>
+      <w:tr>
+        <w:trPr>
+          <w:tblHeader w:val="true"/>
+        </w:trPr>
+        <w:tc>
+          <w:tcPr>
+            <w:tcW w:type="dxa" w:w="9866"/>
+            <w:shd w:fill="F1F5F9"/>
+            <w:tcMar>
+              <w:top w:w="120" w:type="dxa"/>
+              <w:start w:w="150" w:type="dxa"/>
+              <w:bottom w:w="120" w:type="dxa"/>
+              <w:end w:w="150" w:type="dxa"/>
+            </w:tcMar>
+          </w:tcPr>
+          <w:p>
+            <w:pPr>
+              <w:pStyle w:val="CPFCode"/>
+              <w:ind w:left="0"/>
+            </w:pPr>
+            <w:r>
+              <w:t>cpf-&lt;domain&gt;/online/src/main/java/&lt;domain-package&gt;/&lt;business-feature&gt;/&lt;technical-role&gt;</w:t>
+            </w:r>
+          </w:p>
+        </w:tc>
+      </w:tr>
+    </w:tbl>
+    <w:p>
+      <w:pPr>
+        <w:pStyle w:val="ListBullet"/>
+        <w:spacing w:after="40"/>
+        <w:ind w:left="454" w:hanging="198"/>
+      </w:pPr>
+      <w:r>
+        <w:t>Business feature는 Domain name과 분리합니다.</w:t>
+      </w:r>
+    </w:p>
+    <w:p>
+      <w:pPr>
+        <w:pStyle w:val="ListBullet"/>
+        <w:spacing w:after="40"/>
+        <w:ind w:left="454" w:hanging="198"/>
+      </w:pPr>
+      <w:r>
+        <w:t>미지정 최초 scaffold는 reserved sample feature를 사용합니다.</w:t>
+      </w:r>
+    </w:p>
+    <w:p>
+      <w:pPr>
+        <w:pStyle w:val="ListBullet"/>
+        <w:spacing w:after="40"/>
+        <w:ind w:left="454" w:hanging="198"/>
+      </w:pPr>
+      <w:r>
+        <w:t>base는 Generator-owned bootstrap/common contract에만 제한합니다.</w:t>
       </w:r>
     </w:p>
     <w:p>
       <w:pPr>
         <w:pStyle w:val="Heading1"/>
-        <w:keepNext/>
-        <w:keepLines/>
-        <w:widowControl/>
       </w:pPr>
       <w:r>
-        <w:t>1. Naming·Directory·Package</w:t>
+        <w:t>3 API와 Error</w:t>
+      </w:r>
+    </w:p>
+    <w:tbl>
+      <w:tblPr>
+        <w:tblW w:type="auto" w:w="0"/>
+        <w:jc w:val="left"/>
+        <w:tblLayout w:type="fixed"/>
+        <w:tblLook w:firstColumn="1" w:firstRow="1" w:lastColumn="0" w:lastRow="0" w:noHBand="0" w:noVBand="1" w:val="04A0"/>
+      </w:tblPr>
+      <w:tblGrid>
+        <w:gridCol w:w="4933"/>
+        <w:gridCol w:w="4933"/>
+      </w:tblGrid>
+      <w:tr>
+        <w:trPr>
+          <w:tblHeader w:val="true"/>
+        </w:trPr>
+        <w:tc>
+          <w:tcPr>
+            <w:tcW w:type="dxa" w:w="1927"/>
+            <w:shd w:fill="17324D"/>
+            <w:tcMar>
+              <w:top w:w="110" w:type="dxa"/>
+              <w:start w:w="140" w:type="dxa"/>
+              <w:bottom w:w="110" w:type="dxa"/>
+              <w:end w:w="140" w:type="dxa"/>
+            </w:tcMar>
+          </w:tcPr>
+          <w:p>
+            <w:r>
+              <w:rPr>
+                <w:b/>
+                <w:color w:val="FFFFFF"/>
+              </w:rPr>
+              <w:t>이 장을 보는 이유</w:t>
+            </w:r>
+          </w:p>
+        </w:tc>
+        <w:tc>
+          <w:tcPr>
+            <w:tcW w:type="dxa" w:w="7371"/>
+            <w:tcMar>
+              <w:top w:w="110" w:type="dxa"/>
+              <w:start w:w="140" w:type="dxa"/>
+              <w:bottom w:w="110" w:type="dxa"/>
+              <w:end w:w="140" w:type="dxa"/>
+            </w:tcMar>
+          </w:tcPr>
+          <w:p>
+            <w:r>
+              <w:t>Public Contract·OperationId·오류 상태를 일관되게 유지합니다.</w:t>
+            </w:r>
+          </w:p>
+        </w:tc>
+      </w:tr>
+    </w:tbl>
+    <w:p>
+      <w:pPr>
+        <w:pStyle w:val="ListBullet"/>
+        <w:spacing w:after="40"/>
+        <w:ind w:left="454" w:hanging="198"/>
+      </w:pPr>
+      <w:r>
+        <w:t>operationId는 Annotation/OpenAPI/Header/Client/ADM/Log/Trace에서 동일합니다.</w:t>
       </w:r>
     </w:p>
     <w:p>
       <w:pPr>
-        <w:pStyle w:val="Heading2"/>
-        <w:keepNext/>
-        <w:keepLines/>
-        <w:widowControl/>
+        <w:pStyle w:val="ListBullet"/>
+        <w:spacing w:after="40"/>
+        <w:ind w:left="454" w:hanging="198"/>
       </w:pPr>
       <w:r>
-        <w:t>1.1 Naming</w:t>
+        <w:t>CpfResult의 SUCCESS/BUSINESS_FAILURE/TECHNICAL_FAILURE/UNKNOWN을 모두 처리합니다.</w:t>
       </w:r>
     </w:p>
     <w:p>
       <w:pPr>
-        <w:pStyle w:val="BodyRail"/>
+        <w:pStyle w:val="ListBullet"/>
+        <w:spacing w:after="40"/>
+        <w:ind w:left="454" w:hanging="198"/>
       </w:pPr>
       <w:r>
-        <w:t>Module·artifact·package·class·API·configuration 이름은 역할과 Owner가 드러나도록 정하고, 같은 개념에 서로 다른 legacy alias를 병행하지 않습니다. Generated Domain naming은 Canonical Catalog를 따릅니다.</w:t>
-      </w:r>
-    </w:p>
-    <w:p>
-      <w:pPr>
-        <w:pStyle w:val="BulletRail"/>
-      </w:pPr>
-      <w:r>
-        <w:t>•  Table/Column 이름은 역할이 드러나는 일관된 규칙을 사용합니다.</w:t>
-      </w:r>
-    </w:p>
-    <w:p>
-      <w:pPr>
-        <w:pStyle w:val="BulletRail"/>
-      </w:pPr>
-      <w:r>
-        <w:t>•  FK·Unique·Check의 운영 영향과 migration 순서를 함께 검토합니다.</w:t>
-      </w:r>
-    </w:p>
-    <w:p>
-      <w:pPr>
-        <w:pStyle w:val="Heading2"/>
-        <w:keepNext/>
-        <w:keepLines/>
-        <w:widowControl/>
-      </w:pPr>
-      <w:r>
-        <w:t>1.2 Directory</w:t>
-      </w:r>
-    </w:p>
-    <w:p>
-      <w:pPr>
-        <w:pStyle w:val="BodyRail"/>
-      </w:pPr>
-      <w:r>
-        <w:t>Generated Domain 디렉터리는 cpf-&lt;domain&gt;/&lt;runtime&gt;/src/main/java/&lt;domain-package&gt;/&lt;business-feature&gt;/&lt;technical-role&gt; 순서를 유지하고 runtime/domain 이름을 중복 segment로 만들지 않습니다.</w:t>
-      </w:r>
-    </w:p>
-    <w:p>
-      <w:pPr>
-        <w:pStyle w:val="BulletRail"/>
-      </w:pPr>
-      <w:r>
-        <w:t>•  base/는 Generator-owned bootstrap/common contract에만 사용합니다.</w:t>
-      </w:r>
-    </w:p>
-    <w:p>
-      <w:pPr>
-        <w:pStyle w:val="BulletRail"/>
-      </w:pPr>
-      <w:r>
-        <w:t>•  Feature에 필요하지 않은 controller/service/repository role을 기계적으로 만들지 않습니다.</w:t>
-      </w:r>
-    </w:p>
-    <w:p>
-      <w:pPr>
-        <w:pStyle w:val="Heading2"/>
-        <w:keepNext/>
-        <w:keepLines/>
-        <w:widowControl/>
-      </w:pPr>
-      <w:r>
-        <w:t>1.3 Java Package</w:t>
-      </w:r>
-    </w:p>
-    <w:p>
-      <w:pPr>
-        <w:pStyle w:val="BodyRail"/>
-      </w:pPr>
-      <w:r>
-        <w:t>Java Base Package는 Domain identity를 한 번만 표현하고 Business Feature와 technical role을 그 아래에 둡니다. base 패키지는 Generator-owned bootstrap/common contract로 제한합니다.</w:t>
-      </w:r>
-    </w:p>
-    <w:p>
-      <w:pPr>
-        <w:pStyle w:val="BodyRail"/>
-      </w:pPr>
-      <w:r>
-        <w:t>Java package에서 domain/runtime 이름 중복과 모호한 common/util 남용 여부를 확인합니다.</w:t>
-      </w:r>
-    </w:p>
-    <w:p>
-      <w:pPr>
-        <w:pStyle w:val="SourceRail"/>
-      </w:pPr>
-      <w:r>
-        <w:t>Source 길찾기 cpf-tools/generator/contracts/cpf-domain.schema.json</w:t>
+        <w:t>Deprecated API는 새 Golden Path에 사용하지 않습니다.</w:t>
       </w:r>
     </w:p>
     <w:p>
       <w:pPr>
         <w:pStyle w:val="Heading1"/>
-        <w:keepNext/>
-        <w:keepLines/>
-        <w:widowControl/>
       </w:pPr>
       <w:r>
-        <w:t>2. Module Ownership·Dependency·API</w:t>
+        <w:t>4 보안과 운영</w:t>
       </w:r>
     </w:p>
+    <w:tbl>
+      <w:tblPr>
+        <w:tblW w:type="auto" w:w="0"/>
+        <w:jc w:val="left"/>
+        <w:tblLayout w:type="fixed"/>
+        <w:tblLook w:firstColumn="1" w:firstRow="1" w:lastColumn="0" w:lastRow="0" w:noHBand="0" w:noVBand="1" w:val="04A0"/>
+      </w:tblPr>
+      <w:tblGrid>
+        <w:gridCol w:w="4933"/>
+        <w:gridCol w:w="4933"/>
+      </w:tblGrid>
+      <w:tr>
+        <w:trPr>
+          <w:tblHeader w:val="true"/>
+        </w:trPr>
+        <w:tc>
+          <w:tcPr>
+            <w:tcW w:type="dxa" w:w="1927"/>
+            <w:shd w:fill="17324D"/>
+            <w:tcMar>
+              <w:top w:w="110" w:type="dxa"/>
+              <w:start w:w="140" w:type="dxa"/>
+              <w:bottom w:w="110" w:type="dxa"/>
+              <w:end w:w="140" w:type="dxa"/>
+            </w:tcMar>
+          </w:tcPr>
+          <w:p>
+            <w:r>
+              <w:rPr>
+                <w:b/>
+                <w:color w:val="FFFFFF"/>
+              </w:rPr>
+              <w:t>이 장을 보는 이유</w:t>
+            </w:r>
+          </w:p>
+        </w:tc>
+        <w:tc>
+          <w:tcPr>
+            <w:tcW w:type="dxa" w:w="7371"/>
+            <w:tcMar>
+              <w:top w:w="110" w:type="dxa"/>
+              <w:start w:w="140" w:type="dxa"/>
+              <w:bottom w:w="110" w:type="dxa"/>
+              <w:end w:w="140" w:type="dxa"/>
+            </w:tcMar>
+          </w:tcPr>
+          <w:p>
+            <w:r>
+              <w:t>위험 동작은 Permission·Reason·Approval·Audit를 제공합니다.</w:t>
+            </w:r>
+          </w:p>
+        </w:tc>
+      </w:tr>
+    </w:tbl>
     <w:p>
       <w:pPr>
-        <w:pStyle w:val="FigureCaption"/>
-        <w:jc w:val="left"/>
-        <w:keepNext/>
-        <w:keepLines/>
-        <w:widowControl/>
+        <w:pStyle w:val="CPFLabel"/>
       </w:pPr>
       <w:r>
-        <w:t>그림 2-1. Ownership Plane</w:t>
+        <w:t>보안 표준</w:t>
       </w:r>
     </w:p>
-    <w:p>
-      <w:pPr>
-        <w:spacing w:after="40"/>
-        <w:jc w:val="center"/>
-        <w:keepNext/>
-        <w:keepLines/>
-        <w:widowControl/>
-      </w:pPr>
-      <w:r>
-        <w:drawing>
-          <wp:inline xmlns:a="http://schemas.openxmlformats.org/drawingml/2006/main" xmlns:pic="http://schemas.openxmlformats.org/drawingml/2006/picture">
-            <wp:extent cx="6408000" cy="3204000"/>
-            <wp:docPr id="1" name="Picture 1" descr="그림 2-1. Ownership Plane - Owner와 Public/Internal 경계를 Architecture Plane으로 구분합니다." title="그림 2-1. Ownership Plane"/>
-            <wp:cNvGraphicFramePr>
-              <a:graphicFrameLocks noChangeAspect="1"/>
-            </wp:cNvGraphicFramePr>
-            <a:graphic>
-              <a:graphicData uri="http://schemas.openxmlformats.org/drawingml/2006/picture">
-                <pic:pic>
-                  <pic:nvPicPr>
-                    <pic:cNvPr id="0" name="architecture.png"/>
-                    <pic:cNvPicPr/>
-                  </pic:nvPicPr>
-                  <pic:blipFill>
-                    <a:blip r:embed="rId11"/>
-                    <a:stretch>
-                      <a:fillRect/>
-                    </a:stretch>
-                  </pic:blipFill>
-                  <pic:spPr>
-                    <a:xfrm>
-                      <a:off x="0" y="0"/>
-                      <a:ext cx="6408000" cy="3204000"/>
-                    </a:xfrm>
-                    <a:prstGeom prst="rect"/>
-                  </pic:spPr>
-                </pic:pic>
-              </a:graphicData>
-            </a:graphic>
-          </wp:inline>
-        </w:drawing>
-      </w:r>
-    </w:p>
-    <w:p>
-      <w:pPr>
-        <w:pStyle w:val="FigureExplain"/>
-        <w:keepLines/>
-        <w:widowControl/>
-      </w:pPr>
-      <w:r>
-        <w:t>Owner와 Public/Internal 경계를 Architecture Plane으로 구분합니다.</w:t>
-      </w:r>
-    </w:p>
-    <w:p>
-      <w:pPr>
-        <w:pStyle w:val="Heading2"/>
-        <w:keepNext/>
-        <w:keepLines/>
-        <w:widowControl/>
-      </w:pPr>
-      <w:r>
-        <w:t>2.1 Module Ownership</w:t>
-      </w:r>
-    </w:p>
-    <w:p>
-      <w:pPr>
-        <w:pStyle w:val="BodyRail"/>
-      </w:pPr>
-      <w:r>
-        <w:t>Owner는 기능을 실제로 소유하고 변경 책임을 지는 Module을 뜻합니다. CPF는 기술 Kernel, 업무 공통, 운영, Batch, Gateway, Business Domain의 책임을 분리합니다.</w:t>
-      </w:r>
-    </w:p>
-    <w:p>
-      <w:pPr>
-        <w:pStyle w:val="BulletRail"/>
-      </w:pPr>
-      <w:r>
-        <w:t>•  다른 Owner의 internal package나 DB를 직접 참조하지 않습니다.</w:t>
-      </w:r>
-    </w:p>
-    <w:p>
-      <w:pPr>
-        <w:pStyle w:val="BulletRail"/>
-      </w:pPr>
-      <w:r>
-        <w:t>•  Public API/SPI를 Consumer가 실제 호출하는 경로로 연결합니다.</w:t>
-      </w:r>
-    </w:p>
-    <w:p>
-      <w:pPr>
-        <w:pStyle w:val="Heading2"/>
-        <w:keepNext/>
-        <w:keepLines/>
-        <w:widowControl/>
-      </w:pPr>
-      <w:r>
-        <w:t>2.2 Dependency</w:t>
-      </w:r>
-    </w:p>
-    <w:p>
-      <w:pPr>
-        <w:pStyle w:val="BodyRail"/>
-      </w:pPr>
-      <w:r>
-        <w:t>의존성은 Business Domain에서 Public Starter/API를 거쳐 Capability Runtime과 cpf-core Kernel 방향으로 흐릅니다. 역방향 또는 Owner 간 순환 의존은 허용하지 않습니다.</w:t>
-      </w:r>
-    </w:p>
-    <w:p>
-      <w:pPr>
-        <w:pStyle w:val="BulletRail"/>
-      </w:pPr>
-      <w:r>
-        <w:t>•  cpf-core는 Spring Runtime·Admin·Batch·Gateway 구현을 소유하지 않습니다.</w:t>
-      </w:r>
-    </w:p>
-    <w:p>
-      <w:pPr>
-        <w:pStyle w:val="BulletRail"/>
-      </w:pPr>
-      <w:r>
-        <w:t>•  Generated Domain은 Provider/Internal leaf를 직접 컴파일 Surface로 노출하지 않습니다.</w:t>
-      </w:r>
-    </w:p>
-    <w:p>
-      <w:pPr>
-        <w:pStyle w:val="Heading2"/>
-        <w:keepNext/>
-        <w:keepLines/>
-        <w:widowControl/>
-      </w:pPr>
-      <w:r>
-        <w:t>2.3 Public/Internal API</w:t>
-      </w:r>
-    </w:p>
-    <w:p>
-      <w:pPr>
-        <w:pStyle w:val="BodyRail"/>
-      </w:pPr>
-      <w:r>
-        <w:t>Public API는 고객 Application이 직접 사용할 안정 계약이고 SPI는 확장 구현 계약입니다. Internal type은 Public BOM·Generated Domain compile surface에 노출하지 않습니다.</w:t>
-      </w:r>
-    </w:p>
-    <w:p>
-      <w:pPr>
-        <w:pStyle w:val="BulletRail"/>
-      </w:pPr>
-      <w:r>
-        <w:t>•  확장점에는 lifecycle·호환성·실패 의미를 함께 정의합니다.</w:t>
-      </w:r>
-    </w:p>
-    <w:p>
-      <w:pPr>
-        <w:pStyle w:val="BulletRail"/>
-      </w:pPr>
-      <w:r>
-        <w:t>•  Native Spring/OSS API가 더 적합한 경우 escape hatch를 유지합니다.</w:t>
-      </w:r>
-    </w:p>
-    <w:p>
-      <w:pPr>
-        <w:pStyle w:val="BodyRail"/>
-      </w:pPr>
-      <w:r>
-        <w:t>Public·SPI·Internal 노출 경계와 역방향 의존을 Review합니다.</w:t>
-      </w:r>
-    </w:p>
-    <w:p>
-      <w:pPr>
-        <w:pStyle w:val="SourceRail"/>
-      </w:pPr>
-      <w:r>
-        <w:t>Source 길찾기 settings.gradle</w:t>
-      </w:r>
-    </w:p>
+    <w:tbl>
+      <w:tblPr>
+        <w:tblW w:type="auto" w:w="0"/>
+        <w:jc w:val="left"/>
+        <w:tblLayout w:type="fixed"/>
+        <w:tblLook w:firstColumn="1" w:firstRow="1" w:lastColumn="0" w:lastRow="0" w:noHBand="0" w:noVBand="1" w:val="04A0"/>
+      </w:tblPr>
+      <w:tblGrid>
+        <w:gridCol w:w="4933"/>
+        <w:gridCol w:w="4933"/>
+      </w:tblGrid>
+      <w:tr>
+        <w:trPr>
+          <w:tblHeader w:val="true"/>
+        </w:trPr>
+        <w:tc>
+          <w:tcPr>
+            <w:tcW w:type="dxa" w:w="2198"/>
+            <w:shd w:fill="17324D"/>
+            <w:tcMar>
+              <w:top w:w="90" w:type="dxa"/>
+              <w:start w:w="110" w:type="dxa"/>
+              <w:bottom w:w="90" w:type="dxa"/>
+              <w:end w:w="110" w:type="dxa"/>
+            </w:tcMar>
+          </w:tcPr>
+          <w:p>
+            <w:r>
+              <w:rPr>
+                <w:b/>
+                <w:color w:val="FFFFFF"/>
+                <w:sz w:val="16"/>
+              </w:rPr>
+              <w:t>항목</w:t>
+            </w:r>
+          </w:p>
+        </w:tc>
+        <w:tc>
+          <w:tcPr>
+            <w:tcW w:type="dxa" w:w="7327"/>
+            <w:shd w:fill="17324D"/>
+            <w:tcMar>
+              <w:top w:w="90" w:type="dxa"/>
+              <w:start w:w="110" w:type="dxa"/>
+              <w:bottom w:w="90" w:type="dxa"/>
+              <w:end w:w="110" w:type="dxa"/>
+            </w:tcMar>
+          </w:tcPr>
+          <w:p>
+            <w:r>
+              <w:rPr>
+                <w:b/>
+                <w:color w:val="FFFFFF"/>
+                <w:sz w:val="16"/>
+              </w:rPr>
+              <w:t>표준</w:t>
+            </w:r>
+          </w:p>
+        </w:tc>
+      </w:tr>
+      <w:tr>
+        <w:trPr>
+          <w:cantSplit/>
+        </w:trPr>
+        <w:tc>
+          <w:tcPr>
+            <w:tcW w:type="dxa" w:w="2198"/>
+            <w:tcMar>
+              <w:top w:w="80" w:type="dxa"/>
+              <w:start w:w="100" w:type="dxa"/>
+              <w:bottom w:w="80" w:type="dxa"/>
+              <w:end w:w="100" w:type="dxa"/>
+            </w:tcMar>
+            <w:vAlign w:val="center"/>
+          </w:tcPr>
+          <w:p>
+            <w:pPr>
+              <w:spacing w:after="0" w:line="252" w:lineRule="auto"/>
+            </w:pPr>
+            <w:r>
+              <w:rPr>
+                <w:rFonts w:ascii="Noto Sans KR" w:hAnsi="Noto Sans KR" w:eastAsia="Noto Sans KR"/>
+                <w:sz w:val="16"/>
+              </w:rPr>
+              <w:t>Permission</w:t>
+            </w:r>
+          </w:p>
+        </w:tc>
+        <w:tc>
+          <w:tcPr>
+            <w:tcW w:type="dxa" w:w="7327"/>
+            <w:tcMar>
+              <w:top w:w="80" w:type="dxa"/>
+              <w:start w:w="100" w:type="dxa"/>
+              <w:bottom w:w="80" w:type="dxa"/>
+              <w:end w:w="100" w:type="dxa"/>
+            </w:tcMar>
+            <w:vAlign w:val="center"/>
+          </w:tcPr>
+          <w:p>
+            <w:pPr>
+              <w:spacing w:after="0" w:line="252" w:lineRule="auto"/>
+            </w:pPr>
+            <w:r>
+              <w:rPr>
+                <w:rFonts w:ascii="Noto Sans KR" w:hAnsi="Noto Sans KR" w:eastAsia="Noto Sans KR"/>
+                <w:sz w:val="16"/>
+              </w:rPr>
+              <w:t>실행 전 권한 검사</w:t>
+            </w:r>
+          </w:p>
+        </w:tc>
+      </w:tr>
+      <w:tr>
+        <w:trPr>
+          <w:cantSplit/>
+        </w:trPr>
+        <w:tc>
+          <w:tcPr>
+            <w:tcW w:type="dxa" w:w="2198"/>
+            <w:tcMar>
+              <w:top w:w="80" w:type="dxa"/>
+              <w:start w:w="100" w:type="dxa"/>
+              <w:bottom w:w="80" w:type="dxa"/>
+              <w:end w:w="100" w:type="dxa"/>
+            </w:tcMar>
+            <w:vAlign w:val="center"/>
+            <w:shd w:fill="F7FAFC"/>
+          </w:tcPr>
+          <w:p>
+            <w:pPr>
+              <w:spacing w:after="0" w:line="252" w:lineRule="auto"/>
+            </w:pPr>
+            <w:r>
+              <w:rPr>
+                <w:rFonts w:ascii="Noto Sans KR" w:hAnsi="Noto Sans KR" w:eastAsia="Noto Sans KR"/>
+                <w:sz w:val="16"/>
+              </w:rPr>
+              <w:t>Reason</w:t>
+            </w:r>
+          </w:p>
+        </w:tc>
+        <w:tc>
+          <w:tcPr>
+            <w:tcW w:type="dxa" w:w="7327"/>
+            <w:tcMar>
+              <w:top w:w="80" w:type="dxa"/>
+              <w:start w:w="100" w:type="dxa"/>
+              <w:bottom w:w="80" w:type="dxa"/>
+              <w:end w:w="100" w:type="dxa"/>
+            </w:tcMar>
+            <w:vAlign w:val="center"/>
+            <w:shd w:fill="F7FAFC"/>
+          </w:tcPr>
+          <w:p>
+            <w:pPr>
+              <w:spacing w:after="0" w:line="252" w:lineRule="auto"/>
+            </w:pPr>
+            <w:r>
+              <w:rPr>
+                <w:rFonts w:ascii="Noto Sans KR" w:hAnsi="Noto Sans KR" w:eastAsia="Noto Sans KR"/>
+                <w:sz w:val="16"/>
+              </w:rPr>
+              <w:t>위험 조치 사유 필수</w:t>
+            </w:r>
+          </w:p>
+        </w:tc>
+      </w:tr>
+      <w:tr>
+        <w:trPr>
+          <w:cantSplit/>
+        </w:trPr>
+        <w:tc>
+          <w:tcPr>
+            <w:tcW w:type="dxa" w:w="2198"/>
+            <w:tcMar>
+              <w:top w:w="80" w:type="dxa"/>
+              <w:start w:w="100" w:type="dxa"/>
+              <w:bottom w:w="80" w:type="dxa"/>
+              <w:end w:w="100" w:type="dxa"/>
+            </w:tcMar>
+            <w:vAlign w:val="center"/>
+          </w:tcPr>
+          <w:p>
+            <w:pPr>
+              <w:spacing w:after="0" w:line="252" w:lineRule="auto"/>
+            </w:pPr>
+            <w:r>
+              <w:rPr>
+                <w:rFonts w:ascii="Noto Sans KR" w:hAnsi="Noto Sans KR" w:eastAsia="Noto Sans KR"/>
+                <w:sz w:val="16"/>
+              </w:rPr>
+              <w:t>Approval</w:t>
+            </w:r>
+          </w:p>
+        </w:tc>
+        <w:tc>
+          <w:tcPr>
+            <w:tcW w:type="dxa" w:w="7327"/>
+            <w:tcMar>
+              <w:top w:w="80" w:type="dxa"/>
+              <w:start w:w="100" w:type="dxa"/>
+              <w:bottom w:w="80" w:type="dxa"/>
+              <w:end w:w="100" w:type="dxa"/>
+            </w:tcMar>
+            <w:vAlign w:val="center"/>
+          </w:tcPr>
+          <w:p>
+            <w:pPr>
+              <w:spacing w:after="0" w:line="252" w:lineRule="auto"/>
+            </w:pPr>
+            <w:r>
+              <w:rPr>
+                <w:rFonts w:ascii="Noto Sans KR" w:hAnsi="Noto Sans KR" w:eastAsia="Noto Sans KR"/>
+                <w:sz w:val="16"/>
+              </w:rPr>
+              <w:t>정책에 따른 사전 승인</w:t>
+            </w:r>
+          </w:p>
+        </w:tc>
+      </w:tr>
+      <w:tr>
+        <w:trPr>
+          <w:cantSplit/>
+        </w:trPr>
+        <w:tc>
+          <w:tcPr>
+            <w:tcW w:type="dxa" w:w="2198"/>
+            <w:tcMar>
+              <w:top w:w="80" w:type="dxa"/>
+              <w:start w:w="100" w:type="dxa"/>
+              <w:bottom w:w="80" w:type="dxa"/>
+              <w:end w:w="100" w:type="dxa"/>
+            </w:tcMar>
+            <w:vAlign w:val="center"/>
+            <w:shd w:fill="F7FAFC"/>
+          </w:tcPr>
+          <w:p>
+            <w:pPr>
+              <w:spacing w:after="0" w:line="252" w:lineRule="auto"/>
+            </w:pPr>
+            <w:r>
+              <w:rPr>
+                <w:rFonts w:ascii="Noto Sans KR" w:hAnsi="Noto Sans KR" w:eastAsia="Noto Sans KR"/>
+                <w:sz w:val="16"/>
+              </w:rPr>
+              <w:t>Audit</w:t>
+            </w:r>
+          </w:p>
+        </w:tc>
+        <w:tc>
+          <w:tcPr>
+            <w:tcW w:type="dxa" w:w="7327"/>
+            <w:tcMar>
+              <w:top w:w="80" w:type="dxa"/>
+              <w:start w:w="100" w:type="dxa"/>
+              <w:bottom w:w="80" w:type="dxa"/>
+              <w:end w:w="100" w:type="dxa"/>
+            </w:tcMar>
+            <w:vAlign w:val="center"/>
+            <w:shd w:fill="F7FAFC"/>
+          </w:tcPr>
+          <w:p>
+            <w:pPr>
+              <w:spacing w:after="0" w:line="252" w:lineRule="auto"/>
+            </w:pPr>
+            <w:r>
+              <w:rPr>
+                <w:rFonts w:ascii="Noto Sans KR" w:hAnsi="Noto Sans KR" w:eastAsia="Noto Sans KR"/>
+                <w:sz w:val="16"/>
+              </w:rPr>
+              <w:t>결과/실행자/대상 추적</w:t>
+            </w:r>
+          </w:p>
+        </w:tc>
+      </w:tr>
+      <w:tr>
+        <w:trPr>
+          <w:cantSplit/>
+        </w:trPr>
+        <w:tc>
+          <w:tcPr>
+            <w:tcW w:type="dxa" w:w="2198"/>
+            <w:tcMar>
+              <w:top w:w="80" w:type="dxa"/>
+              <w:start w:w="100" w:type="dxa"/>
+              <w:bottom w:w="80" w:type="dxa"/>
+              <w:end w:w="100" w:type="dxa"/>
+            </w:tcMar>
+            <w:vAlign w:val="center"/>
+          </w:tcPr>
+          <w:p>
+            <w:pPr>
+              <w:spacing w:after="0" w:line="252" w:lineRule="auto"/>
+            </w:pPr>
+            <w:r>
+              <w:rPr>
+                <w:rFonts w:ascii="Noto Sans KR" w:hAnsi="Noto Sans KR" w:eastAsia="Noto Sans KR"/>
+                <w:sz w:val="16"/>
+              </w:rPr>
+              <w:t>Masking</w:t>
+            </w:r>
+          </w:p>
+        </w:tc>
+        <w:tc>
+          <w:tcPr>
+            <w:tcW w:type="dxa" w:w="7327"/>
+            <w:tcMar>
+              <w:top w:w="80" w:type="dxa"/>
+              <w:start w:w="100" w:type="dxa"/>
+              <w:bottom w:w="80" w:type="dxa"/>
+              <w:end w:w="100" w:type="dxa"/>
+            </w:tcMar>
+            <w:vAlign w:val="center"/>
+          </w:tcPr>
+          <w:p>
+            <w:pPr>
+              <w:spacing w:after="0" w:line="252" w:lineRule="auto"/>
+            </w:pPr>
+            <w:r>
+              <w:rPr>
+                <w:rFonts w:ascii="Noto Sans KR" w:hAnsi="Noto Sans KR" w:eastAsia="Noto Sans KR"/>
+                <w:sz w:val="16"/>
+              </w:rPr>
+              <w:t>민감정보 원문 금지</w:t>
+            </w:r>
+          </w:p>
+        </w:tc>
+      </w:tr>
+      <w:tr>
+        <w:trPr>
+          <w:cantSplit/>
+        </w:trPr>
+        <w:tc>
+          <w:tcPr>
+            <w:tcW w:type="dxa" w:w="2198"/>
+            <w:tcMar>
+              <w:top w:w="80" w:type="dxa"/>
+              <w:start w:w="100" w:type="dxa"/>
+              <w:bottom w:w="80" w:type="dxa"/>
+              <w:end w:w="100" w:type="dxa"/>
+            </w:tcMar>
+            <w:vAlign w:val="center"/>
+            <w:shd w:fill="F7FAFC"/>
+          </w:tcPr>
+          <w:p>
+            <w:pPr>
+              <w:spacing w:after="0" w:line="252" w:lineRule="auto"/>
+            </w:pPr>
+            <w:r>
+              <w:rPr>
+                <w:rFonts w:ascii="Noto Sans KR" w:hAnsi="Noto Sans KR" w:eastAsia="Noto Sans KR"/>
+                <w:sz w:val="16"/>
+              </w:rPr>
+              <w:t>Secret</w:t>
+            </w:r>
+          </w:p>
+        </w:tc>
+        <w:tc>
+          <w:tcPr>
+            <w:tcW w:type="dxa" w:w="7327"/>
+            <w:tcMar>
+              <w:top w:w="80" w:type="dxa"/>
+              <w:start w:w="100" w:type="dxa"/>
+              <w:bottom w:w="80" w:type="dxa"/>
+              <w:end w:w="100" w:type="dxa"/>
+            </w:tcMar>
+            <w:vAlign w:val="center"/>
+            <w:shd w:fill="F7FAFC"/>
+          </w:tcPr>
+          <w:p>
+            <w:pPr>
+              <w:spacing w:after="0" w:line="252" w:lineRule="auto"/>
+            </w:pPr>
+            <w:r>
+              <w:rPr>
+                <w:rFonts w:ascii="Noto Sans KR" w:hAnsi="Noto Sans KR" w:eastAsia="Noto Sans KR"/>
+                <w:sz w:val="16"/>
+              </w:rPr>
+              <w:t>환경/Secret store 참조, 명령·로그 원문 금지</w:t>
+            </w:r>
+          </w:p>
+        </w:tc>
+      </w:tr>
+    </w:tbl>
     <w:p>
       <w:pPr>
         <w:pStyle w:val="Heading1"/>
-        <w:keepNext/>
-        <w:keepLines/>
-        <w:widowControl/>
       </w:pPr>
       <w:r>
-        <w:t>3. Controller·Service·Repository</w:t>
+        <w:t>5 검증</w:t>
       </w:r>
     </w:p>
+    <w:tbl>
+      <w:tblPr>
+        <w:tblW w:type="auto" w:w="0"/>
+        <w:jc w:val="left"/>
+        <w:tblLayout w:type="fixed"/>
+        <w:tblLook w:firstColumn="1" w:firstRow="1" w:lastColumn="0" w:lastRow="0" w:noHBand="0" w:noVBand="1" w:val="04A0"/>
+      </w:tblPr>
+      <w:tblGrid>
+        <w:gridCol w:w="4933"/>
+        <w:gridCol w:w="4933"/>
+      </w:tblGrid>
+      <w:tr>
+        <w:trPr>
+          <w:tblHeader w:val="true"/>
+        </w:trPr>
+        <w:tc>
+          <w:tcPr>
+            <w:tcW w:type="dxa" w:w="1927"/>
+            <w:shd w:fill="17324D"/>
+            <w:tcMar>
+              <w:top w:w="110" w:type="dxa"/>
+              <w:start w:w="140" w:type="dxa"/>
+              <w:bottom w:w="110" w:type="dxa"/>
+              <w:end w:w="140" w:type="dxa"/>
+            </w:tcMar>
+          </w:tcPr>
+          <w:p>
+            <w:r>
+              <w:rPr>
+                <w:b/>
+                <w:color w:val="FFFFFF"/>
+              </w:rPr>
+              <w:t>이 장을 보는 이유</w:t>
+            </w:r>
+          </w:p>
+        </w:tc>
+        <w:tc>
+          <w:tcPr>
+            <w:tcW w:type="dxa" w:w="7371"/>
+            <w:tcMar>
+              <w:top w:w="110" w:type="dxa"/>
+              <w:start w:w="140" w:type="dxa"/>
+              <w:bottom w:w="110" w:type="dxa"/>
+              <w:end w:w="140" w:type="dxa"/>
+            </w:tcMar>
+          </w:tcPr>
+          <w:p>
+            <w:r>
+              <w:t>FAST/TARGETED/FULL을 축소 대신 단계적으로 사용합니다.</w:t>
+            </w:r>
+          </w:p>
+        </w:tc>
+      </w:tr>
+    </w:tbl>
+    <w:tbl>
+      <w:tblPr>
+        <w:tblW w:type="auto" w:w="0"/>
+        <w:jc w:val="left"/>
+        <w:tblLook w:firstColumn="1" w:firstRow="1" w:lastColumn="0" w:lastRow="0" w:noHBand="0" w:noVBand="1" w:val="04A0"/>
+      </w:tblPr>
+      <w:tblGrid>
+        <w:gridCol w:w="9866"/>
+      </w:tblGrid>
+      <w:tr>
+        <w:trPr>
+          <w:tblHeader w:val="true"/>
+        </w:trPr>
+        <w:tc>
+          <w:tcPr>
+            <w:tcW w:type="dxa" w:w="9866"/>
+            <w:shd w:fill="F1F5F9"/>
+            <w:tcMar>
+              <w:top w:w="120" w:type="dxa"/>
+              <w:start w:w="150" w:type="dxa"/>
+              <w:bottom w:w="120" w:type="dxa"/>
+              <w:end w:w="150" w:type="dxa"/>
+            </w:tcMar>
+          </w:tcPr>
+          <w:p>
+            <w:pPr>
+              <w:pStyle w:val="CPFCode"/>
+              <w:ind w:left="0"/>
+            </w:pPr>
+            <w:r>
+              <w:t>./gradlew cpfVerifyFast</w:t>
+              <w:br/>
+              <w:t>./gradlew cpfVerifyTargeted -PcpfTargetCapabilities=&lt;capability&gt;</w:t>
+              <w:br/>
+              <w:t>./gradlew cpfVerifyFullLocal</w:t>
+            </w:r>
+          </w:p>
+        </w:tc>
+      </w:tr>
+    </w:tbl>
     <w:p>
       <w:pPr>
-        <w:pStyle w:val="Heading2"/>
-        <w:keepNext/>
-        <w:keepLines/>
-        <w:widowControl/>
+        <w:pStyle w:val="CPFCaption"/>
+        <w:spacing w:before="160"/>
       </w:pPr>
       <w:r>
-        <w:t>3.1 Controller</w:t>
-      </w:r>
-    </w:p>
-    <w:p>
-      <w:pPr>
-        <w:pStyle w:val="BodyRail"/>
-      </w:pPr>
-      <w:r>
-        <w:t>Controller는 거래/입력 경계, System6 검증과 DTO 변환을 담당하고 업무 로직·직접 Repository 호출을 쌓지 않습니다. OpenAPI operationId와 Runtime Operation ID를 일치시킵니다.</w:t>
-      </w:r>
-    </w:p>
-    <w:p>
-      <w:pPr>
-        <w:pStyle w:val="Heading2"/>
-        <w:keepNext/>
-        <w:keepLines/>
-        <w:widowControl/>
-      </w:pPr>
-      <w:r>
-        <w:t>3.2 Service</w:t>
-      </w:r>
-    </w:p>
-    <w:p>
-      <w:pPr>
-        <w:pStyle w:val="BodyRail"/>
-      </w:pPr>
-      <w:r>
-        <w:t>Service는 업무 규칙과 Transaction 경계를 소유하고 외부 Side Effect와 Owner 간 호출을 공식 API로 조합합니다. 같은 업무를 Controller나 Repository에 중복 구현하지 않습니다.</w:t>
-      </w:r>
-    </w:p>
-    <w:p>
-      <w:pPr>
-        <w:pStyle w:val="Heading2"/>
-        <w:keepNext/>
-        <w:keepLines/>
-        <w:widowControl/>
-      </w:pPr>
-      <w:r>
-        <w:t>3.3 Repository</w:t>
-      </w:r>
-    </w:p>
-    <w:p>
-      <w:pPr>
-        <w:pStyle w:val="BodyRail"/>
-      </w:pPr>
-      <w:r>
-        <w:t>Persistence는 JDBC/MyBatis/JPA 중 업무와 팀 표준에 맞는 Provider를 선택하면서 Repository·Paging·Bulk·Lock의 공통 계약을 유지합니다.</w:t>
-      </w:r>
-    </w:p>
-    <w:p>
-      <w:pPr>
-        <w:pStyle w:val="BulletRail"/>
-      </w:pPr>
-      <w:r>
-        <w:t>•  Domain은 다른 Owner의 Repository/DB를 직접 조회하지 않습니다.</w:t>
-      </w:r>
-    </w:p>
-    <w:p>
-      <w:pPr>
-        <w:pStyle w:val="BulletRail"/>
-      </w:pPr>
-      <w:r>
-        <w:t>•  Bulk/Paging은 transaction 범위·lock·index·memory pressure를 함께 검토합니다.</w:t>
-      </w:r>
-    </w:p>
-    <w:p>
-      <w:pPr>
-        <w:pStyle w:val="BodyRail"/>
-      </w:pPr>
-      <w:r>
-        <w:t>Controller-Service-Repository 역할과 Owner DB 접근 경계를 확인합니다.</w:t>
-      </w:r>
-    </w:p>
-    <w:p>
-      <w:pPr>
-        <w:pStyle w:val="SourceRail"/>
-      </w:pPr>
-      <w:r>
-        <w:t>Source 길찾기 cpf-starters/data/persistence/src/main/java/com/cpf/data/persistence/api/CpfBaseRepository.java</w:t>
-      </w:r>
-    </w:p>
-    <w:p>
-      <w:pPr>
-        <w:pStyle w:val="Heading1"/>
-        <w:keepNext/>
-        <w:keepLines/>
-        <w:widowControl/>
-      </w:pPr>
-      <w:r>
-        <w:t>4. Context·Transaction·Error·Retry</w:t>
-      </w:r>
-    </w:p>
-    <w:p>
-      <w:pPr>
-        <w:pStyle w:val="Heading2"/>
-        <w:keepNext/>
-        <w:keepLines/>
-        <w:widowControl/>
-      </w:pPr>
-      <w:r>
-        <w:t>4.1 Header/Context</w:t>
-      </w:r>
-    </w:p>
-    <w:p>
-      <w:pPr>
-        <w:pStyle w:val="BodyRail"/>
-      </w:pPr>
-      <w:r>
-        <w:t>업무 Online Transaction은 Controller 실행 전에 Canonical System6를 갖습니다. Transaction/Original은 유지하고 System/Caller/Target/Operation은 Hop 기준으로 CPF가 확정합니다.</w:t>
-      </w:r>
-    </w:p>
-    <w:p>
-      <w:pPr>
-        <w:pStyle w:val="BulletRail"/>
-      </w:pPr>
-      <w:r>
-        <w:t>•  Browser가 Protected Header를 보내도 신뢰하지 않고 Trusted Entry에서 재구성합니다.</w:t>
-      </w:r>
-    </w:p>
-    <w:p>
-      <w:pPr>
-        <w:pStyle w:val="BulletRail"/>
-      </w:pPr>
-      <w:r>
-        <w:t>•  수신 System/Target/Operation이 실제 Runtime/Handler와 다르면 업무 Controller를 호출하지 않습니다.</w:t>
-      </w:r>
-    </w:p>
-    <w:p>
-      <w:pPr>
-        <w:pStyle w:val="Heading2"/>
-        <w:keepNext/>
-        <w:keepLines/>
-        <w:widowControl/>
-      </w:pPr>
-      <w:r>
-        <w:t>4.2 Transaction</w:t>
-      </w:r>
-    </w:p>
-    <w:p>
-      <w:pPr>
-        <w:pStyle w:val="BodyRail"/>
-      </w:pPr>
-      <w:r>
-        <w:t>Transaction은 local atomicity와 remote Side Effect를 분리하고 propagation·retry·idempotency를 명시합니다. UNKNOWN 결과를 local rollback으로 해결된 것으로 간주하지 않습니다.</w:t>
-      </w:r>
-    </w:p>
-    <w:p>
-      <w:pPr>
-        <w:pStyle w:val="Heading2"/>
-        <w:keepNext/>
-        <w:keepLines/>
-        <w:widowControl/>
-      </w:pPr>
-      <w:r>
-        <w:t>4.3 Error</w:t>
-      </w:r>
-    </w:p>
-    <w:p>
-      <w:pPr>
-        <w:pStyle w:val="BodyRail"/>
-      </w:pPr>
-      <w:r>
-        <w:t>CPF는 정상 결과와 Business/Technical/Validation 실패를 표준 Result/Error 의미로 구분합니다. 외부 Side Effect 결과가 확정되지 않으면 성공이나 실패로 추정하지 않고 UNKNOWN으로 유지합니다.</w:t>
-      </w:r>
-    </w:p>
-    <w:p>
-      <w:pPr>
-        <w:pStyle w:val="BulletRail"/>
-      </w:pPr>
-      <w:r>
-        <w:t>•  Business 실패는 정상 업무 판단과 구분해 코드/메시지를 전달합니다.</w:t>
-      </w:r>
-    </w:p>
-    <w:p>
-      <w:pPr>
-        <w:pStyle w:val="BulletRail"/>
-      </w:pPr>
-      <w:r>
-        <w:t>•  Technical 실패는 retry 가능성·trace 식별자·운영 조치와 연결합니다.</w:t>
-      </w:r>
-    </w:p>
-    <w:p>
-      <w:pPr>
-        <w:pStyle w:val="Heading2"/>
-        <w:keepNext/>
-        <w:keepLines/>
-        <w:widowControl/>
-      </w:pPr>
-      <w:r>
-        <w:t>4.4 Retry/Idempotency</w:t>
-      </w:r>
-    </w:p>
-    <w:p>
-      <w:pPr>
-        <w:pStyle w:val="BodyRail"/>
-      </w:pPr>
-      <w:r>
-        <w:t>Idempotency는 동일 의미의 요청이 재전송돼도 Side Effect가 한 번만 확정되도록 durable 상태로 관리합니다. 메모리 flag만으로 다중 인스턴스 중복을 막지 않습니다.</w:t>
-      </w:r>
-    </w:p>
-    <w:p>
-      <w:pPr>
-        <w:pStyle w:val="BulletRail"/>
-      </w:pPr>
-      <w:r>
-        <w:t>•  key scope와 결과 보존 기간을 업무 Operation과 맞춥니다.</w:t>
-      </w:r>
-    </w:p>
-    <w:p>
-      <w:pPr>
-        <w:pStyle w:val="BulletRail"/>
-      </w:pPr>
-      <w:r>
-        <w:t>•  처리 중 Process Kill 후에도 재시도가 같은 결과를 재사용하거나 안전하게 복구해야 합니다.</w:t>
-      </w:r>
-    </w:p>
-    <w:p>
-      <w:pPr>
-        <w:pStyle w:val="BodyRail"/>
-      </w:pPr>
-      <w:r>
-        <w:t>Retry 조건, durable idempotency와 UNKNOWN 처리 금지 패턴을 확인합니다.</w:t>
-      </w:r>
-    </w:p>
-    <w:p>
-      <w:pPr>
-        <w:pStyle w:val="SourceRail"/>
-      </w:pPr>
-      <w:r>
-        <w:t>Source 길찾기 cpf-starters/platform-operations/src/main/java/com/cpf/platform/operations/api/reliability/CpfReliabilityOperationsPort.java</w:t>
-      </w:r>
-    </w:p>
-    <w:p>
-      <w:pPr>
-        <w:pStyle w:val="Heading1"/>
-        <w:keepNext/>
-        <w:keepLines/>
-        <w:widowControl/>
-      </w:pPr>
-      <w:r>
-        <w:t>5. Security·Audit·Logging</w:t>
-      </w:r>
-    </w:p>
-    <w:p>
-      <w:pPr>
-        <w:pStyle w:val="Heading2"/>
-        <w:keepNext/>
-        <w:keepLines/>
-        <w:widowControl/>
-      </w:pPr>
-      <w:r>
-        <w:t>5.1 Security</w:t>
-      </w:r>
-    </w:p>
-    <w:p>
-      <w:pPr>
-        <w:pStyle w:val="BodyRail"/>
-      </w:pPr>
-      <w:r>
-        <w:t>Security는 Authentication 이후 Authorization/Permission을 분리해 평가하고 Session/Token lifecycle을 Runtime 경계에 맞춥니다. 관리 기능과 업무 기능은 서로 다른 권한 Surface를 가집니다.</w:t>
-      </w:r>
-    </w:p>
-    <w:p>
-      <w:pPr>
-        <w:pStyle w:val="BulletRail"/>
-      </w:pPr>
-      <w:r>
-        <w:t>•  Protected Header와 사용자 credential을 동일 identity로 취급하지 않습니다.</w:t>
-      </w:r>
-    </w:p>
-    <w:p>
-      <w:pPr>
-        <w:pStyle w:val="BulletRail"/>
-      </w:pPr>
-      <w:r>
-        <w:t>•  401/403은 원인을 구분하고 실패도 audit/trace와 연결합니다.</w:t>
-      </w:r>
-    </w:p>
-    <w:p>
-      <w:pPr>
-        <w:pStyle w:val="Heading2"/>
-        <w:keepNext/>
-        <w:keepLines/>
-        <w:widowControl/>
-      </w:pPr>
-      <w:r>
-        <w:t>5.2 Audit/Approval</w:t>
-      </w:r>
-    </w:p>
-    <w:p>
-      <w:pPr>
-        <w:pStyle w:val="BodyRail"/>
-      </w:pPr>
-      <w:r>
-        <w:t>위험 운영 조치는 Permission만으로 끝내지 않고 reason, 필요 시 approval, 실행 결과와 audit를 연결합니다. Break-glass는 일반 권한 우회가 아니라 별도 통제된 비상 절차입니다.</w:t>
-      </w:r>
-    </w:p>
-    <w:p>
-      <w:pPr>
-        <w:pStyle w:val="BulletRail"/>
-      </w:pPr>
-      <w:r>
-        <w:t>•  승인자와 실행자의 SoD를 적용할 수 있어야 합니다.</w:t>
-      </w:r>
-    </w:p>
-    <w:p>
-      <w:pPr>
-        <w:pStyle w:val="BulletRail"/>
-      </w:pPr>
-      <w:r>
-        <w:t>•  실행 실패도 승인/요청/결과 trace에서 누락하지 않습니다.</w:t>
-      </w:r>
-    </w:p>
-    <w:p>
-      <w:pPr>
-        <w:pStyle w:val="Heading2"/>
-        <w:keepNext/>
-        <w:keepLines/>
-        <w:widowControl/>
-      </w:pPr>
-      <w:r>
-        <w:t>5.3 Logging/Trace</w:t>
-      </w:r>
-    </w:p>
-    <w:p>
-      <w:pPr>
-        <w:pStyle w:val="BodyRail"/>
-      </w:pPr>
-      <w:r>
-        <w:t>Logging/Trace는 transactionId·operationId·instanceId correlation과 masking을 유지합니다. secret·개인정보 원문이나 추적 불가능한 단독 로그를 남기지 않습니다.</w:t>
-      </w:r>
-    </w:p>
-    <w:p>
-      <w:pPr>
-        <w:pStyle w:val="BodyRail"/>
-      </w:pPr>
-      <w:r>
-        <w:t>필수 correlation 식별자와 masking/secret 금지 규칙을 확인합니다.</w:t>
-      </w:r>
-    </w:p>
-    <w:p>
-      <w:pPr>
-        <w:pStyle w:val="SourceRail"/>
-      </w:pPr>
-      <w:r>
-        <w:t>Source 길찾기 cpf-starters/platform-operations/observability/src/main/java/com/cpf/platform/operations/observability/api/CpfTelemetry.java</w:t>
-      </w:r>
-    </w:p>
-    <w:p>
-      <w:pPr>
-        <w:pStyle w:val="Heading1"/>
-        <w:keepNext/>
-        <w:keepLines/>
-        <w:widowControl/>
-      </w:pPr>
-      <w:r>
-        <w:t>6. Batch·Database</w:t>
-      </w:r>
-    </w:p>
-    <w:p>
-      <w:pPr>
-        <w:pStyle w:val="Heading2"/>
-        <w:keepNext/>
-        <w:keepLines/>
-        <w:widowControl/>
-      </w:pPr>
-      <w:r>
-        <w:t>6.1 Batch</w:t>
-      </w:r>
-    </w:p>
-    <w:p>
-      <w:pPr>
-        <w:pStyle w:val="BodyRail"/>
-      </w:pPr>
-      <w:r>
-        <w:t>Batch는 Job/Step/Execution 상태, checkpoint, lease/fencing과 Restart·Rerun·Reprocess·Reconcile 의미를 분리해 구현합니다.</w:t>
-      </w:r>
-    </w:p>
-    <w:p>
-      <w:pPr>
-        <w:pStyle w:val="Heading2"/>
-        <w:keepNext/>
-        <w:keepLines/>
-        <w:widowControl/>
-      </w:pPr>
-      <w:r>
-        <w:t>6.2 Database</w:t>
-      </w:r>
-    </w:p>
-    <w:p>
-      <w:pPr>
-        <w:pStyle w:val="BodyRail"/>
-      </w:pPr>
-      <w:r>
-        <w:t>Database 변경은 Canonical Source와 DB3 Vendor lifecycle을 함께 갱신하고 Migration·Seed·Upgrade·Rollback/Recovery·Runtime Query까지 검증합니다.</w:t>
-      </w:r>
-    </w:p>
-    <w:p>
-      <w:pPr>
-        <w:pStyle w:val="BodyRail"/>
-      </w:pPr>
-      <w:r>
-        <w:t>DB3 lifecycle과 단일 SQL 변경으로 끝내지 않는 검수 기준을 확인합니다.</w:t>
-      </w:r>
-    </w:p>
-    <w:p>
-      <w:pPr>
-        <w:pStyle w:val="SourceRail"/>
-      </w:pPr>
-      <w:r>
-        <w:t>Source 길찾기 cpf-tools/db/vendor/oracle</w:t>
-      </w:r>
-    </w:p>
-    <w:p>
-      <w:pPr>
-        <w:pStyle w:val="Heading1"/>
-        <w:keepNext/>
-        <w:keepLines/>
-        <w:widowControl/>
-      </w:pPr>
-      <w:r>
-        <w:t>7. Generator·Generated Domain·Configuration</w:t>
-      </w:r>
-    </w:p>
-    <w:p>
-      <w:pPr>
-        <w:pStyle w:val="Heading2"/>
-        <w:keepNext/>
-        <w:keepLines/>
-        <w:widowControl/>
-      </w:pPr>
-      <w:r>
-        <w:t>7.1 Generator</w:t>
-      </w:r>
-    </w:p>
-    <w:p>
-      <w:pPr>
-        <w:pStyle w:val="BodyRail"/>
-      </w:pPr>
-      <w:r>
-        <w:t>Generator 변경은 Canonical Catalog, template, lock/metadata 정책, scratch generation과 existing domain regenerate 결과까지 함께 검증합니다.</w:t>
-      </w:r>
-    </w:p>
-    <w:p>
-      <w:pPr>
-        <w:pStyle w:val="Heading2"/>
-        <w:keepNext/>
-        <w:keepLines/>
-        <w:widowControl/>
-      </w:pPr>
-      <w:r>
-        <w:t>7.2 Generated Domain</w:t>
-      </w:r>
-    </w:p>
-    <w:p>
-      <w:pPr>
-        <w:pStyle w:val="BodyRail"/>
-      </w:pPr>
-      <w:r>
-        <w:t>Generated Domain은 Project→Runtime Module→Java Base Package→Business Feature→Technical Role 순서로 구조를 분리합니다. Runtime 이름이나 Domain 이름을 package/feature에 중복 생성하지 않습니다.</w:t>
-      </w:r>
-    </w:p>
-    <w:p>
-      <w:pPr>
-        <w:pStyle w:val="BulletRail"/>
-      </w:pPr>
-      <w:r>
-        <w:t>•  Generated Domain의 base/는 bootstrap/common contract로 제한하고 업무 Feature는 별도 package에 둡니다.</w:t>
-      </w:r>
-    </w:p>
-    <w:p>
-      <w:pPr>
-        <w:pStyle w:val="BulletRail"/>
-      </w:pPr>
-      <w:r>
-        <w:t>•  Feature에 필요한 technical role만 생성하고 빈 역할 디렉터리를 남기지 않습니다.</w:t>
-      </w:r>
-    </w:p>
-    <w:p>
-      <w:pPr>
-        <w:pStyle w:val="Heading2"/>
-        <w:keepNext/>
-        <w:keepLines/>
-        <w:widowControl/>
-      </w:pPr>
-      <w:r>
-        <w:t>7.3 Configuration</w:t>
-      </w:r>
-    </w:p>
-    <w:p>
-      <w:pPr>
-        <w:pStyle w:val="BodyRail"/>
-      </w:pPr>
-      <w:r>
-        <w:t>Config와 운영 State는 Source 기본값, environment/profile, 정책/override의 소유권과 우선순위를 분리합니다. Dynamic 변경은 적용 대상·version·reason·rollback 가능성을 추적합니다.</w:t>
-      </w:r>
-    </w:p>
-    <w:p>
-      <w:pPr>
-        <w:pStyle w:val="BulletRail"/>
-      </w:pPr>
-      <w:r>
-        <w:t>•  secret 값을 일반 property dump나 ADM 화면에 노출하지 않습니다.</w:t>
-      </w:r>
-    </w:p>
-    <w:p>
-      <w:pPr>
-        <w:pStyle w:val="BulletRail"/>
-      </w:pPr>
-      <w:r>
-        <w:t>•  동적 변경은 다중 인스턴스 전파와 stale version 충돌을 검증합니다.</w:t>
-      </w:r>
-    </w:p>
-    <w:p>
-      <w:pPr>
-        <w:pStyle w:val="BodyRail"/>
-      </w:pPr>
-      <w:r>
-        <w:t>Config 소유권·override·secret·다중 인스턴스 전파 규칙을 확인합니다.</w:t>
-      </w:r>
-    </w:p>
-    <w:p>
-      <w:pPr>
-        <w:pStyle w:val="SourceRail"/>
-      </w:pPr>
-      <w:r>
-        <w:t>Source 길찾기 cpf-tools/generator/contracts/cpf-starter-catalog.json</w:t>
-      </w:r>
-    </w:p>
-    <w:p>
-      <w:pPr>
-        <w:pStyle w:val="Heading1"/>
-        <w:keepNext/>
-        <w:keepLines/>
-        <w:widowControl/>
-      </w:pPr>
-      <w:r>
-        <w:t>8. Integration·Messaging·File·OpenAPI</w:t>
-      </w:r>
-    </w:p>
-    <w:p>
-      <w:pPr>
-        <w:pStyle w:val="Heading2"/>
-        <w:keepNext/>
-        <w:keepLines/>
-        <w:widowControl/>
-      </w:pPr>
-      <w:r>
-        <w:t>8.1 Integration/Messaging/Notification</w:t>
-      </w:r>
-    </w:p>
-    <w:p>
-      <w:pPr>
-        <w:pStyle w:val="BodyRail"/>
-      </w:pPr>
-      <w:r>
-        <w:t>Messaging은 Broker 종류와 무관하게 schema, producer/consumer context, duplicate, DLQ와 replay를 함께 관리합니다. 전송 성공과 업무 처리 성공을 같은 상태로 보지 않습니다.</w:t>
-      </w:r>
-    </w:p>
-    <w:p>
-      <w:pPr>
-        <w:pStyle w:val="BulletRail"/>
-      </w:pPr>
-      <w:r>
-        <w:t>•  Outbox/Inbox를 사용할 때 DB commit과 publish/consume 상태를 분리합니다.</w:t>
-      </w:r>
-    </w:p>
-    <w:p>
-      <w:pPr>
-        <w:pStyle w:val="BulletRail"/>
-      </w:pPr>
-      <w:r>
-        <w:t>•  Replay는 idempotency와 ordering/partition 영향을 확인한 뒤 수행합니다.</w:t>
-      </w:r>
-    </w:p>
-    <w:p>
-      <w:pPr>
-        <w:pStyle w:val="Heading2"/>
-        <w:keepNext/>
-        <w:keepLines/>
-        <w:widowControl/>
-      </w:pPr>
-      <w:r>
-        <w:t>8.2 File/Archive/Object Storage</w:t>
-      </w:r>
-    </w:p>
-    <w:p>
-      <w:pPr>
-        <w:pStyle w:val="BodyRail"/>
-      </w:pPr>
-      <w:r>
-        <w:t>File 기능은 Attachment, Object Storage, Archive/Checksum/Tabular 처리를 선택형 Capability로 제공합니다. 파일 원문과 metadata, scan/검증 상태를 분리합니다.</w:t>
-      </w:r>
-    </w:p>
-    <w:p>
-      <w:pPr>
-        <w:pStyle w:val="BulletRail"/>
-      </w:pPr>
-      <w:r>
-        <w:t>•  checksum·content type·size·inspection 결과를 처리 전 검증합니다.</w:t>
-      </w:r>
-    </w:p>
-    <w:p>
-      <w:pPr>
-        <w:pStyle w:val="BulletRail"/>
-      </w:pPr>
-      <w:r>
-        <w:t>•  Object Storage 장애/partial upload는 reconcile/cleanup 경로를 가집니다.</w:t>
-      </w:r>
-    </w:p>
-    <w:p>
-      <w:pPr>
-        <w:pStyle w:val="Heading2"/>
-        <w:keepNext/>
-        <w:keepLines/>
-        <w:widowControl/>
-      </w:pPr>
-      <w:r>
-        <w:t>8.3 OpenAPI/Frontend</w:t>
-      </w:r>
-    </w:p>
-    <w:p>
-      <w:pPr>
-        <w:pStyle w:val="BodyRail"/>
-      </w:pPr>
-      <w:r>
-        <w:t>OpenAPI는 Controller 계약의 operationId와 오류/DTO를 외부 Consumer Surface로 고정합니다. Frontend는 Generated Client를 실제 화면 Consumer에 연결하고 수기 중복 API wrapper를 줄입니다.</w:t>
-      </w:r>
-    </w:p>
-    <w:p>
-      <w:pPr>
-        <w:pStyle w:val="BulletRail"/>
-      </w:pPr>
-      <w:r>
-        <w:t>•  401·403·404·409·429·500·503 상태를 화면/운영 흐름에서 구분합니다.</w:t>
-      </w:r>
-    </w:p>
-    <w:p>
-      <w:pPr>
-        <w:pStyle w:val="BulletRail"/>
-      </w:pPr>
-      <w:r>
-        <w:t>•  Generated client가 stale하지 않도록 Source→OpenAPI→client→route coverage를 검증합니다.</w:t>
-      </w:r>
-    </w:p>
-    <w:p>
-      <w:pPr>
-        <w:pStyle w:val="BodyRail"/>
-      </w:pPr>
-      <w:r>
-        <w:t>operationId, Generated Client와 실제 Frontend Consumer 정합성을 확인합니다.</w:t>
-      </w:r>
-    </w:p>
-    <w:p>
-      <w:pPr>
-        <w:pStyle w:val="SourceRail"/>
-      </w:pPr>
-      <w:r>
-        <w:t>Source 길찾기 cpf-admin/frontend/src/generated/orval</w:t>
-      </w:r>
-    </w:p>
-    <w:p>
-      <w:pPr>
-        <w:pStyle w:val="Heading1"/>
-        <w:keepNext/>
-        <w:keepLines/>
-        <w:widowControl/>
-      </w:pPr>
-      <w:r>
-        <w:t>9. Test·Code Review·금지 패턴</w:t>
-      </w:r>
-    </w:p>
-    <w:p>
-      <w:pPr>
-        <w:pStyle w:val="Heading2"/>
-        <w:keepNext/>
-        <w:keepLines/>
-        <w:widowControl/>
-      </w:pPr>
-      <w:r>
-        <w:t>9.1 Test</w:t>
-      </w:r>
-    </w:p>
-    <w:p>
-      <w:pPr>
-        <w:pStyle w:val="BodyRail"/>
-      </w:pPr>
-      <w:r>
-        <w:t>검증은 Unit/Integration 일부 PASS가 아니라 정상·오류·경계·부분 실패·UNKNOWN·복구·재실행까지 영향 Lifecycle을 확인합니다.</w:t>
-      </w:r>
-    </w:p>
-    <w:p>
-      <w:pPr>
-        <w:pStyle w:val="BulletRail"/>
-      </w:pPr>
-      <w:r>
-        <w:t>•  실행하지 않은 Test는 PASS로 기록하지 않습니다.</w:t>
-      </w:r>
-    </w:p>
-    <w:p>
-      <w:pPr>
-        <w:pStyle w:val="BulletRail"/>
-      </w:pPr>
-      <w:r>
-        <w:t>•  Source identity, 명령, ExitCode, Evidence를 같은 실행 결과에 연결합니다.</w:t>
-      </w:r>
-    </w:p>
-    <w:p>
-      <w:pPr>
-        <w:pStyle w:val="Heading2"/>
-        <w:keepNext/>
-        <w:keepLines/>
-        <w:widowControl/>
-      </w:pPr>
-      <w:r>
-        <w:t>9.2 Code Review Gate</w:t>
-      </w:r>
-    </w:p>
-    <w:p>
-      <w:pPr>
-        <w:pStyle w:val="BodyRail"/>
-      </w:pPr>
-      <w:r>
-        <w:t>Code Review는 Owner/Dependency, Public/Internal 경계, Consumer, 실패·복구, DB/Generator/Frontend 영향과 실제 Test Evidence를 확인합니다. 정적 PASS만으로 Runtime 완료를 판정하지 않습니다.</w:t>
-      </w:r>
-    </w:p>
-    <w:p>
-      <w:pPr>
-        <w:pStyle w:val="Heading2"/>
-        <w:keepNext/>
-        <w:keepLines/>
-        <w:widowControl/>
-      </w:pPr>
-      <w:r>
-        <w:t>9.3 금지 패턴</w:t>
-      </w:r>
-    </w:p>
-    <w:p>
-      <w:pPr>
-        <w:pStyle w:val="BodyRail"/>
-      </w:pPr>
-      <w:r>
-        <w:t>금지 패턴은 Owner·Topology·신뢰 경계를 우회하거나 운영 Evidence를 잃게 만드는 구현을 빠르게 차단하기 위한 Review Gate입니다.</w:t>
-      </w:r>
-    </w:p>
-    <w:p>
-      <w:pPr>
-        <w:pStyle w:val="BulletRail"/>
-      </w:pPr>
-      <w:r>
-        <w:t>•  self-HTTP, 타 Owner DB/Internal 직접 참조, secret 원문 로그를 금지합니다.</w:t>
-      </w:r>
-    </w:p>
-    <w:p>
-      <w:pPr>
-        <w:pStyle w:val="BulletRail"/>
-      </w:pPr>
-      <w:r>
-        <w:t>•  미실행 검증·stale Evidence·Optional 기능의 숨은 Side Effect를 완료 근거로 사용하지 않습니다.</w:t>
-      </w:r>
-    </w:p>
-    <w:p>
-      <w:pPr>
-        <w:pStyle w:val="BodyRail"/>
-      </w:pPr>
-      <w:r>
-        <w:t>self-HTTP·Owner DB/Internal 우회·stale Evidence 등 즉시 차단할 패턴을 확인합니다.</w:t>
-      </w:r>
-    </w:p>
-    <w:p>
-      <w:pPr>
-        <w:pStyle w:val="BodyRail"/>
-      </w:pPr>
-      <w:r>
-        <w:t>정상·실패·복구까지 통과해야 할 시나리오를 확인합니다.</w:t>
-      </w:r>
-    </w:p>
-    <w:p>
-      <w:pPr>
-        <w:pStyle w:val="SourceRail"/>
-      </w:pPr>
-      <w:r>
-        <w:t>Source 길찾기 cpf-tools/runtime/cli/cpf.py</w:t>
+        <w:t>근거: Source snapshot ZIP-SHA256:B47BCE7700700BF4의 Public 계약과 CPF 정본 문서. Source에 없는 API·옵션은 작성하지 않음.</w:t>
       </w:r>
     </w:p>
     <w:sectPr>
       <w:headerReference w:type="default" r:id="rId9"/>
       <w:footerReference w:type="default" r:id="rId10"/>
-      <w:pgSz w:w="12240" w:h="15840"/>
-      <w:pgMar w:top="510" w:right="680" w:bottom="510" w:left="680" w:header="255" w:footer="312" w:gutter="0"/>
+      <w:pgSz w:w="11906" w:h="16838"/>
+      <w:pgMar w:top="907" w:right="1020" w:bottom="907" w:left="1020" w:header="397" w:footer="454" w:gutter="0"/>
       <w:cols w:space="720"/>
       <w:docGrid w:linePitch="360"/>
     </w:sectPr>
@@ -1767,16 +1967,21 @@
   <w:p>
     <w:pPr>
       <w:pStyle w:val="Footer"/>
-      <w:jc w:val="right"/>
+      <w:jc w:val="center"/>
     </w:pPr>
     <w:r>
       <w:rPr>
-        <w:color w:val="5F738A"/>
-        <w:sz w:val="16"/>
-      </w:rPr>
-      <w:t xml:space="preserve">Harness v2.1.0  ·  Source 054d894b47f4  ·  </w:t>
+        <w:rFonts w:ascii="Noto Sans KR" w:hAnsi="Noto Sans KR"/>
+        <w:color w:val="5E7186"/>
+        <w:sz w:val="15"/>
+      </w:rPr>
+      <w:t xml:space="preserve">Core Platform Framework  |  </w:t>
     </w:r>
-    <w:fldSimple w:instr="PAGE"/>
+    <w:r>
+      <w:fldChar w:fldCharType="begin"/>
+      <w:instrText xml:space="preserve"> PAGE </w:instrText>
+      <w:fldChar w:fldCharType="end"/>
+    </w:r>
   </w:p>
 </w:ftr>
 </file>
@@ -1784,13 +1989,17 @@
 <file path=word/header1.xml><?xml version="1.0" encoding="utf-8"?>
 <w:hdr xmlns:m="http://schemas.openxmlformats.org/officeDocument/2006/math" xmlns:mc="http://schemas.openxmlformats.org/markup-compatibility/2006" xmlns:mo="http://schemas.microsoft.com/office/mac/office/2008/main" xmlns:mv="urn:schemas-microsoft-com:mac:vml" xmlns:o="urn:schemas-microsoft-com:office:office" xmlns:r="http://schemas.openxmlformats.org/officeDocument/2006/relationships" xmlns:v="urn:schemas-microsoft-com:vml" xmlns:w10="urn:schemas-microsoft-com:office:word" xmlns:w14="http://schemas.microsoft.com/office/word/2010/wordml" xmlns:w="http://schemas.openxmlformats.org/wordprocessingml/2006/main" xmlns:wne="http://schemas.microsoft.com/office/word/2006/wordml" xmlns:wp14="http://schemas.microsoft.com/office/word/2010/wordprocessingDrawing" xmlns:wp="http://schemas.openxmlformats.org/drawingml/2006/wordprocessingDrawing" xmlns:wpc="http://schemas.microsoft.com/office/word/2010/wordprocessingCanvas" xmlns:wpg="http://schemas.microsoft.com/office/word/2010/wordprocessingGroup" xmlns:wpi="http://schemas.microsoft.com/office/word/2010/wordprocessingInk" xmlns:wps="http://schemas.microsoft.com/office/word/2010/wordprocessingShape" mc:Ignorable="w14 wp14">
   <w:p>
-    <w:pPr/>
+    <w:pPr>
+      <w:pStyle w:val="Header"/>
+      <w:jc w:val="right"/>
+    </w:pPr>
     <w:r>
       <w:rPr>
-        <w:color w:val="5F738A"/>
-        <w:sz w:val="16"/>
-      </w:rPr>
-      <w:t>CPF  |  Core Platform Framework</w:t>
+        <w:rFonts w:ascii="Noto Sans KR" w:hAnsi="Noto Sans KR"/>
+        <w:color w:val="5E7186"/>
+        <w:sz w:val="15"/>
+      </w:rPr>
+      <w:t>CPF  ·  기술표준서</w:t>
     </w:r>
   </w:p>
 </w:hdr>
@@ -2160,12 +2369,12 @@
     <w:qFormat/>
     <w:rsid w:val="00FC693F"/>
     <w:pPr>
-      <w:spacing w:after="100" w:line="281" w:lineRule="auto"/>
+      <w:spacing w:after="86" w:line="283" w:lineRule="auto"/>
     </w:pPr>
     <w:rPr>
-      <w:rFonts w:ascii="Noto Sans CJK KR" w:hAnsi="Noto Sans CJK KR"/>
-      <w:color w:val="202124"/>
-      <w:sz w:val="20"/>
+      <w:rFonts w:ascii="Noto Sans KR" w:hAnsi="Noto Sans KR" w:eastAsia="Noto Sans KR"/>
+      <w:color w:val="243547"/>
+      <w:sz w:val="18"/>
     </w:rPr>
   </w:style>
   <w:style w:type="paragraph" w:styleId="Header">
@@ -2223,11 +2432,11 @@
     <w:pPr>
       <w:keepNext/>
       <w:keepLines/>
-      <w:spacing w:before="560" w:after="240"/>
+      <w:spacing w:before="300" w:after="100"/>
       <w:outlineLvl w:val="0"/>
     </w:pPr>
     <w:rPr>
-      <w:rFonts w:asciiTheme="majorHAnsi" w:eastAsiaTheme="majorEastAsia" w:hAnsiTheme="majorHAnsi" w:cstheme="majorBidi" w:ascii="Noto Sans CJK KR" w:hAnsi="Noto Sans CJK KR"/>
+      <w:rFonts w:asciiTheme="majorHAnsi" w:eastAsiaTheme="majorEastAsia" w:hAnsiTheme="majorHAnsi" w:cstheme="majorBidi" w:ascii="Noto Sans KR" w:hAnsi="Noto Sans KR" w:eastAsia="Noto Sans KR"/>
       <w:b/>
       <w:bCs/>
       <w:color w:val="17324D"/>
@@ -2247,15 +2456,16 @@
     <w:pPr>
       <w:keepNext/>
       <w:keepLines/>
-      <w:spacing w:before="320" w:after="70"/>
+      <w:spacing w:before="200" w:after="60"/>
+      <w:ind w:left="113"/>
       <w:outlineLvl w:val="1"/>
     </w:pPr>
     <w:rPr>
-      <w:rFonts w:asciiTheme="majorHAnsi" w:eastAsiaTheme="majorEastAsia" w:hAnsiTheme="majorHAnsi" w:cstheme="majorBidi" w:ascii="Noto Sans CJK KR" w:hAnsi="Noto Sans CJK KR"/>
+      <w:rFonts w:asciiTheme="majorHAnsi" w:eastAsiaTheme="majorEastAsia" w:hAnsiTheme="majorHAnsi" w:cstheme="majorBidi" w:ascii="Noto Sans KR" w:hAnsi="Noto Sans KR" w:eastAsia="Noto Sans KR"/>
       <w:b/>
       <w:bCs/>
       <w:color w:val="17324D"/>
-      <w:sz w:val="27"/>
+      <w:sz w:val="25"/>
       <w:szCs w:val="26"/>
     </w:rPr>
   </w:style>
@@ -2271,15 +2481,16 @@
     <w:pPr>
       <w:keepNext/>
       <w:keepLines/>
-      <w:spacing w:before="200" w:after="60"/>
+      <w:spacing w:before="140" w:after="40"/>
+      <w:ind w:left="255"/>
       <w:outlineLvl w:val="2"/>
     </w:pPr>
     <w:rPr>
-      <w:rFonts w:asciiTheme="majorHAnsi" w:eastAsiaTheme="majorEastAsia" w:hAnsiTheme="majorHAnsi" w:cstheme="majorBidi" w:ascii="Noto Sans CJK KR" w:hAnsi="Noto Sans CJK KR"/>
+      <w:rFonts w:asciiTheme="majorHAnsi" w:eastAsiaTheme="majorEastAsia" w:hAnsiTheme="majorHAnsi" w:cstheme="majorBidi" w:ascii="Noto Sans KR" w:hAnsi="Noto Sans KR" w:eastAsia="Noto Sans KR"/>
       <w:b/>
       <w:bCs/>
-      <w:color w:val="2563EB"/>
-      <w:sz w:val="23"/>
+      <w:color w:val="7154C7"/>
+      <w:sz w:val="21"/>
     </w:rPr>
   </w:style>
   <w:style w:type="paragraph" w:styleId="Heading4">
@@ -2513,16 +2724,16 @@
       <w:pBdr>
         <w:bottom w:val="single" w:sz="8" w:space="4" w:color="4F81BD" w:themeColor="accent1"/>
       </w:pBdr>
-      <w:spacing w:after="240" w:line="240" w:lineRule="auto" w:before="0"/>
+      <w:spacing w:after="300" w:line="240" w:lineRule="auto"/>
       <w:contextualSpacing/>
     </w:pPr>
     <w:rPr>
-      <w:rFonts w:asciiTheme="majorHAnsi" w:eastAsiaTheme="majorEastAsia" w:hAnsiTheme="majorHAnsi" w:cstheme="majorBidi" w:ascii="Noto Sans CJK KR" w:hAnsi="Noto Sans CJK KR"/>
+      <w:rFonts w:asciiTheme="majorHAnsi" w:eastAsiaTheme="majorEastAsia" w:hAnsiTheme="majorHAnsi" w:cstheme="majorBidi" w:ascii="Noto Sans KR" w:hAnsi="Noto Sans KR" w:eastAsia="Noto Sans KR"/>
       <w:b/>
-      <w:color w:val="17324D"/>
+      <w:color w:val="071A2B"/>
       <w:spacing w:val="5"/>
       <w:kern w:val="28"/>
-      <w:sz w:val="48"/>
+      <w:sz w:val="60"/>
       <w:szCs w:val="52"/>
     </w:rPr>
   </w:style>
@@ -2553,16 +2764,15 @@
       <w:numPr>
         <w:ilvl w:val="1"/>
       </w:numPr>
-      <w:spacing w:after="100"/>
     </w:pPr>
     <w:rPr>
-      <w:rFonts w:asciiTheme="majorHAnsi" w:eastAsiaTheme="majorEastAsia" w:hAnsiTheme="majorHAnsi" w:cstheme="majorBidi" w:ascii="Noto Sans CJK KR" w:hAnsi="Noto Sans CJK KR"/>
+      <w:rFonts w:asciiTheme="majorHAnsi" w:eastAsiaTheme="majorEastAsia" w:hAnsiTheme="majorHAnsi" w:cstheme="majorBidi" w:ascii="Noto Sans KR" w:hAnsi="Noto Sans KR" w:eastAsia="Noto Sans KR"/>
       <w:b w:val="0"/>
       <w:i/>
       <w:iCs/>
-      <w:color w:val="60738A"/>
+      <w:color w:val="5E7186"/>
       <w:spacing w:val="15"/>
-      <w:sz w:val="23"/>
+      <w:sz w:val="22"/>
       <w:szCs w:val="24"/>
     </w:rPr>
   </w:style>
@@ -13854,117 +14064,42 @@
       </w:tcPr>
     </w:tblStylePr>
   </w:style>
-  <w:style w:type="paragraph" w:customStyle="1" w:styleId="BodyRail">
-    <w:name w:val="Body Rail"/>
-    <w:pPr>
-      <w:spacing w:after="100"/>
+  <w:style w:type="paragraph" w:customStyle="1" w:styleId="CPFCode">
+    <w:name w:val="CPF Code"/>
+    <w:pPr>
+      <w:spacing w:before="40" w:after="80"/>
+      <w:ind w:left="283" w:right="170"/>
+    </w:pPr>
+    <w:rPr>
+      <w:rFonts w:ascii="DejaVu Sans Mono" w:hAnsi="DejaVu Sans Mono" w:eastAsia="DejaVu Sans Mono"/>
+      <w:color w:val="071A2B"/>
+      <w:sz w:val="16"/>
+    </w:rPr>
+  </w:style>
+  <w:style w:type="paragraph" w:customStyle="1" w:styleId="CPFCaption">
+    <w:name w:val="CPF Caption"/>
+    <w:pPr>
+      <w:spacing w:before="40" w:after="100"/>
+      <w:ind w:left="255" w:right="255"/>
+    </w:pPr>
+    <w:rPr>
+      <w:rFonts w:ascii="Noto Sans KR" w:hAnsi="Noto Sans KR" w:eastAsia="Noto Sans KR"/>
+      <w:color w:val="5E7186"/>
+      <w:sz w:val="16"/>
+    </w:rPr>
+  </w:style>
+  <w:style w:type="paragraph" w:customStyle="1" w:styleId="CPFLabel">
+    <w:name w:val="CPF Label"/>
+    <w:pPr>
+      <w:keepNext/>
+      <w:spacing w:before="140" w:after="40"/>
       <w:ind w:left="255"/>
     </w:pPr>
     <w:rPr>
-      <w:rFonts w:ascii="Noto Sans CJK KR" w:hAnsi="Noto Sans CJK KR"/>
-      <w:b w:val="0"/>
-      <w:color w:val="202124"/>
-      <w:sz w:val="20"/>
-    </w:rPr>
-  </w:style>
-  <w:style w:type="paragraph" w:customStyle="1" w:styleId="BulletRail">
-    <w:name w:val="Bullet Rail"/>
-    <w:pPr>
-      <w:spacing w:after="60"/>
-      <w:ind w:left="425" w:hanging="170"/>
-    </w:pPr>
-    <w:rPr>
-      <w:rFonts w:ascii="Noto Sans CJK KR" w:hAnsi="Noto Sans CJK KR"/>
-      <w:b w:val="0"/>
-      <w:color w:val="202124"/>
-      <w:sz w:val="20"/>
-    </w:rPr>
-  </w:style>
-  <w:style w:type="paragraph" w:customStyle="1" w:styleId="FigureCaption">
-    <w:name w:val="Figure Caption"/>
-    <w:pPr>
-      <w:spacing w:after="60"/>
-    </w:pPr>
-    <w:rPr>
-      <w:rFonts w:ascii="Noto Sans CJK KR" w:hAnsi="Noto Sans CJK KR"/>
+      <w:rFonts w:ascii="Noto Sans KR" w:hAnsi="Noto Sans KR" w:eastAsia="Noto Sans KR"/>
       <w:b/>
-      <w:color w:val="17324D"/>
-      <w:sz w:val="18"/>
-    </w:rPr>
-  </w:style>
-  <w:style w:type="paragraph" w:customStyle="1" w:styleId="FigureExplain">
-    <w:name w:val="Figure Explain"/>
-    <w:pPr>
-      <w:spacing w:after="160"/>
-      <w:ind w:left="255"/>
-    </w:pPr>
-    <w:rPr>
-      <w:rFonts w:ascii="Noto Sans CJK KR" w:hAnsi="Noto Sans CJK KR"/>
-      <w:b w:val="0"/>
-      <w:color w:val="60738A"/>
-      <w:sz w:val="18"/>
-    </w:rPr>
-  </w:style>
-  <w:style w:type="paragraph" w:customStyle="1" w:styleId="SourceRail">
-    <w:name w:val="Source Rail"/>
-    <w:pPr>
-      <w:spacing w:after="120"/>
-      <w:ind w:left="255"/>
-    </w:pPr>
-    <w:rPr>
-      <w:rFonts w:ascii="Noto Sans CJK KR" w:hAnsi="Noto Sans CJK KR"/>
-      <w:b w:val="0"/>
-      <w:color w:val="2563EB"/>
-      <w:sz w:val="18"/>
-    </w:rPr>
-  </w:style>
-  <w:style w:type="paragraph" w:customStyle="1" w:styleId="TableTitle">
-    <w:name w:val="Table Title"/>
-    <w:pPr>
-      <w:spacing w:after="40"/>
-    </w:pPr>
-    <w:rPr>
-      <w:rFonts w:ascii="Noto Sans CJK KR" w:hAnsi="Noto Sans CJK KR"/>
-      <w:b/>
-      <w:color w:val="17324D"/>
-      <w:sz w:val="20"/>
-    </w:rPr>
-  </w:style>
-  <w:style w:type="paragraph" w:customStyle="1" w:styleId="TablePurpose">
-    <w:name w:val="Table Purpose"/>
-    <w:pPr>
-      <w:spacing w:after="100"/>
-    </w:pPr>
-    <w:rPr>
-      <w:rFonts w:ascii="Noto Sans CJK KR" w:hAnsi="Noto Sans CJK KR"/>
-      <w:b w:val="0"/>
-      <w:color w:val="60738A"/>
-      <w:sz w:val="18"/>
-    </w:rPr>
-  </w:style>
-  <w:style w:type="paragraph" w:customStyle="1" w:styleId="TOC1">
-    <w:name w:val="TOC 1"/>
-    <w:pPr>
-      <w:spacing w:after="40"/>
-    </w:pPr>
-    <w:rPr>
-      <w:rFonts w:ascii="Noto Sans CJK KR" w:hAnsi="Noto Sans CJK KR"/>
-      <w:b/>
-      <w:color w:val="17324D"/>
+      <w:color w:val="7154C7"/>
       <w:sz w:val="21"/>
-    </w:rPr>
-  </w:style>
-  <w:style w:type="paragraph" w:customStyle="1" w:styleId="TOC2">
-    <w:name w:val="TOC 2"/>
-    <w:pPr>
-      <w:spacing w:after="20"/>
-      <w:ind w:left="340"/>
-    </w:pPr>
-    <w:rPr>
-      <w:rFonts w:ascii="Noto Sans CJK KR" w:hAnsi="Noto Sans CJK KR"/>
-      <w:b w:val="0"/>
-      <w:color w:val="60738A"/>
-      <w:sz w:val="19"/>
     </w:rPr>
   </w:style>
 </w:styles>

--- a/cpf-docs/deliverables/기술표준서.docx
+++ b/cpf-docs/deliverables/기술표준서.docx
@@ -40,7 +40,7 @@
     <w:tbl>
       <w:tblPr>
         <w:tblW w:type="auto" w:w="0"/>
-        <w:jc w:val="left"/>
+        <w:jc w:val="center"/>
         <w:tblLayout w:type="fixed"/>
         <w:tblLook w:firstColumn="1" w:firstRow="1" w:lastColumn="0" w:lastRow="0" w:noHBand="0" w:noVBand="1" w:val="04A0"/>
       </w:tblPr>
@@ -54,21 +54,26 @@
         </w:trPr>
         <w:tc>
           <w:tcPr>
-            <w:tcW w:type="dxa" w:w="4933"/>
+            <w:tcW w:type="dxa" w:w="2367"/>
             <w:tcMar>
-              <w:top w:w="100" w:type="dxa"/>
-              <w:start w:w="150" w:type="dxa"/>
-              <w:bottom w:w="100" w:type="dxa"/>
-              <w:end w:w="150" w:type="dxa"/>
+              <w:top w:w="90" w:type="dxa"/>
+              <w:start w:w="100" w:type="dxa"/>
+              <w:bottom w:w="90" w:type="dxa"/>
+              <w:end w:w="100" w:type="dxa"/>
             </w:tcMar>
-            <w:shd w:fill="17324D"/>
+            <w:shd w:fill="223A57"/>
+            <w:vAlign w:val="center"/>
           </w:tcPr>
           <w:p>
+            <w:pPr>
+              <w:spacing w:before="0" w:after="0" w:line="252" w:lineRule="auto"/>
+              <w:jc w:val="left"/>
+            </w:pPr>
             <w:r>
               <w:rPr>
                 <w:b/>
                 <w:color w:val="FFFFFF"/>
-                <w:sz w:val="18"/>
+                <w:sz w:val="16"/>
               </w:rPr>
               <w:t>누가 보는가</w:t>
             </w:r>
@@ -76,18 +81,26 @@
         </w:tc>
         <w:tc>
           <w:tcPr>
-            <w:tcW w:type="dxa" w:w="4933"/>
+            <w:tcW w:type="dxa" w:w="7498"/>
             <w:tcMar>
-              <w:top w:w="100" w:type="dxa"/>
-              <w:start w:w="150" w:type="dxa"/>
-              <w:bottom w:w="100" w:type="dxa"/>
-              <w:end w:w="150" w:type="dxa"/>
+              <w:top w:w="90" w:type="dxa"/>
+              <w:start w:w="100" w:type="dxa"/>
+              <w:bottom w:w="90" w:type="dxa"/>
+              <w:end w:w="100" w:type="dxa"/>
             </w:tcMar>
+            <w:vAlign w:val="center"/>
+            <w:shd w:fill="223A57"/>
           </w:tcPr>
           <w:p>
+            <w:pPr>
+              <w:spacing w:before="0" w:after="0" w:line="252" w:lineRule="auto"/>
+              <w:jc w:val="left"/>
+            </w:pPr>
             <w:r>
               <w:rPr>
-                <w:sz w:val="18"/>
+                <w:b/>
+                <w:color w:val="FFFFFF"/>
+                <w:sz w:val="16"/>
               </w:rPr>
               <w:t>전체 개발자·리뷰어</w:t>
             </w:r>
@@ -97,21 +110,25 @@
       <w:tr>
         <w:tc>
           <w:tcPr>
-            <w:tcW w:type="dxa" w:w="4933"/>
+            <w:tcW w:type="dxa" w:w="2367"/>
             <w:tcMar>
-              <w:top w:w="100" w:type="dxa"/>
-              <w:start w:w="150" w:type="dxa"/>
-              <w:bottom w:w="100" w:type="dxa"/>
-              <w:end w:w="150" w:type="dxa"/>
+              <w:top w:w="90" w:type="dxa"/>
+              <w:start w:w="100" w:type="dxa"/>
+              <w:bottom w:w="90" w:type="dxa"/>
+              <w:end w:w="100" w:type="dxa"/>
             </w:tcMar>
             <w:shd w:fill="17324D"/>
+            <w:vAlign w:val="center"/>
           </w:tcPr>
           <w:p>
+            <w:pPr>
+              <w:spacing w:before="0" w:after="0" w:line="252" w:lineRule="auto"/>
+            </w:pPr>
             <w:r>
               <w:rPr>
                 <w:b/>
                 <w:color w:val="FFFFFF"/>
-                <w:sz w:val="18"/>
+                <w:sz w:val="17"/>
               </w:rPr>
               <w:t>이 문서로 끝낼 일</w:t>
             </w:r>
@@ -119,18 +136,22 @@
         </w:tc>
         <w:tc>
           <w:tcPr>
-            <w:tcW w:type="dxa" w:w="4933"/>
+            <w:tcW w:type="dxa" w:w="7498"/>
             <w:tcMar>
-              <w:top w:w="100" w:type="dxa"/>
-              <w:start w:w="150" w:type="dxa"/>
-              <w:bottom w:w="100" w:type="dxa"/>
-              <w:end w:w="150" w:type="dxa"/>
+              <w:top w:w="90" w:type="dxa"/>
+              <w:start w:w="100" w:type="dxa"/>
+              <w:bottom w:w="90" w:type="dxa"/>
+              <w:end w:w="100" w:type="dxa"/>
             </w:tcMar>
+            <w:vAlign w:val="center"/>
           </w:tcPr>
           <w:p>
+            <w:pPr>
+              <w:spacing w:before="0" w:after="0" w:line="252" w:lineRule="auto"/>
+            </w:pPr>
             <w:r>
               <w:rPr>
-                <w:sz w:val="18"/>
+                <w:sz w:val="17"/>
               </w:rPr>
               <w:t>코드 리뷰에서 허용/금지 경계를 빠르게 판정한다</w:t>
             </w:r>
@@ -140,21 +161,25 @@
       <w:tr>
         <w:tc>
           <w:tcPr>
-            <w:tcW w:type="dxa" w:w="4933"/>
+            <w:tcW w:type="dxa" w:w="2367"/>
             <w:tcMar>
-              <w:top w:w="100" w:type="dxa"/>
-              <w:start w:w="150" w:type="dxa"/>
-              <w:bottom w:w="100" w:type="dxa"/>
-              <w:end w:w="150" w:type="dxa"/>
+              <w:top w:w="90" w:type="dxa"/>
+              <w:start w:w="100" w:type="dxa"/>
+              <w:bottom w:w="90" w:type="dxa"/>
+              <w:end w:w="100" w:type="dxa"/>
             </w:tcMar>
-            <w:shd w:fill="17324D"/>
+            <w:shd w:fill="F5F8FB"/>
+            <w:vAlign w:val="center"/>
           </w:tcPr>
           <w:p>
+            <w:pPr>
+              <w:spacing w:before="0" w:after="0" w:line="252" w:lineRule="auto"/>
+            </w:pPr>
             <w:r>
               <w:rPr>
                 <w:b/>
                 <w:color w:val="FFFFFF"/>
-                <w:sz w:val="18"/>
+                <w:sz w:val="17"/>
               </w:rPr>
               <w:t>기준</w:t>
             </w:r>
@@ -162,20 +187,23 @@
         </w:tc>
         <w:tc>
           <w:tcPr>
-            <w:tcW w:type="dxa" w:w="4933"/>
+            <w:tcW w:type="dxa" w:w="7498"/>
             <w:tcMar>
-              <w:top w:w="100" w:type="dxa"/>
-              <w:start w:w="150" w:type="dxa"/>
-              <w:bottom w:w="100" w:type="dxa"/>
-              <w:end w:w="150" w:type="dxa"/>
+              <w:top w:w="90" w:type="dxa"/>
+              <w:start w:w="100" w:type="dxa"/>
+              <w:bottom w:w="90" w:type="dxa"/>
+              <w:end w:w="100" w:type="dxa"/>
             </w:tcMar>
+            <w:vAlign w:val="center"/>
+            <w:shd w:fill="F5F8FB"/>
           </w:tcPr>
           <w:p>
             <w:r>
               <w:rPr>
-                <w:sz w:val="18"/>
+                <w:color w:val="26374C"/>
+                <w:sz w:val="16"/>
               </w:rPr>
-              <w:t>Harness 2.2.0 · Source 054d894b47f4 · Oracle/PostgreSQL/MariaDB</w:t>
+              <w:t>Harness 2.3.0 · Source A5B7844665F4 · Oracle/PostgreSQL/MariaDB</w:t>
             </w:r>
           </w:p>
         </w:tc>
@@ -224,6 +252,7 @@
     <w:p>
       <w:pPr>
         <w:pStyle w:val="Heading1"/>
+        <w:keepNext/>
       </w:pPr>
       <w:r>
         <w:t>찾아보기</w:t>
@@ -237,357 +266,76 @@
         <w:t>필요한 작업을 먼저 찾고 해당 장으로 이동합니다. 페이지 번호는 최종 PDF 기준입니다.</w:t>
       </w:r>
     </w:p>
-    <w:tbl>
-      <w:tblPr>
-        <w:tblW w:type="auto" w:w="0"/>
-        <w:jc w:val="left"/>
-        <w:tblLayout w:type="fixed"/>
-        <w:tblLook w:firstColumn="1" w:firstRow="1" w:lastColumn="0" w:lastRow="0" w:noHBand="0" w:noVBand="1" w:val="04A0"/>
-      </w:tblPr>
-      <w:tblGrid>
-        <w:gridCol w:w="3289"/>
-        <w:gridCol w:w="3289"/>
-        <w:gridCol w:w="3289"/>
-      </w:tblGrid>
-      <w:tr>
-        <w:trPr>
-          <w:tblHeader w:val="true"/>
-        </w:trPr>
-        <w:tc>
-          <w:tcPr>
-            <w:tcW w:type="dxa" w:w="1247"/>
-            <w:shd w:fill="17324D"/>
-          </w:tcPr>
-          <w:p>
-            <w:r>
-              <w:rPr>
-                <w:b/>
-                <w:color w:val="FFFFFF"/>
-                <w:sz w:val="17"/>
-              </w:rPr>
-              <w:t>구분</w:t>
-            </w:r>
-          </w:p>
-        </w:tc>
-        <w:tc>
-          <w:tcPr>
-            <w:tcW w:type="dxa" w:w="7087"/>
-            <w:shd w:fill="17324D"/>
-          </w:tcPr>
-          <w:p>
-            <w:r>
-              <w:rPr>
-                <w:b/>
-                <w:color w:val="FFFFFF"/>
-                <w:sz w:val="17"/>
-              </w:rPr>
-              <w:t>내용</w:t>
-            </w:r>
-          </w:p>
-        </w:tc>
-        <w:tc>
-          <w:tcPr>
-            <w:tcW w:type="dxa" w:w="1020"/>
-            <w:shd w:fill="17324D"/>
-          </w:tcPr>
-          <w:p>
-            <w:r>
-              <w:rPr>
-                <w:b/>
-                <w:color w:val="FFFFFF"/>
-                <w:sz w:val="17"/>
-              </w:rPr>
-              <w:t>쪽</w:t>
-            </w:r>
-          </w:p>
-        </w:tc>
-      </w:tr>
-      <w:tr>
-        <w:trPr>
-          <w:cantSplit/>
-        </w:trPr>
-        <w:tc>
-          <w:tcPr>
-            <w:tcW w:type="dxa" w:w="1247"/>
-            <w:shd w:fill="E9F6F2"/>
-            <w:tcMar>
-              <w:top w:w="70" w:type="dxa"/>
-              <w:start w:w="100" w:type="dxa"/>
-              <w:bottom w:w="70" w:type="dxa"/>
-              <w:end w:w="100" w:type="dxa"/>
-            </w:tcMar>
-          </w:tcPr>
-          <w:p>
-            <w:r>
-              <w:t>대메뉴</w:t>
-            </w:r>
-          </w:p>
-        </w:tc>
-        <w:tc>
-          <w:tcPr>
-            <w:tcW w:type="dxa" w:w="7087"/>
-            <w:tcMar>
-              <w:top w:w="70" w:type="dxa"/>
-              <w:start w:w="100" w:type="dxa"/>
-              <w:bottom w:w="70" w:type="dxa"/>
-              <w:end w:w="100" w:type="dxa"/>
-            </w:tcMar>
-          </w:tcPr>
-          <w:p>
-            <w:r>
-              <w:rPr>
-                <w:b/>
-              </w:rPr>
-              <w:t>1 개발자가 반드시 지킬 경계</w:t>
-            </w:r>
-          </w:p>
-        </w:tc>
-        <w:tc>
-          <w:tcPr>
-            <w:tcW w:type="dxa" w:w="1020"/>
-            <w:tcMar>
-              <w:top w:w="70" w:type="dxa"/>
-              <w:start w:w="100" w:type="dxa"/>
-              <w:bottom w:w="70" w:type="dxa"/>
-              <w:end w:w="100" w:type="dxa"/>
-            </w:tcMar>
-          </w:tcPr>
-          <w:p>
-            <w:r>
-              <w:t>3</w:t>
-            </w:r>
-          </w:p>
-        </w:tc>
-      </w:tr>
-      <w:tr>
-        <w:trPr>
-          <w:cantSplit/>
-        </w:trPr>
-        <w:tc>
-          <w:tcPr>
-            <w:tcW w:type="dxa" w:w="1247"/>
-            <w:shd w:fill="E9F6F2"/>
-            <w:tcMar>
-              <w:top w:w="70" w:type="dxa"/>
-              <w:start w:w="100" w:type="dxa"/>
-              <w:bottom w:w="70" w:type="dxa"/>
-              <w:end w:w="100" w:type="dxa"/>
-            </w:tcMar>
-          </w:tcPr>
-          <w:p>
-            <w:r>
-              <w:t>대메뉴</w:t>
-            </w:r>
-          </w:p>
-        </w:tc>
-        <w:tc>
-          <w:tcPr>
-            <w:tcW w:type="dxa" w:w="7087"/>
-            <w:tcMar>
-              <w:top w:w="70" w:type="dxa"/>
-              <w:start w:w="100" w:type="dxa"/>
-              <w:bottom w:w="70" w:type="dxa"/>
-              <w:end w:w="100" w:type="dxa"/>
-            </w:tcMar>
-          </w:tcPr>
-          <w:p>
-            <w:r>
-              <w:rPr>
-                <w:b/>
-              </w:rPr>
-              <w:t>2 패키지와 Generated Domain</w:t>
-            </w:r>
-          </w:p>
-        </w:tc>
-        <w:tc>
-          <w:tcPr>
-            <w:tcW w:type="dxa" w:w="1020"/>
-            <w:tcMar>
-              <w:top w:w="70" w:type="dxa"/>
-              <w:start w:w="100" w:type="dxa"/>
-              <w:bottom w:w="70" w:type="dxa"/>
-              <w:end w:w="100" w:type="dxa"/>
-            </w:tcMar>
-          </w:tcPr>
-          <w:p>
-            <w:r>
-              <w:t>3</w:t>
-            </w:r>
-          </w:p>
-        </w:tc>
-      </w:tr>
-      <w:tr>
-        <w:trPr>
-          <w:cantSplit/>
-        </w:trPr>
-        <w:tc>
-          <w:tcPr>
-            <w:tcW w:type="dxa" w:w="1247"/>
-            <w:shd w:fill="E9F6F2"/>
-            <w:tcMar>
-              <w:top w:w="70" w:type="dxa"/>
-              <w:start w:w="100" w:type="dxa"/>
-              <w:bottom w:w="70" w:type="dxa"/>
-              <w:end w:w="100" w:type="dxa"/>
-            </w:tcMar>
-          </w:tcPr>
-          <w:p>
-            <w:r>
-              <w:t>대메뉴</w:t>
-            </w:r>
-          </w:p>
-        </w:tc>
-        <w:tc>
-          <w:tcPr>
-            <w:tcW w:type="dxa" w:w="7087"/>
-            <w:tcMar>
-              <w:top w:w="70" w:type="dxa"/>
-              <w:start w:w="100" w:type="dxa"/>
-              <w:bottom w:w="70" w:type="dxa"/>
-              <w:end w:w="100" w:type="dxa"/>
-            </w:tcMar>
-          </w:tcPr>
-          <w:p>
-            <w:r>
-              <w:rPr>
-                <w:b/>
-              </w:rPr>
-              <w:t>3 API와 Error</w:t>
-            </w:r>
-          </w:p>
-        </w:tc>
-        <w:tc>
-          <w:tcPr>
-            <w:tcW w:type="dxa" w:w="1020"/>
-            <w:tcMar>
-              <w:top w:w="70" w:type="dxa"/>
-              <w:start w:w="100" w:type="dxa"/>
-              <w:bottom w:w="70" w:type="dxa"/>
-              <w:end w:w="100" w:type="dxa"/>
-            </w:tcMar>
-          </w:tcPr>
-          <w:p>
-            <w:r>
-              <w:t>3</w:t>
-            </w:r>
-          </w:p>
-        </w:tc>
-      </w:tr>
-      <w:tr>
-        <w:trPr>
-          <w:cantSplit/>
-        </w:trPr>
-        <w:tc>
-          <w:tcPr>
-            <w:tcW w:type="dxa" w:w="1247"/>
-            <w:shd w:fill="E9F6F2"/>
-            <w:tcMar>
-              <w:top w:w="70" w:type="dxa"/>
-              <w:start w:w="100" w:type="dxa"/>
-              <w:bottom w:w="70" w:type="dxa"/>
-              <w:end w:w="100" w:type="dxa"/>
-            </w:tcMar>
-          </w:tcPr>
-          <w:p>
-            <w:r>
-              <w:t>대메뉴</w:t>
-            </w:r>
-          </w:p>
-        </w:tc>
-        <w:tc>
-          <w:tcPr>
-            <w:tcW w:type="dxa" w:w="7087"/>
-            <w:tcMar>
-              <w:top w:w="70" w:type="dxa"/>
-              <w:start w:w="100" w:type="dxa"/>
-              <w:bottom w:w="70" w:type="dxa"/>
-              <w:end w:w="100" w:type="dxa"/>
-            </w:tcMar>
-          </w:tcPr>
-          <w:p>
-            <w:r>
-              <w:rPr>
-                <w:b/>
-              </w:rPr>
-              <w:t>4 보안과 운영</w:t>
-            </w:r>
-          </w:p>
-        </w:tc>
-        <w:tc>
-          <w:tcPr>
-            <w:tcW w:type="dxa" w:w="1020"/>
-            <w:tcMar>
-              <w:top w:w="70" w:type="dxa"/>
-              <w:start w:w="100" w:type="dxa"/>
-              <w:bottom w:w="70" w:type="dxa"/>
-              <w:end w:w="100" w:type="dxa"/>
-            </w:tcMar>
-          </w:tcPr>
-          <w:p>
-            <w:r>
-              <w:t>3</w:t>
-            </w:r>
-          </w:p>
-        </w:tc>
-      </w:tr>
-      <w:tr>
-        <w:trPr>
-          <w:cantSplit/>
-        </w:trPr>
-        <w:tc>
-          <w:tcPr>
-            <w:tcW w:type="dxa" w:w="1247"/>
-            <w:shd w:fill="E9F6F2"/>
-            <w:tcMar>
-              <w:top w:w="70" w:type="dxa"/>
-              <w:start w:w="100" w:type="dxa"/>
-              <w:bottom w:w="70" w:type="dxa"/>
-              <w:end w:w="100" w:type="dxa"/>
-            </w:tcMar>
-          </w:tcPr>
-          <w:p>
-            <w:r>
-              <w:t>대메뉴</w:t>
-            </w:r>
-          </w:p>
-        </w:tc>
-        <w:tc>
-          <w:tcPr>
-            <w:tcW w:type="dxa" w:w="7087"/>
-            <w:tcMar>
-              <w:top w:w="70" w:type="dxa"/>
-              <w:start w:w="100" w:type="dxa"/>
-              <w:bottom w:w="70" w:type="dxa"/>
-              <w:end w:w="100" w:type="dxa"/>
-            </w:tcMar>
-          </w:tcPr>
-          <w:p>
-            <w:r>
-              <w:rPr>
-                <w:b/>
-              </w:rPr>
-              <w:t>5 검증</w:t>
-            </w:r>
-          </w:p>
-        </w:tc>
-        <w:tc>
-          <w:tcPr>
-            <w:tcW w:type="dxa" w:w="1020"/>
-            <w:tcMar>
-              <w:top w:w="70" w:type="dxa"/>
-              <w:start w:w="100" w:type="dxa"/>
-              <w:bottom w:w="70" w:type="dxa"/>
-              <w:end w:w="100" w:type="dxa"/>
-            </w:tcMar>
-          </w:tcPr>
-          <w:p>
-            <w:r>
-              <w:t>4</w:t>
-            </w:r>
-          </w:p>
-        </w:tc>
-      </w:tr>
-    </w:tbl>
+    <w:p>
+      <w:pPr>
+        <w:spacing w:after="60"/>
+        <w:ind w:left="259"/>
+      </w:pPr>
+      <w:r>
+        <w:rPr>
+          <w:b/>
+          <w:color w:val="1F3349"/>
+          <w:sz w:val="21"/>
+        </w:rPr>
+        <w:t>1 개발자가 반드시 지킬 경계</w:t>
+      </w:r>
+    </w:p>
+    <w:p>
+      <w:pPr>
+        <w:spacing w:after="60"/>
+        <w:ind w:left="259"/>
+      </w:pPr>
+      <w:r>
+        <w:rPr>
+          <w:b/>
+          <w:color w:val="1F3349"/>
+          <w:sz w:val="21"/>
+        </w:rPr>
+        <w:t>2 패키지와 Generated Domain</w:t>
+      </w:r>
+    </w:p>
+    <w:p>
+      <w:pPr>
+        <w:spacing w:after="60"/>
+        <w:ind w:left="259"/>
+      </w:pPr>
+      <w:r>
+        <w:rPr>
+          <w:b/>
+          <w:color w:val="1F3349"/>
+          <w:sz w:val="21"/>
+        </w:rPr>
+        <w:t>3 API와 Error</w:t>
+      </w:r>
+    </w:p>
+    <w:p>
+      <w:pPr>
+        <w:spacing w:after="60"/>
+        <w:ind w:left="259"/>
+      </w:pPr>
+      <w:r>
+        <w:rPr>
+          <w:b/>
+          <w:color w:val="1F3349"/>
+          <w:sz w:val="21"/>
+        </w:rPr>
+        <w:t>4 보안과 운영</w:t>
+      </w:r>
+    </w:p>
+    <w:p>
+      <w:pPr>
+        <w:spacing w:after="60"/>
+        <w:ind w:left="259"/>
+      </w:pPr>
+      <w:r>
+        <w:rPr>
+          <w:b/>
+          <w:color w:val="1F3349"/>
+          <w:sz w:val="21"/>
+        </w:rPr>
+        <w:t>5 검증</w:t>
+      </w:r>
+    </w:p>
     <w:p>
       <w:r>
         <w:br w:type="page"/>
@@ -596,15 +344,49 @@
     <w:p>
       <w:pPr>
         <w:pStyle w:val="Heading1"/>
+        <w:keepNext/>
       </w:pPr>
       <w:r>
         <w:t>1 개발자가 반드시 지킬 경계</w:t>
       </w:r>
     </w:p>
+    <w:p>
+      <w:pPr>
+        <w:spacing w:before="80" w:after="200"/>
+        <w:ind w:left="173" w:right="58"/>
+        <w:shd w:fill="F3F7FB"/>
+        <w:pBdr>
+          <w:left w:val="single" w:sz="18" w:space="8" w:color="4F46E5"/>
+        </w:pBdr>
+      </w:pPr>
+      <w:r>
+        <w:rPr>
+          <w:b/>
+          <w:color w:val="362D91"/>
+          <w:sz w:val="20"/>
+        </w:rPr>
+        <w:t xml:space="preserve">이 장을 보는 이유  </w:t>
+      </w:r>
+      <w:r>
+        <w:rPr>
+          <w:color w:val="26374C"/>
+          <w:sz w:val="20"/>
+        </w:rPr>
+        <w:t>코드를 어디에 둘지와 어떤 API를 사용할지 결정할 때 적용합니다.</w:t>
+      </w:r>
+    </w:p>
+    <w:p>
+      <w:pPr>
+        <w:pStyle w:val="CPFLabel"/>
+      </w:pPr>
+      <w:r>
+        <w:t>MUST / MUST NOT</w:t>
+      </w:r>
+    </w:p>
     <w:tbl>
       <w:tblPr>
         <w:tblW w:type="auto" w:w="0"/>
-        <w:jc w:val="left"/>
+        <w:jc w:val="center"/>
         <w:tblLayout w:type="fixed"/>
         <w:tblLook w:firstColumn="1" w:firstRow="1" w:lastColumn="0" w:lastRow="0" w:noHBand="0" w:noVBand="1" w:val="04A0"/>
       </w:tblPr>
@@ -618,78 +400,21 @@
         </w:trPr>
         <w:tc>
           <w:tcPr>
-            <w:tcW w:type="dxa" w:w="1927"/>
-            <w:shd w:fill="17324D"/>
+            <w:tcW w:type="dxa" w:w="2466"/>
+            <w:shd w:fill="223A57"/>
             <w:tcMar>
-              <w:top w:w="110" w:type="dxa"/>
-              <w:start w:w="140" w:type="dxa"/>
-              <w:bottom w:w="110" w:type="dxa"/>
-              <w:end w:w="140" w:type="dxa"/>
+              <w:top w:w="90" w:type="dxa"/>
+              <w:start w:w="100" w:type="dxa"/>
+              <w:bottom w:w="90" w:type="dxa"/>
+              <w:end w:w="100" w:type="dxa"/>
             </w:tcMar>
+            <w:vAlign w:val="center"/>
           </w:tcPr>
           <w:p>
-            <w:r>
-              <w:rPr>
-                <w:b/>
-                <w:color w:val="FFFFFF"/>
-              </w:rPr>
-              <w:t>이 장을 보는 이유</w:t>
-            </w:r>
-          </w:p>
-        </w:tc>
-        <w:tc>
-          <w:tcPr>
-            <w:tcW w:type="dxa" w:w="7371"/>
-            <w:tcMar>
-              <w:top w:w="110" w:type="dxa"/>
-              <w:start w:w="140" w:type="dxa"/>
-              <w:bottom w:w="110" w:type="dxa"/>
-              <w:end w:w="140" w:type="dxa"/>
-            </w:tcMar>
-          </w:tcPr>
-          <w:p>
-            <w:r>
-              <w:t>코드를 어디에 둘지와 어떤 API를 사용할지 결정할 때 적용합니다.</w:t>
-            </w:r>
-          </w:p>
-        </w:tc>
-      </w:tr>
-    </w:tbl>
-    <w:p>
-      <w:pPr>
-        <w:pStyle w:val="CPFLabel"/>
-      </w:pPr>
-      <w:r>
-        <w:t>MUST / MUST NOT</w:t>
-      </w:r>
-    </w:p>
-    <w:tbl>
-      <w:tblPr>
-        <w:tblW w:type="auto" w:w="0"/>
-        <w:jc w:val="left"/>
-        <w:tblLayout w:type="fixed"/>
-        <w:tblLook w:firstColumn="1" w:firstRow="1" w:lastColumn="0" w:lastRow="0" w:noHBand="0" w:noVBand="1" w:val="04A0"/>
-      </w:tblPr>
-      <w:tblGrid>
-        <w:gridCol w:w="4933"/>
-        <w:gridCol w:w="4933"/>
-      </w:tblGrid>
-      <w:tr>
-        <w:trPr>
-          <w:tblHeader w:val="true"/>
-        </w:trPr>
-        <w:tc>
-          <w:tcPr>
-            <w:tcW w:type="dxa" w:w="1961"/>
-            <w:shd w:fill="17324D"/>
-            <w:tcMar>
-              <w:top w:w="90" w:type="dxa"/>
-              <w:start w:w="110" w:type="dxa"/>
-              <w:bottom w:w="90" w:type="dxa"/>
-              <w:end w:w="110" w:type="dxa"/>
-            </w:tcMar>
-          </w:tcPr>
-          <w:p>
+            <w:pPr>
+              <w:spacing w:before="0" w:after="0" w:line="252" w:lineRule="auto"/>
+              <w:jc w:val="left"/>
+            </w:pPr>
             <w:r>
               <w:rPr>
                 <w:b/>
@@ -702,16 +427,21 @@
         </w:tc>
         <w:tc>
           <w:tcPr>
-            <w:tcW w:type="dxa" w:w="7564"/>
-            <w:shd w:fill="17324D"/>
+            <w:tcW w:type="dxa" w:w="7399"/>
+            <w:shd w:fill="223A57"/>
             <w:tcMar>
               <w:top w:w="90" w:type="dxa"/>
-              <w:start w:w="110" w:type="dxa"/>
+              <w:start w:w="100" w:type="dxa"/>
               <w:bottom w:w="90" w:type="dxa"/>
-              <w:end w:w="110" w:type="dxa"/>
+              <w:end w:w="100" w:type="dxa"/>
             </w:tcMar>
+            <w:vAlign w:val="center"/>
           </w:tcPr>
           <w:p>
+            <w:pPr>
+              <w:spacing w:before="0" w:after="0" w:line="252" w:lineRule="auto"/>
+              <w:jc w:val="left"/>
+            </w:pPr>
             <w:r>
               <w:rPr>
                 <w:b/>
@@ -729,23 +459,23 @@
         </w:trPr>
         <w:tc>
           <w:tcPr>
-            <w:tcW w:type="dxa" w:w="1961"/>
+            <w:tcW w:type="dxa" w:w="2466"/>
             <w:tcMar>
-              <w:top w:w="80" w:type="dxa"/>
+              <w:top w:w="90" w:type="dxa"/>
               <w:start w:w="100" w:type="dxa"/>
-              <w:bottom w:w="80" w:type="dxa"/>
+              <w:bottom w:w="90" w:type="dxa"/>
               <w:end w:w="100" w:type="dxa"/>
             </w:tcMar>
             <w:vAlign w:val="center"/>
           </w:tcPr>
           <w:p>
             <w:pPr>
-              <w:spacing w:after="0" w:line="252" w:lineRule="auto"/>
+              <w:spacing w:after="0" w:line="252" w:lineRule="auto" w:before="0"/>
             </w:pPr>
             <w:r>
               <w:rPr>
                 <w:rFonts w:ascii="Noto Sans KR" w:hAnsi="Noto Sans KR" w:eastAsia="Noto Sans KR"/>
-                <w:sz w:val="16"/>
+                <w:sz w:val="17"/>
               </w:rPr>
               <w:t>MUST</w:t>
             </w:r>
@@ -753,23 +483,23 @@
         </w:tc>
         <w:tc>
           <w:tcPr>
-            <w:tcW w:type="dxa" w:w="7564"/>
+            <w:tcW w:type="dxa" w:w="7399"/>
             <w:tcMar>
-              <w:top w:w="80" w:type="dxa"/>
+              <w:top w:w="90" w:type="dxa"/>
               <w:start w:w="100" w:type="dxa"/>
-              <w:bottom w:w="80" w:type="dxa"/>
+              <w:bottom w:w="90" w:type="dxa"/>
               <w:end w:w="100" w:type="dxa"/>
             </w:tcMar>
             <w:vAlign w:val="center"/>
           </w:tcPr>
           <w:p>
             <w:pPr>
-              <w:spacing w:after="0" w:line="252" w:lineRule="auto"/>
+              <w:spacing w:after="0" w:line="252" w:lineRule="auto" w:before="0"/>
             </w:pPr>
             <w:r>
               <w:rPr>
                 <w:rFonts w:ascii="Noto Sans KR" w:hAnsi="Noto Sans KR" w:eastAsia="Noto Sans KR"/>
-                <w:sz w:val="16"/>
+                <w:sz w:val="17"/>
               </w:rPr>
               <w:t>업무 Domain은 Owner DB만 접근</w:t>
             </w:r>
@@ -782,24 +512,24 @@
         </w:trPr>
         <w:tc>
           <w:tcPr>
-            <w:tcW w:type="dxa" w:w="1961"/>
+            <w:tcW w:type="dxa" w:w="2466"/>
             <w:tcMar>
-              <w:top w:w="80" w:type="dxa"/>
+              <w:top w:w="90" w:type="dxa"/>
               <w:start w:w="100" w:type="dxa"/>
-              <w:bottom w:w="80" w:type="dxa"/>
+              <w:bottom w:w="90" w:type="dxa"/>
               <w:end w:w="100" w:type="dxa"/>
             </w:tcMar>
             <w:vAlign w:val="center"/>
-            <w:shd w:fill="F7FAFC"/>
+            <w:shd w:fill="F5F8FB"/>
           </w:tcPr>
           <w:p>
             <w:pPr>
-              <w:spacing w:after="0" w:line="252" w:lineRule="auto"/>
+              <w:spacing w:after="0" w:line="252" w:lineRule="auto" w:before="0"/>
             </w:pPr>
             <w:r>
               <w:rPr>
                 <w:rFonts w:ascii="Noto Sans KR" w:hAnsi="Noto Sans KR" w:eastAsia="Noto Sans KR"/>
-                <w:sz w:val="16"/>
+                <w:sz w:val="17"/>
               </w:rPr>
               <w:t>MUST</w:t>
             </w:r>
@@ -807,24 +537,24 @@
         </w:tc>
         <w:tc>
           <w:tcPr>
-            <w:tcW w:type="dxa" w:w="7564"/>
+            <w:tcW w:type="dxa" w:w="7399"/>
             <w:tcMar>
-              <w:top w:w="80" w:type="dxa"/>
+              <w:top w:w="90" w:type="dxa"/>
               <w:start w:w="100" w:type="dxa"/>
-              <w:bottom w:w="80" w:type="dxa"/>
+              <w:bottom w:w="90" w:type="dxa"/>
               <w:end w:w="100" w:type="dxa"/>
             </w:tcMar>
             <w:vAlign w:val="center"/>
-            <w:shd w:fill="F7FAFC"/>
+            <w:shd w:fill="F5F8FB"/>
           </w:tcPr>
           <w:p>
             <w:pPr>
-              <w:spacing w:after="0" w:line="252" w:lineRule="auto"/>
+              <w:spacing w:after="0" w:line="252" w:lineRule="auto" w:before="0"/>
             </w:pPr>
             <w:r>
               <w:rPr>
                 <w:rFonts w:ascii="Noto Sans KR" w:hAnsi="Noto Sans KR" w:eastAsia="Noto Sans KR"/>
-                <w:sz w:val="16"/>
+                <w:sz w:val="17"/>
               </w:rPr>
               <w:t>Public API/Starter를 사용하고 Internal leaf 직접 참조 금지</w:t>
             </w:r>
@@ -837,23 +567,23 @@
         </w:trPr>
         <w:tc>
           <w:tcPr>
-            <w:tcW w:type="dxa" w:w="1961"/>
+            <w:tcW w:type="dxa" w:w="2466"/>
             <w:tcMar>
-              <w:top w:w="80" w:type="dxa"/>
+              <w:top w:w="90" w:type="dxa"/>
               <w:start w:w="100" w:type="dxa"/>
-              <w:bottom w:w="80" w:type="dxa"/>
+              <w:bottom w:w="90" w:type="dxa"/>
               <w:end w:w="100" w:type="dxa"/>
             </w:tcMar>
             <w:vAlign w:val="center"/>
           </w:tcPr>
           <w:p>
             <w:pPr>
-              <w:spacing w:after="0" w:line="252" w:lineRule="auto"/>
+              <w:spacing w:after="0" w:line="252" w:lineRule="auto" w:before="0"/>
             </w:pPr>
             <w:r>
               <w:rPr>
                 <w:rFonts w:ascii="Noto Sans KR" w:hAnsi="Noto Sans KR" w:eastAsia="Noto Sans KR"/>
-                <w:sz w:val="16"/>
+                <w:sz w:val="17"/>
               </w:rPr>
               <w:t>MUST</w:t>
             </w:r>
@@ -861,23 +591,23 @@
         </w:tc>
         <w:tc>
           <w:tcPr>
-            <w:tcW w:type="dxa" w:w="7564"/>
+            <w:tcW w:type="dxa" w:w="7399"/>
             <w:tcMar>
-              <w:top w:w="80" w:type="dxa"/>
+              <w:top w:w="90" w:type="dxa"/>
               <w:start w:w="100" w:type="dxa"/>
-              <w:bottom w:w="80" w:type="dxa"/>
+              <w:bottom w:w="90" w:type="dxa"/>
               <w:end w:w="100" w:type="dxa"/>
             </w:tcMar>
             <w:vAlign w:val="center"/>
           </w:tcPr>
           <w:p>
             <w:pPr>
-              <w:spacing w:after="0" w:line="252" w:lineRule="auto"/>
+              <w:spacing w:after="0" w:line="252" w:lineRule="auto" w:before="0"/>
             </w:pPr>
             <w:r>
               <w:rPr>
                 <w:rFonts w:ascii="Noto Sans KR" w:hAnsi="Noto Sans KR" w:eastAsia="Noto Sans KR"/>
-                <w:sz w:val="16"/>
+                <w:sz w:val="17"/>
               </w:rPr>
               <w:t>Same JVM Domain 호출은 in-process, self-HTTP 금지</w:t>
             </w:r>
@@ -890,24 +620,24 @@
         </w:trPr>
         <w:tc>
           <w:tcPr>
-            <w:tcW w:type="dxa" w:w="1961"/>
+            <w:tcW w:type="dxa" w:w="2466"/>
             <w:tcMar>
-              <w:top w:w="80" w:type="dxa"/>
+              <w:top w:w="90" w:type="dxa"/>
               <w:start w:w="100" w:type="dxa"/>
-              <w:bottom w:w="80" w:type="dxa"/>
+              <w:bottom w:w="90" w:type="dxa"/>
               <w:end w:w="100" w:type="dxa"/>
             </w:tcMar>
             <w:vAlign w:val="center"/>
-            <w:shd w:fill="F7FAFC"/>
+            <w:shd w:fill="F5F8FB"/>
           </w:tcPr>
           <w:p>
             <w:pPr>
-              <w:spacing w:after="0" w:line="252" w:lineRule="auto"/>
+              <w:spacing w:after="0" w:line="252" w:lineRule="auto" w:before="0"/>
             </w:pPr>
             <w:r>
               <w:rPr>
                 <w:rFonts w:ascii="Noto Sans KR" w:hAnsi="Noto Sans KR" w:eastAsia="Noto Sans KR"/>
-                <w:sz w:val="16"/>
+                <w:sz w:val="17"/>
               </w:rPr>
               <w:t>MUST</w:t>
             </w:r>
@@ -915,24 +645,24 @@
         </w:tc>
         <w:tc>
           <w:tcPr>
-            <w:tcW w:type="dxa" w:w="7564"/>
+            <w:tcW w:type="dxa" w:w="7399"/>
             <w:tcMar>
-              <w:top w:w="80" w:type="dxa"/>
+              <w:top w:w="90" w:type="dxa"/>
               <w:start w:w="100" w:type="dxa"/>
-              <w:bottom w:w="80" w:type="dxa"/>
+              <w:bottom w:w="90" w:type="dxa"/>
               <w:end w:w="100" w:type="dxa"/>
             </w:tcMar>
             <w:vAlign w:val="center"/>
-            <w:shd w:fill="F7FAFC"/>
+            <w:shd w:fill="F5F8FB"/>
           </w:tcPr>
           <w:p>
             <w:pPr>
-              <w:spacing w:after="0" w:line="252" w:lineRule="auto"/>
+              <w:spacing w:after="0" w:line="252" w:lineRule="auto" w:before="0"/>
             </w:pPr>
             <w:r>
               <w:rPr>
                 <w:rFonts w:ascii="Noto Sans KR" w:hAnsi="Noto Sans KR" w:eastAsia="Noto Sans KR"/>
-                <w:sz w:val="16"/>
+                <w:sz w:val="17"/>
               </w:rPr>
               <w:t>Remote Side Effect UNKNOWN을 보존하고 reconcile</w:t>
             </w:r>
@@ -945,23 +675,23 @@
         </w:trPr>
         <w:tc>
           <w:tcPr>
-            <w:tcW w:type="dxa" w:w="1961"/>
+            <w:tcW w:type="dxa" w:w="2466"/>
             <w:tcMar>
-              <w:top w:w="80" w:type="dxa"/>
+              <w:top w:w="90" w:type="dxa"/>
               <w:start w:w="100" w:type="dxa"/>
-              <w:bottom w:w="80" w:type="dxa"/>
+              <w:bottom w:w="90" w:type="dxa"/>
               <w:end w:w="100" w:type="dxa"/>
             </w:tcMar>
             <w:vAlign w:val="center"/>
           </w:tcPr>
           <w:p>
             <w:pPr>
-              <w:spacing w:after="0" w:line="252" w:lineRule="auto"/>
+              <w:spacing w:after="0" w:line="252" w:lineRule="auto" w:before="0"/>
             </w:pPr>
             <w:r>
               <w:rPr>
                 <w:rFonts w:ascii="Noto Sans KR" w:hAnsi="Noto Sans KR" w:eastAsia="Noto Sans KR"/>
-                <w:sz w:val="16"/>
+                <w:sz w:val="17"/>
               </w:rPr>
               <w:t>MUST</w:t>
             </w:r>
@@ -969,23 +699,23 @@
         </w:tc>
         <w:tc>
           <w:tcPr>
-            <w:tcW w:type="dxa" w:w="7564"/>
+            <w:tcW w:type="dxa" w:w="7399"/>
             <w:tcMar>
-              <w:top w:w="80" w:type="dxa"/>
+              <w:top w:w="90" w:type="dxa"/>
               <w:start w:w="100" w:type="dxa"/>
-              <w:bottom w:w="80" w:type="dxa"/>
+              <w:bottom w:w="90" w:type="dxa"/>
               <w:end w:w="100" w:type="dxa"/>
             </w:tcMar>
             <w:vAlign w:val="center"/>
           </w:tcPr>
           <w:p>
             <w:pPr>
-              <w:spacing w:after="0" w:line="252" w:lineRule="auto"/>
+              <w:spacing w:after="0" w:line="252" w:lineRule="auto" w:before="0"/>
             </w:pPr>
             <w:r>
               <w:rPr>
                 <w:rFonts w:ascii="Noto Sans KR" w:hAnsi="Noto Sans KR" w:eastAsia="Noto Sans KR"/>
-                <w:sz w:val="16"/>
+                <w:sz w:val="17"/>
               </w:rPr>
               <w:t>DB 변경은 DB3 lifecycle 전체 검증</w:t>
             </w:r>
@@ -998,24 +728,24 @@
         </w:trPr>
         <w:tc>
           <w:tcPr>
-            <w:tcW w:type="dxa" w:w="1961"/>
+            <w:tcW w:type="dxa" w:w="2466"/>
             <w:tcMar>
-              <w:top w:w="80" w:type="dxa"/>
+              <w:top w:w="90" w:type="dxa"/>
               <w:start w:w="100" w:type="dxa"/>
-              <w:bottom w:w="80" w:type="dxa"/>
+              <w:bottom w:w="90" w:type="dxa"/>
               <w:end w:w="100" w:type="dxa"/>
             </w:tcMar>
             <w:vAlign w:val="center"/>
-            <w:shd w:fill="F7FAFC"/>
+            <w:shd w:fill="F5F8FB"/>
           </w:tcPr>
           <w:p>
             <w:pPr>
-              <w:spacing w:after="0" w:line="252" w:lineRule="auto"/>
+              <w:spacing w:after="0" w:line="252" w:lineRule="auto" w:before="0"/>
             </w:pPr>
             <w:r>
               <w:rPr>
                 <w:rFonts w:ascii="Noto Sans KR" w:hAnsi="Noto Sans KR" w:eastAsia="Noto Sans KR"/>
-                <w:sz w:val="16"/>
+                <w:sz w:val="17"/>
               </w:rPr>
               <w:t>MUST NOT</w:t>
             </w:r>
@@ -1023,24 +753,24 @@
         </w:tc>
         <w:tc>
           <w:tcPr>
-            <w:tcW w:type="dxa" w:w="7564"/>
+            <w:tcW w:type="dxa" w:w="7399"/>
             <w:tcMar>
-              <w:top w:w="80" w:type="dxa"/>
+              <w:top w:w="90" w:type="dxa"/>
               <w:start w:w="100" w:type="dxa"/>
-              <w:bottom w:w="80" w:type="dxa"/>
+              <w:bottom w:w="90" w:type="dxa"/>
               <w:end w:w="100" w:type="dxa"/>
             </w:tcMar>
             <w:vAlign w:val="center"/>
-            <w:shd w:fill="F7FAFC"/>
+            <w:shd w:fill="F5F8FB"/>
           </w:tcPr>
           <w:p>
             <w:pPr>
-              <w:spacing w:after="0" w:line="252" w:lineRule="auto"/>
+              <w:spacing w:after="0" w:line="252" w:lineRule="auto" w:before="0"/>
             </w:pPr>
             <w:r>
               <w:rPr>
                 <w:rFonts w:ascii="Noto Sans KR" w:hAnsi="Noto Sans KR" w:eastAsia="Noto Sans KR"/>
-                <w:sz w:val="16"/>
+                <w:sz w:val="17"/>
               </w:rPr>
               <w:t>cpf-core에 Admin/Batch Runtime/특정 업무 적치</w:t>
             </w:r>
@@ -1053,23 +783,23 @@
         </w:trPr>
         <w:tc>
           <w:tcPr>
-            <w:tcW w:type="dxa" w:w="1961"/>
+            <w:tcW w:type="dxa" w:w="2466"/>
             <w:tcMar>
-              <w:top w:w="80" w:type="dxa"/>
+              <w:top w:w="90" w:type="dxa"/>
               <w:start w:w="100" w:type="dxa"/>
-              <w:bottom w:w="80" w:type="dxa"/>
+              <w:bottom w:w="90" w:type="dxa"/>
               <w:end w:w="100" w:type="dxa"/>
             </w:tcMar>
             <w:vAlign w:val="center"/>
           </w:tcPr>
           <w:p>
             <w:pPr>
-              <w:spacing w:after="0" w:line="252" w:lineRule="auto"/>
+              <w:spacing w:after="0" w:line="252" w:lineRule="auto" w:before="0"/>
             </w:pPr>
             <w:r>
               <w:rPr>
                 <w:rFonts w:ascii="Noto Sans KR" w:hAnsi="Noto Sans KR" w:eastAsia="Noto Sans KR"/>
-                <w:sz w:val="16"/>
+                <w:sz w:val="17"/>
               </w:rPr>
               <w:t>MUST NOT</w:t>
             </w:r>
@@ -1077,23 +807,23 @@
         </w:tc>
         <w:tc>
           <w:tcPr>
-            <w:tcW w:type="dxa" w:w="7564"/>
+            <w:tcW w:type="dxa" w:w="7399"/>
             <w:tcMar>
-              <w:top w:w="80" w:type="dxa"/>
+              <w:top w:w="90" w:type="dxa"/>
               <w:start w:w="100" w:type="dxa"/>
-              <w:bottom w:w="80" w:type="dxa"/>
+              <w:bottom w:w="90" w:type="dxa"/>
               <w:end w:w="100" w:type="dxa"/>
             </w:tcMar>
             <w:vAlign w:val="center"/>
           </w:tcPr>
           <w:p>
             <w:pPr>
-              <w:spacing w:after="0" w:line="252" w:lineRule="auto"/>
+              <w:spacing w:after="0" w:line="252" w:lineRule="auto" w:before="0"/>
             </w:pPr>
             <w:r>
               <w:rPr>
                 <w:rFonts w:ascii="Noto Sans KR" w:hAnsi="Noto Sans KR" w:eastAsia="Noto Sans KR"/>
-                <w:sz w:val="16"/>
+                <w:sz w:val="17"/>
               </w:rPr>
               <w:t>Header6를 업무 개발자가 직접 조립</w:t>
             </w:r>
@@ -1106,24 +836,24 @@
         </w:trPr>
         <w:tc>
           <w:tcPr>
-            <w:tcW w:type="dxa" w:w="1961"/>
+            <w:tcW w:type="dxa" w:w="2466"/>
             <w:tcMar>
-              <w:top w:w="80" w:type="dxa"/>
+              <w:top w:w="90" w:type="dxa"/>
               <w:start w:w="100" w:type="dxa"/>
-              <w:bottom w:w="80" w:type="dxa"/>
+              <w:bottom w:w="90" w:type="dxa"/>
               <w:end w:w="100" w:type="dxa"/>
             </w:tcMar>
             <w:vAlign w:val="center"/>
-            <w:shd w:fill="F7FAFC"/>
+            <w:shd w:fill="F5F8FB"/>
           </w:tcPr>
           <w:p>
             <w:pPr>
-              <w:spacing w:after="0" w:line="252" w:lineRule="auto"/>
+              <w:spacing w:after="0" w:line="252" w:lineRule="auto" w:before="0"/>
             </w:pPr>
             <w:r>
               <w:rPr>
                 <w:rFonts w:ascii="Noto Sans KR" w:hAnsi="Noto Sans KR" w:eastAsia="Noto Sans KR"/>
-                <w:sz w:val="16"/>
+                <w:sz w:val="17"/>
               </w:rPr>
               <w:t>MUST NOT</w:t>
             </w:r>
@@ -1131,24 +861,24 @@
         </w:tc>
         <w:tc>
           <w:tcPr>
-            <w:tcW w:type="dxa" w:w="7564"/>
+            <w:tcW w:type="dxa" w:w="7399"/>
             <w:tcMar>
-              <w:top w:w="80" w:type="dxa"/>
+              <w:top w:w="90" w:type="dxa"/>
               <w:start w:w="100" w:type="dxa"/>
-              <w:bottom w:w="80" w:type="dxa"/>
+              <w:bottom w:w="90" w:type="dxa"/>
               <w:end w:w="100" w:type="dxa"/>
             </w:tcMar>
             <w:vAlign w:val="center"/>
-            <w:shd w:fill="F7FAFC"/>
+            <w:shd w:fill="F5F8FB"/>
           </w:tcPr>
           <w:p>
             <w:pPr>
-              <w:spacing w:after="0" w:line="252" w:lineRule="auto"/>
+              <w:spacing w:after="0" w:line="252" w:lineRule="auto" w:before="0"/>
             </w:pPr>
             <w:r>
               <w:rPr>
                 <w:rFonts w:ascii="Noto Sans KR" w:hAnsi="Noto Sans KR" w:eastAsia="Noto Sans KR"/>
-                <w:sz w:val="16"/>
+                <w:sz w:val="17"/>
               </w:rPr>
               <w:t>Secret/PII 원문을 로그/Evidence에 기록</w:t>
             </w:r>
@@ -1159,65 +889,37 @@
     <w:p>
       <w:pPr>
         <w:pStyle w:val="Heading1"/>
+        <w:keepNext/>
       </w:pPr>
       <w:r>
         <w:t>2 패키지와 Generated Domain</w:t>
       </w:r>
     </w:p>
-    <w:tbl>
-      <w:tblPr>
-        <w:tblW w:type="auto" w:w="0"/>
-        <w:jc w:val="left"/>
-        <w:tblLayout w:type="fixed"/>
-        <w:tblLook w:firstColumn="1" w:firstRow="1" w:lastColumn="0" w:lastRow="0" w:noHBand="0" w:noVBand="1" w:val="04A0"/>
-      </w:tblPr>
-      <w:tblGrid>
-        <w:gridCol w:w="4933"/>
-        <w:gridCol w:w="4933"/>
-      </w:tblGrid>
-      <w:tr>
-        <w:trPr>
-          <w:tblHeader w:val="true"/>
-        </w:trPr>
-        <w:tc>
-          <w:tcPr>
-            <w:tcW w:type="dxa" w:w="1927"/>
-            <w:shd w:fill="17324D"/>
-            <w:tcMar>
-              <w:top w:w="110" w:type="dxa"/>
-              <w:start w:w="140" w:type="dxa"/>
-              <w:bottom w:w="110" w:type="dxa"/>
-              <w:end w:w="140" w:type="dxa"/>
-            </w:tcMar>
-          </w:tcPr>
-          <w:p>
-            <w:r>
-              <w:rPr>
-                <w:b/>
-                <w:color w:val="FFFFFF"/>
-              </w:rPr>
-              <w:t>이 장을 보는 이유</w:t>
-            </w:r>
-          </w:p>
-        </w:tc>
-        <w:tc>
-          <w:tcPr>
-            <w:tcW w:type="dxa" w:w="7371"/>
-            <w:tcMar>
-              <w:top w:w="110" w:type="dxa"/>
-              <w:start w:w="140" w:type="dxa"/>
-              <w:bottom w:w="110" w:type="dxa"/>
-              <w:end w:w="140" w:type="dxa"/>
-            </w:tcMar>
-          </w:tcPr>
-          <w:p>
-            <w:r>
-              <w:t>업무 feature와 technical role을 분리해 찾기 쉬운 Source 구조를 유지합니다.</w:t>
-            </w:r>
-          </w:p>
-        </w:tc>
-      </w:tr>
-    </w:tbl>
+    <w:p>
+      <w:pPr>
+        <w:spacing w:before="80" w:after="200"/>
+        <w:ind w:left="173" w:right="58"/>
+        <w:shd w:fill="F3F7FB"/>
+        <w:pBdr>
+          <w:left w:val="single" w:sz="18" w:space="8" w:color="4F46E5"/>
+        </w:pBdr>
+      </w:pPr>
+      <w:r>
+        <w:rPr>
+          <w:b/>
+          <w:color w:val="362D91"/>
+          <w:sz w:val="20"/>
+        </w:rPr>
+        <w:t xml:space="preserve">이 장을 보는 이유  </w:t>
+      </w:r>
+      <w:r>
+        <w:rPr>
+          <w:color w:val="26374C"/>
+          <w:sz w:val="20"/>
+        </w:rPr>
+        <w:t>업무 feature와 technical role을 분리해 찾기 쉬운 Source 구조를 유지합니다.</w:t>
+      </w:r>
+    </w:p>
     <w:p>
       <w:pPr>
         <w:pStyle w:val="CPFLabel"/>
@@ -1229,7 +931,8 @@
     <w:tbl>
       <w:tblPr>
         <w:tblW w:type="auto" w:w="0"/>
-        <w:jc w:val="left"/>
+        <w:jc w:val="center"/>
+        <w:tblLayout w:type="fixed"/>
         <w:tblLook w:firstColumn="1" w:firstRow="1" w:lastColumn="0" w:lastRow="0" w:noHBand="0" w:noVBand="1" w:val="04A0"/>
       </w:tblPr>
       <w:tblGrid>
@@ -1242,20 +945,28 @@
         <w:tc>
           <w:tcPr>
             <w:tcW w:type="dxa" w:w="9866"/>
-            <w:shd w:fill="F1F5F9"/>
+            <w:shd w:fill="223A57"/>
             <w:tcMar>
-              <w:top w:w="120" w:type="dxa"/>
-              <w:start w:w="150" w:type="dxa"/>
-              <w:bottom w:w="120" w:type="dxa"/>
-              <w:end w:w="150" w:type="dxa"/>
+              <w:top w:w="90" w:type="dxa"/>
+              <w:start w:w="100" w:type="dxa"/>
+              <w:bottom w:w="90" w:type="dxa"/>
+              <w:end w:w="100" w:type="dxa"/>
             </w:tcMar>
+            <w:vAlign w:val="center"/>
           </w:tcPr>
           <w:p>
             <w:pPr>
               <w:pStyle w:val="CPFCode"/>
+              <w:spacing w:before="0" w:after="0" w:line="252" w:lineRule="auto"/>
               <w:ind w:left="0"/>
+              <w:jc w:val="left"/>
             </w:pPr>
             <w:r>
+              <w:rPr>
+                <w:b/>
+                <w:color w:val="FFFFFF"/>
+                <w:sz w:val="16"/>
+              </w:rPr>
               <w:t>cpf-&lt;domain&gt;/online/src/main/java/&lt;domain-package&gt;/&lt;business-feature&gt;/&lt;technical-role&gt;</w:t>
             </w:r>
           </w:p>
@@ -1295,65 +1006,37 @@
     <w:p>
       <w:pPr>
         <w:pStyle w:val="Heading1"/>
+        <w:keepNext/>
       </w:pPr>
       <w:r>
         <w:t>3 API와 Error</w:t>
       </w:r>
     </w:p>
-    <w:tbl>
-      <w:tblPr>
-        <w:tblW w:type="auto" w:w="0"/>
-        <w:jc w:val="left"/>
-        <w:tblLayout w:type="fixed"/>
-        <w:tblLook w:firstColumn="1" w:firstRow="1" w:lastColumn="0" w:lastRow="0" w:noHBand="0" w:noVBand="1" w:val="04A0"/>
-      </w:tblPr>
-      <w:tblGrid>
-        <w:gridCol w:w="4933"/>
-        <w:gridCol w:w="4933"/>
-      </w:tblGrid>
-      <w:tr>
-        <w:trPr>
-          <w:tblHeader w:val="true"/>
-        </w:trPr>
-        <w:tc>
-          <w:tcPr>
-            <w:tcW w:type="dxa" w:w="1927"/>
-            <w:shd w:fill="17324D"/>
-            <w:tcMar>
-              <w:top w:w="110" w:type="dxa"/>
-              <w:start w:w="140" w:type="dxa"/>
-              <w:bottom w:w="110" w:type="dxa"/>
-              <w:end w:w="140" w:type="dxa"/>
-            </w:tcMar>
-          </w:tcPr>
-          <w:p>
-            <w:r>
-              <w:rPr>
-                <w:b/>
-                <w:color w:val="FFFFFF"/>
-              </w:rPr>
-              <w:t>이 장을 보는 이유</w:t>
-            </w:r>
-          </w:p>
-        </w:tc>
-        <w:tc>
-          <w:tcPr>
-            <w:tcW w:type="dxa" w:w="7371"/>
-            <w:tcMar>
-              <w:top w:w="110" w:type="dxa"/>
-              <w:start w:w="140" w:type="dxa"/>
-              <w:bottom w:w="110" w:type="dxa"/>
-              <w:end w:w="140" w:type="dxa"/>
-            </w:tcMar>
-          </w:tcPr>
-          <w:p>
-            <w:r>
-              <w:t>Public Contract·OperationId·오류 상태를 일관되게 유지합니다.</w:t>
-            </w:r>
-          </w:p>
-        </w:tc>
-      </w:tr>
-    </w:tbl>
+    <w:p>
+      <w:pPr>
+        <w:spacing w:before="80" w:after="200"/>
+        <w:ind w:left="173" w:right="58"/>
+        <w:shd w:fill="F3F7FB"/>
+        <w:pBdr>
+          <w:left w:val="single" w:sz="18" w:space="8" w:color="4F46E5"/>
+        </w:pBdr>
+      </w:pPr>
+      <w:r>
+        <w:rPr>
+          <w:b/>
+          <w:color w:val="362D91"/>
+          <w:sz w:val="20"/>
+        </w:rPr>
+        <w:t xml:space="preserve">이 장을 보는 이유  </w:t>
+      </w:r>
+      <w:r>
+        <w:rPr>
+          <w:color w:val="26374C"/>
+          <w:sz w:val="20"/>
+        </w:rPr>
+        <w:t>Public Contract·OperationId·오류 상태를 일관되게 유지합니다.</w:t>
+      </w:r>
+    </w:p>
     <w:p>
       <w:pPr>
         <w:pStyle w:val="ListBullet"/>
@@ -1387,15 +1070,49 @@
     <w:p>
       <w:pPr>
         <w:pStyle w:val="Heading1"/>
+        <w:keepNext/>
       </w:pPr>
       <w:r>
         <w:t>4 보안과 운영</w:t>
       </w:r>
     </w:p>
+    <w:p>
+      <w:pPr>
+        <w:spacing w:before="80" w:after="200"/>
+        <w:ind w:left="173" w:right="58"/>
+        <w:shd w:fill="F3F7FB"/>
+        <w:pBdr>
+          <w:left w:val="single" w:sz="18" w:space="8" w:color="4F46E5"/>
+        </w:pBdr>
+      </w:pPr>
+      <w:r>
+        <w:rPr>
+          <w:b/>
+          <w:color w:val="362D91"/>
+          <w:sz w:val="20"/>
+        </w:rPr>
+        <w:t xml:space="preserve">이 장을 보는 이유  </w:t>
+      </w:r>
+      <w:r>
+        <w:rPr>
+          <w:color w:val="26374C"/>
+          <w:sz w:val="20"/>
+        </w:rPr>
+        <w:t>위험 동작은 Permission·Reason·Approval·Audit를 제공합니다.</w:t>
+      </w:r>
+    </w:p>
+    <w:p>
+      <w:pPr>
+        <w:pStyle w:val="CPFLabel"/>
+      </w:pPr>
+      <w:r>
+        <w:t>보안 표준</w:t>
+      </w:r>
+    </w:p>
     <w:tbl>
       <w:tblPr>
         <w:tblW w:type="auto" w:w="0"/>
-        <w:jc w:val="left"/>
+        <w:jc w:val="center"/>
         <w:tblLayout w:type="fixed"/>
         <w:tblLook w:firstColumn="1" w:firstRow="1" w:lastColumn="0" w:lastRow="0" w:noHBand="0" w:noVBand="1" w:val="04A0"/>
       </w:tblPr>
@@ -1409,78 +1126,21 @@
         </w:trPr>
         <w:tc>
           <w:tcPr>
-            <w:tcW w:type="dxa" w:w="1927"/>
-            <w:shd w:fill="17324D"/>
+            <w:tcW w:type="dxa" w:w="2466"/>
+            <w:shd w:fill="223A57"/>
             <w:tcMar>
-              <w:top w:w="110" w:type="dxa"/>
-              <w:start w:w="140" w:type="dxa"/>
-              <w:bottom w:w="110" w:type="dxa"/>
-              <w:end w:w="140" w:type="dxa"/>
+              <w:top w:w="90" w:type="dxa"/>
+              <w:start w:w="100" w:type="dxa"/>
+              <w:bottom w:w="90" w:type="dxa"/>
+              <w:end w:w="100" w:type="dxa"/>
             </w:tcMar>
+            <w:vAlign w:val="center"/>
           </w:tcPr>
           <w:p>
-            <w:r>
-              <w:rPr>
-                <w:b/>
-                <w:color w:val="FFFFFF"/>
-              </w:rPr>
-              <w:t>이 장을 보는 이유</w:t>
-            </w:r>
-          </w:p>
-        </w:tc>
-        <w:tc>
-          <w:tcPr>
-            <w:tcW w:type="dxa" w:w="7371"/>
-            <w:tcMar>
-              <w:top w:w="110" w:type="dxa"/>
-              <w:start w:w="140" w:type="dxa"/>
-              <w:bottom w:w="110" w:type="dxa"/>
-              <w:end w:w="140" w:type="dxa"/>
-            </w:tcMar>
-          </w:tcPr>
-          <w:p>
-            <w:r>
-              <w:t>위험 동작은 Permission·Reason·Approval·Audit를 제공합니다.</w:t>
-            </w:r>
-          </w:p>
-        </w:tc>
-      </w:tr>
-    </w:tbl>
-    <w:p>
-      <w:pPr>
-        <w:pStyle w:val="CPFLabel"/>
-      </w:pPr>
-      <w:r>
-        <w:t>보안 표준</w:t>
-      </w:r>
-    </w:p>
-    <w:tbl>
-      <w:tblPr>
-        <w:tblW w:type="auto" w:w="0"/>
-        <w:jc w:val="left"/>
-        <w:tblLayout w:type="fixed"/>
-        <w:tblLook w:firstColumn="1" w:firstRow="1" w:lastColumn="0" w:lastRow="0" w:noHBand="0" w:noVBand="1" w:val="04A0"/>
-      </w:tblPr>
-      <w:tblGrid>
-        <w:gridCol w:w="4933"/>
-        <w:gridCol w:w="4933"/>
-      </w:tblGrid>
-      <w:tr>
-        <w:trPr>
-          <w:tblHeader w:val="true"/>
-        </w:trPr>
-        <w:tc>
-          <w:tcPr>
-            <w:tcW w:type="dxa" w:w="2198"/>
-            <w:shd w:fill="17324D"/>
-            <w:tcMar>
-              <w:top w:w="90" w:type="dxa"/>
-              <w:start w:w="110" w:type="dxa"/>
-              <w:bottom w:w="90" w:type="dxa"/>
-              <w:end w:w="110" w:type="dxa"/>
-            </w:tcMar>
-          </w:tcPr>
-          <w:p>
+            <w:pPr>
+              <w:spacing w:before="0" w:after="0" w:line="252" w:lineRule="auto"/>
+              <w:jc w:val="left"/>
+            </w:pPr>
             <w:r>
               <w:rPr>
                 <w:b/>
@@ -1493,16 +1153,21 @@
         </w:tc>
         <w:tc>
           <w:tcPr>
-            <w:tcW w:type="dxa" w:w="7327"/>
-            <w:shd w:fill="17324D"/>
+            <w:tcW w:type="dxa" w:w="7399"/>
+            <w:shd w:fill="223A57"/>
             <w:tcMar>
               <w:top w:w="90" w:type="dxa"/>
-              <w:start w:w="110" w:type="dxa"/>
+              <w:start w:w="100" w:type="dxa"/>
               <w:bottom w:w="90" w:type="dxa"/>
-              <w:end w:w="110" w:type="dxa"/>
+              <w:end w:w="100" w:type="dxa"/>
             </w:tcMar>
+            <w:vAlign w:val="center"/>
           </w:tcPr>
           <w:p>
+            <w:pPr>
+              <w:spacing w:before="0" w:after="0" w:line="252" w:lineRule="auto"/>
+              <w:jc w:val="left"/>
+            </w:pPr>
             <w:r>
               <w:rPr>
                 <w:b/>
@@ -1520,23 +1185,23 @@
         </w:trPr>
         <w:tc>
           <w:tcPr>
-            <w:tcW w:type="dxa" w:w="2198"/>
+            <w:tcW w:type="dxa" w:w="2466"/>
             <w:tcMar>
-              <w:top w:w="80" w:type="dxa"/>
+              <w:top w:w="90" w:type="dxa"/>
               <w:start w:w="100" w:type="dxa"/>
-              <w:bottom w:w="80" w:type="dxa"/>
+              <w:bottom w:w="90" w:type="dxa"/>
               <w:end w:w="100" w:type="dxa"/>
             </w:tcMar>
             <w:vAlign w:val="center"/>
           </w:tcPr>
           <w:p>
             <w:pPr>
-              <w:spacing w:after="0" w:line="252" w:lineRule="auto"/>
+              <w:spacing w:after="0" w:line="252" w:lineRule="auto" w:before="0"/>
             </w:pPr>
             <w:r>
               <w:rPr>
                 <w:rFonts w:ascii="Noto Sans KR" w:hAnsi="Noto Sans KR" w:eastAsia="Noto Sans KR"/>
-                <w:sz w:val="16"/>
+                <w:sz w:val="17"/>
               </w:rPr>
               <w:t>Permission</w:t>
             </w:r>
@@ -1544,23 +1209,23 @@
         </w:tc>
         <w:tc>
           <w:tcPr>
-            <w:tcW w:type="dxa" w:w="7327"/>
+            <w:tcW w:type="dxa" w:w="7399"/>
             <w:tcMar>
-              <w:top w:w="80" w:type="dxa"/>
+              <w:top w:w="90" w:type="dxa"/>
               <w:start w:w="100" w:type="dxa"/>
-              <w:bottom w:w="80" w:type="dxa"/>
+              <w:bottom w:w="90" w:type="dxa"/>
               <w:end w:w="100" w:type="dxa"/>
             </w:tcMar>
             <w:vAlign w:val="center"/>
           </w:tcPr>
           <w:p>
             <w:pPr>
-              <w:spacing w:after="0" w:line="252" w:lineRule="auto"/>
+              <w:spacing w:after="0" w:line="252" w:lineRule="auto" w:before="0"/>
             </w:pPr>
             <w:r>
               <w:rPr>
                 <w:rFonts w:ascii="Noto Sans KR" w:hAnsi="Noto Sans KR" w:eastAsia="Noto Sans KR"/>
-                <w:sz w:val="16"/>
+                <w:sz w:val="17"/>
               </w:rPr>
               <w:t>실행 전 권한 검사</w:t>
             </w:r>
@@ -1573,24 +1238,24 @@
         </w:trPr>
         <w:tc>
           <w:tcPr>
-            <w:tcW w:type="dxa" w:w="2198"/>
+            <w:tcW w:type="dxa" w:w="2466"/>
             <w:tcMar>
-              <w:top w:w="80" w:type="dxa"/>
+              <w:top w:w="90" w:type="dxa"/>
               <w:start w:w="100" w:type="dxa"/>
-              <w:bottom w:w="80" w:type="dxa"/>
+              <w:bottom w:w="90" w:type="dxa"/>
               <w:end w:w="100" w:type="dxa"/>
             </w:tcMar>
             <w:vAlign w:val="center"/>
-            <w:shd w:fill="F7FAFC"/>
+            <w:shd w:fill="F5F8FB"/>
           </w:tcPr>
           <w:p>
             <w:pPr>
-              <w:spacing w:after="0" w:line="252" w:lineRule="auto"/>
+              <w:spacing w:after="0" w:line="252" w:lineRule="auto" w:before="0"/>
             </w:pPr>
             <w:r>
               <w:rPr>
                 <w:rFonts w:ascii="Noto Sans KR" w:hAnsi="Noto Sans KR" w:eastAsia="Noto Sans KR"/>
-                <w:sz w:val="16"/>
+                <w:sz w:val="17"/>
               </w:rPr>
               <w:t>Reason</w:t>
             </w:r>
@@ -1598,24 +1263,24 @@
         </w:tc>
         <w:tc>
           <w:tcPr>
-            <w:tcW w:type="dxa" w:w="7327"/>
+            <w:tcW w:type="dxa" w:w="7399"/>
             <w:tcMar>
-              <w:top w:w="80" w:type="dxa"/>
+              <w:top w:w="90" w:type="dxa"/>
               <w:start w:w="100" w:type="dxa"/>
-              <w:bottom w:w="80" w:type="dxa"/>
+              <w:bottom w:w="90" w:type="dxa"/>
               <w:end w:w="100" w:type="dxa"/>
             </w:tcMar>
             <w:vAlign w:val="center"/>
-            <w:shd w:fill="F7FAFC"/>
+            <w:shd w:fill="F5F8FB"/>
           </w:tcPr>
           <w:p>
             <w:pPr>
-              <w:spacing w:after="0" w:line="252" w:lineRule="auto"/>
+              <w:spacing w:after="0" w:line="252" w:lineRule="auto" w:before="0"/>
             </w:pPr>
             <w:r>
               <w:rPr>
                 <w:rFonts w:ascii="Noto Sans KR" w:hAnsi="Noto Sans KR" w:eastAsia="Noto Sans KR"/>
-                <w:sz w:val="16"/>
+                <w:sz w:val="17"/>
               </w:rPr>
               <w:t>위험 조치 사유 필수</w:t>
             </w:r>
@@ -1628,23 +1293,23 @@
         </w:trPr>
         <w:tc>
           <w:tcPr>
-            <w:tcW w:type="dxa" w:w="2198"/>
+            <w:tcW w:type="dxa" w:w="2466"/>
             <w:tcMar>
-              <w:top w:w="80" w:type="dxa"/>
+              <w:top w:w="90" w:type="dxa"/>
               <w:start w:w="100" w:type="dxa"/>
-              <w:bottom w:w="80" w:type="dxa"/>
+              <w:bottom w:w="90" w:type="dxa"/>
               <w:end w:w="100" w:type="dxa"/>
             </w:tcMar>
             <w:vAlign w:val="center"/>
           </w:tcPr>
           <w:p>
             <w:pPr>
-              <w:spacing w:after="0" w:line="252" w:lineRule="auto"/>
+              <w:spacing w:after="0" w:line="252" w:lineRule="auto" w:before="0"/>
             </w:pPr>
             <w:r>
               <w:rPr>
                 <w:rFonts w:ascii="Noto Sans KR" w:hAnsi="Noto Sans KR" w:eastAsia="Noto Sans KR"/>
-                <w:sz w:val="16"/>
+                <w:sz w:val="17"/>
               </w:rPr>
               <w:t>Approval</w:t>
             </w:r>
@@ -1652,23 +1317,23 @@
         </w:tc>
         <w:tc>
           <w:tcPr>
-            <w:tcW w:type="dxa" w:w="7327"/>
+            <w:tcW w:type="dxa" w:w="7399"/>
             <w:tcMar>
-              <w:top w:w="80" w:type="dxa"/>
+              <w:top w:w="90" w:type="dxa"/>
               <w:start w:w="100" w:type="dxa"/>
-              <w:bottom w:w="80" w:type="dxa"/>
+              <w:bottom w:w="90" w:type="dxa"/>
               <w:end w:w="100" w:type="dxa"/>
             </w:tcMar>
             <w:vAlign w:val="center"/>
           </w:tcPr>
           <w:p>
             <w:pPr>
-              <w:spacing w:after="0" w:line="252" w:lineRule="auto"/>
+              <w:spacing w:after="0" w:line="252" w:lineRule="auto" w:before="0"/>
             </w:pPr>
             <w:r>
               <w:rPr>
                 <w:rFonts w:ascii="Noto Sans KR" w:hAnsi="Noto Sans KR" w:eastAsia="Noto Sans KR"/>
-                <w:sz w:val="16"/>
+                <w:sz w:val="17"/>
               </w:rPr>
               <w:t>정책에 따른 사전 승인</w:t>
             </w:r>
@@ -1681,24 +1346,24 @@
         </w:trPr>
         <w:tc>
           <w:tcPr>
-            <w:tcW w:type="dxa" w:w="2198"/>
+            <w:tcW w:type="dxa" w:w="2466"/>
             <w:tcMar>
-              <w:top w:w="80" w:type="dxa"/>
+              <w:top w:w="90" w:type="dxa"/>
               <w:start w:w="100" w:type="dxa"/>
-              <w:bottom w:w="80" w:type="dxa"/>
+              <w:bottom w:w="90" w:type="dxa"/>
               <w:end w:w="100" w:type="dxa"/>
             </w:tcMar>
             <w:vAlign w:val="center"/>
-            <w:shd w:fill="F7FAFC"/>
+            <w:shd w:fill="F5F8FB"/>
           </w:tcPr>
           <w:p>
             <w:pPr>
-              <w:spacing w:after="0" w:line="252" w:lineRule="auto"/>
+              <w:spacing w:after="0" w:line="252" w:lineRule="auto" w:before="0"/>
             </w:pPr>
             <w:r>
               <w:rPr>
                 <w:rFonts w:ascii="Noto Sans KR" w:hAnsi="Noto Sans KR" w:eastAsia="Noto Sans KR"/>
-                <w:sz w:val="16"/>
+                <w:sz w:val="17"/>
               </w:rPr>
               <w:t>Audit</w:t>
             </w:r>
@@ -1706,24 +1371,24 @@
         </w:tc>
         <w:tc>
           <w:tcPr>
-            <w:tcW w:type="dxa" w:w="7327"/>
+            <w:tcW w:type="dxa" w:w="7399"/>
             <w:tcMar>
-              <w:top w:w="80" w:type="dxa"/>
+              <w:top w:w="90" w:type="dxa"/>
               <w:start w:w="100" w:type="dxa"/>
-              <w:bottom w:w="80" w:type="dxa"/>
+              <w:bottom w:w="90" w:type="dxa"/>
               <w:end w:w="100" w:type="dxa"/>
             </w:tcMar>
             <w:vAlign w:val="center"/>
-            <w:shd w:fill="F7FAFC"/>
+            <w:shd w:fill="F5F8FB"/>
           </w:tcPr>
           <w:p>
             <w:pPr>
-              <w:spacing w:after="0" w:line="252" w:lineRule="auto"/>
+              <w:spacing w:after="0" w:line="252" w:lineRule="auto" w:before="0"/>
             </w:pPr>
             <w:r>
               <w:rPr>
                 <w:rFonts w:ascii="Noto Sans KR" w:hAnsi="Noto Sans KR" w:eastAsia="Noto Sans KR"/>
-                <w:sz w:val="16"/>
+                <w:sz w:val="17"/>
               </w:rPr>
               <w:t>결과/실행자/대상 추적</w:t>
             </w:r>
@@ -1736,23 +1401,23 @@
         </w:trPr>
         <w:tc>
           <w:tcPr>
-            <w:tcW w:type="dxa" w:w="2198"/>
+            <w:tcW w:type="dxa" w:w="2466"/>
             <w:tcMar>
-              <w:top w:w="80" w:type="dxa"/>
+              <w:top w:w="90" w:type="dxa"/>
               <w:start w:w="100" w:type="dxa"/>
-              <w:bottom w:w="80" w:type="dxa"/>
+              <w:bottom w:w="90" w:type="dxa"/>
               <w:end w:w="100" w:type="dxa"/>
             </w:tcMar>
             <w:vAlign w:val="center"/>
           </w:tcPr>
           <w:p>
             <w:pPr>
-              <w:spacing w:after="0" w:line="252" w:lineRule="auto"/>
+              <w:spacing w:after="0" w:line="252" w:lineRule="auto" w:before="0"/>
             </w:pPr>
             <w:r>
               <w:rPr>
                 <w:rFonts w:ascii="Noto Sans KR" w:hAnsi="Noto Sans KR" w:eastAsia="Noto Sans KR"/>
-                <w:sz w:val="16"/>
+                <w:sz w:val="17"/>
               </w:rPr>
               <w:t>Masking</w:t>
             </w:r>
@@ -1760,23 +1425,23 @@
         </w:tc>
         <w:tc>
           <w:tcPr>
-            <w:tcW w:type="dxa" w:w="7327"/>
+            <w:tcW w:type="dxa" w:w="7399"/>
             <w:tcMar>
-              <w:top w:w="80" w:type="dxa"/>
+              <w:top w:w="90" w:type="dxa"/>
               <w:start w:w="100" w:type="dxa"/>
-              <w:bottom w:w="80" w:type="dxa"/>
+              <w:bottom w:w="90" w:type="dxa"/>
               <w:end w:w="100" w:type="dxa"/>
             </w:tcMar>
             <w:vAlign w:val="center"/>
           </w:tcPr>
           <w:p>
             <w:pPr>
-              <w:spacing w:after="0" w:line="252" w:lineRule="auto"/>
+              <w:spacing w:after="0" w:line="252" w:lineRule="auto" w:before="0"/>
             </w:pPr>
             <w:r>
               <w:rPr>
                 <w:rFonts w:ascii="Noto Sans KR" w:hAnsi="Noto Sans KR" w:eastAsia="Noto Sans KR"/>
-                <w:sz w:val="16"/>
+                <w:sz w:val="17"/>
               </w:rPr>
               <w:t>민감정보 원문 금지</w:t>
             </w:r>
@@ -1789,24 +1454,24 @@
         </w:trPr>
         <w:tc>
           <w:tcPr>
-            <w:tcW w:type="dxa" w:w="2198"/>
+            <w:tcW w:type="dxa" w:w="2466"/>
             <w:tcMar>
-              <w:top w:w="80" w:type="dxa"/>
+              <w:top w:w="90" w:type="dxa"/>
               <w:start w:w="100" w:type="dxa"/>
-              <w:bottom w:w="80" w:type="dxa"/>
+              <w:bottom w:w="90" w:type="dxa"/>
               <w:end w:w="100" w:type="dxa"/>
             </w:tcMar>
             <w:vAlign w:val="center"/>
-            <w:shd w:fill="F7FAFC"/>
+            <w:shd w:fill="F5F8FB"/>
           </w:tcPr>
           <w:p>
             <w:pPr>
-              <w:spacing w:after="0" w:line="252" w:lineRule="auto"/>
+              <w:spacing w:after="0" w:line="252" w:lineRule="auto" w:before="0"/>
             </w:pPr>
             <w:r>
               <w:rPr>
                 <w:rFonts w:ascii="Noto Sans KR" w:hAnsi="Noto Sans KR" w:eastAsia="Noto Sans KR"/>
-                <w:sz w:val="16"/>
+                <w:sz w:val="17"/>
               </w:rPr>
               <w:t>Secret</w:t>
             </w:r>
@@ -1814,24 +1479,24 @@
         </w:tc>
         <w:tc>
           <w:tcPr>
-            <w:tcW w:type="dxa" w:w="7327"/>
+            <w:tcW w:type="dxa" w:w="7399"/>
             <w:tcMar>
-              <w:top w:w="80" w:type="dxa"/>
+              <w:top w:w="90" w:type="dxa"/>
               <w:start w:w="100" w:type="dxa"/>
-              <w:bottom w:w="80" w:type="dxa"/>
+              <w:bottom w:w="90" w:type="dxa"/>
               <w:end w:w="100" w:type="dxa"/>
             </w:tcMar>
             <w:vAlign w:val="center"/>
-            <w:shd w:fill="F7FAFC"/>
+            <w:shd w:fill="F5F8FB"/>
           </w:tcPr>
           <w:p>
             <w:pPr>
-              <w:spacing w:after="0" w:line="252" w:lineRule="auto"/>
+              <w:spacing w:after="0" w:line="252" w:lineRule="auto" w:before="0"/>
             </w:pPr>
             <w:r>
               <w:rPr>
                 <w:rFonts w:ascii="Noto Sans KR" w:hAnsi="Noto Sans KR" w:eastAsia="Noto Sans KR"/>
-                <w:sz w:val="16"/>
+                <w:sz w:val="17"/>
               </w:rPr>
               <w:t>환경/Secret store 참조, 명령·로그 원문 금지</w:t>
             </w:r>
@@ -1842,69 +1507,42 @@
     <w:p>
       <w:pPr>
         <w:pStyle w:val="Heading1"/>
+        <w:keepNext/>
       </w:pPr>
       <w:r>
         <w:t>5 검증</w:t>
       </w:r>
     </w:p>
+    <w:p>
+      <w:pPr>
+        <w:spacing w:before="80" w:after="200"/>
+        <w:ind w:left="173" w:right="58"/>
+        <w:shd w:fill="F3F7FB"/>
+        <w:pBdr>
+          <w:left w:val="single" w:sz="18" w:space="8" w:color="4F46E5"/>
+        </w:pBdr>
+      </w:pPr>
+      <w:r>
+        <w:rPr>
+          <w:b/>
+          <w:color w:val="362D91"/>
+          <w:sz w:val="20"/>
+        </w:rPr>
+        <w:t xml:space="preserve">이 장을 보는 이유  </w:t>
+      </w:r>
+      <w:r>
+        <w:rPr>
+          <w:color w:val="26374C"/>
+          <w:sz w:val="20"/>
+        </w:rPr>
+        <w:t>FAST/TARGETED/FULL을 축소 대신 단계적으로 사용합니다.</w:t>
+      </w:r>
+    </w:p>
     <w:tbl>
       <w:tblPr>
         <w:tblW w:type="auto" w:w="0"/>
-        <w:jc w:val="left"/>
+        <w:jc w:val="center"/>
         <w:tblLayout w:type="fixed"/>
-        <w:tblLook w:firstColumn="1" w:firstRow="1" w:lastColumn="0" w:lastRow="0" w:noHBand="0" w:noVBand="1" w:val="04A0"/>
-      </w:tblPr>
-      <w:tblGrid>
-        <w:gridCol w:w="4933"/>
-        <w:gridCol w:w="4933"/>
-      </w:tblGrid>
-      <w:tr>
-        <w:trPr>
-          <w:tblHeader w:val="true"/>
-        </w:trPr>
-        <w:tc>
-          <w:tcPr>
-            <w:tcW w:type="dxa" w:w="1927"/>
-            <w:shd w:fill="17324D"/>
-            <w:tcMar>
-              <w:top w:w="110" w:type="dxa"/>
-              <w:start w:w="140" w:type="dxa"/>
-              <w:bottom w:w="110" w:type="dxa"/>
-              <w:end w:w="140" w:type="dxa"/>
-            </w:tcMar>
-          </w:tcPr>
-          <w:p>
-            <w:r>
-              <w:rPr>
-                <w:b/>
-                <w:color w:val="FFFFFF"/>
-              </w:rPr>
-              <w:t>이 장을 보는 이유</w:t>
-            </w:r>
-          </w:p>
-        </w:tc>
-        <w:tc>
-          <w:tcPr>
-            <w:tcW w:type="dxa" w:w="7371"/>
-            <w:tcMar>
-              <w:top w:w="110" w:type="dxa"/>
-              <w:start w:w="140" w:type="dxa"/>
-              <w:bottom w:w="110" w:type="dxa"/>
-              <w:end w:w="140" w:type="dxa"/>
-            </w:tcMar>
-          </w:tcPr>
-          <w:p>
-            <w:r>
-              <w:t>FAST/TARGETED/FULL을 축소 대신 단계적으로 사용합니다.</w:t>
-            </w:r>
-          </w:p>
-        </w:tc>
-      </w:tr>
-    </w:tbl>
-    <w:tbl>
-      <w:tblPr>
-        <w:tblW w:type="auto" w:w="0"/>
-        <w:jc w:val="left"/>
         <w:tblLook w:firstColumn="1" w:firstRow="1" w:lastColumn="0" w:lastRow="0" w:noHBand="0" w:noVBand="1" w:val="04A0"/>
       </w:tblPr>
       <w:tblGrid>
@@ -1917,20 +1555,28 @@
         <w:tc>
           <w:tcPr>
             <w:tcW w:type="dxa" w:w="9866"/>
-            <w:shd w:fill="F1F5F9"/>
+            <w:shd w:fill="223A57"/>
             <w:tcMar>
-              <w:top w:w="120" w:type="dxa"/>
-              <w:start w:w="150" w:type="dxa"/>
-              <w:bottom w:w="120" w:type="dxa"/>
-              <w:end w:w="150" w:type="dxa"/>
+              <w:top w:w="90" w:type="dxa"/>
+              <w:start w:w="100" w:type="dxa"/>
+              <w:bottom w:w="90" w:type="dxa"/>
+              <w:end w:w="100" w:type="dxa"/>
             </w:tcMar>
+            <w:vAlign w:val="center"/>
           </w:tcPr>
           <w:p>
             <w:pPr>
               <w:pStyle w:val="CPFCode"/>
+              <w:spacing w:before="0" w:after="0" w:line="252" w:lineRule="auto"/>
               <w:ind w:left="0"/>
+              <w:jc w:val="left"/>
             </w:pPr>
             <w:r>
+              <w:rPr>
+                <w:b/>
+                <w:color w:val="FFFFFF"/>
+                <w:sz w:val="16"/>
+              </w:rPr>
               <w:t>./gradlew cpfVerifyFast</w:t>
               <w:br/>
               <w:t>./gradlew cpfVerifyTargeted -PcpfTargetCapabilities=&lt;capability&gt;</w:t>
@@ -1941,15 +1587,6 @@
         </w:tc>
       </w:tr>
     </w:tbl>
-    <w:p>
-      <w:pPr>
-        <w:pStyle w:val="CPFCaption"/>
-        <w:spacing w:before="160"/>
-      </w:pPr>
-      <w:r>
-        <w:t>근거: Source snapshot ZIP-SHA256:B47BCE7700700BF4의 Public 계약과 CPF 정본 문서. Source에 없는 API·옵션은 작성하지 않음.</w:t>
-      </w:r>
-    </w:p>
     <w:sectPr>
       <w:headerReference w:type="default" r:id="rId9"/>
       <w:footerReference w:type="default" r:id="rId10"/>
@@ -2369,12 +2006,12 @@
     <w:qFormat/>
     <w:rsid w:val="00FC693F"/>
     <w:pPr>
-      <w:spacing w:after="86" w:line="283" w:lineRule="auto"/>
+      <w:spacing w:after="100" w:line="281" w:lineRule="auto"/>
     </w:pPr>
     <w:rPr>
       <w:rFonts w:ascii="Noto Sans KR" w:hAnsi="Noto Sans KR" w:eastAsia="Noto Sans KR"/>
       <w:color w:val="243547"/>
-      <w:sz w:val="18"/>
+      <w:sz w:val="19"/>
     </w:rPr>
   </w:style>
   <w:style w:type="paragraph" w:styleId="Header">
@@ -2432,7 +2069,7 @@
     <w:pPr>
       <w:keepNext/>
       <w:keepLines/>
-      <w:spacing w:before="300" w:after="100"/>
+      <w:spacing w:before="480" w:after="180"/>
       <w:outlineLvl w:val="0"/>
     </w:pPr>
     <w:rPr>
@@ -2440,7 +2077,7 @@
       <w:b/>
       <w:bCs/>
       <w:color w:val="17324D"/>
-      <w:sz w:val="34"/>
+      <w:sz w:val="38"/>
       <w:szCs w:val="28"/>
     </w:rPr>
   </w:style>
@@ -2456,7 +2093,7 @@
     <w:pPr>
       <w:keepNext/>
       <w:keepLines/>
-      <w:spacing w:before="200" w:after="60"/>
+      <w:spacing w:before="340" w:after="120"/>
       <w:ind w:left="113"/>
       <w:outlineLvl w:val="1"/>
     </w:pPr>
@@ -2464,8 +2101,8 @@
       <w:rFonts w:asciiTheme="majorHAnsi" w:eastAsiaTheme="majorEastAsia" w:hAnsiTheme="majorHAnsi" w:cstheme="majorBidi" w:ascii="Noto Sans KR" w:hAnsi="Noto Sans KR" w:eastAsia="Noto Sans KR"/>
       <w:b/>
       <w:bCs/>
-      <w:color w:val="17324D"/>
-      <w:sz w:val="25"/>
+      <w:color w:val="4F46E5"/>
+      <w:sz w:val="28"/>
       <w:szCs w:val="26"/>
     </w:rPr>
   </w:style>
@@ -2481,7 +2118,7 @@
     <w:pPr>
       <w:keepNext/>
       <w:keepLines/>
-      <w:spacing w:before="140" w:after="40"/>
+      <w:spacing w:before="240" w:after="80"/>
       <w:ind w:left="255"/>
       <w:outlineLvl w:val="2"/>
     </w:pPr>
@@ -2489,8 +2126,8 @@
       <w:rFonts w:asciiTheme="majorHAnsi" w:eastAsiaTheme="majorEastAsia" w:hAnsiTheme="majorHAnsi" w:cstheme="majorBidi" w:ascii="Noto Sans KR" w:hAnsi="Noto Sans KR" w:eastAsia="Noto Sans KR"/>
       <w:b/>
       <w:bCs/>
-      <w:color w:val="7154C7"/>
-      <w:sz w:val="21"/>
+      <w:color w:val="17324D"/>
+      <w:sz w:val="22"/>
     </w:rPr>
   </w:style>
   <w:style w:type="paragraph" w:styleId="Heading4">
@@ -2724,7 +2361,7 @@
       <w:pBdr>
         <w:bottom w:val="single" w:sz="8" w:space="4" w:color="4F81BD" w:themeColor="accent1"/>
       </w:pBdr>
-      <w:spacing w:after="300" w:line="240" w:lineRule="auto"/>
+      <w:spacing w:after="200" w:line="240" w:lineRule="auto"/>
       <w:contextualSpacing/>
     </w:pPr>
     <w:rPr>
@@ -2733,7 +2370,7 @@
       <w:color w:val="071A2B"/>
       <w:spacing w:val="5"/>
       <w:kern w:val="28"/>
-      <w:sz w:val="60"/>
+      <w:sz w:val="50"/>
       <w:szCs w:val="52"/>
     </w:rPr>
   </w:style>

--- a/cpf-docs/deliverables/기술표준서.docx
+++ b/cpf-docs/deliverables/기술표준서.docx
@@ -4,14 +4,14 @@
   <w:body>
     <w:p>
       <w:pPr>
-        <w:spacing w:before="600"/>
+        <w:spacing w:before="600" w:after="60"/>
       </w:pPr>
       <w:r>
         <w:rPr>
-          <w:rFonts w:ascii="Noto Sans KR" w:hAnsi="Noto Sans KR"/>
+          <w:rFonts w:ascii="Noto Sans KR" w:hAnsi="Noto Sans KR" w:eastAsia="Noto Sans KR" w:cs="Noto Sans KR"/>
           <w:b/>
-          <w:color w:val="00B882"/>
-          <w:sz w:val="22"/>
+          <w:color w:val="0F9D7A"/>
+          <w:sz w:val="16"/>
         </w:rPr>
         <w:t>CORE PLATFORM FRAMEWORK</w:t>
       </w:r>
@@ -21,6 +21,9 @@
         <w:pStyle w:val="Title"/>
       </w:pPr>
       <w:r>
+        <w:rPr>
+          <w:rFonts w:ascii="Noto Sans KR" w:hAnsi="Noto Sans KR" w:eastAsia="Noto Sans KR" w:cs="Noto Sans KR"/>
+        </w:rPr>
         <w:t>기술표준서</w:t>
       </w:r>
     </w:p>
@@ -29,218 +32,68 @@
         <w:pStyle w:val="Subtitle"/>
       </w:pPr>
       <w:r>
+        <w:rPr>
+          <w:rFonts w:ascii="Noto Sans KR" w:hAnsi="Noto Sans KR" w:eastAsia="Noto Sans KR" w:cs="Noto Sans KR"/>
+        </w:rPr>
         <w:t>CPF 개발·보안·패키지·검증의 MUST/MUST NOT</w:t>
       </w:r>
     </w:p>
     <w:p>
       <w:pPr>
-        <w:spacing w:before="240" w:after="160"/>
+        <w:pStyle w:val="CPFLead"/>
+        <w:shd w:fill="EEF5FB"/>
+        <w:pBdr>
+          <w:left w:val="single" w:sz="20" w:space="8" w:color="0F9D7A"/>
+        </w:pBdr>
+        <w:spacing w:before="80" w:after="180"/>
+        <w:ind w:left="170" w:right="113"/>
       </w:pPr>
-    </w:p>
-    <w:tbl>
-      <w:tblPr>
-        <w:tblW w:type="auto" w:w="0"/>
-        <w:jc w:val="center"/>
-        <w:tblLayout w:type="fixed"/>
-        <w:tblLook w:firstColumn="1" w:firstRow="1" w:lastColumn="0" w:lastRow="0" w:noHBand="0" w:noVBand="1" w:val="04A0"/>
-      </w:tblPr>
-      <w:tblGrid>
-        <w:gridCol w:w="4933"/>
-        <w:gridCol w:w="4933"/>
-      </w:tblGrid>
-      <w:tr>
-        <w:trPr>
-          <w:tblHeader w:val="true"/>
-        </w:trPr>
-        <w:tc>
-          <w:tcPr>
-            <w:tcW w:type="dxa" w:w="2367"/>
-            <w:tcMar>
-              <w:top w:w="90" w:type="dxa"/>
-              <w:start w:w="100" w:type="dxa"/>
-              <w:bottom w:w="90" w:type="dxa"/>
-              <w:end w:w="100" w:type="dxa"/>
-            </w:tcMar>
-            <w:shd w:fill="223A57"/>
-            <w:vAlign w:val="center"/>
-          </w:tcPr>
-          <w:p>
-            <w:pPr>
-              <w:spacing w:before="0" w:after="0" w:line="252" w:lineRule="auto"/>
-              <w:jc w:val="left"/>
-            </w:pPr>
-            <w:r>
-              <w:rPr>
-                <w:b/>
-                <w:color w:val="FFFFFF"/>
-                <w:sz w:val="16"/>
-              </w:rPr>
-              <w:t>누가 보는가</w:t>
-            </w:r>
-          </w:p>
-        </w:tc>
-        <w:tc>
-          <w:tcPr>
-            <w:tcW w:type="dxa" w:w="7498"/>
-            <w:tcMar>
-              <w:top w:w="90" w:type="dxa"/>
-              <w:start w:w="100" w:type="dxa"/>
-              <w:bottom w:w="90" w:type="dxa"/>
-              <w:end w:w="100" w:type="dxa"/>
-            </w:tcMar>
-            <w:vAlign w:val="center"/>
-            <w:shd w:fill="223A57"/>
-          </w:tcPr>
-          <w:p>
-            <w:pPr>
-              <w:spacing w:before="0" w:after="0" w:line="252" w:lineRule="auto"/>
-              <w:jc w:val="left"/>
-            </w:pPr>
-            <w:r>
-              <w:rPr>
-                <w:b/>
-                <w:color w:val="FFFFFF"/>
-                <w:sz w:val="16"/>
-              </w:rPr>
-              <w:t>전체 개발자·리뷰어</w:t>
-            </w:r>
-          </w:p>
-        </w:tc>
-      </w:tr>
-      <w:tr>
-        <w:tc>
-          <w:tcPr>
-            <w:tcW w:type="dxa" w:w="2367"/>
-            <w:tcMar>
-              <w:top w:w="90" w:type="dxa"/>
-              <w:start w:w="100" w:type="dxa"/>
-              <w:bottom w:w="90" w:type="dxa"/>
-              <w:end w:w="100" w:type="dxa"/>
-            </w:tcMar>
-            <w:shd w:fill="17324D"/>
-            <w:vAlign w:val="center"/>
-          </w:tcPr>
-          <w:p>
-            <w:pPr>
-              <w:spacing w:before="0" w:after="0" w:line="252" w:lineRule="auto"/>
-            </w:pPr>
-            <w:r>
-              <w:rPr>
-                <w:b/>
-                <w:color w:val="FFFFFF"/>
-                <w:sz w:val="17"/>
-              </w:rPr>
-              <w:t>이 문서로 끝낼 일</w:t>
-            </w:r>
-          </w:p>
-        </w:tc>
-        <w:tc>
-          <w:tcPr>
-            <w:tcW w:type="dxa" w:w="7498"/>
-            <w:tcMar>
-              <w:top w:w="90" w:type="dxa"/>
-              <w:start w:w="100" w:type="dxa"/>
-              <w:bottom w:w="90" w:type="dxa"/>
-              <w:end w:w="100" w:type="dxa"/>
-            </w:tcMar>
-            <w:vAlign w:val="center"/>
-          </w:tcPr>
-          <w:p>
-            <w:pPr>
-              <w:spacing w:before="0" w:after="0" w:line="252" w:lineRule="auto"/>
-            </w:pPr>
-            <w:r>
-              <w:rPr>
-                <w:sz w:val="17"/>
-              </w:rPr>
-              <w:t>코드 리뷰에서 허용/금지 경계를 빠르게 판정한다</w:t>
-            </w:r>
-          </w:p>
-        </w:tc>
-      </w:tr>
-      <w:tr>
-        <w:tc>
-          <w:tcPr>
-            <w:tcW w:type="dxa" w:w="2367"/>
-            <w:tcMar>
-              <w:top w:w="90" w:type="dxa"/>
-              <w:start w:w="100" w:type="dxa"/>
-              <w:bottom w:w="90" w:type="dxa"/>
-              <w:end w:w="100" w:type="dxa"/>
-            </w:tcMar>
-            <w:shd w:fill="F5F8FB"/>
-            <w:vAlign w:val="center"/>
-          </w:tcPr>
-          <w:p>
-            <w:pPr>
-              <w:spacing w:before="0" w:after="0" w:line="252" w:lineRule="auto"/>
-            </w:pPr>
-            <w:r>
-              <w:rPr>
-                <w:b/>
-                <w:color w:val="FFFFFF"/>
-                <w:sz w:val="17"/>
-              </w:rPr>
-              <w:t>기준</w:t>
-            </w:r>
-          </w:p>
-        </w:tc>
-        <w:tc>
-          <w:tcPr>
-            <w:tcW w:type="dxa" w:w="7498"/>
-            <w:tcMar>
-              <w:top w:w="90" w:type="dxa"/>
-              <w:start w:w="100" w:type="dxa"/>
-              <w:bottom w:w="90" w:type="dxa"/>
-              <w:end w:w="100" w:type="dxa"/>
-            </w:tcMar>
-            <w:vAlign w:val="center"/>
-            <w:shd w:fill="F5F8FB"/>
-          </w:tcPr>
-          <w:p>
-            <w:r>
-              <w:rPr>
-                <w:color w:val="26374C"/>
-                <w:sz w:val="16"/>
-              </w:rPr>
-              <w:t>Harness 2.3.0 · Source A5B7844665F4 · Oracle/PostgreSQL/MariaDB</w:t>
-            </w:r>
-          </w:p>
-        </w:tc>
-      </w:tr>
-    </w:tbl>
-    <w:p>
-      <w:pPr>
-        <w:spacing w:before="200"/>
-      </w:pPr>
+      <w:r>
+        <w:t>전체 개발자·리뷰어를 위한 실무 문서입니다. 코드 리뷰에서 허용/금지 경계를 빠르게 판정합니다.</w:t>
+      </w:r>
     </w:p>
     <w:p>
       <w:pPr>
         <w:pStyle w:val="ListBullet"/>
-        <w:spacing w:after="60"/>
+        <w:spacing w:after="64" w:line="269" w:lineRule="auto"/>
         <w:ind w:left="283"/>
       </w:pPr>
       <w:r>
+        <w:rPr>
+          <w:rFonts w:ascii="Noto Sans KR" w:hAnsi="Noto Sans KR" w:eastAsia="Noto Sans KR" w:cs="Noto Sans KR"/>
+          <w:color w:val="243547"/>
+          <w:sz w:val="20"/>
+        </w:rPr>
         <w:t>Owner와 Public/Internal 경계를 지킵니다.</w:t>
       </w:r>
     </w:p>
     <w:p>
       <w:pPr>
         <w:pStyle w:val="ListBullet"/>
-        <w:spacing w:after="60"/>
+        <w:spacing w:after="64" w:line="269" w:lineRule="auto"/>
         <w:ind w:left="283"/>
       </w:pPr>
       <w:r>
+        <w:rPr>
+          <w:rFonts w:ascii="Noto Sans KR" w:hAnsi="Noto Sans KR" w:eastAsia="Noto Sans KR" w:cs="Noto Sans KR"/>
+          <w:color w:val="243547"/>
+          <w:sz w:val="20"/>
+        </w:rPr>
         <w:t>UNKNOWN·Security·Secret 규칙을 지킵니다.</w:t>
       </w:r>
     </w:p>
     <w:p>
       <w:pPr>
         <w:pStyle w:val="ListBullet"/>
-        <w:spacing w:after="60"/>
+        <w:spacing w:after="64" w:line="269" w:lineRule="auto"/>
         <w:ind w:left="283"/>
       </w:pPr>
       <w:r>
+        <w:rPr>
+          <w:rFonts w:ascii="Noto Sans KR" w:hAnsi="Noto Sans KR" w:eastAsia="Noto Sans KR" w:cs="Noto Sans KR"/>
+          <w:color w:val="243547"/>
+          <w:sz w:val="20"/>
+        </w:rPr>
         <w:t>FAST/TARGETED/FULL 검증을 단계적으로 수행합니다.</w:t>
       </w:r>
     </w:p>
@@ -255,6 +108,9 @@
         <w:keepNext/>
       </w:pPr>
       <w:r>
+        <w:rPr>
+          <w:rFonts w:ascii="Noto Sans KR" w:hAnsi="Noto Sans KR" w:eastAsia="Noto Sans KR" w:cs="Noto Sans KR"/>
+        </w:rPr>
         <w:t>찾아보기</w:t>
       </w:r>
     </w:p>
@@ -268,77 +124,152 @@
     </w:p>
     <w:p>
       <w:pPr>
-        <w:spacing w:after="60"/>
+        <w:pStyle w:val="CPFTOCEntry"/>
+        <w:tabs>
+          <w:tab w:pos="10425" w:val="right" w:leader="dot"/>
+        </w:tabs>
+        <w:spacing w:after="56"/>
         <w:ind w:left="259"/>
       </w:pPr>
       <w:r>
         <w:rPr>
-          <w:b/>
-          <w:color w:val="1F3349"/>
-          <w:sz w:val="21"/>
+          <w:rFonts w:ascii="Noto Sans KR" w:hAnsi="Noto Sans KR"/>
+          <w:color w:val="243547"/>
+          <w:sz w:val="20"/>
         </w:rPr>
         <w:t>1 개발자가 반드시 지킬 경계</w:t>
+      </w:r>
+      <w:r>
+        <w:tab/>
+      </w:r>
+      <w:r>
+        <w:rPr>
+          <w:rFonts w:ascii="Noto Sans KR" w:hAnsi="Noto Sans KR"/>
+          <w:b/>
+          <w:color w:val="17324D"/>
+          <w:sz w:val="20"/>
+        </w:rPr>
+        <w:t>2</w:t>
       </w:r>
     </w:p>
     <w:p>
       <w:pPr>
-        <w:spacing w:after="60"/>
+        <w:pStyle w:val="CPFTOCEntry"/>
+        <w:tabs>
+          <w:tab w:pos="10425" w:val="right" w:leader="dot"/>
+        </w:tabs>
+        <w:spacing w:after="56"/>
         <w:ind w:left="259"/>
       </w:pPr>
       <w:r>
         <w:rPr>
-          <w:b/>
-          <w:color w:val="1F3349"/>
-          <w:sz w:val="21"/>
+          <w:rFonts w:ascii="Noto Sans KR" w:hAnsi="Noto Sans KR"/>
+          <w:color w:val="243547"/>
+          <w:sz w:val="20"/>
         </w:rPr>
         <w:t>2 패키지와 Generated Domain</w:t>
+      </w:r>
+      <w:r>
+        <w:tab/>
+      </w:r>
+      <w:r>
+        <w:rPr>
+          <w:rFonts w:ascii="Noto Sans KR" w:hAnsi="Noto Sans KR"/>
+          <w:b/>
+          <w:color w:val="17324D"/>
+          <w:sz w:val="20"/>
+        </w:rPr>
+        <w:t>2</w:t>
       </w:r>
     </w:p>
     <w:p>
       <w:pPr>
-        <w:spacing w:after="60"/>
+        <w:pStyle w:val="CPFTOCEntry"/>
+        <w:tabs>
+          <w:tab w:pos="10425" w:val="right" w:leader="dot"/>
+        </w:tabs>
+        <w:spacing w:after="56"/>
         <w:ind w:left="259"/>
       </w:pPr>
       <w:r>
         <w:rPr>
-          <w:b/>
-          <w:color w:val="1F3349"/>
-          <w:sz w:val="21"/>
+          <w:rFonts w:ascii="Noto Sans KR" w:hAnsi="Noto Sans KR"/>
+          <w:color w:val="243547"/>
+          <w:sz w:val="20"/>
         </w:rPr>
         <w:t>3 API와 Error</w:t>
+      </w:r>
+      <w:r>
+        <w:tab/>
+      </w:r>
+      <w:r>
+        <w:rPr>
+          <w:rFonts w:ascii="Noto Sans KR" w:hAnsi="Noto Sans KR"/>
+          <w:b/>
+          <w:color w:val="17324D"/>
+          <w:sz w:val="20"/>
+        </w:rPr>
+        <w:t>2</w:t>
       </w:r>
     </w:p>
     <w:p>
       <w:pPr>
-        <w:spacing w:after="60"/>
+        <w:pStyle w:val="CPFTOCEntry"/>
+        <w:tabs>
+          <w:tab w:pos="10425" w:val="right" w:leader="dot"/>
+        </w:tabs>
+        <w:spacing w:after="56"/>
         <w:ind w:left="259"/>
       </w:pPr>
       <w:r>
         <w:rPr>
-          <w:b/>
-          <w:color w:val="1F3349"/>
-          <w:sz w:val="21"/>
+          <w:rFonts w:ascii="Noto Sans KR" w:hAnsi="Noto Sans KR"/>
+          <w:color w:val="243547"/>
+          <w:sz w:val="20"/>
         </w:rPr>
         <w:t>4 보안과 운영</w:t>
+      </w:r>
+      <w:r>
+        <w:tab/>
+      </w:r>
+      <w:r>
+        <w:rPr>
+          <w:rFonts w:ascii="Noto Sans KR" w:hAnsi="Noto Sans KR"/>
+          <w:b/>
+          <w:color w:val="17324D"/>
+          <w:sz w:val="20"/>
+        </w:rPr>
+        <w:t>3</w:t>
       </w:r>
     </w:p>
     <w:p>
       <w:pPr>
-        <w:spacing w:after="60"/>
+        <w:pStyle w:val="CPFTOCEntry"/>
+        <w:tabs>
+          <w:tab w:pos="10425" w:val="right" w:leader="dot"/>
+        </w:tabs>
+        <w:spacing w:after="56"/>
         <w:ind w:left="259"/>
       </w:pPr>
       <w:r>
         <w:rPr>
-          <w:b/>
-          <w:color w:val="1F3349"/>
-          <w:sz w:val="21"/>
+          <w:rFonts w:ascii="Noto Sans KR" w:hAnsi="Noto Sans KR"/>
+          <w:color w:val="243547"/>
+          <w:sz w:val="20"/>
         </w:rPr>
         <w:t>5 검증</w:t>
       </w:r>
-    </w:p>
-    <w:p>
       <w:r>
-        <w:br w:type="page"/>
+        <w:tab/>
+      </w:r>
+      <w:r>
+        <w:rPr>
+          <w:rFonts w:ascii="Noto Sans KR" w:hAnsi="Noto Sans KR"/>
+          <w:b/>
+          <w:color w:val="17324D"/>
+          <w:sz w:val="20"/>
+        </w:rPr>
+        <w:t>3</w:t>
       </w:r>
     </w:p>
     <w:p>
@@ -347,30 +278,25 @@
         <w:keepNext/>
       </w:pPr>
       <w:r>
+        <w:rPr>
+          <w:rFonts w:ascii="Noto Sans KR" w:hAnsi="Noto Sans KR" w:eastAsia="Noto Sans KR" w:cs="Noto Sans KR"/>
+        </w:rPr>
         <w:t>1 개발자가 반드시 지킬 경계</w:t>
       </w:r>
     </w:p>
     <w:p>
       <w:pPr>
         <w:spacing w:before="80" w:after="200"/>
-        <w:ind w:left="173" w:right="58"/>
-        <w:shd w:fill="F3F7FB"/>
+        <w:ind w:left="170" w:right="113"/>
+        <w:shd w:fill="F3F7FA"/>
+        <w:pStyle w:val="CPFSectionLead"/>
         <w:pBdr>
-          <w:left w:val="single" w:sz="18" w:space="8" w:color="4F46E5"/>
+          <w:left w:val="single" w:sz="16" w:space="7" w:color="8AA4BE"/>
         </w:pBdr>
       </w:pPr>
       <w:r>
         <w:rPr>
-          <w:b/>
-          <w:color w:val="362D91"/>
-          <w:sz w:val="20"/>
-        </w:rPr>
-        <w:t xml:space="preserve">이 장을 보는 이유  </w:t>
-      </w:r>
-      <w:r>
-        <w:rPr>
-          <w:color w:val="26374C"/>
-          <w:sz w:val="20"/>
+          <w:rFonts w:ascii="Noto Sans KR" w:hAnsi="Noto Sans KR" w:eastAsia="Noto Sans KR" w:cs="Noto Sans KR"/>
         </w:rPr>
         <w:t>코드를 어디에 둘지와 어떤 API를 사용할지 결정할 때 적용합니다.</w:t>
       </w:r>
@@ -380,6 +306,9 @@
         <w:pStyle w:val="CPFLabel"/>
       </w:pPr>
       <w:r>
+        <w:rPr>
+          <w:rFonts w:ascii="Noto Sans KR" w:hAnsi="Noto Sans KR" w:eastAsia="Noto Sans KR" w:cs="Noto Sans KR"/>
+        </w:rPr>
         <w:t>MUST / MUST NOT</w:t>
       </w:r>
     </w:p>
@@ -396,16 +325,17 @@
       </w:tblGrid>
       <w:tr>
         <w:trPr>
+          <w:trHeight w:hRule="atLeast" w:val="397"/>
           <w:tblHeader w:val="true"/>
         </w:trPr>
         <w:tc>
           <w:tcPr>
-            <w:tcW w:type="dxa" w:w="2466"/>
-            <w:shd w:fill="223A57"/>
+            <w:tcW w:type="dxa" w:w="2874"/>
+            <w:shd w:fill="0D2B45"/>
             <w:tcMar>
-              <w:top w:w="90" w:type="dxa"/>
+              <w:top w:w="70" w:type="dxa"/>
               <w:start w:w="100" w:type="dxa"/>
-              <w:bottom w:w="90" w:type="dxa"/>
+              <w:bottom w:w="70" w:type="dxa"/>
               <w:end w:w="100" w:type="dxa"/>
             </w:tcMar>
             <w:vAlign w:val="center"/>
@@ -413,13 +343,14 @@
           <w:p>
             <w:pPr>
               <w:spacing w:before="0" w:after="0" w:line="252" w:lineRule="auto"/>
-              <w:jc w:val="left"/>
+              <w:jc w:val="center"/>
             </w:pPr>
             <w:r>
               <w:rPr>
+                <w:rFonts w:ascii="Noto Sans KR" w:hAnsi="Noto Sans KR" w:eastAsia="Noto Sans KR" w:cs="Noto Sans KR"/>
                 <w:b/>
                 <w:color w:val="FFFFFF"/>
-                <w:sz w:val="16"/>
+                <w:sz w:val="18"/>
               </w:rPr>
               <w:t>구분</w:t>
             </w:r>
@@ -427,12 +358,12 @@
         </w:tc>
         <w:tc>
           <w:tcPr>
-            <w:tcW w:type="dxa" w:w="7399"/>
-            <w:shd w:fill="223A57"/>
+            <w:tcW w:type="dxa" w:w="8011"/>
+            <w:shd w:fill="0D2B45"/>
             <w:tcMar>
-              <w:top w:w="90" w:type="dxa"/>
+              <w:top w:w="70" w:type="dxa"/>
               <w:start w:w="100" w:type="dxa"/>
-              <w:bottom w:w="90" w:type="dxa"/>
+              <w:bottom w:w="70" w:type="dxa"/>
               <w:end w:w="100" w:type="dxa"/>
             </w:tcMar>
             <w:vAlign w:val="center"/>
@@ -440,13 +371,14 @@
           <w:p>
             <w:pPr>
               <w:spacing w:before="0" w:after="0" w:line="252" w:lineRule="auto"/>
-              <w:jc w:val="left"/>
+              <w:jc w:val="center"/>
             </w:pPr>
             <w:r>
               <w:rPr>
+                <w:rFonts w:ascii="Noto Sans KR" w:hAnsi="Noto Sans KR" w:eastAsia="Noto Sans KR" w:cs="Noto Sans KR"/>
                 <w:b/>
                 <w:color w:val="FFFFFF"/>
-                <w:sz w:val="16"/>
+                <w:sz w:val="18"/>
               </w:rPr>
               <w:t>규칙</w:t>
             </w:r>
@@ -456,26 +388,31 @@
       <w:tr>
         <w:trPr>
           <w:cantSplit/>
+          <w:trHeight w:hRule="atLeast" w:val="351"/>
         </w:trPr>
         <w:tc>
           <w:tcPr>
-            <w:tcW w:type="dxa" w:w="2466"/>
+            <w:tcW w:type="dxa" w:w="2874"/>
             <w:tcMar>
-              <w:top w:w="90" w:type="dxa"/>
+              <w:top w:w="70" w:type="dxa"/>
               <w:start w:w="100" w:type="dxa"/>
-              <w:bottom w:w="90" w:type="dxa"/>
+              <w:bottom w:w="70" w:type="dxa"/>
               <w:end w:w="100" w:type="dxa"/>
             </w:tcMar>
             <w:vAlign w:val="center"/>
+            <w:shd w:fill="FFFFFF"/>
           </w:tcPr>
           <w:p>
             <w:pPr>
               <w:spacing w:after="0" w:line="252" w:lineRule="auto" w:before="0"/>
+              <w:jc w:val="left"/>
             </w:pPr>
             <w:r>
               <w:rPr>
-                <w:rFonts w:ascii="Noto Sans KR" w:hAnsi="Noto Sans KR" w:eastAsia="Noto Sans KR"/>
-                <w:sz w:val="17"/>
+                <w:rFonts w:ascii="Noto Sans KR" w:hAnsi="Noto Sans KR" w:eastAsia="Noto Sans KR" w:cs="Noto Sans KR"/>
+                <w:b w:val="0"/>
+                <w:color w:val="243547"/>
+                <w:sz w:val="18"/>
               </w:rPr>
               <w:t>MUST</w:t>
             </w:r>
@@ -483,23 +420,27 @@
         </w:tc>
         <w:tc>
           <w:tcPr>
-            <w:tcW w:type="dxa" w:w="7399"/>
+            <w:tcW w:type="dxa" w:w="8011"/>
             <w:tcMar>
-              <w:top w:w="90" w:type="dxa"/>
+              <w:top w:w="70" w:type="dxa"/>
               <w:start w:w="100" w:type="dxa"/>
-              <w:bottom w:w="90" w:type="dxa"/>
+              <w:bottom w:w="70" w:type="dxa"/>
               <w:end w:w="100" w:type="dxa"/>
             </w:tcMar>
             <w:vAlign w:val="center"/>
+            <w:shd w:fill="FFFFFF"/>
           </w:tcPr>
           <w:p>
             <w:pPr>
               <w:spacing w:after="0" w:line="252" w:lineRule="auto" w:before="0"/>
+              <w:jc w:val="left"/>
             </w:pPr>
             <w:r>
               <w:rPr>
-                <w:rFonts w:ascii="Noto Sans KR" w:hAnsi="Noto Sans KR" w:eastAsia="Noto Sans KR"/>
-                <w:sz w:val="17"/>
+                <w:rFonts w:ascii="Noto Sans KR" w:hAnsi="Noto Sans KR" w:eastAsia="Noto Sans KR" w:cs="Noto Sans KR"/>
+                <w:b w:val="0"/>
+                <w:color w:val="243547"/>
+                <w:sz w:val="18"/>
               </w:rPr>
               <w:t>업무 Domain은 Owner DB만 접근</w:t>
             </w:r>
@@ -509,27 +450,31 @@
       <w:tr>
         <w:trPr>
           <w:cantSplit/>
+          <w:trHeight w:hRule="atLeast" w:val="351"/>
         </w:trPr>
         <w:tc>
           <w:tcPr>
-            <w:tcW w:type="dxa" w:w="2466"/>
+            <w:tcW w:type="dxa" w:w="2874"/>
             <w:tcMar>
-              <w:top w:w="90" w:type="dxa"/>
+              <w:top w:w="70" w:type="dxa"/>
               <w:start w:w="100" w:type="dxa"/>
-              <w:bottom w:w="90" w:type="dxa"/>
+              <w:bottom w:w="70" w:type="dxa"/>
               <w:end w:w="100" w:type="dxa"/>
             </w:tcMar>
             <w:vAlign w:val="center"/>
-            <w:shd w:fill="F5F8FB"/>
+            <w:shd w:fill="F7FAFC"/>
           </w:tcPr>
           <w:p>
             <w:pPr>
               <w:spacing w:after="0" w:line="252" w:lineRule="auto" w:before="0"/>
+              <w:jc w:val="left"/>
             </w:pPr>
             <w:r>
               <w:rPr>
-                <w:rFonts w:ascii="Noto Sans KR" w:hAnsi="Noto Sans KR" w:eastAsia="Noto Sans KR"/>
-                <w:sz w:val="17"/>
+                <w:rFonts w:ascii="Noto Sans KR" w:hAnsi="Noto Sans KR" w:eastAsia="Noto Sans KR" w:cs="Noto Sans KR"/>
+                <w:b w:val="0"/>
+                <w:color w:val="243547"/>
+                <w:sz w:val="18"/>
               </w:rPr>
               <w:t>MUST</w:t>
             </w:r>
@@ -537,24 +482,27 @@
         </w:tc>
         <w:tc>
           <w:tcPr>
-            <w:tcW w:type="dxa" w:w="7399"/>
+            <w:tcW w:type="dxa" w:w="8011"/>
             <w:tcMar>
-              <w:top w:w="90" w:type="dxa"/>
+              <w:top w:w="70" w:type="dxa"/>
               <w:start w:w="100" w:type="dxa"/>
-              <w:bottom w:w="90" w:type="dxa"/>
+              <w:bottom w:w="70" w:type="dxa"/>
               <w:end w:w="100" w:type="dxa"/>
             </w:tcMar>
             <w:vAlign w:val="center"/>
-            <w:shd w:fill="F5F8FB"/>
+            <w:shd w:fill="F7FAFC"/>
           </w:tcPr>
           <w:p>
             <w:pPr>
               <w:spacing w:after="0" w:line="252" w:lineRule="auto" w:before="0"/>
+              <w:jc w:val="left"/>
             </w:pPr>
             <w:r>
               <w:rPr>
-                <w:rFonts w:ascii="Noto Sans KR" w:hAnsi="Noto Sans KR" w:eastAsia="Noto Sans KR"/>
-                <w:sz w:val="17"/>
+                <w:rFonts w:ascii="Noto Sans KR" w:hAnsi="Noto Sans KR" w:eastAsia="Noto Sans KR" w:cs="Noto Sans KR"/>
+                <w:b w:val="0"/>
+                <w:color w:val="243547"/>
+                <w:sz w:val="18"/>
               </w:rPr>
               <w:t>Public API/Starter를 사용하고 Internal leaf 직접 참조 금지</w:t>
             </w:r>
@@ -564,26 +512,31 @@
       <w:tr>
         <w:trPr>
           <w:cantSplit/>
+          <w:trHeight w:hRule="atLeast" w:val="351"/>
         </w:trPr>
         <w:tc>
           <w:tcPr>
-            <w:tcW w:type="dxa" w:w="2466"/>
+            <w:tcW w:type="dxa" w:w="2874"/>
             <w:tcMar>
-              <w:top w:w="90" w:type="dxa"/>
+              <w:top w:w="70" w:type="dxa"/>
               <w:start w:w="100" w:type="dxa"/>
-              <w:bottom w:w="90" w:type="dxa"/>
+              <w:bottom w:w="70" w:type="dxa"/>
               <w:end w:w="100" w:type="dxa"/>
             </w:tcMar>
             <w:vAlign w:val="center"/>
+            <w:shd w:fill="FFFFFF"/>
           </w:tcPr>
           <w:p>
             <w:pPr>
               <w:spacing w:after="0" w:line="252" w:lineRule="auto" w:before="0"/>
+              <w:jc w:val="left"/>
             </w:pPr>
             <w:r>
               <w:rPr>
-                <w:rFonts w:ascii="Noto Sans KR" w:hAnsi="Noto Sans KR" w:eastAsia="Noto Sans KR"/>
-                <w:sz w:val="17"/>
+                <w:rFonts w:ascii="Noto Sans KR" w:hAnsi="Noto Sans KR" w:eastAsia="Noto Sans KR" w:cs="Noto Sans KR"/>
+                <w:b w:val="0"/>
+                <w:color w:val="243547"/>
+                <w:sz w:val="18"/>
               </w:rPr>
               <w:t>MUST</w:t>
             </w:r>
@@ -591,23 +544,27 @@
         </w:tc>
         <w:tc>
           <w:tcPr>
-            <w:tcW w:type="dxa" w:w="7399"/>
+            <w:tcW w:type="dxa" w:w="8011"/>
             <w:tcMar>
-              <w:top w:w="90" w:type="dxa"/>
+              <w:top w:w="70" w:type="dxa"/>
               <w:start w:w="100" w:type="dxa"/>
-              <w:bottom w:w="90" w:type="dxa"/>
+              <w:bottom w:w="70" w:type="dxa"/>
               <w:end w:w="100" w:type="dxa"/>
             </w:tcMar>
             <w:vAlign w:val="center"/>
+            <w:shd w:fill="FFFFFF"/>
           </w:tcPr>
           <w:p>
             <w:pPr>
               <w:spacing w:after="0" w:line="252" w:lineRule="auto" w:before="0"/>
+              <w:jc w:val="left"/>
             </w:pPr>
             <w:r>
               <w:rPr>
-                <w:rFonts w:ascii="Noto Sans KR" w:hAnsi="Noto Sans KR" w:eastAsia="Noto Sans KR"/>
-                <w:sz w:val="17"/>
+                <w:rFonts w:ascii="Noto Sans KR" w:hAnsi="Noto Sans KR" w:eastAsia="Noto Sans KR" w:cs="Noto Sans KR"/>
+                <w:b w:val="0"/>
+                <w:color w:val="243547"/>
+                <w:sz w:val="18"/>
               </w:rPr>
               <w:t>Same JVM Domain 호출은 in-process, self-HTTP 금지</w:t>
             </w:r>
@@ -617,27 +574,31 @@
       <w:tr>
         <w:trPr>
           <w:cantSplit/>
+          <w:trHeight w:hRule="atLeast" w:val="351"/>
         </w:trPr>
         <w:tc>
           <w:tcPr>
-            <w:tcW w:type="dxa" w:w="2466"/>
+            <w:tcW w:type="dxa" w:w="2874"/>
             <w:tcMar>
-              <w:top w:w="90" w:type="dxa"/>
+              <w:top w:w="70" w:type="dxa"/>
               <w:start w:w="100" w:type="dxa"/>
-              <w:bottom w:w="90" w:type="dxa"/>
+              <w:bottom w:w="70" w:type="dxa"/>
               <w:end w:w="100" w:type="dxa"/>
             </w:tcMar>
             <w:vAlign w:val="center"/>
-            <w:shd w:fill="F5F8FB"/>
+            <w:shd w:fill="F7FAFC"/>
           </w:tcPr>
           <w:p>
             <w:pPr>
               <w:spacing w:after="0" w:line="252" w:lineRule="auto" w:before="0"/>
+              <w:jc w:val="left"/>
             </w:pPr>
             <w:r>
               <w:rPr>
-                <w:rFonts w:ascii="Noto Sans KR" w:hAnsi="Noto Sans KR" w:eastAsia="Noto Sans KR"/>
-                <w:sz w:val="17"/>
+                <w:rFonts w:ascii="Noto Sans KR" w:hAnsi="Noto Sans KR" w:eastAsia="Noto Sans KR" w:cs="Noto Sans KR"/>
+                <w:b w:val="0"/>
+                <w:color w:val="243547"/>
+                <w:sz w:val="18"/>
               </w:rPr>
               <w:t>MUST</w:t>
             </w:r>
@@ -645,24 +606,27 @@
         </w:tc>
         <w:tc>
           <w:tcPr>
-            <w:tcW w:type="dxa" w:w="7399"/>
+            <w:tcW w:type="dxa" w:w="8011"/>
             <w:tcMar>
-              <w:top w:w="90" w:type="dxa"/>
+              <w:top w:w="70" w:type="dxa"/>
               <w:start w:w="100" w:type="dxa"/>
-              <w:bottom w:w="90" w:type="dxa"/>
+              <w:bottom w:w="70" w:type="dxa"/>
               <w:end w:w="100" w:type="dxa"/>
             </w:tcMar>
             <w:vAlign w:val="center"/>
-            <w:shd w:fill="F5F8FB"/>
+            <w:shd w:fill="F7FAFC"/>
           </w:tcPr>
           <w:p>
             <w:pPr>
               <w:spacing w:after="0" w:line="252" w:lineRule="auto" w:before="0"/>
+              <w:jc w:val="left"/>
             </w:pPr>
             <w:r>
               <w:rPr>
-                <w:rFonts w:ascii="Noto Sans KR" w:hAnsi="Noto Sans KR" w:eastAsia="Noto Sans KR"/>
-                <w:sz w:val="17"/>
+                <w:rFonts w:ascii="Noto Sans KR" w:hAnsi="Noto Sans KR" w:eastAsia="Noto Sans KR" w:cs="Noto Sans KR"/>
+                <w:b w:val="0"/>
+                <w:color w:val="243547"/>
+                <w:sz w:val="18"/>
               </w:rPr>
               <w:t>Remote Side Effect UNKNOWN을 보존하고 reconcile</w:t>
             </w:r>
@@ -672,26 +636,31 @@
       <w:tr>
         <w:trPr>
           <w:cantSplit/>
+          <w:trHeight w:hRule="atLeast" w:val="351"/>
         </w:trPr>
         <w:tc>
           <w:tcPr>
-            <w:tcW w:type="dxa" w:w="2466"/>
+            <w:tcW w:type="dxa" w:w="2874"/>
             <w:tcMar>
-              <w:top w:w="90" w:type="dxa"/>
+              <w:top w:w="70" w:type="dxa"/>
               <w:start w:w="100" w:type="dxa"/>
-              <w:bottom w:w="90" w:type="dxa"/>
+              <w:bottom w:w="70" w:type="dxa"/>
               <w:end w:w="100" w:type="dxa"/>
             </w:tcMar>
             <w:vAlign w:val="center"/>
+            <w:shd w:fill="FFFFFF"/>
           </w:tcPr>
           <w:p>
             <w:pPr>
               <w:spacing w:after="0" w:line="252" w:lineRule="auto" w:before="0"/>
+              <w:jc w:val="left"/>
             </w:pPr>
             <w:r>
               <w:rPr>
-                <w:rFonts w:ascii="Noto Sans KR" w:hAnsi="Noto Sans KR" w:eastAsia="Noto Sans KR"/>
-                <w:sz w:val="17"/>
+                <w:rFonts w:ascii="Noto Sans KR" w:hAnsi="Noto Sans KR" w:eastAsia="Noto Sans KR" w:cs="Noto Sans KR"/>
+                <w:b w:val="0"/>
+                <w:color w:val="243547"/>
+                <w:sz w:val="18"/>
               </w:rPr>
               <w:t>MUST</w:t>
             </w:r>
@@ -699,23 +668,27 @@
         </w:tc>
         <w:tc>
           <w:tcPr>
-            <w:tcW w:type="dxa" w:w="7399"/>
+            <w:tcW w:type="dxa" w:w="8011"/>
             <w:tcMar>
-              <w:top w:w="90" w:type="dxa"/>
+              <w:top w:w="70" w:type="dxa"/>
               <w:start w:w="100" w:type="dxa"/>
-              <w:bottom w:w="90" w:type="dxa"/>
+              <w:bottom w:w="70" w:type="dxa"/>
               <w:end w:w="100" w:type="dxa"/>
             </w:tcMar>
             <w:vAlign w:val="center"/>
+            <w:shd w:fill="FFFFFF"/>
           </w:tcPr>
           <w:p>
             <w:pPr>
               <w:spacing w:after="0" w:line="252" w:lineRule="auto" w:before="0"/>
+              <w:jc w:val="left"/>
             </w:pPr>
             <w:r>
               <w:rPr>
-                <w:rFonts w:ascii="Noto Sans KR" w:hAnsi="Noto Sans KR" w:eastAsia="Noto Sans KR"/>
-                <w:sz w:val="17"/>
+                <w:rFonts w:ascii="Noto Sans KR" w:hAnsi="Noto Sans KR" w:eastAsia="Noto Sans KR" w:cs="Noto Sans KR"/>
+                <w:b w:val="0"/>
+                <w:color w:val="243547"/>
+                <w:sz w:val="18"/>
               </w:rPr>
               <w:t>DB 변경은 DB3 lifecycle 전체 검증</w:t>
             </w:r>
@@ -725,27 +698,31 @@
       <w:tr>
         <w:trPr>
           <w:cantSplit/>
+          <w:trHeight w:hRule="atLeast" w:val="351"/>
         </w:trPr>
         <w:tc>
           <w:tcPr>
-            <w:tcW w:type="dxa" w:w="2466"/>
+            <w:tcW w:type="dxa" w:w="2874"/>
             <w:tcMar>
-              <w:top w:w="90" w:type="dxa"/>
+              <w:top w:w="70" w:type="dxa"/>
               <w:start w:w="100" w:type="dxa"/>
-              <w:bottom w:w="90" w:type="dxa"/>
+              <w:bottom w:w="70" w:type="dxa"/>
               <w:end w:w="100" w:type="dxa"/>
             </w:tcMar>
             <w:vAlign w:val="center"/>
-            <w:shd w:fill="F5F8FB"/>
+            <w:shd w:fill="F7FAFC"/>
           </w:tcPr>
           <w:p>
             <w:pPr>
               <w:spacing w:after="0" w:line="252" w:lineRule="auto" w:before="0"/>
+              <w:jc w:val="left"/>
             </w:pPr>
             <w:r>
               <w:rPr>
-                <w:rFonts w:ascii="Noto Sans KR" w:hAnsi="Noto Sans KR" w:eastAsia="Noto Sans KR"/>
-                <w:sz w:val="17"/>
+                <w:rFonts w:ascii="Noto Sans KR" w:hAnsi="Noto Sans KR" w:eastAsia="Noto Sans KR" w:cs="Noto Sans KR"/>
+                <w:b w:val="0"/>
+                <w:color w:val="243547"/>
+                <w:sz w:val="18"/>
               </w:rPr>
               <w:t>MUST NOT</w:t>
             </w:r>
@@ -753,24 +730,27 @@
         </w:tc>
         <w:tc>
           <w:tcPr>
-            <w:tcW w:type="dxa" w:w="7399"/>
+            <w:tcW w:type="dxa" w:w="8011"/>
             <w:tcMar>
-              <w:top w:w="90" w:type="dxa"/>
+              <w:top w:w="70" w:type="dxa"/>
               <w:start w:w="100" w:type="dxa"/>
-              <w:bottom w:w="90" w:type="dxa"/>
+              <w:bottom w:w="70" w:type="dxa"/>
               <w:end w:w="100" w:type="dxa"/>
             </w:tcMar>
             <w:vAlign w:val="center"/>
-            <w:shd w:fill="F5F8FB"/>
+            <w:shd w:fill="F7FAFC"/>
           </w:tcPr>
           <w:p>
             <w:pPr>
               <w:spacing w:after="0" w:line="252" w:lineRule="auto" w:before="0"/>
+              <w:jc w:val="left"/>
             </w:pPr>
             <w:r>
               <w:rPr>
-                <w:rFonts w:ascii="Noto Sans KR" w:hAnsi="Noto Sans KR" w:eastAsia="Noto Sans KR"/>
-                <w:sz w:val="17"/>
+                <w:rFonts w:ascii="Noto Sans KR" w:hAnsi="Noto Sans KR" w:eastAsia="Noto Sans KR" w:cs="Noto Sans KR"/>
+                <w:b w:val="0"/>
+                <w:color w:val="243547"/>
+                <w:sz w:val="18"/>
               </w:rPr>
               <w:t>cpf-core에 Admin/Batch Runtime/특정 업무 적치</w:t>
             </w:r>
@@ -780,26 +760,31 @@
       <w:tr>
         <w:trPr>
           <w:cantSplit/>
+          <w:trHeight w:hRule="atLeast" w:val="351"/>
         </w:trPr>
         <w:tc>
           <w:tcPr>
-            <w:tcW w:type="dxa" w:w="2466"/>
+            <w:tcW w:type="dxa" w:w="2874"/>
             <w:tcMar>
-              <w:top w:w="90" w:type="dxa"/>
+              <w:top w:w="70" w:type="dxa"/>
               <w:start w:w="100" w:type="dxa"/>
-              <w:bottom w:w="90" w:type="dxa"/>
+              <w:bottom w:w="70" w:type="dxa"/>
               <w:end w:w="100" w:type="dxa"/>
             </w:tcMar>
             <w:vAlign w:val="center"/>
+            <w:shd w:fill="FFFFFF"/>
           </w:tcPr>
           <w:p>
             <w:pPr>
               <w:spacing w:after="0" w:line="252" w:lineRule="auto" w:before="0"/>
+              <w:jc w:val="left"/>
             </w:pPr>
             <w:r>
               <w:rPr>
-                <w:rFonts w:ascii="Noto Sans KR" w:hAnsi="Noto Sans KR" w:eastAsia="Noto Sans KR"/>
-                <w:sz w:val="17"/>
+                <w:rFonts w:ascii="Noto Sans KR" w:hAnsi="Noto Sans KR" w:eastAsia="Noto Sans KR" w:cs="Noto Sans KR"/>
+                <w:b w:val="0"/>
+                <w:color w:val="243547"/>
+                <w:sz w:val="18"/>
               </w:rPr>
               <w:t>MUST NOT</w:t>
             </w:r>
@@ -807,23 +792,27 @@
         </w:tc>
         <w:tc>
           <w:tcPr>
-            <w:tcW w:type="dxa" w:w="7399"/>
+            <w:tcW w:type="dxa" w:w="8011"/>
             <w:tcMar>
-              <w:top w:w="90" w:type="dxa"/>
+              <w:top w:w="70" w:type="dxa"/>
               <w:start w:w="100" w:type="dxa"/>
-              <w:bottom w:w="90" w:type="dxa"/>
+              <w:bottom w:w="70" w:type="dxa"/>
               <w:end w:w="100" w:type="dxa"/>
             </w:tcMar>
             <w:vAlign w:val="center"/>
+            <w:shd w:fill="FFFFFF"/>
           </w:tcPr>
           <w:p>
             <w:pPr>
               <w:spacing w:after="0" w:line="252" w:lineRule="auto" w:before="0"/>
+              <w:jc w:val="left"/>
             </w:pPr>
             <w:r>
               <w:rPr>
-                <w:rFonts w:ascii="Noto Sans KR" w:hAnsi="Noto Sans KR" w:eastAsia="Noto Sans KR"/>
-                <w:sz w:val="17"/>
+                <w:rFonts w:ascii="Noto Sans KR" w:hAnsi="Noto Sans KR" w:eastAsia="Noto Sans KR" w:cs="Noto Sans KR"/>
+                <w:b w:val="0"/>
+                <w:color w:val="243547"/>
+                <w:sz w:val="18"/>
               </w:rPr>
               <w:t>Header6를 업무 개발자가 직접 조립</w:t>
             </w:r>
@@ -833,27 +822,31 @@
       <w:tr>
         <w:trPr>
           <w:cantSplit/>
+          <w:trHeight w:hRule="atLeast" w:val="351"/>
         </w:trPr>
         <w:tc>
           <w:tcPr>
-            <w:tcW w:type="dxa" w:w="2466"/>
+            <w:tcW w:type="dxa" w:w="2874"/>
             <w:tcMar>
-              <w:top w:w="90" w:type="dxa"/>
+              <w:top w:w="70" w:type="dxa"/>
               <w:start w:w="100" w:type="dxa"/>
-              <w:bottom w:w="90" w:type="dxa"/>
+              <w:bottom w:w="70" w:type="dxa"/>
               <w:end w:w="100" w:type="dxa"/>
             </w:tcMar>
             <w:vAlign w:val="center"/>
-            <w:shd w:fill="F5F8FB"/>
+            <w:shd w:fill="F7FAFC"/>
           </w:tcPr>
           <w:p>
             <w:pPr>
               <w:spacing w:after="0" w:line="252" w:lineRule="auto" w:before="0"/>
+              <w:jc w:val="left"/>
             </w:pPr>
             <w:r>
               <w:rPr>
-                <w:rFonts w:ascii="Noto Sans KR" w:hAnsi="Noto Sans KR" w:eastAsia="Noto Sans KR"/>
-                <w:sz w:val="17"/>
+                <w:rFonts w:ascii="Noto Sans KR" w:hAnsi="Noto Sans KR" w:eastAsia="Noto Sans KR" w:cs="Noto Sans KR"/>
+                <w:b w:val="0"/>
+                <w:color w:val="243547"/>
+                <w:sz w:val="18"/>
               </w:rPr>
               <w:t>MUST NOT</w:t>
             </w:r>
@@ -861,24 +854,27 @@
         </w:tc>
         <w:tc>
           <w:tcPr>
-            <w:tcW w:type="dxa" w:w="7399"/>
+            <w:tcW w:type="dxa" w:w="8011"/>
             <w:tcMar>
-              <w:top w:w="90" w:type="dxa"/>
+              <w:top w:w="70" w:type="dxa"/>
               <w:start w:w="100" w:type="dxa"/>
-              <w:bottom w:w="90" w:type="dxa"/>
+              <w:bottom w:w="70" w:type="dxa"/>
               <w:end w:w="100" w:type="dxa"/>
             </w:tcMar>
             <w:vAlign w:val="center"/>
-            <w:shd w:fill="F5F8FB"/>
+            <w:shd w:fill="F7FAFC"/>
           </w:tcPr>
           <w:p>
             <w:pPr>
               <w:spacing w:after="0" w:line="252" w:lineRule="auto" w:before="0"/>
+              <w:jc w:val="left"/>
             </w:pPr>
             <w:r>
               <w:rPr>
-                <w:rFonts w:ascii="Noto Sans KR" w:hAnsi="Noto Sans KR" w:eastAsia="Noto Sans KR"/>
-                <w:sz w:val="17"/>
+                <w:rFonts w:ascii="Noto Sans KR" w:hAnsi="Noto Sans KR" w:eastAsia="Noto Sans KR" w:cs="Noto Sans KR"/>
+                <w:b w:val="0"/>
+                <w:color w:val="243547"/>
+                <w:sz w:val="18"/>
               </w:rPr>
               <w:t>Secret/PII 원문을 로그/Evidence에 기록</w:t>
             </w:r>
@@ -892,30 +888,25 @@
         <w:keepNext/>
       </w:pPr>
       <w:r>
+        <w:rPr>
+          <w:rFonts w:ascii="Noto Sans KR" w:hAnsi="Noto Sans KR" w:eastAsia="Noto Sans KR" w:cs="Noto Sans KR"/>
+        </w:rPr>
         <w:t>2 패키지와 Generated Domain</w:t>
       </w:r>
     </w:p>
     <w:p>
       <w:pPr>
         <w:spacing w:before="80" w:after="200"/>
-        <w:ind w:left="173" w:right="58"/>
-        <w:shd w:fill="F3F7FB"/>
+        <w:ind w:left="170" w:right="113"/>
+        <w:shd w:fill="F3F7FA"/>
+        <w:pStyle w:val="CPFSectionLead"/>
         <w:pBdr>
-          <w:left w:val="single" w:sz="18" w:space="8" w:color="4F46E5"/>
+          <w:left w:val="single" w:sz="16" w:space="7" w:color="8AA4BE"/>
         </w:pBdr>
       </w:pPr>
       <w:r>
         <w:rPr>
-          <w:b/>
-          <w:color w:val="362D91"/>
-          <w:sz w:val="20"/>
-        </w:rPr>
-        <w:t xml:space="preserve">이 장을 보는 이유  </w:t>
-      </w:r>
-      <w:r>
-        <w:rPr>
-          <w:color w:val="26374C"/>
-          <w:sz w:val="20"/>
+          <w:rFonts w:ascii="Noto Sans KR" w:hAnsi="Noto Sans KR" w:eastAsia="Noto Sans KR" w:cs="Noto Sans KR"/>
         </w:rPr>
         <w:t>업무 feature와 technical role을 분리해 찾기 쉬운 Source 구조를 유지합니다.</w:t>
       </w:r>
@@ -925,81 +916,71 @@
         <w:pStyle w:val="CPFLabel"/>
       </w:pPr>
       <w:r>
+        <w:rPr>
+          <w:rFonts w:ascii="Noto Sans KR" w:hAnsi="Noto Sans KR" w:eastAsia="Noto Sans KR" w:cs="Noto Sans KR"/>
+        </w:rPr>
         <w:t>Canonical Generated Domain IA</w:t>
       </w:r>
     </w:p>
-    <w:tbl>
-      <w:tblPr>
-        <w:tblW w:type="auto" w:w="0"/>
-        <w:jc w:val="center"/>
-        <w:tblLayout w:type="fixed"/>
-        <w:tblLook w:firstColumn="1" w:firstRow="1" w:lastColumn="0" w:lastRow="0" w:noHBand="0" w:noVBand="1" w:val="04A0"/>
-      </w:tblPr>
-      <w:tblGrid>
-        <w:gridCol w:w="9866"/>
-      </w:tblGrid>
-      <w:tr>
-        <w:trPr>
-          <w:tblHeader w:val="true"/>
-        </w:trPr>
-        <w:tc>
-          <w:tcPr>
-            <w:tcW w:type="dxa" w:w="9866"/>
-            <w:shd w:fill="223A57"/>
-            <w:tcMar>
-              <w:top w:w="90" w:type="dxa"/>
-              <w:start w:w="100" w:type="dxa"/>
-              <w:bottom w:w="90" w:type="dxa"/>
-              <w:end w:w="100" w:type="dxa"/>
-            </w:tcMar>
-            <w:vAlign w:val="center"/>
-          </w:tcPr>
-          <w:p>
-            <w:pPr>
-              <w:pStyle w:val="CPFCode"/>
-              <w:spacing w:before="0" w:after="0" w:line="252" w:lineRule="auto"/>
-              <w:ind w:left="0"/>
-              <w:jc w:val="left"/>
-            </w:pPr>
-            <w:r>
-              <w:rPr>
-                <w:b/>
-                <w:color w:val="FFFFFF"/>
-                <w:sz w:val="16"/>
-              </w:rPr>
-              <w:t>cpf-&lt;domain&gt;/online/src/main/java/&lt;domain-package&gt;/&lt;business-feature&gt;/&lt;technical-role&gt;</w:t>
-            </w:r>
-          </w:p>
-        </w:tc>
-      </w:tr>
-    </w:tbl>
+    <w:p>
+      <w:pPr>
+        <w:pStyle w:val="CPFCallout"/>
+        <w:shd w:fill="EEF5FB"/>
+        <w:pBdr>
+          <w:left w:val="single" w:sz="18" w:space="8" w:color="4F46E5"/>
+        </w:pBdr>
+        <w:spacing w:before="80" w:after="140"/>
+        <w:ind w:left="170" w:right="113"/>
+      </w:pPr>
+      <w:r>
+        <w:rPr>
+          <w:rFonts w:ascii="Noto Sans KR" w:hAnsi="Noto Sans KR" w:eastAsia="Noto Sans KR" w:cs="Noto Sans KR"/>
+        </w:rPr>
+        <w:t>cpf-&lt;domain&gt;/online/src/main/java/&lt;domain-package&gt;/&lt;business-feature&gt;/&lt;technical-role&gt;</w:t>
+      </w:r>
+    </w:p>
     <w:p>
       <w:pPr>
         <w:pStyle w:val="ListBullet"/>
-        <w:spacing w:after="40"/>
+        <w:spacing w:after="64" w:line="269" w:lineRule="auto"/>
         <w:ind w:left="454" w:hanging="198"/>
       </w:pPr>
       <w:r>
+        <w:rPr>
+          <w:rFonts w:ascii="Noto Sans KR" w:hAnsi="Noto Sans KR" w:eastAsia="Noto Sans KR" w:cs="Noto Sans KR"/>
+          <w:color w:val="243547"/>
+          <w:sz w:val="20"/>
+        </w:rPr>
         <w:t>Business feature는 Domain name과 분리합니다.</w:t>
       </w:r>
     </w:p>
     <w:p>
       <w:pPr>
         <w:pStyle w:val="ListBullet"/>
-        <w:spacing w:after="40"/>
+        <w:spacing w:after="64" w:line="269" w:lineRule="auto"/>
         <w:ind w:left="454" w:hanging="198"/>
       </w:pPr>
       <w:r>
+        <w:rPr>
+          <w:rFonts w:ascii="Noto Sans KR" w:hAnsi="Noto Sans KR" w:eastAsia="Noto Sans KR" w:cs="Noto Sans KR"/>
+          <w:color w:val="243547"/>
+          <w:sz w:val="20"/>
+        </w:rPr>
         <w:t>미지정 최초 scaffold는 reserved sample feature를 사용합니다.</w:t>
       </w:r>
     </w:p>
     <w:p>
       <w:pPr>
         <w:pStyle w:val="ListBullet"/>
-        <w:spacing w:after="40"/>
+        <w:spacing w:after="64" w:line="269" w:lineRule="auto"/>
         <w:ind w:left="454" w:hanging="198"/>
       </w:pPr>
       <w:r>
+        <w:rPr>
+          <w:rFonts w:ascii="Noto Sans KR" w:hAnsi="Noto Sans KR" w:eastAsia="Noto Sans KR" w:cs="Noto Sans KR"/>
+          <w:color w:val="243547"/>
+          <w:sz w:val="20"/>
+        </w:rPr>
         <w:t>base는 Generator-owned bootstrap/common contract에만 제한합니다.</w:t>
       </w:r>
     </w:p>
@@ -1009,30 +990,25 @@
         <w:keepNext/>
       </w:pPr>
       <w:r>
+        <w:rPr>
+          <w:rFonts w:ascii="Noto Sans KR" w:hAnsi="Noto Sans KR" w:eastAsia="Noto Sans KR" w:cs="Noto Sans KR"/>
+        </w:rPr>
         <w:t>3 API와 Error</w:t>
       </w:r>
     </w:p>
     <w:p>
       <w:pPr>
         <w:spacing w:before="80" w:after="200"/>
-        <w:ind w:left="173" w:right="58"/>
-        <w:shd w:fill="F3F7FB"/>
+        <w:ind w:left="170" w:right="113"/>
+        <w:shd w:fill="F3F7FA"/>
+        <w:pStyle w:val="CPFSectionLead"/>
         <w:pBdr>
-          <w:left w:val="single" w:sz="18" w:space="8" w:color="4F46E5"/>
+          <w:left w:val="single" w:sz="16" w:space="7" w:color="8AA4BE"/>
         </w:pBdr>
       </w:pPr>
       <w:r>
         <w:rPr>
-          <w:b/>
-          <w:color w:val="362D91"/>
-          <w:sz w:val="20"/>
-        </w:rPr>
-        <w:t xml:space="preserve">이 장을 보는 이유  </w:t>
-      </w:r>
-      <w:r>
-        <w:rPr>
-          <w:color w:val="26374C"/>
-          <w:sz w:val="20"/>
+          <w:rFonts w:ascii="Noto Sans KR" w:hAnsi="Noto Sans KR" w:eastAsia="Noto Sans KR" w:cs="Noto Sans KR"/>
         </w:rPr>
         <w:t>Public Contract·OperationId·오류 상태를 일관되게 유지합니다.</w:t>
       </w:r>
@@ -1040,30 +1016,45 @@
     <w:p>
       <w:pPr>
         <w:pStyle w:val="ListBullet"/>
-        <w:spacing w:after="40"/>
+        <w:spacing w:after="64" w:line="269" w:lineRule="auto"/>
         <w:ind w:left="454" w:hanging="198"/>
       </w:pPr>
       <w:r>
+        <w:rPr>
+          <w:rFonts w:ascii="Noto Sans KR" w:hAnsi="Noto Sans KR" w:eastAsia="Noto Sans KR" w:cs="Noto Sans KR"/>
+          <w:color w:val="243547"/>
+          <w:sz w:val="20"/>
+        </w:rPr>
         <w:t>operationId는 Annotation/OpenAPI/Header/Client/ADM/Log/Trace에서 동일합니다.</w:t>
       </w:r>
     </w:p>
     <w:p>
       <w:pPr>
         <w:pStyle w:val="ListBullet"/>
-        <w:spacing w:after="40"/>
+        <w:spacing w:after="64" w:line="269" w:lineRule="auto"/>
         <w:ind w:left="454" w:hanging="198"/>
       </w:pPr>
       <w:r>
+        <w:rPr>
+          <w:rFonts w:ascii="Noto Sans KR" w:hAnsi="Noto Sans KR" w:eastAsia="Noto Sans KR" w:cs="Noto Sans KR"/>
+          <w:color w:val="243547"/>
+          <w:sz w:val="20"/>
+        </w:rPr>
         <w:t>CpfResult의 SUCCESS/BUSINESS_FAILURE/TECHNICAL_FAILURE/UNKNOWN을 모두 처리합니다.</w:t>
       </w:r>
     </w:p>
     <w:p>
       <w:pPr>
         <w:pStyle w:val="ListBullet"/>
-        <w:spacing w:after="40"/>
+        <w:spacing w:after="64" w:line="269" w:lineRule="auto"/>
         <w:ind w:left="454" w:hanging="198"/>
       </w:pPr>
       <w:r>
+        <w:rPr>
+          <w:rFonts w:ascii="Noto Sans KR" w:hAnsi="Noto Sans KR" w:eastAsia="Noto Sans KR" w:cs="Noto Sans KR"/>
+          <w:color w:val="243547"/>
+          <w:sz w:val="20"/>
+        </w:rPr>
         <w:t>Deprecated API는 새 Golden Path에 사용하지 않습니다.</w:t>
       </w:r>
     </w:p>
@@ -1073,30 +1064,25 @@
         <w:keepNext/>
       </w:pPr>
       <w:r>
+        <w:rPr>
+          <w:rFonts w:ascii="Noto Sans KR" w:hAnsi="Noto Sans KR" w:eastAsia="Noto Sans KR" w:cs="Noto Sans KR"/>
+        </w:rPr>
         <w:t>4 보안과 운영</w:t>
       </w:r>
     </w:p>
     <w:p>
       <w:pPr>
         <w:spacing w:before="80" w:after="200"/>
-        <w:ind w:left="173" w:right="58"/>
-        <w:shd w:fill="F3F7FB"/>
+        <w:ind w:left="170" w:right="113"/>
+        <w:shd w:fill="F3F7FA"/>
+        <w:pStyle w:val="CPFSectionLead"/>
         <w:pBdr>
-          <w:left w:val="single" w:sz="18" w:space="8" w:color="4F46E5"/>
+          <w:left w:val="single" w:sz="16" w:space="7" w:color="8AA4BE"/>
         </w:pBdr>
       </w:pPr>
       <w:r>
         <w:rPr>
-          <w:b/>
-          <w:color w:val="362D91"/>
-          <w:sz w:val="20"/>
-        </w:rPr>
-        <w:t xml:space="preserve">이 장을 보는 이유  </w:t>
-      </w:r>
-      <w:r>
-        <w:rPr>
-          <w:color w:val="26374C"/>
-          <w:sz w:val="20"/>
+          <w:rFonts w:ascii="Noto Sans KR" w:hAnsi="Noto Sans KR" w:eastAsia="Noto Sans KR" w:cs="Noto Sans KR"/>
         </w:rPr>
         <w:t>위험 동작은 Permission·Reason·Approval·Audit를 제공합니다.</w:t>
       </w:r>
@@ -1106,6 +1092,9 @@
         <w:pStyle w:val="CPFLabel"/>
       </w:pPr>
       <w:r>
+        <w:rPr>
+          <w:rFonts w:ascii="Noto Sans KR" w:hAnsi="Noto Sans KR" w:eastAsia="Noto Sans KR" w:cs="Noto Sans KR"/>
+        </w:rPr>
         <w:t>보안 표준</w:t>
       </w:r>
     </w:p>
@@ -1122,16 +1111,17 @@
       </w:tblGrid>
       <w:tr>
         <w:trPr>
+          <w:trHeight w:hRule="atLeast" w:val="397"/>
           <w:tblHeader w:val="true"/>
         </w:trPr>
         <w:tc>
           <w:tcPr>
-            <w:tcW w:type="dxa" w:w="2466"/>
-            <w:shd w:fill="223A57"/>
+            <w:tcW w:type="dxa" w:w="4101"/>
+            <w:shd w:fill="0D2B45"/>
             <w:tcMar>
-              <w:top w:w="90" w:type="dxa"/>
+              <w:top w:w="70" w:type="dxa"/>
               <w:start w:w="100" w:type="dxa"/>
-              <w:bottom w:w="90" w:type="dxa"/>
+              <w:bottom w:w="70" w:type="dxa"/>
               <w:end w:w="100" w:type="dxa"/>
             </w:tcMar>
             <w:vAlign w:val="center"/>
@@ -1139,13 +1129,14 @@
           <w:p>
             <w:pPr>
               <w:spacing w:before="0" w:after="0" w:line="252" w:lineRule="auto"/>
-              <w:jc w:val="left"/>
+              <w:jc w:val="center"/>
             </w:pPr>
             <w:r>
               <w:rPr>
+                <w:rFonts w:ascii="Noto Sans KR" w:hAnsi="Noto Sans KR" w:eastAsia="Noto Sans KR" w:cs="Noto Sans KR"/>
                 <w:b/>
                 <w:color w:val="FFFFFF"/>
-                <w:sz w:val="16"/>
+                <w:sz w:val="18"/>
               </w:rPr>
               <w:t>항목</w:t>
             </w:r>
@@ -1153,12 +1144,12 @@
         </w:tc>
         <w:tc>
           <w:tcPr>
-            <w:tcW w:type="dxa" w:w="7399"/>
-            <w:shd w:fill="223A57"/>
+            <w:tcW w:type="dxa" w:w="6784"/>
+            <w:shd w:fill="0D2B45"/>
             <w:tcMar>
-              <w:top w:w="90" w:type="dxa"/>
+              <w:top w:w="70" w:type="dxa"/>
               <w:start w:w="100" w:type="dxa"/>
-              <w:bottom w:w="90" w:type="dxa"/>
+              <w:bottom w:w="70" w:type="dxa"/>
               <w:end w:w="100" w:type="dxa"/>
             </w:tcMar>
             <w:vAlign w:val="center"/>
@@ -1166,13 +1157,14 @@
           <w:p>
             <w:pPr>
               <w:spacing w:before="0" w:after="0" w:line="252" w:lineRule="auto"/>
-              <w:jc w:val="left"/>
+              <w:jc w:val="center"/>
             </w:pPr>
             <w:r>
               <w:rPr>
+                <w:rFonts w:ascii="Noto Sans KR" w:hAnsi="Noto Sans KR" w:eastAsia="Noto Sans KR" w:cs="Noto Sans KR"/>
                 <w:b/>
                 <w:color w:val="FFFFFF"/>
-                <w:sz w:val="16"/>
+                <w:sz w:val="18"/>
               </w:rPr>
               <w:t>표준</w:t>
             </w:r>
@@ -1182,26 +1174,31 @@
       <w:tr>
         <w:trPr>
           <w:cantSplit/>
+          <w:trHeight w:hRule="atLeast" w:val="351"/>
         </w:trPr>
         <w:tc>
           <w:tcPr>
-            <w:tcW w:type="dxa" w:w="2466"/>
+            <w:tcW w:type="dxa" w:w="4101"/>
             <w:tcMar>
-              <w:top w:w="90" w:type="dxa"/>
+              <w:top w:w="70" w:type="dxa"/>
               <w:start w:w="100" w:type="dxa"/>
-              <w:bottom w:w="90" w:type="dxa"/>
+              <w:bottom w:w="70" w:type="dxa"/>
               <w:end w:w="100" w:type="dxa"/>
             </w:tcMar>
             <w:vAlign w:val="center"/>
+            <w:shd w:fill="FFFFFF"/>
           </w:tcPr>
           <w:p>
             <w:pPr>
               <w:spacing w:after="0" w:line="252" w:lineRule="auto" w:before="0"/>
+              <w:jc w:val="left"/>
             </w:pPr>
             <w:r>
               <w:rPr>
-                <w:rFonts w:ascii="Noto Sans KR" w:hAnsi="Noto Sans KR" w:eastAsia="Noto Sans KR"/>
-                <w:sz w:val="17"/>
+                <w:rFonts w:ascii="Noto Sans KR" w:hAnsi="Noto Sans KR" w:eastAsia="Noto Sans KR" w:cs="Noto Sans KR"/>
+                <w:b w:val="0"/>
+                <w:color w:val="243547"/>
+                <w:sz w:val="18"/>
               </w:rPr>
               <w:t>Permission</w:t>
             </w:r>
@@ -1209,23 +1206,27 @@
         </w:tc>
         <w:tc>
           <w:tcPr>
-            <w:tcW w:type="dxa" w:w="7399"/>
+            <w:tcW w:type="dxa" w:w="6784"/>
             <w:tcMar>
-              <w:top w:w="90" w:type="dxa"/>
+              <w:top w:w="70" w:type="dxa"/>
               <w:start w:w="100" w:type="dxa"/>
-              <w:bottom w:w="90" w:type="dxa"/>
+              <w:bottom w:w="70" w:type="dxa"/>
               <w:end w:w="100" w:type="dxa"/>
             </w:tcMar>
             <w:vAlign w:val="center"/>
+            <w:shd w:fill="FFFFFF"/>
           </w:tcPr>
           <w:p>
             <w:pPr>
               <w:spacing w:after="0" w:line="252" w:lineRule="auto" w:before="0"/>
+              <w:jc w:val="left"/>
             </w:pPr>
             <w:r>
               <w:rPr>
-                <w:rFonts w:ascii="Noto Sans KR" w:hAnsi="Noto Sans KR" w:eastAsia="Noto Sans KR"/>
-                <w:sz w:val="17"/>
+                <w:rFonts w:ascii="Noto Sans KR" w:hAnsi="Noto Sans KR" w:eastAsia="Noto Sans KR" w:cs="Noto Sans KR"/>
+                <w:b w:val="0"/>
+                <w:color w:val="243547"/>
+                <w:sz w:val="18"/>
               </w:rPr>
               <w:t>실행 전 권한 검사</w:t>
             </w:r>
@@ -1235,27 +1236,31 @@
       <w:tr>
         <w:trPr>
           <w:cantSplit/>
+          <w:trHeight w:hRule="atLeast" w:val="351"/>
         </w:trPr>
         <w:tc>
           <w:tcPr>
-            <w:tcW w:type="dxa" w:w="2466"/>
+            <w:tcW w:type="dxa" w:w="4101"/>
             <w:tcMar>
-              <w:top w:w="90" w:type="dxa"/>
+              <w:top w:w="70" w:type="dxa"/>
               <w:start w:w="100" w:type="dxa"/>
-              <w:bottom w:w="90" w:type="dxa"/>
+              <w:bottom w:w="70" w:type="dxa"/>
               <w:end w:w="100" w:type="dxa"/>
             </w:tcMar>
             <w:vAlign w:val="center"/>
-            <w:shd w:fill="F5F8FB"/>
+            <w:shd w:fill="F7FAFC"/>
           </w:tcPr>
           <w:p>
             <w:pPr>
               <w:spacing w:after="0" w:line="252" w:lineRule="auto" w:before="0"/>
+              <w:jc w:val="left"/>
             </w:pPr>
             <w:r>
               <w:rPr>
-                <w:rFonts w:ascii="Noto Sans KR" w:hAnsi="Noto Sans KR" w:eastAsia="Noto Sans KR"/>
-                <w:sz w:val="17"/>
+                <w:rFonts w:ascii="Noto Sans KR" w:hAnsi="Noto Sans KR" w:eastAsia="Noto Sans KR" w:cs="Noto Sans KR"/>
+                <w:b w:val="0"/>
+                <w:color w:val="243547"/>
+                <w:sz w:val="18"/>
               </w:rPr>
               <w:t>Reason</w:t>
             </w:r>
@@ -1263,24 +1268,27 @@
         </w:tc>
         <w:tc>
           <w:tcPr>
-            <w:tcW w:type="dxa" w:w="7399"/>
+            <w:tcW w:type="dxa" w:w="6784"/>
             <w:tcMar>
-              <w:top w:w="90" w:type="dxa"/>
+              <w:top w:w="70" w:type="dxa"/>
               <w:start w:w="100" w:type="dxa"/>
-              <w:bottom w:w="90" w:type="dxa"/>
+              <w:bottom w:w="70" w:type="dxa"/>
               <w:end w:w="100" w:type="dxa"/>
             </w:tcMar>
             <w:vAlign w:val="center"/>
-            <w:shd w:fill="F5F8FB"/>
+            <w:shd w:fill="F7FAFC"/>
           </w:tcPr>
           <w:p>
             <w:pPr>
               <w:spacing w:after="0" w:line="252" w:lineRule="auto" w:before="0"/>
+              <w:jc w:val="left"/>
             </w:pPr>
             <w:r>
               <w:rPr>
-                <w:rFonts w:ascii="Noto Sans KR" w:hAnsi="Noto Sans KR" w:eastAsia="Noto Sans KR"/>
-                <w:sz w:val="17"/>
+                <w:rFonts w:ascii="Noto Sans KR" w:hAnsi="Noto Sans KR" w:eastAsia="Noto Sans KR" w:cs="Noto Sans KR"/>
+                <w:b w:val="0"/>
+                <w:color w:val="243547"/>
+                <w:sz w:val="18"/>
               </w:rPr>
               <w:t>위험 조치 사유 필수</w:t>
             </w:r>
@@ -1290,26 +1298,31 @@
       <w:tr>
         <w:trPr>
           <w:cantSplit/>
+          <w:trHeight w:hRule="atLeast" w:val="351"/>
         </w:trPr>
         <w:tc>
           <w:tcPr>
-            <w:tcW w:type="dxa" w:w="2466"/>
+            <w:tcW w:type="dxa" w:w="4101"/>
             <w:tcMar>
-              <w:top w:w="90" w:type="dxa"/>
+              <w:top w:w="70" w:type="dxa"/>
               <w:start w:w="100" w:type="dxa"/>
-              <w:bottom w:w="90" w:type="dxa"/>
+              <w:bottom w:w="70" w:type="dxa"/>
               <w:end w:w="100" w:type="dxa"/>
             </w:tcMar>
             <w:vAlign w:val="center"/>
+            <w:shd w:fill="FFFFFF"/>
           </w:tcPr>
           <w:p>
             <w:pPr>
               <w:spacing w:after="0" w:line="252" w:lineRule="auto" w:before="0"/>
+              <w:jc w:val="left"/>
             </w:pPr>
             <w:r>
               <w:rPr>
-                <w:rFonts w:ascii="Noto Sans KR" w:hAnsi="Noto Sans KR" w:eastAsia="Noto Sans KR"/>
-                <w:sz w:val="17"/>
+                <w:rFonts w:ascii="Noto Sans KR" w:hAnsi="Noto Sans KR" w:eastAsia="Noto Sans KR" w:cs="Noto Sans KR"/>
+                <w:b w:val="0"/>
+                <w:color w:val="243547"/>
+                <w:sz w:val="18"/>
               </w:rPr>
               <w:t>Approval</w:t>
             </w:r>
@@ -1317,23 +1330,27 @@
         </w:tc>
         <w:tc>
           <w:tcPr>
-            <w:tcW w:type="dxa" w:w="7399"/>
+            <w:tcW w:type="dxa" w:w="6784"/>
             <w:tcMar>
-              <w:top w:w="90" w:type="dxa"/>
+              <w:top w:w="70" w:type="dxa"/>
               <w:start w:w="100" w:type="dxa"/>
-              <w:bottom w:w="90" w:type="dxa"/>
+              <w:bottom w:w="70" w:type="dxa"/>
               <w:end w:w="100" w:type="dxa"/>
             </w:tcMar>
             <w:vAlign w:val="center"/>
+            <w:shd w:fill="FFFFFF"/>
           </w:tcPr>
           <w:p>
             <w:pPr>
               <w:spacing w:after="0" w:line="252" w:lineRule="auto" w:before="0"/>
+              <w:jc w:val="left"/>
             </w:pPr>
             <w:r>
               <w:rPr>
-                <w:rFonts w:ascii="Noto Sans KR" w:hAnsi="Noto Sans KR" w:eastAsia="Noto Sans KR"/>
-                <w:sz w:val="17"/>
+                <w:rFonts w:ascii="Noto Sans KR" w:hAnsi="Noto Sans KR" w:eastAsia="Noto Sans KR" w:cs="Noto Sans KR"/>
+                <w:b w:val="0"/>
+                <w:color w:val="243547"/>
+                <w:sz w:val="18"/>
               </w:rPr>
               <w:t>정책에 따른 사전 승인</w:t>
             </w:r>
@@ -1343,27 +1360,31 @@
       <w:tr>
         <w:trPr>
           <w:cantSplit/>
+          <w:trHeight w:hRule="atLeast" w:val="351"/>
         </w:trPr>
         <w:tc>
           <w:tcPr>
-            <w:tcW w:type="dxa" w:w="2466"/>
+            <w:tcW w:type="dxa" w:w="4101"/>
             <w:tcMar>
-              <w:top w:w="90" w:type="dxa"/>
+              <w:top w:w="70" w:type="dxa"/>
               <w:start w:w="100" w:type="dxa"/>
-              <w:bottom w:w="90" w:type="dxa"/>
+              <w:bottom w:w="70" w:type="dxa"/>
               <w:end w:w="100" w:type="dxa"/>
             </w:tcMar>
             <w:vAlign w:val="center"/>
-            <w:shd w:fill="F5F8FB"/>
+            <w:shd w:fill="F7FAFC"/>
           </w:tcPr>
           <w:p>
             <w:pPr>
               <w:spacing w:after="0" w:line="252" w:lineRule="auto" w:before="0"/>
+              <w:jc w:val="left"/>
             </w:pPr>
             <w:r>
               <w:rPr>
-                <w:rFonts w:ascii="Noto Sans KR" w:hAnsi="Noto Sans KR" w:eastAsia="Noto Sans KR"/>
-                <w:sz w:val="17"/>
+                <w:rFonts w:ascii="Noto Sans KR" w:hAnsi="Noto Sans KR" w:eastAsia="Noto Sans KR" w:cs="Noto Sans KR"/>
+                <w:b w:val="0"/>
+                <w:color w:val="243547"/>
+                <w:sz w:val="18"/>
               </w:rPr>
               <w:t>Audit</w:t>
             </w:r>
@@ -1371,24 +1392,27 @@
         </w:tc>
         <w:tc>
           <w:tcPr>
-            <w:tcW w:type="dxa" w:w="7399"/>
+            <w:tcW w:type="dxa" w:w="6784"/>
             <w:tcMar>
-              <w:top w:w="90" w:type="dxa"/>
+              <w:top w:w="70" w:type="dxa"/>
               <w:start w:w="100" w:type="dxa"/>
-              <w:bottom w:w="90" w:type="dxa"/>
+              <w:bottom w:w="70" w:type="dxa"/>
               <w:end w:w="100" w:type="dxa"/>
             </w:tcMar>
             <w:vAlign w:val="center"/>
-            <w:shd w:fill="F5F8FB"/>
+            <w:shd w:fill="F7FAFC"/>
           </w:tcPr>
           <w:p>
             <w:pPr>
               <w:spacing w:after="0" w:line="252" w:lineRule="auto" w:before="0"/>
+              <w:jc w:val="left"/>
             </w:pPr>
             <w:r>
               <w:rPr>
-                <w:rFonts w:ascii="Noto Sans KR" w:hAnsi="Noto Sans KR" w:eastAsia="Noto Sans KR"/>
-                <w:sz w:val="17"/>
+                <w:rFonts w:ascii="Noto Sans KR" w:hAnsi="Noto Sans KR" w:eastAsia="Noto Sans KR" w:cs="Noto Sans KR"/>
+                <w:b w:val="0"/>
+                <w:color w:val="243547"/>
+                <w:sz w:val="18"/>
               </w:rPr>
               <w:t>결과/실행자/대상 추적</w:t>
             </w:r>
@@ -1398,26 +1422,31 @@
       <w:tr>
         <w:trPr>
           <w:cantSplit/>
+          <w:trHeight w:hRule="atLeast" w:val="351"/>
         </w:trPr>
         <w:tc>
           <w:tcPr>
-            <w:tcW w:type="dxa" w:w="2466"/>
+            <w:tcW w:type="dxa" w:w="4101"/>
             <w:tcMar>
-              <w:top w:w="90" w:type="dxa"/>
+              <w:top w:w="70" w:type="dxa"/>
               <w:start w:w="100" w:type="dxa"/>
-              <w:bottom w:w="90" w:type="dxa"/>
+              <w:bottom w:w="70" w:type="dxa"/>
               <w:end w:w="100" w:type="dxa"/>
             </w:tcMar>
             <w:vAlign w:val="center"/>
+            <w:shd w:fill="FFFFFF"/>
           </w:tcPr>
           <w:p>
             <w:pPr>
               <w:spacing w:after="0" w:line="252" w:lineRule="auto" w:before="0"/>
+              <w:jc w:val="left"/>
             </w:pPr>
             <w:r>
               <w:rPr>
-                <w:rFonts w:ascii="Noto Sans KR" w:hAnsi="Noto Sans KR" w:eastAsia="Noto Sans KR"/>
-                <w:sz w:val="17"/>
+                <w:rFonts w:ascii="Noto Sans KR" w:hAnsi="Noto Sans KR" w:eastAsia="Noto Sans KR" w:cs="Noto Sans KR"/>
+                <w:b w:val="0"/>
+                <w:color w:val="243547"/>
+                <w:sz w:val="18"/>
               </w:rPr>
               <w:t>Masking</w:t>
             </w:r>
@@ -1425,23 +1454,27 @@
         </w:tc>
         <w:tc>
           <w:tcPr>
-            <w:tcW w:type="dxa" w:w="7399"/>
+            <w:tcW w:type="dxa" w:w="6784"/>
             <w:tcMar>
-              <w:top w:w="90" w:type="dxa"/>
+              <w:top w:w="70" w:type="dxa"/>
               <w:start w:w="100" w:type="dxa"/>
-              <w:bottom w:w="90" w:type="dxa"/>
+              <w:bottom w:w="70" w:type="dxa"/>
               <w:end w:w="100" w:type="dxa"/>
             </w:tcMar>
             <w:vAlign w:val="center"/>
+            <w:shd w:fill="FFFFFF"/>
           </w:tcPr>
           <w:p>
             <w:pPr>
               <w:spacing w:after="0" w:line="252" w:lineRule="auto" w:before="0"/>
+              <w:jc w:val="left"/>
             </w:pPr>
             <w:r>
               <w:rPr>
-                <w:rFonts w:ascii="Noto Sans KR" w:hAnsi="Noto Sans KR" w:eastAsia="Noto Sans KR"/>
-                <w:sz w:val="17"/>
+                <w:rFonts w:ascii="Noto Sans KR" w:hAnsi="Noto Sans KR" w:eastAsia="Noto Sans KR" w:cs="Noto Sans KR"/>
+                <w:b w:val="0"/>
+                <w:color w:val="243547"/>
+                <w:sz w:val="18"/>
               </w:rPr>
               <w:t>민감정보 원문 금지</w:t>
             </w:r>
@@ -1451,27 +1484,31 @@
       <w:tr>
         <w:trPr>
           <w:cantSplit/>
+          <w:trHeight w:hRule="atLeast" w:val="351"/>
         </w:trPr>
         <w:tc>
           <w:tcPr>
-            <w:tcW w:type="dxa" w:w="2466"/>
+            <w:tcW w:type="dxa" w:w="4101"/>
             <w:tcMar>
-              <w:top w:w="90" w:type="dxa"/>
+              <w:top w:w="70" w:type="dxa"/>
               <w:start w:w="100" w:type="dxa"/>
-              <w:bottom w:w="90" w:type="dxa"/>
+              <w:bottom w:w="70" w:type="dxa"/>
               <w:end w:w="100" w:type="dxa"/>
             </w:tcMar>
             <w:vAlign w:val="center"/>
-            <w:shd w:fill="F5F8FB"/>
+            <w:shd w:fill="F7FAFC"/>
           </w:tcPr>
           <w:p>
             <w:pPr>
               <w:spacing w:after="0" w:line="252" w:lineRule="auto" w:before="0"/>
+              <w:jc w:val="left"/>
             </w:pPr>
             <w:r>
               <w:rPr>
-                <w:rFonts w:ascii="Noto Sans KR" w:hAnsi="Noto Sans KR" w:eastAsia="Noto Sans KR"/>
-                <w:sz w:val="17"/>
+                <w:rFonts w:ascii="Noto Sans KR" w:hAnsi="Noto Sans KR" w:eastAsia="Noto Sans KR" w:cs="Noto Sans KR"/>
+                <w:b w:val="0"/>
+                <w:color w:val="243547"/>
+                <w:sz w:val="18"/>
               </w:rPr>
               <w:t>Secret</w:t>
             </w:r>
@@ -1479,24 +1516,27 @@
         </w:tc>
         <w:tc>
           <w:tcPr>
-            <w:tcW w:type="dxa" w:w="7399"/>
+            <w:tcW w:type="dxa" w:w="6784"/>
             <w:tcMar>
-              <w:top w:w="90" w:type="dxa"/>
+              <w:top w:w="70" w:type="dxa"/>
               <w:start w:w="100" w:type="dxa"/>
-              <w:bottom w:w="90" w:type="dxa"/>
+              <w:bottom w:w="70" w:type="dxa"/>
               <w:end w:w="100" w:type="dxa"/>
             </w:tcMar>
             <w:vAlign w:val="center"/>
-            <w:shd w:fill="F5F8FB"/>
+            <w:shd w:fill="F7FAFC"/>
           </w:tcPr>
           <w:p>
             <w:pPr>
               <w:spacing w:after="0" w:line="252" w:lineRule="auto" w:before="0"/>
+              <w:jc w:val="left"/>
             </w:pPr>
             <w:r>
               <w:rPr>
-                <w:rFonts w:ascii="Noto Sans KR" w:hAnsi="Noto Sans KR" w:eastAsia="Noto Sans KR"/>
-                <w:sz w:val="17"/>
+                <w:rFonts w:ascii="Noto Sans KR" w:hAnsi="Noto Sans KR" w:eastAsia="Noto Sans KR" w:cs="Noto Sans KR"/>
+                <w:b w:val="0"/>
+                <w:color w:val="243547"/>
+                <w:sz w:val="18"/>
               </w:rPr>
               <w:t>환경/Secret store 참조, 명령·로그 원문 금지</w:t>
             </w:r>
@@ -1510,88 +1550,57 @@
         <w:keepNext/>
       </w:pPr>
       <w:r>
+        <w:rPr>
+          <w:rFonts w:ascii="Noto Sans KR" w:hAnsi="Noto Sans KR" w:eastAsia="Noto Sans KR" w:cs="Noto Sans KR"/>
+        </w:rPr>
         <w:t>5 검증</w:t>
       </w:r>
     </w:p>
     <w:p>
       <w:pPr>
         <w:spacing w:before="80" w:after="200"/>
-        <w:ind w:left="173" w:right="58"/>
-        <w:shd w:fill="F3F7FB"/>
+        <w:ind w:left="170" w:right="113"/>
+        <w:shd w:fill="F3F7FA"/>
+        <w:pStyle w:val="CPFSectionLead"/>
         <w:pBdr>
-          <w:left w:val="single" w:sz="18" w:space="8" w:color="4F46E5"/>
+          <w:left w:val="single" w:sz="16" w:space="7" w:color="8AA4BE"/>
         </w:pBdr>
       </w:pPr>
       <w:r>
         <w:rPr>
-          <w:b/>
-          <w:color w:val="362D91"/>
-          <w:sz w:val="20"/>
-        </w:rPr>
-        <w:t xml:space="preserve">이 장을 보는 이유  </w:t>
-      </w:r>
-      <w:r>
-        <w:rPr>
-          <w:color w:val="26374C"/>
-          <w:sz w:val="20"/>
+          <w:rFonts w:ascii="Noto Sans KR" w:hAnsi="Noto Sans KR" w:eastAsia="Noto Sans KR" w:cs="Noto Sans KR"/>
         </w:rPr>
         <w:t>FAST/TARGETED/FULL을 축소 대신 단계적으로 사용합니다.</w:t>
       </w:r>
     </w:p>
-    <w:tbl>
-      <w:tblPr>
-        <w:tblW w:type="auto" w:w="0"/>
-        <w:jc w:val="center"/>
-        <w:tblLayout w:type="fixed"/>
-        <w:tblLook w:firstColumn="1" w:firstRow="1" w:lastColumn="0" w:lastRow="0" w:noHBand="0" w:noVBand="1" w:val="04A0"/>
-      </w:tblPr>
-      <w:tblGrid>
-        <w:gridCol w:w="9866"/>
-      </w:tblGrid>
-      <w:tr>
-        <w:trPr>
-          <w:tblHeader w:val="true"/>
-        </w:trPr>
-        <w:tc>
-          <w:tcPr>
-            <w:tcW w:type="dxa" w:w="9866"/>
-            <w:shd w:fill="223A57"/>
-            <w:tcMar>
-              <w:top w:w="90" w:type="dxa"/>
-              <w:start w:w="100" w:type="dxa"/>
-              <w:bottom w:w="90" w:type="dxa"/>
-              <w:end w:w="100" w:type="dxa"/>
-            </w:tcMar>
-            <w:vAlign w:val="center"/>
-          </w:tcPr>
-          <w:p>
-            <w:pPr>
-              <w:pStyle w:val="CPFCode"/>
-              <w:spacing w:before="0" w:after="0" w:line="252" w:lineRule="auto"/>
-              <w:ind w:left="0"/>
-              <w:jc w:val="left"/>
-            </w:pPr>
-            <w:r>
-              <w:rPr>
-                <w:b/>
-                <w:color w:val="FFFFFF"/>
-                <w:sz w:val="16"/>
-              </w:rPr>
-              <w:t>./gradlew cpfVerifyFast</w:t>
-              <w:br/>
-              <w:t>./gradlew cpfVerifyTargeted -PcpfTargetCapabilities=&lt;capability&gt;</w:t>
-              <w:br/>
-              <w:t>./gradlew cpfVerifyFullLocal</w:t>
-            </w:r>
-          </w:p>
-        </w:tc>
-      </w:tr>
-    </w:tbl>
+    <w:p>
+      <w:pPr>
+        <w:pStyle w:val="CPFCode"/>
+        <w:shd w:fill="17324D"/>
+        <w:pBdr>
+          <w:left w:val="single" w:sz="18" w:space="8" w:color="4F8DF7"/>
+        </w:pBdr>
+        <w:spacing w:before="100" w:after="140"/>
+        <w:ind w:left="170" w:right="113"/>
+      </w:pPr>
+      <w:r>
+        <w:rPr>
+          <w:rFonts w:ascii="Consolas" w:hAnsi="Consolas" w:eastAsia="Consolas" w:cs="Consolas"/>
+          <w:color w:val="F4F8FC"/>
+          <w:sz w:val="18"/>
+        </w:rPr>
+        <w:t>./gradlew cpfVerifyFast</w:t>
+        <w:br/>
+        <w:t>./gradlew cpfVerifyTargeted -PcpfTargetCapabilities=&lt;capability&gt;</w:t>
+        <w:br/>
+        <w:t>./gradlew cpfVerifyFullLocal</w:t>
+      </w:r>
+    </w:p>
     <w:sectPr>
       <w:headerReference w:type="default" r:id="rId9"/>
       <w:footerReference w:type="default" r:id="rId10"/>
       <w:pgSz w:w="11906" w:h="16838"/>
-      <w:pgMar w:top="907" w:right="1020" w:bottom="907" w:left="1020" w:header="397" w:footer="454" w:gutter="0"/>
+      <w:pgMar w:top="510" w:right="510" w:bottom="510" w:left="510" w:header="255" w:footer="312" w:gutter="0"/>
       <w:cols w:space="720"/>
       <w:docGrid w:linePitch="360"/>
     </w:sectPr>
@@ -2011,7 +2020,7 @@
     <w:rPr>
       <w:rFonts w:ascii="Noto Sans KR" w:hAnsi="Noto Sans KR" w:eastAsia="Noto Sans KR"/>
       <w:color w:val="243547"/>
-      <w:sz w:val="19"/>
+      <w:sz w:val="20"/>
     </w:rPr>
   </w:style>
   <w:style w:type="paragraph" w:styleId="Header">
@@ -2069,7 +2078,7 @@
     <w:pPr>
       <w:keepNext/>
       <w:keepLines/>
-      <w:spacing w:before="480" w:after="180"/>
+      <w:spacing w:before="800" w:after="160"/>
       <w:outlineLvl w:val="0"/>
     </w:pPr>
     <w:rPr>
@@ -2077,7 +2086,7 @@
       <w:b/>
       <w:bCs/>
       <w:color w:val="17324D"/>
-      <w:sz w:val="38"/>
+      <w:sz w:val="34"/>
       <w:szCs w:val="28"/>
     </w:rPr>
   </w:style>
@@ -2093,7 +2102,7 @@
     <w:pPr>
       <w:keepNext/>
       <w:keepLines/>
-      <w:spacing w:before="340" w:after="120"/>
+      <w:spacing w:before="360" w:after="80"/>
       <w:ind w:left="113"/>
       <w:outlineLvl w:val="1"/>
     </w:pPr>
@@ -2102,7 +2111,7 @@
       <w:b/>
       <w:bCs/>
       <w:color w:val="4F46E5"/>
-      <w:sz w:val="28"/>
+      <w:sz w:val="27"/>
       <w:szCs w:val="26"/>
     </w:rPr>
   </w:style>
@@ -2118,7 +2127,7 @@
     <w:pPr>
       <w:keepNext/>
       <w:keepLines/>
-      <w:spacing w:before="240" w:after="80"/>
+      <w:spacing w:before="240" w:after="60"/>
       <w:ind w:left="255"/>
       <w:outlineLvl w:val="2"/>
     </w:pPr>
@@ -2127,7 +2136,7 @@
       <w:b/>
       <w:bCs/>
       <w:color w:val="17324D"/>
-      <w:sz w:val="22"/>
+      <w:sz w:val="23"/>
     </w:rPr>
   </w:style>
   <w:style w:type="paragraph" w:styleId="Heading4">
@@ -2358,10 +2367,12 @@
     <w:qFormat/>
     <w:rsid w:val="00FC693F"/>
     <w:pPr>
+      <w:keepNext/>
+      <w:keepLines/>
       <w:pBdr>
         <w:bottom w:val="single" w:sz="8" w:space="4" w:color="4F81BD" w:themeColor="accent1"/>
       </w:pBdr>
-      <w:spacing w:after="200" w:line="240" w:lineRule="auto"/>
+      <w:spacing w:after="140" w:line="240" w:lineRule="auto" w:before="0"/>
       <w:contextualSpacing/>
     </w:pPr>
     <w:rPr>
@@ -2370,7 +2381,7 @@
       <w:color w:val="071A2B"/>
       <w:spacing w:val="5"/>
       <w:kern w:val="28"/>
-      <w:sz w:val="50"/>
+      <w:sz w:val="48"/>
       <w:szCs w:val="52"/>
     </w:rPr>
   </w:style>
@@ -2398,9 +2409,12 @@
     <w:qFormat/>
     <w:rsid w:val="00FC693F"/>
     <w:pPr>
+      <w:keepNext/>
+      <w:keepLines/>
       <w:numPr>
         <w:ilvl w:val="1"/>
       </w:numPr>
+      <w:spacing w:before="0" w:after="180"/>
     </w:pPr>
     <w:rPr>
       <w:rFonts w:asciiTheme="majorHAnsi" w:eastAsiaTheme="majorEastAsia" w:hAnsiTheme="majorHAnsi" w:cstheme="majorBidi" w:ascii="Noto Sans KR" w:hAnsi="Noto Sans KR" w:eastAsia="Noto Sans KR"/>
@@ -2409,7 +2423,7 @@
       <w:iCs/>
       <w:color w:val="5E7186"/>
       <w:spacing w:val="15"/>
-      <w:sz w:val="22"/>
+      <w:sz w:val="23"/>
       <w:szCs w:val="24"/>
     </w:rPr>
   </w:style>
@@ -13704,39 +13718,119 @@
   <w:style w:type="paragraph" w:customStyle="1" w:styleId="CPFCode">
     <w:name w:val="CPF Code"/>
     <w:pPr>
-      <w:spacing w:before="40" w:after="80"/>
+      <w:spacing w:before="100" w:after="140" w:line="240" w:lineRule="auto"/>
       <w:ind w:left="283" w:right="170"/>
     </w:pPr>
     <w:rPr>
-      <w:rFonts w:ascii="DejaVu Sans Mono" w:hAnsi="DejaVu Sans Mono" w:eastAsia="DejaVu Sans Mono"/>
-      <w:color w:val="071A2B"/>
-      <w:sz w:val="16"/>
+      <w:rFonts w:ascii="Noto Sans KR" w:hAnsi="Noto Sans KR" w:eastAsia="DejaVu Sans Mono"/>
+      <w:b w:val="0"/>
+      <w:color w:val="F4F8FC"/>
+      <w:sz w:val="18"/>
     </w:rPr>
   </w:style>
   <w:style w:type="paragraph" w:customStyle="1" w:styleId="CPFCaption">
     <w:name w:val="CPF Caption"/>
     <w:pPr>
-      <w:spacing w:before="40" w:after="100"/>
+      <w:spacing w:before="60" w:after="160"/>
       <w:ind w:left="255" w:right="255"/>
     </w:pPr>
     <w:rPr>
       <w:rFonts w:ascii="Noto Sans KR" w:hAnsi="Noto Sans KR" w:eastAsia="Noto Sans KR"/>
       <w:color w:val="5E7186"/>
-      <w:sz w:val="16"/>
+      <w:sz w:val="18"/>
     </w:rPr>
   </w:style>
   <w:style w:type="paragraph" w:customStyle="1" w:styleId="CPFLabel">
     <w:name w:val="CPF Label"/>
     <w:pPr>
       <w:keepNext/>
-      <w:spacing w:before="140" w:after="40"/>
+      <w:spacing w:before="200" w:after="80"/>
       <w:ind w:left="255"/>
     </w:pPr>
     <w:rPr>
       <w:rFonts w:ascii="Noto Sans KR" w:hAnsi="Noto Sans KR" w:eastAsia="Noto Sans KR"/>
       <w:b/>
-      <w:color w:val="7154C7"/>
-      <w:sz w:val="21"/>
+      <w:color w:val="4F46E5"/>
+      <w:sz w:val="20"/>
+    </w:rPr>
+  </w:style>
+  <w:style w:type="paragraph" w:customStyle="1" w:styleId="CPFLead">
+    <w:name w:val="CPF Lead"/>
+    <w:basedOn w:val="Normal"/>
+    <w:pPr>
+      <w:spacing w:before="60" w:after="180" w:line="283" w:lineRule="auto"/>
+    </w:pPr>
+    <w:rPr>
+      <w:rFonts w:ascii="Noto Sans KR" w:hAnsi="Noto Sans KR"/>
+      <w:b w:val="0"/>
+      <w:color w:val="243547"/>
+      <w:sz w:val="20"/>
+    </w:rPr>
+  </w:style>
+  <w:style w:type="paragraph" w:customStyle="1" w:styleId="CPFSectionLead">
+    <w:name w:val="CPF Section Lead"/>
+    <w:basedOn w:val="Normal"/>
+    <w:pPr>
+      <w:spacing w:before="40" w:after="160" w:line="276" w:lineRule="auto"/>
+    </w:pPr>
+    <w:rPr>
+      <w:rFonts w:ascii="Noto Sans KR" w:hAnsi="Noto Sans KR"/>
+      <w:b w:val="0"/>
+      <w:color w:val="243547"/>
+      <w:sz w:val="19"/>
+    </w:rPr>
+  </w:style>
+  <w:style w:type="paragraph" w:customStyle="1" w:styleId="CPFCallout">
+    <w:name w:val="CPF Callout"/>
+    <w:basedOn w:val="Normal"/>
+    <w:pPr>
+      <w:spacing w:before="80" w:after="140" w:line="269" w:lineRule="auto"/>
+    </w:pPr>
+    <w:rPr>
+      <w:rFonts w:ascii="Noto Sans KR" w:hAnsi="Noto Sans KR"/>
+      <w:b w:val="0"/>
+      <w:color w:val="243547"/>
+      <w:sz w:val="19"/>
+    </w:rPr>
+  </w:style>
+  <w:style w:type="paragraph" w:customStyle="1" w:styleId="CPFWarning">
+    <w:name w:val="CPF Warning"/>
+    <w:basedOn w:val="Normal"/>
+    <w:pPr>
+      <w:spacing w:before="80" w:after="140" w:line="269" w:lineRule="auto"/>
+    </w:pPr>
+    <w:rPr>
+      <w:rFonts w:ascii="Noto Sans KR" w:hAnsi="Noto Sans KR"/>
+      <w:b w:val="0"/>
+      <w:color w:val="A85600"/>
+      <w:sz w:val="19"/>
+    </w:rPr>
+  </w:style>
+  <w:style w:type="paragraph" w:customStyle="1" w:styleId="CPFSource">
+    <w:name w:val="CPF Source"/>
+    <w:basedOn w:val="Normal"/>
+    <w:pPr>
+      <w:spacing w:before="60" w:after="120" w:line="252" w:lineRule="auto"/>
+    </w:pPr>
+    <w:rPr>
+      <w:rFonts w:ascii="Noto Sans KR" w:hAnsi="Noto Sans KR"/>
+      <w:b w:val="0"/>
+      <w:color w:val="5E7186"/>
+      <w:sz w:val="18"/>
+    </w:rPr>
+  </w:style>
+  <w:style w:type="paragraph" w:customStyle="1" w:styleId="CPFTOCEntry">
+    <w:name w:val="CPF TOC Entry"/>
+    <w:basedOn w:val="Normal"/>
+    <w:pPr>
+      <w:spacing w:before="0" w:after="50" w:line="252" w:lineRule="auto"/>
+      <w:ind w:left="113"/>
+    </w:pPr>
+    <w:rPr>
+      <w:rFonts w:ascii="Noto Sans KR" w:hAnsi="Noto Sans KR"/>
+      <w:b w:val="0"/>
+      <w:color w:val="243547"/>
+      <w:sz w:val="20"/>
     </w:rPr>
   </w:style>
 </w:styles>

--- a/cpf-docs/deliverables/기술표준서.docx
+++ b/cpf-docs/deliverables/기술표준서.docx
@@ -293,7 +293,6 @@
         <w:rPr>
           <w:rFonts w:ascii="Noto Sans KR" w:hAnsi="Noto Sans KR" w:eastAsia="Noto Sans KR" w:cs="Noto Sans KR"/>
         </w:rPr>
-        <w:br w:type="page"/>
       </w:r>
     </w:p>
     <w:p>
@@ -1086,16 +1085,16 @@
             <w:shd w:fill="183B63" w:val="clear"/>
             <w:vAlign w:val="center"/>
             <w:tcMar>
-              <w:top w:w="70" w:type="dxa"/>
-              <w:start w:w="90" w:type="dxa"/>
-              <w:bottom w:w="70" w:type="dxa"/>
-              <w:end w:w="90" w:type="dxa"/>
+              <w:top w:w="80" w:type="dxa"/>
+              <w:start w:w="100" w:type="dxa"/>
+              <w:bottom w:w="80" w:type="dxa"/>
+              <w:end w:w="100" w:type="dxa"/>
             </w:tcMar>
           </w:tcPr>
           <w:p>
             <w:pPr>
               <w:pStyle w:val="Normal"/>
-              <w:spacing w:lineRule="auto" w:line="274" w:before="0" w:after="46"/>
+              <w:spacing w:lineRule="auto" w:line="269" w:before="0" w:after="70"/>
               <w:ind w:start="0" w:end="0"/>
               <w:jc w:val="center"/>
               <w:rPr/>
@@ -1104,8 +1103,8 @@
               <w:rPr>
                 <w:rFonts w:ascii="Noto Sans KR" w:hAnsi="Noto Sans KR" w:cs="Noto Sans KR" w:eastAsia="Noto Sans KR"/>
                 <w:b/>
+                <w:sz w:val="19"/>
                 <w:color w:val="FFFFFF"/>
-                <w:sz w:val="18"/>
               </w:rPr>
               <w:t>구분</w:t>
             </w:r>
@@ -1123,16 +1122,16 @@
             <w:shd w:fill="183B63" w:val="clear"/>
             <w:vAlign w:val="center"/>
             <w:tcMar>
-              <w:top w:w="70" w:type="dxa"/>
-              <w:start w:w="90" w:type="dxa"/>
-              <w:bottom w:w="70" w:type="dxa"/>
-              <w:end w:w="90" w:type="dxa"/>
+              <w:top w:w="80" w:type="dxa"/>
+              <w:start w:w="100" w:type="dxa"/>
+              <w:bottom w:w="80" w:type="dxa"/>
+              <w:end w:w="100" w:type="dxa"/>
             </w:tcMar>
           </w:tcPr>
           <w:p>
             <w:pPr>
               <w:pStyle w:val="Normal"/>
-              <w:spacing w:lineRule="auto" w:line="274" w:before="0" w:after="46"/>
+              <w:spacing w:lineRule="auto" w:line="269" w:before="0" w:after="70"/>
               <w:ind w:start="0" w:end="0"/>
               <w:jc w:val="center"/>
               <w:rPr/>
@@ -1141,8 +1140,8 @@
               <w:rPr>
                 <w:rFonts w:ascii="Noto Sans KR" w:hAnsi="Noto Sans KR" w:cs="Noto Sans KR" w:eastAsia="Noto Sans KR"/>
                 <w:b/>
+                <w:sz w:val="19"/>
                 <w:color w:val="FFFFFF"/>
-                <w:sz w:val="18"/>
               </w:rPr>
               <w:t>규칙</w:t>
             </w:r>
@@ -1166,16 +1165,16 @@
             <w:shd w:fill="FFFFFF" w:val="clear"/>
             <w:vAlign w:val="center"/>
             <w:tcMar>
-              <w:top w:w="58" w:type="dxa"/>
-              <w:start w:w="90" w:type="dxa"/>
-              <w:bottom w:w="58" w:type="dxa"/>
-              <w:end w:w="90" w:type="dxa"/>
+              <w:top w:w="80" w:type="dxa"/>
+              <w:start w:w="100" w:type="dxa"/>
+              <w:bottom w:w="80" w:type="dxa"/>
+              <w:end w:w="100" w:type="dxa"/>
             </w:tcMar>
           </w:tcPr>
           <w:p>
             <w:pPr>
               <w:pStyle w:val="Normal"/>
-              <w:spacing w:lineRule="auto" w:line="274" w:before="0" w:after="46"/>
+              <w:spacing w:lineRule="auto" w:line="269" w:before="0" w:after="70"/>
               <w:ind w:start="0" w:end="0"/>
               <w:jc w:val="left"/>
               <w:rPr/>
@@ -1203,16 +1202,16 @@
             <w:shd w:fill="FFFFFF" w:val="clear"/>
             <w:vAlign w:val="center"/>
             <w:tcMar>
-              <w:top w:w="58" w:type="dxa"/>
-              <w:start w:w="90" w:type="dxa"/>
-              <w:bottom w:w="58" w:type="dxa"/>
-              <w:end w:w="90" w:type="dxa"/>
+              <w:top w:w="80" w:type="dxa"/>
+              <w:start w:w="100" w:type="dxa"/>
+              <w:bottom w:w="80" w:type="dxa"/>
+              <w:end w:w="100" w:type="dxa"/>
             </w:tcMar>
           </w:tcPr>
           <w:p>
             <w:pPr>
               <w:pStyle w:val="Normal"/>
-              <w:spacing w:lineRule="auto" w:line="274" w:before="0" w:after="46"/>
+              <w:spacing w:lineRule="auto" w:line="269" w:before="0" w:after="70"/>
               <w:ind w:start="0" w:end="0"/>
               <w:jc w:val="left"/>
               <w:rPr/>
@@ -1282,16 +1281,16 @@
             <w:shd w:fill="F4F7FB" w:val="clear"/>
             <w:vAlign w:val="center"/>
             <w:tcMar>
-              <w:top w:w="58" w:type="dxa"/>
-              <w:start w:w="90" w:type="dxa"/>
-              <w:bottom w:w="58" w:type="dxa"/>
-              <w:end w:w="90" w:type="dxa"/>
+              <w:top w:w="80" w:type="dxa"/>
+              <w:start w:w="100" w:type="dxa"/>
+              <w:bottom w:w="80" w:type="dxa"/>
+              <w:end w:w="100" w:type="dxa"/>
             </w:tcMar>
           </w:tcPr>
           <w:p>
             <w:pPr>
               <w:pStyle w:val="Normal"/>
-              <w:spacing w:lineRule="auto" w:line="274" w:before="0" w:after="46"/>
+              <w:spacing w:lineRule="auto" w:line="269" w:before="0" w:after="70"/>
               <w:ind w:start="0" w:end="0"/>
               <w:jc w:val="left"/>
               <w:rPr/>
@@ -1319,16 +1318,16 @@
             <w:shd w:fill="F4F7FB" w:val="clear"/>
             <w:vAlign w:val="center"/>
             <w:tcMar>
-              <w:top w:w="58" w:type="dxa"/>
-              <w:start w:w="90" w:type="dxa"/>
-              <w:bottom w:w="58" w:type="dxa"/>
-              <w:end w:w="90" w:type="dxa"/>
+              <w:top w:w="80" w:type="dxa"/>
+              <w:start w:w="100" w:type="dxa"/>
+              <w:bottom w:w="80" w:type="dxa"/>
+              <w:end w:w="100" w:type="dxa"/>
             </w:tcMar>
           </w:tcPr>
           <w:p>
             <w:pPr>
               <w:pStyle w:val="Normal"/>
-              <w:spacing w:lineRule="auto" w:line="274" w:before="0" w:after="46"/>
+              <w:spacing w:lineRule="auto" w:line="269" w:before="0" w:after="70"/>
               <w:ind w:start="0" w:end="0"/>
               <w:jc w:val="left"/>
               <w:rPr/>
@@ -1389,16 +1388,16 @@
             <w:shd w:fill="FFFFFF" w:val="clear"/>
             <w:vAlign w:val="center"/>
             <w:tcMar>
-              <w:top w:w="58" w:type="dxa"/>
-              <w:start w:w="90" w:type="dxa"/>
-              <w:bottom w:w="58" w:type="dxa"/>
-              <w:end w:w="90" w:type="dxa"/>
+              <w:top w:w="80" w:type="dxa"/>
+              <w:start w:w="100" w:type="dxa"/>
+              <w:bottom w:w="80" w:type="dxa"/>
+              <w:end w:w="100" w:type="dxa"/>
             </w:tcMar>
           </w:tcPr>
           <w:p>
             <w:pPr>
               <w:pStyle w:val="Normal"/>
-              <w:spacing w:lineRule="auto" w:line="274" w:before="0" w:after="46"/>
+              <w:spacing w:lineRule="auto" w:line="269" w:before="0" w:after="70"/>
               <w:ind w:start="0" w:end="0"/>
               <w:jc w:val="left"/>
               <w:rPr/>
@@ -1426,16 +1425,16 @@
             <w:shd w:fill="FFFFFF" w:val="clear"/>
             <w:vAlign w:val="center"/>
             <w:tcMar>
-              <w:top w:w="58" w:type="dxa"/>
-              <w:start w:w="90" w:type="dxa"/>
-              <w:bottom w:w="58" w:type="dxa"/>
-              <w:end w:w="90" w:type="dxa"/>
+              <w:top w:w="80" w:type="dxa"/>
+              <w:start w:w="100" w:type="dxa"/>
+              <w:bottom w:w="80" w:type="dxa"/>
+              <w:end w:w="100" w:type="dxa"/>
             </w:tcMar>
           </w:tcPr>
           <w:p>
             <w:pPr>
               <w:pStyle w:val="Normal"/>
-              <w:spacing w:lineRule="auto" w:line="274" w:before="0" w:after="46"/>
+              <w:spacing w:lineRule="auto" w:line="269" w:before="0" w:after="70"/>
               <w:ind w:start="0" w:end="0"/>
               <w:jc w:val="left"/>
               <w:rPr/>
@@ -1496,16 +1495,16 @@
             <w:shd w:fill="F4F7FB" w:val="clear"/>
             <w:vAlign w:val="center"/>
             <w:tcMar>
-              <w:top w:w="58" w:type="dxa"/>
-              <w:start w:w="90" w:type="dxa"/>
-              <w:bottom w:w="58" w:type="dxa"/>
-              <w:end w:w="90" w:type="dxa"/>
+              <w:top w:w="80" w:type="dxa"/>
+              <w:start w:w="100" w:type="dxa"/>
+              <w:bottom w:w="80" w:type="dxa"/>
+              <w:end w:w="100" w:type="dxa"/>
             </w:tcMar>
           </w:tcPr>
           <w:p>
             <w:pPr>
               <w:pStyle w:val="Normal"/>
-              <w:spacing w:lineRule="auto" w:line="274" w:before="0" w:after="46"/>
+              <w:spacing w:lineRule="auto" w:line="269" w:before="0" w:after="70"/>
               <w:ind w:start="0" w:end="0"/>
               <w:jc w:val="left"/>
               <w:rPr/>
@@ -1533,16 +1532,16 @@
             <w:shd w:fill="F4F7FB" w:val="clear"/>
             <w:vAlign w:val="center"/>
             <w:tcMar>
-              <w:top w:w="58" w:type="dxa"/>
-              <w:start w:w="90" w:type="dxa"/>
-              <w:bottom w:w="58" w:type="dxa"/>
-              <w:end w:w="90" w:type="dxa"/>
+              <w:top w:w="80" w:type="dxa"/>
+              <w:start w:w="100" w:type="dxa"/>
+              <w:bottom w:w="80" w:type="dxa"/>
+              <w:end w:w="100" w:type="dxa"/>
             </w:tcMar>
           </w:tcPr>
           <w:p>
             <w:pPr>
               <w:pStyle w:val="Normal"/>
-              <w:spacing w:lineRule="auto" w:line="274" w:before="0" w:after="46"/>
+              <w:spacing w:lineRule="auto" w:line="269" w:before="0" w:after="70"/>
               <w:ind w:start="0" w:end="0"/>
               <w:jc w:val="left"/>
               <w:rPr/>
@@ -1594,16 +1593,16 @@
             <w:shd w:fill="FFFFFF" w:val="clear"/>
             <w:vAlign w:val="center"/>
             <w:tcMar>
-              <w:top w:w="58" w:type="dxa"/>
-              <w:start w:w="90" w:type="dxa"/>
-              <w:bottom w:w="58" w:type="dxa"/>
-              <w:end w:w="90" w:type="dxa"/>
+              <w:top w:w="80" w:type="dxa"/>
+              <w:start w:w="100" w:type="dxa"/>
+              <w:bottom w:w="80" w:type="dxa"/>
+              <w:end w:w="100" w:type="dxa"/>
             </w:tcMar>
           </w:tcPr>
           <w:p>
             <w:pPr>
               <w:pStyle w:val="Normal"/>
-              <w:spacing w:lineRule="auto" w:line="274" w:before="0" w:after="46"/>
+              <w:spacing w:lineRule="auto" w:line="269" w:before="0" w:after="70"/>
               <w:ind w:start="0" w:end="0"/>
               <w:jc w:val="left"/>
               <w:rPr/>
@@ -1631,16 +1630,16 @@
             <w:shd w:fill="FFFFFF" w:val="clear"/>
             <w:vAlign w:val="center"/>
             <w:tcMar>
-              <w:top w:w="58" w:type="dxa"/>
-              <w:start w:w="90" w:type="dxa"/>
-              <w:bottom w:w="58" w:type="dxa"/>
-              <w:end w:w="90" w:type="dxa"/>
+              <w:top w:w="80" w:type="dxa"/>
+              <w:start w:w="100" w:type="dxa"/>
+              <w:bottom w:w="80" w:type="dxa"/>
+              <w:end w:w="100" w:type="dxa"/>
             </w:tcMar>
           </w:tcPr>
           <w:p>
             <w:pPr>
               <w:pStyle w:val="Normal"/>
-              <w:spacing w:lineRule="auto" w:line="274" w:before="0" w:after="46"/>
+              <w:spacing w:lineRule="auto" w:line="269" w:before="0" w:after="70"/>
               <w:ind w:start="0" w:end="0"/>
               <w:jc w:val="left"/>
               <w:rPr/>
@@ -1701,16 +1700,16 @@
             <w:shd w:fill="F4F7FB" w:val="clear"/>
             <w:vAlign w:val="center"/>
             <w:tcMar>
-              <w:top w:w="58" w:type="dxa"/>
-              <w:start w:w="90" w:type="dxa"/>
-              <w:bottom w:w="58" w:type="dxa"/>
-              <w:end w:w="90" w:type="dxa"/>
+              <w:top w:w="80" w:type="dxa"/>
+              <w:start w:w="100" w:type="dxa"/>
+              <w:bottom w:w="80" w:type="dxa"/>
+              <w:end w:w="100" w:type="dxa"/>
             </w:tcMar>
           </w:tcPr>
           <w:p>
             <w:pPr>
               <w:pStyle w:val="Normal"/>
-              <w:spacing w:lineRule="auto" w:line="274" w:before="0" w:after="46"/>
+              <w:spacing w:lineRule="auto" w:line="269" w:before="0" w:after="70"/>
               <w:ind w:start="0" w:end="0"/>
               <w:jc w:val="left"/>
               <w:rPr/>
@@ -1738,16 +1737,16 @@
             <w:shd w:fill="F4F7FB" w:val="clear"/>
             <w:vAlign w:val="center"/>
             <w:tcMar>
-              <w:top w:w="58" w:type="dxa"/>
-              <w:start w:w="90" w:type="dxa"/>
-              <w:bottom w:w="58" w:type="dxa"/>
-              <w:end w:w="90" w:type="dxa"/>
+              <w:top w:w="80" w:type="dxa"/>
+              <w:start w:w="100" w:type="dxa"/>
+              <w:bottom w:w="80" w:type="dxa"/>
+              <w:end w:w="100" w:type="dxa"/>
             </w:tcMar>
           </w:tcPr>
           <w:p>
             <w:pPr>
               <w:pStyle w:val="Normal"/>
-              <w:spacing w:lineRule="auto" w:line="274" w:before="0" w:after="46"/>
+              <w:spacing w:lineRule="auto" w:line="269" w:before="0" w:after="70"/>
               <w:ind w:start="0" w:end="0"/>
               <w:jc w:val="left"/>
               <w:rPr/>
@@ -1808,16 +1807,16 @@
             <w:shd w:fill="FFFFFF" w:val="clear"/>
             <w:vAlign w:val="center"/>
             <w:tcMar>
-              <w:top w:w="58" w:type="dxa"/>
-              <w:start w:w="90" w:type="dxa"/>
-              <w:bottom w:w="58" w:type="dxa"/>
-              <w:end w:w="90" w:type="dxa"/>
+              <w:top w:w="80" w:type="dxa"/>
+              <w:start w:w="100" w:type="dxa"/>
+              <w:bottom w:w="80" w:type="dxa"/>
+              <w:end w:w="100" w:type="dxa"/>
             </w:tcMar>
           </w:tcPr>
           <w:p>
             <w:pPr>
               <w:pStyle w:val="Normal"/>
-              <w:spacing w:lineRule="auto" w:line="274" w:before="0" w:after="46"/>
+              <w:spacing w:lineRule="auto" w:line="269" w:before="0" w:after="70"/>
               <w:ind w:start="0" w:end="0"/>
               <w:jc w:val="left"/>
               <w:rPr/>
@@ -1845,16 +1844,16 @@
             <w:shd w:fill="FFFFFF" w:val="clear"/>
             <w:vAlign w:val="center"/>
             <w:tcMar>
-              <w:top w:w="58" w:type="dxa"/>
-              <w:start w:w="90" w:type="dxa"/>
-              <w:bottom w:w="58" w:type="dxa"/>
-              <w:end w:w="90" w:type="dxa"/>
+              <w:top w:w="80" w:type="dxa"/>
+              <w:start w:w="100" w:type="dxa"/>
+              <w:bottom w:w="80" w:type="dxa"/>
+              <w:end w:w="100" w:type="dxa"/>
             </w:tcMar>
           </w:tcPr>
           <w:p>
             <w:pPr>
               <w:pStyle w:val="Normal"/>
-              <w:spacing w:lineRule="auto" w:line="274" w:before="0" w:after="46"/>
+              <w:spacing w:lineRule="auto" w:line="269" w:before="0" w:after="70"/>
               <w:ind w:start="0" w:end="0"/>
               <w:jc w:val="left"/>
               <w:rPr/>
@@ -1897,16 +1896,16 @@
             <w:shd w:fill="F4F7FB" w:val="clear"/>
             <w:vAlign w:val="center"/>
             <w:tcMar>
-              <w:top w:w="58" w:type="dxa"/>
-              <w:start w:w="90" w:type="dxa"/>
-              <w:bottom w:w="58" w:type="dxa"/>
-              <w:end w:w="90" w:type="dxa"/>
+              <w:top w:w="80" w:type="dxa"/>
+              <w:start w:w="100" w:type="dxa"/>
+              <w:bottom w:w="80" w:type="dxa"/>
+              <w:end w:w="100" w:type="dxa"/>
             </w:tcMar>
           </w:tcPr>
           <w:p>
             <w:pPr>
               <w:pStyle w:val="Normal"/>
-              <w:spacing w:lineRule="auto" w:line="274" w:before="0" w:after="46"/>
+              <w:spacing w:lineRule="auto" w:line="269" w:before="0" w:after="70"/>
               <w:ind w:start="0" w:end="0"/>
               <w:jc w:val="left"/>
               <w:rPr/>
@@ -1934,16 +1933,16 @@
             <w:shd w:fill="F4F7FB" w:val="clear"/>
             <w:vAlign w:val="center"/>
             <w:tcMar>
-              <w:top w:w="58" w:type="dxa"/>
-              <w:start w:w="90" w:type="dxa"/>
-              <w:bottom w:w="58" w:type="dxa"/>
-              <w:end w:w="90" w:type="dxa"/>
+              <w:top w:w="80" w:type="dxa"/>
+              <w:start w:w="100" w:type="dxa"/>
+              <w:bottom w:w="80" w:type="dxa"/>
+              <w:end w:w="100" w:type="dxa"/>
             </w:tcMar>
           </w:tcPr>
           <w:p>
             <w:pPr>
               <w:pStyle w:val="Normal"/>
-              <w:spacing w:lineRule="auto" w:line="274" w:before="0" w:after="46"/>
+              <w:spacing w:lineRule="auto" w:line="269" w:before="0" w:after="70"/>
               <w:ind w:start="0" w:end="0"/>
               <w:jc w:val="left"/>
               <w:rPr/>
@@ -2662,16 +2661,16 @@
             <w:shd w:fill="183B63" w:val="clear"/>
             <w:vAlign w:val="center"/>
             <w:tcMar>
-              <w:top w:w="70" w:type="dxa"/>
-              <w:start w:w="90" w:type="dxa"/>
-              <w:bottom w:w="70" w:type="dxa"/>
-              <w:end w:w="90" w:type="dxa"/>
+              <w:top w:w="80" w:type="dxa"/>
+              <w:start w:w="100" w:type="dxa"/>
+              <w:bottom w:w="80" w:type="dxa"/>
+              <w:end w:w="100" w:type="dxa"/>
             </w:tcMar>
           </w:tcPr>
           <w:p>
             <w:pPr>
               <w:pStyle w:val="Normal"/>
-              <w:spacing w:lineRule="auto" w:line="274" w:before="0" w:after="46"/>
+              <w:spacing w:lineRule="auto" w:line="269" w:before="0" w:after="70"/>
               <w:ind w:start="0" w:end="0"/>
               <w:jc w:val="center"/>
               <w:rPr/>
@@ -2680,8 +2679,8 @@
               <w:rPr>
                 <w:rFonts w:ascii="Noto Sans KR" w:hAnsi="Noto Sans KR" w:cs="Noto Sans KR" w:eastAsia="Noto Sans KR"/>
                 <w:b/>
+                <w:sz w:val="19"/>
                 <w:color w:val="FFFFFF"/>
-                <w:sz w:val="18"/>
               </w:rPr>
               <w:t>항목</w:t>
             </w:r>
@@ -2699,16 +2698,16 @@
             <w:shd w:fill="183B63" w:val="clear"/>
             <w:vAlign w:val="center"/>
             <w:tcMar>
-              <w:top w:w="70" w:type="dxa"/>
-              <w:start w:w="90" w:type="dxa"/>
-              <w:bottom w:w="70" w:type="dxa"/>
-              <w:end w:w="90" w:type="dxa"/>
+              <w:top w:w="80" w:type="dxa"/>
+              <w:start w:w="100" w:type="dxa"/>
+              <w:bottom w:w="80" w:type="dxa"/>
+              <w:end w:w="100" w:type="dxa"/>
             </w:tcMar>
           </w:tcPr>
           <w:p>
             <w:pPr>
               <w:pStyle w:val="Normal"/>
-              <w:spacing w:lineRule="auto" w:line="274" w:before="0" w:after="46"/>
+              <w:spacing w:lineRule="auto" w:line="269" w:before="0" w:after="70"/>
               <w:ind w:start="0" w:end="0"/>
               <w:jc w:val="center"/>
               <w:rPr/>
@@ -2717,8 +2716,8 @@
               <w:rPr>
                 <w:rFonts w:ascii="Noto Sans KR" w:hAnsi="Noto Sans KR" w:cs="Noto Sans KR" w:eastAsia="Noto Sans KR"/>
                 <w:b/>
+                <w:sz w:val="19"/>
                 <w:color w:val="FFFFFF"/>
-                <w:sz w:val="18"/>
               </w:rPr>
               <w:t>표준</w:t>
             </w:r>
@@ -2742,16 +2741,16 @@
             <w:shd w:fill="FFFFFF" w:val="clear"/>
             <w:vAlign w:val="center"/>
             <w:tcMar>
-              <w:top w:w="58" w:type="dxa"/>
-              <w:start w:w="90" w:type="dxa"/>
-              <w:bottom w:w="58" w:type="dxa"/>
-              <w:end w:w="90" w:type="dxa"/>
+              <w:top w:w="80" w:type="dxa"/>
+              <w:start w:w="100" w:type="dxa"/>
+              <w:bottom w:w="80" w:type="dxa"/>
+              <w:end w:w="100" w:type="dxa"/>
             </w:tcMar>
           </w:tcPr>
           <w:p>
             <w:pPr>
               <w:pStyle w:val="Normal"/>
-              <w:spacing w:lineRule="auto" w:line="274" w:before="0" w:after="46"/>
+              <w:spacing w:lineRule="auto" w:line="269" w:before="0" w:after="70"/>
               <w:ind w:start="0" w:end="0"/>
               <w:jc w:val="left"/>
               <w:rPr/>
@@ -2779,16 +2778,16 @@
             <w:shd w:fill="FFFFFF" w:val="clear"/>
             <w:vAlign w:val="center"/>
             <w:tcMar>
-              <w:top w:w="58" w:type="dxa"/>
-              <w:start w:w="90" w:type="dxa"/>
-              <w:bottom w:w="58" w:type="dxa"/>
-              <w:end w:w="90" w:type="dxa"/>
+              <w:top w:w="80" w:type="dxa"/>
+              <w:start w:w="100" w:type="dxa"/>
+              <w:bottom w:w="80" w:type="dxa"/>
+              <w:end w:w="100" w:type="dxa"/>
             </w:tcMar>
           </w:tcPr>
           <w:p>
             <w:pPr>
               <w:pStyle w:val="Normal"/>
-              <w:spacing w:lineRule="auto" w:line="274" w:before="0" w:after="46"/>
+              <w:spacing w:lineRule="auto" w:line="269" w:before="0" w:after="70"/>
               <w:ind w:start="0" w:end="0"/>
               <w:jc w:val="left"/>
               <w:rPr/>
@@ -2822,16 +2821,16 @@
             <w:shd w:fill="F4F7FB" w:val="clear"/>
             <w:vAlign w:val="center"/>
             <w:tcMar>
-              <w:top w:w="58" w:type="dxa"/>
-              <w:start w:w="90" w:type="dxa"/>
-              <w:bottom w:w="58" w:type="dxa"/>
-              <w:end w:w="90" w:type="dxa"/>
+              <w:top w:w="80" w:type="dxa"/>
+              <w:start w:w="100" w:type="dxa"/>
+              <w:bottom w:w="80" w:type="dxa"/>
+              <w:end w:w="100" w:type="dxa"/>
             </w:tcMar>
           </w:tcPr>
           <w:p>
             <w:pPr>
               <w:pStyle w:val="Normal"/>
-              <w:spacing w:lineRule="auto" w:line="274" w:before="0" w:after="46"/>
+              <w:spacing w:lineRule="auto" w:line="269" w:before="0" w:after="70"/>
               <w:ind w:start="0" w:end="0"/>
               <w:jc w:val="left"/>
               <w:rPr/>
@@ -2859,16 +2858,16 @@
             <w:shd w:fill="F4F7FB" w:val="clear"/>
             <w:vAlign w:val="center"/>
             <w:tcMar>
-              <w:top w:w="58" w:type="dxa"/>
-              <w:start w:w="90" w:type="dxa"/>
-              <w:bottom w:w="58" w:type="dxa"/>
-              <w:end w:w="90" w:type="dxa"/>
+              <w:top w:w="80" w:type="dxa"/>
+              <w:start w:w="100" w:type="dxa"/>
+              <w:bottom w:w="80" w:type="dxa"/>
+              <w:end w:w="100" w:type="dxa"/>
             </w:tcMar>
           </w:tcPr>
           <w:p>
             <w:pPr>
               <w:pStyle w:val="Normal"/>
-              <w:spacing w:lineRule="auto" w:line="274" w:before="0" w:after="46"/>
+              <w:spacing w:lineRule="auto" w:line="269" w:before="0" w:after="70"/>
               <w:ind w:start="0" w:end="0"/>
               <w:jc w:val="left"/>
               <w:rPr/>
@@ -2902,16 +2901,16 @@
             <w:shd w:fill="FFFFFF" w:val="clear"/>
             <w:vAlign w:val="center"/>
             <w:tcMar>
-              <w:top w:w="58" w:type="dxa"/>
-              <w:start w:w="90" w:type="dxa"/>
-              <w:bottom w:w="58" w:type="dxa"/>
-              <w:end w:w="90" w:type="dxa"/>
+              <w:top w:w="80" w:type="dxa"/>
+              <w:start w:w="100" w:type="dxa"/>
+              <w:bottom w:w="80" w:type="dxa"/>
+              <w:end w:w="100" w:type="dxa"/>
             </w:tcMar>
           </w:tcPr>
           <w:p>
             <w:pPr>
               <w:pStyle w:val="Normal"/>
-              <w:spacing w:lineRule="auto" w:line="274" w:before="0" w:after="46"/>
+              <w:spacing w:lineRule="auto" w:line="269" w:before="0" w:after="70"/>
               <w:ind w:start="0" w:end="0"/>
               <w:jc w:val="left"/>
               <w:rPr/>
@@ -2939,16 +2938,16 @@
             <w:shd w:fill="FFFFFF" w:val="clear"/>
             <w:vAlign w:val="center"/>
             <w:tcMar>
-              <w:top w:w="58" w:type="dxa"/>
-              <w:start w:w="90" w:type="dxa"/>
-              <w:bottom w:w="58" w:type="dxa"/>
-              <w:end w:w="90" w:type="dxa"/>
+              <w:top w:w="80" w:type="dxa"/>
+              <w:start w:w="100" w:type="dxa"/>
+              <w:bottom w:w="80" w:type="dxa"/>
+              <w:end w:w="100" w:type="dxa"/>
             </w:tcMar>
           </w:tcPr>
           <w:p>
             <w:pPr>
               <w:pStyle w:val="Normal"/>
-              <w:spacing w:lineRule="auto" w:line="274" w:before="0" w:after="46"/>
+              <w:spacing w:lineRule="auto" w:line="269" w:before="0" w:after="70"/>
               <w:ind w:start="0" w:end="0"/>
               <w:jc w:val="left"/>
               <w:rPr/>
@@ -2982,16 +2981,16 @@
             <w:shd w:fill="F4F7FB" w:val="clear"/>
             <w:vAlign w:val="center"/>
             <w:tcMar>
-              <w:top w:w="58" w:type="dxa"/>
-              <w:start w:w="90" w:type="dxa"/>
-              <w:bottom w:w="58" w:type="dxa"/>
-              <w:end w:w="90" w:type="dxa"/>
+              <w:top w:w="80" w:type="dxa"/>
+              <w:start w:w="100" w:type="dxa"/>
+              <w:bottom w:w="80" w:type="dxa"/>
+              <w:end w:w="100" w:type="dxa"/>
             </w:tcMar>
           </w:tcPr>
           <w:p>
             <w:pPr>
               <w:pStyle w:val="Normal"/>
-              <w:spacing w:lineRule="auto" w:line="274" w:before="0" w:after="46"/>
+              <w:spacing w:lineRule="auto" w:line="269" w:before="0" w:after="70"/>
               <w:ind w:start="0" w:end="0"/>
               <w:jc w:val="left"/>
               <w:rPr/>
@@ -3019,16 +3018,16 @@
             <w:shd w:fill="F4F7FB" w:val="clear"/>
             <w:vAlign w:val="center"/>
             <w:tcMar>
-              <w:top w:w="58" w:type="dxa"/>
-              <w:start w:w="90" w:type="dxa"/>
-              <w:bottom w:w="58" w:type="dxa"/>
-              <w:end w:w="90" w:type="dxa"/>
+              <w:top w:w="80" w:type="dxa"/>
+              <w:start w:w="100" w:type="dxa"/>
+              <w:bottom w:w="80" w:type="dxa"/>
+              <w:end w:w="100" w:type="dxa"/>
             </w:tcMar>
           </w:tcPr>
           <w:p>
             <w:pPr>
               <w:pStyle w:val="Normal"/>
-              <w:spacing w:lineRule="auto" w:line="274" w:before="0" w:after="46"/>
+              <w:spacing w:lineRule="auto" w:line="269" w:before="0" w:after="70"/>
               <w:ind w:start="0" w:end="0"/>
               <w:jc w:val="left"/>
               <w:rPr/>
@@ -3098,16 +3097,16 @@
             <w:shd w:fill="FFFFFF" w:val="clear"/>
             <w:vAlign w:val="center"/>
             <w:tcMar>
-              <w:top w:w="58" w:type="dxa"/>
-              <w:start w:w="90" w:type="dxa"/>
-              <w:bottom w:w="58" w:type="dxa"/>
-              <w:end w:w="90" w:type="dxa"/>
+              <w:top w:w="80" w:type="dxa"/>
+              <w:start w:w="100" w:type="dxa"/>
+              <w:bottom w:w="80" w:type="dxa"/>
+              <w:end w:w="100" w:type="dxa"/>
             </w:tcMar>
           </w:tcPr>
           <w:p>
             <w:pPr>
               <w:pStyle w:val="Normal"/>
-              <w:spacing w:lineRule="auto" w:line="274" w:before="0" w:after="46"/>
+              <w:spacing w:lineRule="auto" w:line="269" w:before="0" w:after="70"/>
               <w:ind w:start="0" w:end="0"/>
               <w:jc w:val="left"/>
               <w:rPr/>
@@ -3135,16 +3134,16 @@
             <w:shd w:fill="FFFFFF" w:val="clear"/>
             <w:vAlign w:val="center"/>
             <w:tcMar>
-              <w:top w:w="58" w:type="dxa"/>
-              <w:start w:w="90" w:type="dxa"/>
-              <w:bottom w:w="58" w:type="dxa"/>
-              <w:end w:w="90" w:type="dxa"/>
+              <w:top w:w="80" w:type="dxa"/>
+              <w:start w:w="100" w:type="dxa"/>
+              <w:bottom w:w="80" w:type="dxa"/>
+              <w:end w:w="100" w:type="dxa"/>
             </w:tcMar>
           </w:tcPr>
           <w:p>
             <w:pPr>
               <w:pStyle w:val="Normal"/>
-              <w:spacing w:lineRule="auto" w:line="274" w:before="0" w:after="46"/>
+              <w:spacing w:lineRule="auto" w:line="269" w:before="0" w:after="70"/>
               <w:ind w:start="0" w:end="0"/>
               <w:jc w:val="left"/>
               <w:rPr/>
@@ -3178,16 +3177,16 @@
             <w:shd w:fill="F4F7FB" w:val="clear"/>
             <w:vAlign w:val="center"/>
             <w:tcMar>
-              <w:top w:w="58" w:type="dxa"/>
-              <w:start w:w="90" w:type="dxa"/>
-              <w:bottom w:w="58" w:type="dxa"/>
-              <w:end w:w="90" w:type="dxa"/>
+              <w:top w:w="80" w:type="dxa"/>
+              <w:start w:w="100" w:type="dxa"/>
+              <w:bottom w:w="80" w:type="dxa"/>
+              <w:end w:w="100" w:type="dxa"/>
             </w:tcMar>
           </w:tcPr>
           <w:p>
             <w:pPr>
               <w:pStyle w:val="Normal"/>
-              <w:spacing w:lineRule="auto" w:line="274" w:before="0" w:after="46"/>
+              <w:spacing w:lineRule="auto" w:line="269" w:before="0" w:after="70"/>
               <w:ind w:start="0" w:end="0"/>
               <w:jc w:val="left"/>
               <w:rPr/>
@@ -3215,16 +3214,16 @@
             <w:shd w:fill="F4F7FB" w:val="clear"/>
             <w:vAlign w:val="center"/>
             <w:tcMar>
-              <w:top w:w="58" w:type="dxa"/>
-              <w:start w:w="90" w:type="dxa"/>
-              <w:bottom w:w="58" w:type="dxa"/>
-              <w:end w:w="90" w:type="dxa"/>
+              <w:top w:w="80" w:type="dxa"/>
+              <w:start w:w="100" w:type="dxa"/>
+              <w:bottom w:w="80" w:type="dxa"/>
+              <w:end w:w="100" w:type="dxa"/>
             </w:tcMar>
           </w:tcPr>
           <w:p>
             <w:pPr>
               <w:pStyle w:val="Normal"/>
-              <w:spacing w:lineRule="auto" w:line="274" w:before="0" w:after="46"/>
+              <w:spacing w:lineRule="auto" w:line="269" w:before="0" w:after="70"/>
               <w:ind w:start="0" w:end="0"/>
               <w:jc w:val="left"/>
               <w:rPr/>
@@ -3375,6 +3374,7 @@
     <w:p>
       <w:pPr>
         <w:pStyle w:val="Heading1"/>
+        <w:pageBreakBefore/>
         <w:rPr/>
       </w:pPr>
       <w:bookmarkStart w:id="8" w:name="__RefHeading___Toc5555_1421710836"/>
@@ -3687,7 +3687,7 @@
         <w:rPr>
           <w:rFonts w:eastAsia="Noto Sans KR" w:ascii="Noto Sans KR" w:hAnsi="Noto Sans KR" w:cs="Noto Sans KR"/>
         </w:rPr>
-        <w:t>. @CpfTimeLimiter timeout</w:t>
+        <w:t>. @CpfTimeout timeout</w:t>
       </w:r>
       <w:r>
         <w:rPr>
@@ -3729,6 +3729,7 @@
     <w:p>
       <w:pPr>
         <w:pStyle w:val="Heading1"/>
+        <w:pageBreakBefore/>
         <w:rPr/>
       </w:pPr>
       <w:bookmarkStart w:id="12" w:name="__RefHeading___Toc5563_1421710836"/>
@@ -4035,6 +4036,7 @@
     <w:p>
       <w:pPr>
         <w:pStyle w:val="Heading1"/>
+        <w:pageBreakBefore/>
         <w:rPr/>
       </w:pPr>
       <w:bookmarkStart w:id="16" w:name="__RefHeading___Toc5571_1421710836"/>
@@ -4298,24 +4300,24 @@
             <w:tcW w:type="dxa" w:w="763872"/>
             <w:vAlign w:val="center"/>
             <w:tcMar>
-              <w:top w:w="70" w:type="dxa"/>
-              <w:start w:w="90" w:type="dxa"/>
-              <w:bottom w:w="70" w:type="dxa"/>
-              <w:end w:w="90" w:type="dxa"/>
+              <w:top w:w="80" w:type="dxa"/>
+              <w:start w:w="100" w:type="dxa"/>
+              <w:bottom w:w="80" w:type="dxa"/>
+              <w:end w:w="100" w:type="dxa"/>
             </w:tcMar>
             <w:shd w:fill="183B63" w:val="clear"/>
           </w:tcPr>
           <w:p>
             <w:pPr>
-              <w:spacing w:before="0" w:after="46" w:line="274" w:lineRule="auto"/>
+              <w:spacing w:before="0" w:after="70" w:line="269" w:lineRule="auto"/>
               <w:jc w:val="center"/>
             </w:pPr>
             <w:r>
               <w:rPr>
                 <w:rFonts w:ascii="Noto Sans KR" w:hAnsi="Noto Sans KR" w:eastAsia="Noto Sans KR" w:cs="Noto Sans KR"/>
                 <w:b/>
+                <w:sz w:val="19"/>
                 <w:color w:val="FFFFFF"/>
-                <w:sz w:val="18"/>
               </w:rPr>
               <w:t>검토 축</w:t>
             </w:r>
@@ -4326,24 +4328,24 @@
             <w:tcW w:type="dxa" w:w="3388590"/>
             <w:vAlign w:val="center"/>
             <w:tcMar>
-              <w:top w:w="70" w:type="dxa"/>
-              <w:start w:w="90" w:type="dxa"/>
-              <w:bottom w:w="70" w:type="dxa"/>
-              <w:end w:w="90" w:type="dxa"/>
+              <w:top w:w="80" w:type="dxa"/>
+              <w:start w:w="100" w:type="dxa"/>
+              <w:bottom w:w="80" w:type="dxa"/>
+              <w:end w:w="100" w:type="dxa"/>
             </w:tcMar>
             <w:shd w:fill="183B63" w:val="clear"/>
           </w:tcPr>
           <w:p>
             <w:pPr>
-              <w:spacing w:before="0" w:after="46" w:line="274" w:lineRule="auto"/>
+              <w:spacing w:before="0" w:after="70" w:line="269" w:lineRule="auto"/>
               <w:jc w:val="center"/>
             </w:pPr>
             <w:r>
               <w:rPr>
                 <w:rFonts w:ascii="Noto Sans KR" w:hAnsi="Noto Sans KR" w:eastAsia="Noto Sans KR" w:cs="Noto Sans KR"/>
                 <w:b/>
+                <w:sz w:val="19"/>
                 <w:color w:val="FFFFFF"/>
-                <w:sz w:val="18"/>
               </w:rPr>
               <w:t>리뷰에서 확인할 것</w:t>
             </w:r>
@@ -4354,24 +4356,24 @@
             <w:tcW w:type="dxa" w:w="2687758"/>
             <w:vAlign w:val="center"/>
             <w:tcMar>
-              <w:top w:w="70" w:type="dxa"/>
-              <w:start w:w="90" w:type="dxa"/>
-              <w:bottom w:w="70" w:type="dxa"/>
-              <w:end w:w="90" w:type="dxa"/>
+              <w:top w:w="80" w:type="dxa"/>
+              <w:start w:w="100" w:type="dxa"/>
+              <w:bottom w:w="80" w:type="dxa"/>
+              <w:end w:w="100" w:type="dxa"/>
             </w:tcMar>
             <w:shd w:fill="183B63" w:val="clear"/>
           </w:tcPr>
           <w:p>
             <w:pPr>
-              <w:spacing w:before="0" w:after="46" w:line="274" w:lineRule="auto"/>
+              <w:spacing w:before="0" w:after="70" w:line="269" w:lineRule="auto"/>
               <w:jc w:val="center"/>
             </w:pPr>
             <w:r>
               <w:rPr>
                 <w:rFonts w:ascii="Noto Sans KR" w:hAnsi="Noto Sans KR" w:eastAsia="Noto Sans KR" w:cs="Noto Sans KR"/>
                 <w:b/>
+                <w:sz w:val="19"/>
                 <w:color w:val="FFFFFF"/>
-                <w:sz w:val="18"/>
               </w:rPr>
               <w:t>반려 기준</w:t>
             </w:r>
@@ -4387,16 +4389,16 @@
             <w:tcW w:type="dxa" w:w="763872"/>
             <w:vAlign w:val="center"/>
             <w:tcMar>
-              <w:top w:w="58" w:type="dxa"/>
-              <w:start w:w="90" w:type="dxa"/>
-              <w:bottom w:w="58" w:type="dxa"/>
-              <w:end w:w="90" w:type="dxa"/>
+              <w:top w:w="80" w:type="dxa"/>
+              <w:start w:w="100" w:type="dxa"/>
+              <w:bottom w:w="80" w:type="dxa"/>
+              <w:end w:w="100" w:type="dxa"/>
             </w:tcMar>
             <w:shd w:fill="FFFFFF" w:val="clear"/>
           </w:tcPr>
           <w:p>
             <w:pPr>
-              <w:spacing w:before="0" w:after="46" w:line="274" w:lineRule="auto"/>
+              <w:spacing w:before="0" w:after="70" w:line="269" w:lineRule="auto"/>
               <w:jc w:val="left"/>
             </w:pPr>
             <w:r>
@@ -4414,16 +4416,16 @@
             <w:tcW w:type="dxa" w:w="3388590"/>
             <w:vAlign w:val="center"/>
             <w:tcMar>
-              <w:top w:w="58" w:type="dxa"/>
-              <w:start w:w="90" w:type="dxa"/>
-              <w:bottom w:w="58" w:type="dxa"/>
-              <w:end w:w="90" w:type="dxa"/>
+              <w:top w:w="80" w:type="dxa"/>
+              <w:start w:w="100" w:type="dxa"/>
+              <w:bottom w:w="80" w:type="dxa"/>
+              <w:end w:w="100" w:type="dxa"/>
             </w:tcMar>
             <w:shd w:fill="FFFFFF" w:val="clear"/>
           </w:tcPr>
           <w:p>
             <w:pPr>
-              <w:spacing w:before="0" w:after="46" w:line="274" w:lineRule="auto"/>
+              <w:spacing w:before="0" w:after="70" w:line="269" w:lineRule="auto"/>
               <w:jc w:val="left"/>
             </w:pPr>
             <w:r>
@@ -4441,16 +4443,16 @@
             <w:tcW w:type="dxa" w:w="2687758"/>
             <w:vAlign w:val="center"/>
             <w:tcMar>
-              <w:top w:w="58" w:type="dxa"/>
-              <w:start w:w="90" w:type="dxa"/>
-              <w:bottom w:w="58" w:type="dxa"/>
-              <w:end w:w="90" w:type="dxa"/>
+              <w:top w:w="80" w:type="dxa"/>
+              <w:start w:w="100" w:type="dxa"/>
+              <w:bottom w:w="80" w:type="dxa"/>
+              <w:end w:w="100" w:type="dxa"/>
             </w:tcMar>
             <w:shd w:fill="FFFFFF" w:val="clear"/>
           </w:tcPr>
           <w:p>
             <w:pPr>
-              <w:spacing w:before="0" w:after="46" w:line="274" w:lineRule="auto"/>
+              <w:spacing w:before="0" w:after="70" w:line="269" w:lineRule="auto"/>
               <w:jc w:val="left"/>
             </w:pPr>
             <w:r>
@@ -4473,16 +4475,16 @@
             <w:tcW w:type="dxa" w:w="763872"/>
             <w:vAlign w:val="center"/>
             <w:tcMar>
-              <w:top w:w="58" w:type="dxa"/>
-              <w:start w:w="90" w:type="dxa"/>
-              <w:bottom w:w="58" w:type="dxa"/>
-              <w:end w:w="90" w:type="dxa"/>
+              <w:top w:w="80" w:type="dxa"/>
+              <w:start w:w="100" w:type="dxa"/>
+              <w:bottom w:w="80" w:type="dxa"/>
+              <w:end w:w="100" w:type="dxa"/>
             </w:tcMar>
             <w:shd w:fill="F4F7FB" w:val="clear"/>
           </w:tcPr>
           <w:p>
             <w:pPr>
-              <w:spacing w:before="0" w:after="46" w:line="274" w:lineRule="auto"/>
+              <w:spacing w:before="0" w:after="70" w:line="269" w:lineRule="auto"/>
               <w:jc w:val="left"/>
             </w:pPr>
             <w:r>
@@ -4500,16 +4502,16 @@
             <w:tcW w:type="dxa" w:w="3388590"/>
             <w:vAlign w:val="center"/>
             <w:tcMar>
-              <w:top w:w="58" w:type="dxa"/>
-              <w:start w:w="90" w:type="dxa"/>
-              <w:bottom w:w="58" w:type="dxa"/>
-              <w:end w:w="90" w:type="dxa"/>
+              <w:top w:w="80" w:type="dxa"/>
+              <w:start w:w="100" w:type="dxa"/>
+              <w:bottom w:w="80" w:type="dxa"/>
+              <w:end w:w="100" w:type="dxa"/>
             </w:tcMar>
             <w:shd w:fill="F4F7FB" w:val="clear"/>
           </w:tcPr>
           <w:p>
             <w:pPr>
-              <w:spacing w:before="0" w:after="46" w:line="274" w:lineRule="auto"/>
+              <w:spacing w:before="0" w:after="70" w:line="269" w:lineRule="auto"/>
               <w:jc w:val="left"/>
             </w:pPr>
             <w:r>
@@ -4527,16 +4529,16 @@
             <w:tcW w:type="dxa" w:w="2687758"/>
             <w:vAlign w:val="center"/>
             <w:tcMar>
-              <w:top w:w="58" w:type="dxa"/>
-              <w:start w:w="90" w:type="dxa"/>
-              <w:bottom w:w="58" w:type="dxa"/>
-              <w:end w:w="90" w:type="dxa"/>
+              <w:top w:w="80" w:type="dxa"/>
+              <w:start w:w="100" w:type="dxa"/>
+              <w:bottom w:w="80" w:type="dxa"/>
+              <w:end w:w="100" w:type="dxa"/>
             </w:tcMar>
             <w:shd w:fill="F4F7FB" w:val="clear"/>
           </w:tcPr>
           <w:p>
             <w:pPr>
-              <w:spacing w:before="0" w:after="46" w:line="274" w:lineRule="auto"/>
+              <w:spacing w:before="0" w:after="70" w:line="269" w:lineRule="auto"/>
               <w:jc w:val="left"/>
             </w:pPr>
             <w:r>
@@ -4559,16 +4561,16 @@
             <w:tcW w:type="dxa" w:w="763872"/>
             <w:vAlign w:val="center"/>
             <w:tcMar>
-              <w:top w:w="58" w:type="dxa"/>
-              <w:start w:w="90" w:type="dxa"/>
-              <w:bottom w:w="58" w:type="dxa"/>
-              <w:end w:w="90" w:type="dxa"/>
+              <w:top w:w="80" w:type="dxa"/>
+              <w:start w:w="100" w:type="dxa"/>
+              <w:bottom w:w="80" w:type="dxa"/>
+              <w:end w:w="100" w:type="dxa"/>
             </w:tcMar>
             <w:shd w:fill="FFFFFF" w:val="clear"/>
           </w:tcPr>
           <w:p>
             <w:pPr>
-              <w:spacing w:before="0" w:after="46" w:line="274" w:lineRule="auto"/>
+              <w:spacing w:before="0" w:after="70" w:line="269" w:lineRule="auto"/>
               <w:jc w:val="left"/>
             </w:pPr>
             <w:r>
@@ -4586,16 +4588,16 @@
             <w:tcW w:type="dxa" w:w="3388590"/>
             <w:vAlign w:val="center"/>
             <w:tcMar>
-              <w:top w:w="58" w:type="dxa"/>
-              <w:start w:w="90" w:type="dxa"/>
-              <w:bottom w:w="58" w:type="dxa"/>
-              <w:end w:w="90" w:type="dxa"/>
+              <w:top w:w="80" w:type="dxa"/>
+              <w:start w:w="100" w:type="dxa"/>
+              <w:bottom w:w="80" w:type="dxa"/>
+              <w:end w:w="100" w:type="dxa"/>
             </w:tcMar>
             <w:shd w:fill="FFFFFF" w:val="clear"/>
           </w:tcPr>
           <w:p>
             <w:pPr>
-              <w:spacing w:before="0" w:after="46" w:line="274" w:lineRule="auto"/>
+              <w:spacing w:before="0" w:after="70" w:line="269" w:lineRule="auto"/>
               <w:jc w:val="left"/>
             </w:pPr>
             <w:r>
@@ -4613,16 +4615,16 @@
             <w:tcW w:type="dxa" w:w="2687758"/>
             <w:vAlign w:val="center"/>
             <w:tcMar>
-              <w:top w:w="58" w:type="dxa"/>
-              <w:start w:w="90" w:type="dxa"/>
-              <w:bottom w:w="58" w:type="dxa"/>
-              <w:end w:w="90" w:type="dxa"/>
+              <w:top w:w="80" w:type="dxa"/>
+              <w:start w:w="100" w:type="dxa"/>
+              <w:bottom w:w="80" w:type="dxa"/>
+              <w:end w:w="100" w:type="dxa"/>
             </w:tcMar>
             <w:shd w:fill="FFFFFF" w:val="clear"/>
           </w:tcPr>
           <w:p>
             <w:pPr>
-              <w:spacing w:before="0" w:after="46" w:line="274" w:lineRule="auto"/>
+              <w:spacing w:before="0" w:after="70" w:line="269" w:lineRule="auto"/>
               <w:jc w:val="left"/>
             </w:pPr>
             <w:r>
@@ -4645,16 +4647,16 @@
             <w:tcW w:type="dxa" w:w="763872"/>
             <w:vAlign w:val="center"/>
             <w:tcMar>
-              <w:top w:w="58" w:type="dxa"/>
-              <w:start w:w="90" w:type="dxa"/>
-              <w:bottom w:w="58" w:type="dxa"/>
-              <w:end w:w="90" w:type="dxa"/>
+              <w:top w:w="80" w:type="dxa"/>
+              <w:start w:w="100" w:type="dxa"/>
+              <w:bottom w:w="80" w:type="dxa"/>
+              <w:end w:w="100" w:type="dxa"/>
             </w:tcMar>
             <w:shd w:fill="F4F7FB" w:val="clear"/>
           </w:tcPr>
           <w:p>
             <w:pPr>
-              <w:spacing w:before="0" w:after="46" w:line="274" w:lineRule="auto"/>
+              <w:spacing w:before="0" w:after="70" w:line="269" w:lineRule="auto"/>
               <w:jc w:val="left"/>
             </w:pPr>
             <w:r>
@@ -4672,16 +4674,16 @@
             <w:tcW w:type="dxa" w:w="3388590"/>
             <w:vAlign w:val="center"/>
             <w:tcMar>
-              <w:top w:w="58" w:type="dxa"/>
-              <w:start w:w="90" w:type="dxa"/>
-              <w:bottom w:w="58" w:type="dxa"/>
-              <w:end w:w="90" w:type="dxa"/>
+              <w:top w:w="80" w:type="dxa"/>
+              <w:start w:w="100" w:type="dxa"/>
+              <w:bottom w:w="80" w:type="dxa"/>
+              <w:end w:w="100" w:type="dxa"/>
             </w:tcMar>
             <w:shd w:fill="F4F7FB" w:val="clear"/>
           </w:tcPr>
           <w:p>
             <w:pPr>
-              <w:spacing w:before="0" w:after="46" w:line="274" w:lineRule="auto"/>
+              <w:spacing w:before="0" w:after="70" w:line="269" w:lineRule="auto"/>
               <w:jc w:val="left"/>
             </w:pPr>
             <w:r>
@@ -4699,16 +4701,16 @@
             <w:tcW w:type="dxa" w:w="2687758"/>
             <w:vAlign w:val="center"/>
             <w:tcMar>
-              <w:top w:w="58" w:type="dxa"/>
-              <w:start w:w="90" w:type="dxa"/>
-              <w:bottom w:w="58" w:type="dxa"/>
-              <w:end w:w="90" w:type="dxa"/>
+              <w:top w:w="80" w:type="dxa"/>
+              <w:start w:w="100" w:type="dxa"/>
+              <w:bottom w:w="80" w:type="dxa"/>
+              <w:end w:w="100" w:type="dxa"/>
             </w:tcMar>
             <w:shd w:fill="F4F7FB" w:val="clear"/>
           </w:tcPr>
           <w:p>
             <w:pPr>
-              <w:spacing w:before="0" w:after="46" w:line="274" w:lineRule="auto"/>
+              <w:spacing w:before="0" w:after="70" w:line="269" w:lineRule="auto"/>
               <w:jc w:val="left"/>
             </w:pPr>
             <w:r>
@@ -4731,16 +4733,16 @@
             <w:tcW w:type="dxa" w:w="763872"/>
             <w:vAlign w:val="center"/>
             <w:tcMar>
-              <w:top w:w="58" w:type="dxa"/>
-              <w:start w:w="90" w:type="dxa"/>
-              <w:bottom w:w="58" w:type="dxa"/>
-              <w:end w:w="90" w:type="dxa"/>
+              <w:top w:w="80" w:type="dxa"/>
+              <w:start w:w="100" w:type="dxa"/>
+              <w:bottom w:w="80" w:type="dxa"/>
+              <w:end w:w="100" w:type="dxa"/>
             </w:tcMar>
             <w:shd w:fill="FFFFFF" w:val="clear"/>
           </w:tcPr>
           <w:p>
             <w:pPr>
-              <w:spacing w:before="0" w:after="46" w:line="274" w:lineRule="auto"/>
+              <w:spacing w:before="0" w:after="70" w:line="269" w:lineRule="auto"/>
               <w:jc w:val="left"/>
             </w:pPr>
             <w:r>
@@ -4758,16 +4760,16 @@
             <w:tcW w:type="dxa" w:w="3388590"/>
             <w:vAlign w:val="center"/>
             <w:tcMar>
-              <w:top w:w="58" w:type="dxa"/>
-              <w:start w:w="90" w:type="dxa"/>
-              <w:bottom w:w="58" w:type="dxa"/>
-              <w:end w:w="90" w:type="dxa"/>
+              <w:top w:w="80" w:type="dxa"/>
+              <w:start w:w="100" w:type="dxa"/>
+              <w:bottom w:w="80" w:type="dxa"/>
+              <w:end w:w="100" w:type="dxa"/>
             </w:tcMar>
             <w:shd w:fill="FFFFFF" w:val="clear"/>
           </w:tcPr>
           <w:p>
             <w:pPr>
-              <w:spacing w:before="0" w:after="46" w:line="274" w:lineRule="auto"/>
+              <w:spacing w:before="0" w:after="70" w:line="269" w:lineRule="auto"/>
               <w:jc w:val="left"/>
             </w:pPr>
             <w:r>
@@ -4785,16 +4787,16 @@
             <w:tcW w:type="dxa" w:w="2687758"/>
             <w:vAlign w:val="center"/>
             <w:tcMar>
-              <w:top w:w="58" w:type="dxa"/>
-              <w:start w:w="90" w:type="dxa"/>
-              <w:bottom w:w="58" w:type="dxa"/>
-              <w:end w:w="90" w:type="dxa"/>
+              <w:top w:w="80" w:type="dxa"/>
+              <w:start w:w="100" w:type="dxa"/>
+              <w:bottom w:w="80" w:type="dxa"/>
+              <w:end w:w="100" w:type="dxa"/>
             </w:tcMar>
             <w:shd w:fill="FFFFFF" w:val="clear"/>
           </w:tcPr>
           <w:p>
             <w:pPr>
-              <w:spacing w:before="0" w:after="46" w:line="274" w:lineRule="auto"/>
+              <w:spacing w:before="0" w:after="70" w:line="269" w:lineRule="auto"/>
               <w:jc w:val="left"/>
             </w:pPr>
             <w:r>
@@ -4817,16 +4819,16 @@
             <w:tcW w:type="dxa" w:w="763872"/>
             <w:vAlign w:val="center"/>
             <w:tcMar>
-              <w:top w:w="58" w:type="dxa"/>
-              <w:start w:w="90" w:type="dxa"/>
-              <w:bottom w:w="58" w:type="dxa"/>
-              <w:end w:w="90" w:type="dxa"/>
+              <w:top w:w="80" w:type="dxa"/>
+              <w:start w:w="100" w:type="dxa"/>
+              <w:bottom w:w="80" w:type="dxa"/>
+              <w:end w:w="100" w:type="dxa"/>
             </w:tcMar>
             <w:shd w:fill="F4F7FB" w:val="clear"/>
           </w:tcPr>
           <w:p>
             <w:pPr>
-              <w:spacing w:before="0" w:after="46" w:line="274" w:lineRule="auto"/>
+              <w:spacing w:before="0" w:after="70" w:line="269" w:lineRule="auto"/>
               <w:jc w:val="left"/>
             </w:pPr>
             <w:r>
@@ -4844,16 +4846,16 @@
             <w:tcW w:type="dxa" w:w="3388590"/>
             <w:vAlign w:val="center"/>
             <w:tcMar>
-              <w:top w:w="58" w:type="dxa"/>
-              <w:start w:w="90" w:type="dxa"/>
-              <w:bottom w:w="58" w:type="dxa"/>
-              <w:end w:w="90" w:type="dxa"/>
+              <w:top w:w="80" w:type="dxa"/>
+              <w:start w:w="100" w:type="dxa"/>
+              <w:bottom w:w="80" w:type="dxa"/>
+              <w:end w:w="100" w:type="dxa"/>
             </w:tcMar>
             <w:shd w:fill="F4F7FB" w:val="clear"/>
           </w:tcPr>
           <w:p>
             <w:pPr>
-              <w:spacing w:before="0" w:after="46" w:line="274" w:lineRule="auto"/>
+              <w:spacing w:before="0" w:after="70" w:line="269" w:lineRule="auto"/>
               <w:jc w:val="left"/>
             </w:pPr>
             <w:r>
@@ -4871,16 +4873,16 @@
             <w:tcW w:type="dxa" w:w="2687758"/>
             <w:vAlign w:val="center"/>
             <w:tcMar>
-              <w:top w:w="58" w:type="dxa"/>
-              <w:start w:w="90" w:type="dxa"/>
-              <w:bottom w:w="58" w:type="dxa"/>
-              <w:end w:w="90" w:type="dxa"/>
+              <w:top w:w="80" w:type="dxa"/>
+              <w:start w:w="100" w:type="dxa"/>
+              <w:bottom w:w="80" w:type="dxa"/>
+              <w:end w:w="100" w:type="dxa"/>
             </w:tcMar>
             <w:shd w:fill="F4F7FB" w:val="clear"/>
           </w:tcPr>
           <w:p>
             <w:pPr>
-              <w:spacing w:before="0" w:after="46" w:line="274" w:lineRule="auto"/>
+              <w:spacing w:before="0" w:after="70" w:line="269" w:lineRule="auto"/>
               <w:jc w:val="left"/>
             </w:pPr>
             <w:r>
@@ -4906,6 +4908,103 @@
         <w:rPr>
           <w:rFonts w:eastAsia="Noto Sans KR" w:ascii="Noto Sans KR" w:hAnsi="Noto Sans KR" w:cs="Noto Sans KR"/>
         </w:rPr>
+        <w:t>Source: cpf-docs/governance/CPF_FINAL_TARGET_REQUIREMENTS.md · cpf-docs/development/CPF_DEVELOPER_GOLDEN_PATH.md</w:t>
+      </w:r>
+    </w:p>
+    <w:p>
+      <w:pPr>
+        <w:pStyle w:val="Heading2"/>
+        <w:keepNext/>
+        <w:pageBreakBefore/>
+      </w:pPr>
+      <w:r>
+        <w:t>변경 전 사전 Gate</w:t>
+      </w:r>
+    </w:p>
+    <w:p>
+      <w:pPr>
+        <w:keepNext/>
+      </w:pPr>
+      <w:r>
+        <w:t>운영·DB·Batch 영향이 있는 변경은 Code Review 전에 영향 범위를 먼저 고정해 뒤늦은 누락을 줄입니다.</w:t>
+      </w:r>
+    </w:p>
+    <w:p>
+      <w:pPr>
+        <w:pStyle w:val="ListBullet"/>
+        <w:keepLines/>
+      </w:pPr>
+      <w:r>
+        <w:t>Owner Module과 실제 호출 Consumer를 함께 식별하고 Internal 직접 참조·역방향 Dependency가 없는지 확인합니다.</w:t>
+      </w:r>
+    </w:p>
+    <w:p>
+      <w:pPr>
+        <w:pStyle w:val="ListBullet"/>
+      </w:pPr>
+      <w:r>
+        <w:t>DB 변경이면 Oracle/PostgreSQL/MariaDB·Migration·Recovery·Generator까지, Batch 변경이면 Lease/Fencing/Checkpoint/Recovery까지 같은 변경 단위로 봅니다.</w:t>
+      </w:r>
+    </w:p>
+    <w:p>
+      <w:pPr>
+        <w:pStyle w:val="ListBullet"/>
+      </w:pPr>
+      <w:r>
+        <w:t>OpenAPI/Generated Client/Sample/EDU와 Runtime Test 중 영향을 받는 항목을 변경 시작 시점에 기록하고 미실행 항목은 완료로 바꾸지 않습니다.</w:t>
+      </w:r>
+    </w:p>
+    <w:p>
+      <w:pPr>
+        <w:pStyle w:val="Heading2"/>
+      </w:pPr>
+      <w:r>
+        <w:t>변경 완료 조건</w:t>
+      </w:r>
+    </w:p>
+    <w:p>
+      <w:pPr/>
+      <w:r>
+        <w:t>Review 표를 체크하는 데서 끝내지 않고 실제 Consumer와 실패·복구 경로까지 검증한 결과로 변경을 닫습니다.</w:t>
+      </w:r>
+    </w:p>
+    <w:p>
+      <w:pPr>
+        <w:pStyle w:val="ListBullet"/>
+      </w:pPr>
+      <w:r>
+        <w:t>직접 수정한 Module뿐 아니라 실제 호출 Consumer와 Runtime Test가 같은 계약으로 동작해야 합니다.</w:t>
+      </w:r>
+    </w:p>
+    <w:p>
+      <w:pPr>
+        <w:pStyle w:val="ListBullet"/>
+      </w:pPr>
+      <w:r>
+        <w:t>BUSINESS/TECHNICAL/UNKNOWN, Retry/Reconcile, 권한·감사, DB3·Generator 영향을 해당 변경 범위에서 확인합니다.</w:t>
+      </w:r>
+    </w:p>
+    <w:p>
+      <w:pPr>
+        <w:pStyle w:val="ListBullet"/>
+      </w:pPr>
+      <w:r>
+        <w:t>미실행 Test나 외부 환경 미검증 항목은 PASS로 바꾸지 않고 재실행 조건과 필요한 Evidence를 남깁니다.</w:t>
+      </w:r>
+    </w:p>
+    <w:p>
+      <w:pPr>
+        <w:pStyle w:val="ListBullet"/>
+      </w:pPr>
+      <w:r>
+        <w:t>최종 문서·OpenAPI·Generated Client·Sample/EDU가 최신 Source와 다른 설명을 남기지 않아야 합니다.</w:t>
+      </w:r>
+    </w:p>
+    <w:p>
+      <w:pPr>
+        <w:pStyle w:val="CPFSource"/>
+      </w:pPr>
+      <w:r>
         <w:t>Source: cpf-docs/governance/CPF_FINAL_TARGET_REQUIREMENTS.md · cpf-docs/development/CPF_DEVELOPER_GOLDEN_PATH.md</w:t>
       </w:r>
     </w:p>
@@ -6031,7 +6130,7 @@
     <w:pPr>
       <w:widowControl/>
       <w:bidi w:val="0"/>
-      <w:spacing w:lineRule="auto" w:line="312" w:before="0" w:after="180"/>
+      <w:spacing w:lineRule="auto" w:line="317" w:before="0" w:after="170"/>
       <w:jc w:val="start"/>
     </w:pPr>
     <w:rPr>
@@ -6055,7 +6154,7 @@
       <w:keepNext/>
       <w:keepLines/>
       <w:widowControl/>
-      <w:spacing w:lineRule="auto" w:line="259" w:before="1120" w:after="260"/>
+      <w:spacing w:lineRule="auto" w:line="259" w:before="1160" w:after="240"/>
       <w:outlineLvl w:val="0"/>
     </w:pPr>
     <w:rPr>
@@ -6080,7 +6179,7 @@
       <w:keepNext/>
       <w:keepLines/>
       <w:widowControl/>
-      <w:spacing w:lineRule="auto" w:line="259" w:before="640" w:after="170"/>
+      <w:spacing w:lineRule="auto" w:line="259" w:before="640" w:after="150"/>
       <w:ind w:start="113"/>
       <w:outlineLvl w:val="1"/>
     </w:pPr>
@@ -6106,7 +6205,7 @@
       <w:keepNext/>
       <w:keepLines/>
       <w:widowControl/>
-      <w:spacing w:lineRule="auto" w:line="264" w:before="420" w:after="130"/>
+      <w:spacing w:lineRule="auto" w:line="264" w:before="400" w:after="120"/>
       <w:ind w:start="255"/>
       <w:outlineLvl w:val="2"/>
     </w:pPr>
@@ -7207,7 +7306,7 @@
     <w:pPr>
       <w:keepNext w:val="false"/>
       <w:widowControl/>
-      <w:spacing w:lineRule="auto" w:line="324" w:before="0" w:after="220"/>
+      <w:spacing w:lineRule="auto" w:line="324" w:before="0" w:after="200"/>
     </w:pPr>
     <w:rPr>
       <w:rFonts w:ascii="Noto Sans KR" w:hAnsi="Noto Sans KR" w:eastAsia="Noto Sans KR" w:cs="Noto Sans KR"/>
@@ -7303,7 +7402,7 @@
       <w:keepNext/>
       <w:keepLines/>
       <w:widowControl/>
-      <w:spacing w:lineRule="auto" w:line="276" w:before="180" w:after="100"/>
+      <w:spacing w:lineRule="auto" w:line="276" w:before="180" w:after="120"/>
     </w:pPr>
     <w:rPr>
       <w:rFonts w:ascii="Noto Sans KR" w:hAnsi="Noto Sans KR" w:eastAsia="Noto Sans KR" w:cs="Noto Sans KR"/>
@@ -7319,7 +7418,7 @@
     <w:pPr>
       <w:keepNext w:val="true"/>
       <w:widowControl/>
-      <w:spacing w:lineRule="auto" w:line="288" w:before="0" w:after="140"/>
+      <w:spacing w:lineRule="auto" w:line="288" w:before="0" w:after="120"/>
     </w:pPr>
     <w:rPr>
       <w:rFonts w:ascii="Noto Sans KR" w:hAnsi="Noto Sans KR" w:eastAsia="Noto Sans KR" w:cs="Noto Sans KR"/>

--- a/cpf-docs/deliverables/기술표준서.docx
+++ b/cpf-docs/deliverables/기술표준서.docx
@@ -5006,6 +5006,234 @@
       </w:pPr>
       <w:r>
         <w:t>Source: cpf-docs/governance/CPF_FINAL_TARGET_REQUIREMENTS.md · cpf-docs/development/CPF_DEVELOPER_GOLDEN_PATH.md</w:t>
+      </w:r>
+    </w:p>
+    <w:p>
+      <w:pPr>
+        <w:pStyle w:val="Heading1"/>
+      </w:pPr>
+      <w:r>
+        <w:t>9 System6·Runtime Identity·직접 의존 금지</w:t>
+      </w:r>
+    </w:p>
+    <w:p>
+      <w:pPr>
+        <w:pStyle w:val="CPFSectionLead"/>
+      </w:pPr>
+      <w:r>
+        <w:t>호출·운영 식별자와 Owner Dependency를 혼합하지 않도록 Source Review에서 즉시 판정할 수 있는 MUST/MUST NOT을 명시합니다.</w:t>
+      </w:r>
+    </w:p>
+    <w:p>
+      <w:pPr>
+        <w:pStyle w:val="Heading2"/>
+      </w:pPr>
+      <w:r>
+        <w:t>System6 MUST</w:t>
+      </w:r>
+    </w:p>
+    <w:p>
+      <w:pPr>
+        <w:pStyle w:val="ListBullet"/>
+      </w:pPr>
+      <w:r>
+        <w:t>업무 Online Transaction의 Remote Boundary에서는 Canonical Header 6개를 Framework가 구성·검증합니다.</w:t>
+      </w:r>
+    </w:p>
+    <w:p>
+      <w:pPr>
+        <w:pStyle w:val="ListBullet"/>
+      </w:pPr>
+      <w:r>
+        <w:t>Original System은 최초 확정 후 불변이며 Caller/System/Target/Operation은 Hop에 맞게 갱신합니다.</w:t>
+      </w:r>
+    </w:p>
+    <w:p>
+      <w:pPr>
+        <w:pStyle w:val="ListBullet"/>
+      </w:pPr>
+      <w:r>
+        <w:t>필수값 누락·Target 불일치·Operation mismatch면 Controller 실행 전에 거부합니다.</w:t>
+      </w:r>
+    </w:p>
+    <w:p>
+      <w:pPr>
+        <w:pStyle w:val="Heading2"/>
+      </w:pPr>
+      <w:r>
+        <w:t>Runtime Identity MUST</w:t>
+      </w:r>
+    </w:p>
+    <w:p>
+      <w:pPr>
+        <w:pStyle w:val="ListBullet"/>
+      </w:pPr>
+      <w:r>
+        <w:t>instanceId는 explicit 설정 → 환경변수 → Hostname 순으로 결정하고 Process 생명주기 동안 불변으로 사용합니다.</w:t>
+      </w:r>
+    </w:p>
+    <w:p>
+      <w:pPr>
+        <w:pStyle w:val="ListBullet"/>
+      </w:pPr>
+      <w:r>
+        <w:t>instanceId를 Canonical Header에 넣지 않습니다.</w:t>
+      </w:r>
+    </w:p>
+    <w:p>
+      <w:pPr>
+        <w:pStyle w:val="ListBullet"/>
+      </w:pPr>
+      <w:r>
+        <w:t>localhost/127.0.0.1/unknown/Domain명/SystemCode를 Instance fallback으로 사용하지 않습니다.</w:t>
+      </w:r>
+    </w:p>
+    <w:p>
+      <w:pPr>
+        <w:pStyle w:val="Heading2"/>
+      </w:pPr>
+      <w:r>
+        <w:t>Dependency MUST NOT</w:t>
+      </w:r>
+    </w:p>
+    <w:p>
+      <w:pPr>
+        <w:pStyle w:val="ListBullet"/>
+      </w:pPr>
+      <w:r>
+        <w:t>Generated Domain이 Internal Leaf/Provider 구현을 직접 의존하지 않습니다.</w:t>
+      </w:r>
+    </w:p>
+    <w:p>
+      <w:pPr>
+        <w:pStyle w:val="ListBullet"/>
+      </w:pPr>
+      <w:r>
+        <w:t>cpf-backoffice가 다른 Business Domain DB/Repository를 직접 읽지 않습니다.</w:t>
+      </w:r>
+    </w:p>
+    <w:p>
+      <w:pPr>
+        <w:pStyle w:val="ListBullet"/>
+      </w:pPr>
+      <w:r>
+        <w:t>Same JVM Domain 호출을 self-HTTP로 우회하지 않습니다.</w:t>
+      </w:r>
+    </w:p>
+    <w:p>
+      <w:pPr>
+        <w:pStyle w:val="ListBullet"/>
+      </w:pPr>
+      <w:r>
+        <w:t>관리 API에 업무 System6/Operation Policy를 기계적으로 강제하지 않습니다.</w:t>
+      </w:r>
+    </w:p>
+    <w:p>
+      <w:pPr>
+        <w:pStyle w:val="Heading2"/>
+        <w:spacing w:before="320" w:after="120"/>
+      </w:pPr>
+      <w:r>
+        <w:t>Code Review 확인 순서</w:t>
+      </w:r>
+    </w:p>
+    <w:p>
+      <w:pPr>
+        <w:pStyle w:val="ListBullet"/>
+        <w:spacing w:after="60" w:line="276" w:lineRule="auto"/>
+      </w:pPr>
+      <w:r>
+        <w:t>먼저 Owner Module과 실제 Consumer를 확인하고 Public API/Starter를 우회한 Internal 직접 의존이 없는지 확인합니다.</w:t>
+      </w:r>
+    </w:p>
+    <w:p>
+      <w:pPr>
+        <w:pStyle w:val="ListBullet"/>
+        <w:spacing w:after="60" w:line="276" w:lineRule="auto"/>
+      </w:pPr>
+      <w:r>
+        <w:t>Remote Boundary에서는 Canonical Header 6개와 Caller/Target/Operation 갱신 규칙이 적용되는지 확인합니다.</w:t>
+      </w:r>
+    </w:p>
+    <w:p>
+      <w:pPr>
+        <w:pStyle w:val="ListBullet"/>
+        <w:spacing w:after="60" w:line="276" w:lineRule="auto"/>
+      </w:pPr>
+      <w:r>
+        <w:t>Runtime 식별자는 instanceId와 업무 System6를 분리하고 Hostname fallback 외 임의 localhost·Domain명·SystemCode fallback을 만들지 않습니다.</w:t>
+      </w:r>
+    </w:p>
+    <w:p>
+      <w:pPr>
+        <w:pStyle w:val="ListBullet"/>
+        <w:spacing w:after="60" w:line="276" w:lineRule="auto"/>
+      </w:pPr>
+      <w:r>
+        <w:t>Same JVM 호출을 self-HTTP로 우회하거나 Gateway를 내부 Domain 호출의 중앙 허브로 만들지 않습니다.</w:t>
+      </w:r>
+    </w:p>
+    <w:p>
+      <w:pPr>
+        <w:pStyle w:val="ListBullet"/>
+        <w:spacing w:after="60" w:line="276" w:lineRule="auto"/>
+      </w:pPr>
+      <w:r>
+        <w:t>Backoffice·ADM·Gateway 같은 관리/운영 경계에 업무 Online Transaction 계약을 기계적으로 강제하지 않습니다.</w:t>
+      </w:r>
+    </w:p>
+    <w:p>
+      <w:pPr>
+        <w:pStyle w:val="ListBullet"/>
+        <w:spacing w:after="60" w:line="276" w:lineRule="auto"/>
+      </w:pPr>
+      <w:r>
+        <w:t>위반이 발견되면 해당 Source뿐 아니라 Starter·Generator·Sample·OpenAPI·Test 등 같은 계약을 소비하는 범위를 함께 재검토합니다.</w:t>
+      </w:r>
+    </w:p>
+    <w:p>
+      <w:pPr>
+        <w:pStyle w:val="Heading2"/>
+        <w:spacing w:before="320" w:after="120"/>
+      </w:pPr>
+      <w:r>
+        <w:t>변경 유형별 영향범위 확인</w:t>
+      </w:r>
+    </w:p>
+    <w:p>
+      <w:pPr>
+        <w:pStyle w:val="ListBullet"/>
+        <w:spacing w:after="80" w:line="288" w:lineRule="auto"/>
+      </w:pPr>
+      <w:r>
+        <w:t>Public API·Starter·Profile 변경은 Consumer, Generator Template, Generated 결과, Sample/EDU, OpenAPI와 회귀 Test까지 같은 변경 단위로 확인합니다.</w:t>
+      </w:r>
+    </w:p>
+    <w:p>
+      <w:pPr>
+        <w:pStyle w:val="ListBullet"/>
+        <w:spacing w:after="80" w:line="288" w:lineRule="auto"/>
+      </w:pPr>
+      <w:r>
+        <w:t>Header·Context·Runtime Identity 변경은 Gateway/Domain/Batch/ADM의 경계와 Trace·Audit·Recovery 식별자까지 함께 확인합니다.</w:t>
+      </w:r>
+    </w:p>
+    <w:p>
+      <w:pPr>
+        <w:pStyle w:val="ListBullet"/>
+        <w:spacing w:after="80" w:line="288" w:lineRule="auto"/>
+      </w:pPr>
+      <w:r>
+        <w:t>DB·Persistence 변경은 Canonical Schema, Vendor3, Migration, Seed, Runtime Query, Generator와 Rollback/Recovery를 함께 검토합니다.</w:t>
+      </w:r>
+    </w:p>
+    <w:p>
+      <w:pPr>
+        <w:pStyle w:val="ListBullet"/>
+        <w:spacing w:after="80" w:line="288" w:lineRule="auto"/>
+      </w:pPr>
+      <w:r>
+        <w:t>Security·Approval·Audit 변경은 권한 판단뿐 아니라 승인·사유·실행 결과·Masking·Secret 경계를 함께 확인합니다.</w:t>
       </w:r>
     </w:p>
     <w:sectPr>
